--- a/高中物理/高中物理同步/人教版必修3 第12章 电能 能量守恒定律·简单卷（10题）.docx
+++ b/高中物理/高中物理同步/人教版必修3 第12章 电能 能量守恒定律·简单卷（10题）.docx
@@ -81,7 +81,7 @@
         <w:spacing w:line="300" w:lineRule="multiple" w:before="0" w:after="0"/>
         <w:jc w:val="left"/>
         <w:rPr>
-          <w:rFonts w:eastAsia="Times New Roman"/>
+          <w:rFonts w:eastAsia="宋体"/>
           <w:i/>
           <w:sz w:val="21"/>
           <w:szCs w:val="21"/>
@@ -186,7 +186,7 @@
         <w:spacing w:line="300" w:lineRule="multiple" w:before="0" w:after="0"/>
         <w:jc w:val="left"/>
         <w:rPr>
-          <w:rFonts w:eastAsia="Times New Roman"/>
+          <w:rFonts w:eastAsia="宋体"/>
           <w:i/>
           <w:sz w:val="21"/>
           <w:szCs w:val="21"/>
@@ -452,7 +452,7 @@
         <w:spacing w:line="300" w:lineRule="multiple" w:before="0" w:after="0"/>
         <w:jc w:val="left"/>
         <w:rPr>
-          <w:rFonts w:eastAsia="Times New Roman"/>
+          <w:rFonts w:eastAsia="宋体"/>
           <w:i/>
           <w:sz w:val="21"/>
           <w:szCs w:val="21"/>
@@ -480,7 +480,7 @@
         <w:spacing w:line="300" w:lineRule="multiple" w:before="0" w:after="0"/>
         <w:jc w:val="left"/>
         <w:rPr>
-          <w:rFonts w:eastAsia="Times New Roman"/>
+          <w:rFonts w:eastAsia="宋体"/>
           <w:i/>
           <w:sz w:val="21"/>
           <w:szCs w:val="21"/>
@@ -532,7 +532,7 @@
           <m:fPr>
             <m:ctrlPr>
               <w:rPr>
-                <w:rFonts w:ascii="Cambria Math" w:hAnsi="Cambria Math"/>
+                <w:rFonts w:ascii="Times New Roman" w:hAnsi="Times New Roman"/>
               </w:rPr>
             </m:ctrlPr>
           </m:fPr>
@@ -541,14 +541,14 @@
               <m:sSupPr>
                 <m:ctrlPr>
                   <w:rPr>
-                    <w:rFonts w:ascii="Cambria Math" w:hAnsi="Cambria Math"/>
+                    <w:rFonts w:ascii="Times New Roman" w:hAnsi="Times New Roman"/>
                   </w:rPr>
                 </m:ctrlPr>
               </m:sSupPr>
               <m:e>
                 <m:r>
                   <w:rPr>
-                    <w:rFonts w:ascii="Cambria Math" w:hAnsi="Cambria Math" w:cs="Cambria Math"/>
+                    <w:rFonts w:ascii="Times New Roman" w:hAnsi="Times New Roman" w:cs="Cambria Math"/>
                   </w:rPr>
                   <m:t>U</m:t>
                 </m:r>
@@ -556,7 +556,7 @@
               <m:sup>
                 <m:r>
                   <w:rPr>
-                    <w:rFonts w:ascii="Cambria Math" w:hAnsi="Cambria Math" w:cs="Cambria Math"/>
+                    <w:rFonts w:ascii="Times New Roman" w:hAnsi="Times New Roman" w:cs="Cambria Math"/>
                   </w:rPr>
                   <m:t>2</m:t>
                 </m:r>
@@ -566,7 +566,7 @@
           <m:den>
             <m:r>
               <w:rPr>
-                <w:rFonts w:ascii="Cambria Math" w:hAnsi="Cambria Math" w:cs="Cambria Math"/>
+                <w:rFonts w:ascii="Times New Roman" w:hAnsi="Times New Roman" w:cs="Cambria Math"/>
               </w:rPr>
               <m:t>R</m:t>
             </m:r>
@@ -587,7 +587,7 @@
         <w:spacing w:line="300" w:lineRule="multiple" w:before="0" w:after="0"/>
         <w:jc w:val="left"/>
         <w:rPr>
-          <w:rFonts w:eastAsia="Times New Roman"/>
+          <w:rFonts w:eastAsia="宋体"/>
           <w:i/>
           <w:sz w:val="21"/>
           <w:szCs w:val="21"/>
@@ -853,7 +853,7 @@
         <w:spacing w:line="300" w:lineRule="multiple" w:before="0" w:after="0"/>
         <w:jc w:val="left"/>
         <w:rPr>
-          <w:rFonts w:eastAsia="Times New Roman"/>
+          <w:rFonts w:eastAsia="宋体"/>
           <w:i/>
           <w:sz w:val="21"/>
           <w:szCs w:val="21"/>
@@ -881,7 +881,7 @@
         <w:spacing w:line="300" w:lineRule="multiple" w:before="0" w:after="0"/>
         <w:jc w:val="left"/>
         <w:rPr>
-          <w:rFonts w:eastAsia="Times New Roman"/>
+          <w:rFonts w:eastAsia="宋体"/>
           <w:i/>
           <w:sz w:val="21"/>
           <w:szCs w:val="21"/>
@@ -1838,7 +1838,7 @@
       <m:oMath>
         <m:r>
           <w:rPr>
-            <w:rFonts w:ascii="Cambria Math" w:hAnsi="Cambria Math" w:cs="Cambria Math"/>
+            <w:rFonts w:ascii="Times New Roman" w:hAnsi="Times New Roman" w:cs="Cambria Math"/>
           </w:rPr>
           <m:t>R=</m:t>
         </m:r>
@@ -1846,14 +1846,14 @@
           <m:sSubPr>
             <m:ctrlPr>
               <w:rPr>
-                <w:rFonts w:ascii="Cambria Math" w:hAnsi="Cambria Math"/>
+                <w:rFonts w:ascii="Times New Roman" w:hAnsi="Times New Roman"/>
               </w:rPr>
             </m:ctrlPr>
           </m:sSubPr>
           <m:e>
             <m:r>
               <w:rPr>
-                <w:rFonts w:ascii="Cambria Math" w:hAnsi="Cambria Math" w:cs="Cambria Math"/>
+                <w:rFonts w:ascii="Times New Roman" w:hAnsi="Times New Roman" w:cs="Cambria Math"/>
               </w:rPr>
               <m:t>R</m:t>
             </m:r>
@@ -1861,7 +1861,7 @@
           <m:sub>
             <m:r>
               <w:rPr>
-                <w:rFonts w:ascii="Cambria Math" w:hAnsi="Cambria Math" w:cs="Cambria Math"/>
+                <w:rFonts w:ascii="Times New Roman" w:hAnsi="Times New Roman" w:cs="Cambria Math"/>
               </w:rPr>
               <m:t>3</m:t>
             </m:r>
@@ -1869,7 +1869,7 @@
         </m:sSub>
         <m:r>
           <w:rPr>
-            <w:rFonts w:ascii="Cambria Math" w:hAnsi="Cambria Math" w:cs="Cambria Math"/>
+            <w:rFonts w:ascii="Times New Roman" w:hAnsi="Times New Roman" w:cs="Cambria Math"/>
           </w:rPr>
           <m:t>+</m:t>
         </m:r>
@@ -1877,7 +1877,7 @@
           <m:fPr>
             <m:ctrlPr>
               <w:rPr>
-                <w:rFonts w:ascii="Cambria Math" w:hAnsi="Cambria Math"/>
+                <w:rFonts w:ascii="Times New Roman" w:hAnsi="Times New Roman"/>
               </w:rPr>
             </m:ctrlPr>
           </m:fPr>
@@ -1886,14 +1886,14 @@
               <m:sSubPr>
                 <m:ctrlPr>
                   <w:rPr>
-                    <w:rFonts w:ascii="Cambria Math" w:hAnsi="Cambria Math"/>
+                    <w:rFonts w:ascii="Times New Roman" w:hAnsi="Times New Roman"/>
                   </w:rPr>
                 </m:ctrlPr>
               </m:sSubPr>
               <m:e>
                 <m:r>
                   <w:rPr>
-                    <w:rFonts w:ascii="Cambria Math" w:hAnsi="Cambria Math" w:cs="Cambria Math"/>
+                    <w:rFonts w:ascii="Times New Roman" w:hAnsi="Times New Roman" w:cs="Cambria Math"/>
                   </w:rPr>
                   <m:t>R</m:t>
                 </m:r>
@@ -1901,7 +1901,7 @@
               <m:sub>
                 <m:r>
                   <w:rPr>
-                    <w:rFonts w:ascii="Cambria Math" w:hAnsi="Cambria Math" w:cs="Cambria Math"/>
+                    <w:rFonts w:ascii="Times New Roman" w:hAnsi="Times New Roman" w:cs="Cambria Math"/>
                   </w:rPr>
                   <m:t>1</m:t>
                 </m:r>
@@ -1911,14 +1911,14 @@
               <m:sSubPr>
                 <m:ctrlPr>
                   <w:rPr>
-                    <w:rFonts w:ascii="Cambria Math" w:hAnsi="Cambria Math"/>
+                    <w:rFonts w:ascii="Times New Roman" w:hAnsi="Times New Roman"/>
                   </w:rPr>
                 </m:ctrlPr>
               </m:sSubPr>
               <m:e>
                 <m:r>
                   <w:rPr>
-                    <w:rFonts w:ascii="Cambria Math" w:hAnsi="Cambria Math" w:cs="Cambria Math"/>
+                    <w:rFonts w:ascii="Times New Roman" w:hAnsi="Times New Roman" w:cs="Cambria Math"/>
                   </w:rPr>
                   <m:t>R</m:t>
                 </m:r>
@@ -1926,7 +1926,7 @@
               <m:sub>
                 <m:r>
                   <w:rPr>
-                    <w:rFonts w:ascii="Cambria Math" w:hAnsi="Cambria Math" w:cs="Cambria Math"/>
+                    <w:rFonts w:ascii="Times New Roman" w:hAnsi="Times New Roman" w:cs="Cambria Math"/>
                   </w:rPr>
                   <m:t>2</m:t>
                 </m:r>
@@ -1938,14 +1938,14 @@
               <m:sSubPr>
                 <m:ctrlPr>
                   <w:rPr>
-                    <w:rFonts w:ascii="Cambria Math" w:hAnsi="Cambria Math"/>
+                    <w:rFonts w:ascii="Times New Roman" w:hAnsi="Times New Roman"/>
                   </w:rPr>
                 </m:ctrlPr>
               </m:sSubPr>
               <m:e>
                 <m:r>
                   <w:rPr>
-                    <w:rFonts w:ascii="Cambria Math" w:hAnsi="Cambria Math" w:cs="Cambria Math"/>
+                    <w:rFonts w:ascii="Times New Roman" w:hAnsi="Times New Roman" w:cs="Cambria Math"/>
                   </w:rPr>
                   <m:t>R</m:t>
                 </m:r>
@@ -1953,7 +1953,7 @@
               <m:sub>
                 <m:r>
                   <w:rPr>
-                    <w:rFonts w:ascii="Cambria Math" w:hAnsi="Cambria Math" w:cs="Cambria Math"/>
+                    <w:rFonts w:ascii="Times New Roman" w:hAnsi="Times New Roman" w:cs="Cambria Math"/>
                   </w:rPr>
                   <m:t>1</m:t>
                 </m:r>
@@ -1961,7 +1961,7 @@
             </m:sSub>
             <m:r>
               <w:rPr>
-                <w:rFonts w:ascii="Cambria Math" w:hAnsi="Cambria Math" w:cs="Cambria Math"/>
+                <w:rFonts w:ascii="Times New Roman" w:hAnsi="Times New Roman" w:cs="Cambria Math"/>
               </w:rPr>
               <m:t>+</m:t>
             </m:r>
@@ -1969,14 +1969,14 @@
               <m:sSubPr>
                 <m:ctrlPr>
                   <w:rPr>
-                    <w:rFonts w:ascii="Cambria Math" w:hAnsi="Cambria Math"/>
+                    <w:rFonts w:ascii="Times New Roman" w:hAnsi="Times New Roman"/>
                   </w:rPr>
                 </m:ctrlPr>
               </m:sSubPr>
               <m:e>
                 <m:r>
                   <w:rPr>
-                    <w:rFonts w:ascii="Cambria Math" w:hAnsi="Cambria Math" w:cs="Cambria Math"/>
+                    <w:rFonts w:ascii="Times New Roman" w:hAnsi="Times New Roman" w:cs="Cambria Math"/>
                   </w:rPr>
                   <m:t>R</m:t>
                 </m:r>
@@ -1984,7 +1984,7 @@
               <m:sub>
                 <m:r>
                   <w:rPr>
-                    <w:rFonts w:ascii="Cambria Math" w:hAnsi="Cambria Math" w:cs="Cambria Math"/>
+                    <w:rFonts w:ascii="Times New Roman" w:hAnsi="Times New Roman" w:cs="Cambria Math"/>
                   </w:rPr>
                   <m:t>2</m:t>
                 </m:r>
@@ -1994,7 +1994,7 @@
         </m:f>
         <m:r>
           <w:rPr>
-            <w:rFonts w:ascii="Cambria Math" w:hAnsi="Cambria Math" w:cs="Cambria Math"/>
+            <w:rFonts w:ascii="Times New Roman" w:hAnsi="Times New Roman" w:cs="Cambria Math"/>
           </w:rPr>
           <m:t>=6</m:t>
         </m:r>
@@ -2003,7 +2003,7 @@
             <m:sty m:val="p"/>
           </m:rPr>
           <w:rPr>
-            <w:rFonts w:ascii="Cambria Math" w:hAnsi="Cambria Math" w:cs="Cambria Math"/>
+            <w:rFonts w:ascii="Times New Roman" w:hAnsi="Times New Roman" w:cs="Cambria Math"/>
           </w:rPr>
           <m:t>Ω</m:t>
         </m:r>
@@ -2030,7 +2030,7 @@
       <m:oMath>
         <m:r>
           <w:rPr>
-            <w:rFonts w:ascii="Cambria Math" w:hAnsi="Cambria Math" w:cs="Cambria Math"/>
+            <w:rFonts w:ascii="Times New Roman" w:hAnsi="Times New Roman" w:cs="Cambria Math"/>
           </w:rPr>
           <m:t>I=</m:t>
         </m:r>
@@ -2038,14 +2038,14 @@
           <m:fPr>
             <m:ctrlPr>
               <w:rPr>
-                <w:rFonts w:ascii="Cambria Math" w:hAnsi="Cambria Math"/>
+                <w:rFonts w:ascii="Times New Roman" w:hAnsi="Times New Roman"/>
               </w:rPr>
             </m:ctrlPr>
           </m:fPr>
           <m:num>
             <m:r>
               <w:rPr>
-                <w:rFonts w:ascii="Cambria Math" w:hAnsi="Cambria Math" w:cs="Cambria Math"/>
+                <w:rFonts w:ascii="Times New Roman" w:hAnsi="Times New Roman" w:cs="Cambria Math"/>
               </w:rPr>
               <m:t>U</m:t>
             </m:r>
@@ -2053,7 +2053,7 @@
           <m:den>
             <m:r>
               <w:rPr>
-                <w:rFonts w:ascii="Cambria Math" w:hAnsi="Cambria Math" w:cs="Cambria Math"/>
+                <w:rFonts w:ascii="Times New Roman" w:hAnsi="Times New Roman" w:cs="Cambria Math"/>
               </w:rPr>
               <m:t>R</m:t>
             </m:r>
@@ -2061,7 +2061,7 @@
         </m:f>
         <m:r>
           <w:rPr>
-            <w:rFonts w:ascii="Cambria Math" w:hAnsi="Cambria Math" w:cs="Cambria Math"/>
+            <w:rFonts w:ascii="Times New Roman" w:hAnsi="Times New Roman" w:cs="Cambria Math"/>
           </w:rPr>
           <m:t>=1.5</m:t>
         </m:r>
@@ -2070,7 +2070,7 @@
             <m:sty m:val="p"/>
           </m:rPr>
           <w:rPr>
-            <w:rFonts w:ascii="Cambria Math" w:hAnsi="Cambria Math" w:cs="Cambria Math"/>
+            <w:rFonts w:ascii="Times New Roman" w:hAnsi="Times New Roman" w:cs="Cambria Math"/>
           </w:rPr>
           <m:t>A</m:t>
         </m:r>
@@ -2197,14 +2197,14 @@
           <m:sSubPr>
             <m:ctrlPr>
               <w:rPr>
-                <w:rFonts w:ascii="Cambria Math" w:hAnsi="Cambria Math"/>
+                <w:rFonts w:ascii="Times New Roman" w:hAnsi="Times New Roman"/>
               </w:rPr>
             </m:ctrlPr>
           </m:sSubPr>
           <m:e>
             <m:r>
               <w:rPr>
-                <w:rFonts w:ascii="Cambria Math" w:hAnsi="Cambria Math" w:cs="Cambria Math"/>
+                <w:rFonts w:ascii="Times New Roman" w:hAnsi="Times New Roman" w:cs="Cambria Math"/>
               </w:rPr>
               <m:t>U</m:t>
             </m:r>
@@ -2215,7 +2215,7 @@
                 <m:sty m:val="p"/>
               </m:rPr>
               <w:rPr>
-                <w:rFonts w:ascii="Cambria Math" w:hAnsi="Cambria Math" w:cs="Cambria Math"/>
+                <w:rFonts w:ascii="Times New Roman" w:hAnsi="Times New Roman" w:cs="Cambria Math"/>
               </w:rPr>
               <m:t>并</m:t>
             </m:r>
@@ -2223,7 +2223,7 @@
         </m:sSub>
         <m:r>
           <w:rPr>
-            <w:rFonts w:ascii="Cambria Math" w:hAnsi="Cambria Math" w:cs="Cambria Math"/>
+            <w:rFonts w:ascii="Times New Roman" w:hAnsi="Times New Roman" w:cs="Cambria Math"/>
           </w:rPr>
           <m:t>=I</m:t>
         </m:r>
@@ -2231,7 +2231,7 @@
           <m:fPr>
             <m:ctrlPr>
               <w:rPr>
-                <w:rFonts w:ascii="Cambria Math" w:hAnsi="Cambria Math"/>
+                <w:rFonts w:ascii="Times New Roman" w:hAnsi="Times New Roman"/>
               </w:rPr>
             </m:ctrlPr>
           </m:fPr>
@@ -2240,14 +2240,14 @@
               <m:sSubPr>
                 <m:ctrlPr>
                   <w:rPr>
-                    <w:rFonts w:ascii="Cambria Math" w:hAnsi="Cambria Math"/>
+                    <w:rFonts w:ascii="Times New Roman" w:hAnsi="Times New Roman"/>
                   </w:rPr>
                 </m:ctrlPr>
               </m:sSubPr>
               <m:e>
                 <m:r>
                   <w:rPr>
-                    <w:rFonts w:ascii="Cambria Math" w:hAnsi="Cambria Math" w:cs="Cambria Math"/>
+                    <w:rFonts w:ascii="Times New Roman" w:hAnsi="Times New Roman" w:cs="Cambria Math"/>
                   </w:rPr>
                   <m:t>R</m:t>
                 </m:r>
@@ -2255,7 +2255,7 @@
               <m:sub>
                 <m:r>
                   <w:rPr>
-                    <w:rFonts w:ascii="Cambria Math" w:hAnsi="Cambria Math" w:cs="Cambria Math"/>
+                    <w:rFonts w:ascii="Times New Roman" w:hAnsi="Times New Roman" w:cs="Cambria Math"/>
                   </w:rPr>
                   <m:t>1</m:t>
                 </m:r>
@@ -2265,14 +2265,14 @@
               <m:sSubPr>
                 <m:ctrlPr>
                   <w:rPr>
-                    <w:rFonts w:ascii="Cambria Math" w:hAnsi="Cambria Math"/>
+                    <w:rFonts w:ascii="Times New Roman" w:hAnsi="Times New Roman"/>
                   </w:rPr>
                 </m:ctrlPr>
               </m:sSubPr>
               <m:e>
                 <m:r>
                   <w:rPr>
-                    <w:rFonts w:ascii="Cambria Math" w:hAnsi="Cambria Math" w:cs="Cambria Math"/>
+                    <w:rFonts w:ascii="Times New Roman" w:hAnsi="Times New Roman" w:cs="Cambria Math"/>
                   </w:rPr>
                   <m:t>R</m:t>
                 </m:r>
@@ -2280,7 +2280,7 @@
               <m:sub>
                 <m:r>
                   <w:rPr>
-                    <w:rFonts w:ascii="Cambria Math" w:hAnsi="Cambria Math" w:cs="Cambria Math"/>
+                    <w:rFonts w:ascii="Times New Roman" w:hAnsi="Times New Roman" w:cs="Cambria Math"/>
                   </w:rPr>
                   <m:t>2</m:t>
                 </m:r>
@@ -2292,14 +2292,14 @@
               <m:sSubPr>
                 <m:ctrlPr>
                   <w:rPr>
-                    <w:rFonts w:ascii="Cambria Math" w:hAnsi="Cambria Math"/>
+                    <w:rFonts w:ascii="Times New Roman" w:hAnsi="Times New Roman"/>
                   </w:rPr>
                 </m:ctrlPr>
               </m:sSubPr>
               <m:e>
                 <m:r>
                   <w:rPr>
-                    <w:rFonts w:ascii="Cambria Math" w:hAnsi="Cambria Math" w:cs="Cambria Math"/>
+                    <w:rFonts w:ascii="Times New Roman" w:hAnsi="Times New Roman" w:cs="Cambria Math"/>
                   </w:rPr>
                   <m:t>R</m:t>
                 </m:r>
@@ -2307,7 +2307,7 @@
               <m:sub>
                 <m:r>
                   <w:rPr>
-                    <w:rFonts w:ascii="Cambria Math" w:hAnsi="Cambria Math" w:cs="Cambria Math"/>
+                    <w:rFonts w:ascii="Times New Roman" w:hAnsi="Times New Roman" w:cs="Cambria Math"/>
                   </w:rPr>
                   <m:t>1</m:t>
                 </m:r>
@@ -2315,7 +2315,7 @@
             </m:sSub>
             <m:r>
               <w:rPr>
-                <w:rFonts w:ascii="Cambria Math" w:hAnsi="Cambria Math" w:cs="Cambria Math"/>
+                <w:rFonts w:ascii="Times New Roman" w:hAnsi="Times New Roman" w:cs="Cambria Math"/>
               </w:rPr>
               <m:t>+</m:t>
             </m:r>
@@ -2323,14 +2323,14 @@
               <m:sSubPr>
                 <m:ctrlPr>
                   <w:rPr>
-                    <w:rFonts w:ascii="Cambria Math" w:hAnsi="Cambria Math"/>
+                    <w:rFonts w:ascii="Times New Roman" w:hAnsi="Times New Roman"/>
                   </w:rPr>
                 </m:ctrlPr>
               </m:sSubPr>
               <m:e>
                 <m:r>
                   <w:rPr>
-                    <w:rFonts w:ascii="Cambria Math" w:hAnsi="Cambria Math" w:cs="Cambria Math"/>
+                    <w:rFonts w:ascii="Times New Roman" w:hAnsi="Times New Roman" w:cs="Cambria Math"/>
                   </w:rPr>
                   <m:t>R</m:t>
                 </m:r>
@@ -2338,7 +2338,7 @@
               <m:sub>
                 <m:r>
                   <w:rPr>
-                    <w:rFonts w:ascii="Cambria Math" w:hAnsi="Cambria Math" w:cs="Cambria Math"/>
+                    <w:rFonts w:ascii="Times New Roman" w:hAnsi="Times New Roman" w:cs="Cambria Math"/>
                   </w:rPr>
                   <m:t>2</m:t>
                 </m:r>
@@ -2348,7 +2348,7 @@
         </m:f>
         <m:r>
           <w:rPr>
-            <w:rFonts w:ascii="Cambria Math" w:hAnsi="Cambria Math" w:cs="Cambria Math"/>
+            <w:rFonts w:ascii="Times New Roman" w:hAnsi="Times New Roman" w:cs="Cambria Math"/>
           </w:rPr>
           <m:t>=4.5</m:t>
         </m:r>
@@ -2357,7 +2357,7 @@
             <m:sty m:val="p"/>
           </m:rPr>
           <w:rPr>
-            <w:rFonts w:ascii="Cambria Math" w:hAnsi="Cambria Math" w:cs="Cambria Math"/>
+            <w:rFonts w:ascii="Times New Roman" w:hAnsi="Times New Roman" w:cs="Cambria Math"/>
           </w:rPr>
           <m:t>V</m:t>
         </m:r>
@@ -2368,7 +2368,7 @@
         <w:spacing w:line="300" w:lineRule="multiple" w:before="0" w:after="0"/>
         <w:jc w:val="left"/>
         <w:rPr>
-          <w:rFonts w:eastAsia="Times New Roman"/>
+          <w:rFonts w:eastAsia="宋体"/>
           <w:i/>
           <w:sz w:val="21"/>
           <w:szCs w:val="21"/>
@@ -2556,7 +2556,7 @@
       <m:oMath>
         <m:r>
           <w:rPr>
-            <w:rFonts w:ascii="Cambria Math" w:hAnsi="Cambria Math" w:cs="Cambria Math"/>
+            <w:rFonts w:ascii="Times New Roman" w:hAnsi="Times New Roman" w:cs="Cambria Math"/>
           </w:rPr>
           <m:t>P=</m:t>
         </m:r>
@@ -2564,7 +2564,7 @@
           <m:fPr>
             <m:ctrlPr>
               <w:rPr>
-                <w:rFonts w:ascii="Cambria Math" w:hAnsi="Cambria Math"/>
+                <w:rFonts w:ascii="Times New Roman" w:hAnsi="Times New Roman"/>
               </w:rPr>
             </m:ctrlPr>
           </m:fPr>
@@ -2573,14 +2573,14 @@
               <m:sSupPr>
                 <m:ctrlPr>
                   <w:rPr>
-                    <w:rFonts w:ascii="Cambria Math" w:hAnsi="Cambria Math"/>
+                    <w:rFonts w:ascii="Times New Roman" w:hAnsi="Times New Roman"/>
                   </w:rPr>
                 </m:ctrlPr>
               </m:sSupPr>
               <m:e>
                 <m:r>
                   <w:rPr>
-                    <w:rFonts w:ascii="Cambria Math" w:hAnsi="Cambria Math" w:cs="Cambria Math"/>
+                    <w:rFonts w:ascii="Times New Roman" w:hAnsi="Times New Roman" w:cs="Cambria Math"/>
                   </w:rPr>
                   <m:t>U</m:t>
                 </m:r>
@@ -2588,7 +2588,7 @@
               <m:sup>
                 <m:r>
                   <w:rPr>
-                    <w:rFonts w:ascii="Cambria Math" w:hAnsi="Cambria Math" w:cs="Cambria Math"/>
+                    <w:rFonts w:ascii="Times New Roman" w:hAnsi="Times New Roman" w:cs="Cambria Math"/>
                   </w:rPr>
                   <m:t>2</m:t>
                 </m:r>
@@ -2598,7 +2598,7 @@
           <m:den>
             <m:r>
               <w:rPr>
-                <w:rFonts w:ascii="Cambria Math" w:hAnsi="Cambria Math" w:cs="Cambria Math"/>
+                <w:rFonts w:ascii="Times New Roman" w:hAnsi="Times New Roman" w:cs="Cambria Math"/>
               </w:rPr>
               <m:t>R</m:t>
             </m:r>
@@ -2611,7 +2611,7 @@
         <w:spacing w:line="300" w:lineRule="multiple" w:before="0" w:after="0"/>
         <w:jc w:val="left"/>
         <w:rPr>
-          <w:rFonts w:eastAsia="Times New Roman"/>
+          <w:rFonts w:eastAsia="宋体"/>
           <w:i/>
           <w:sz w:val="21"/>
           <w:szCs w:val="21"/>
@@ -2799,7 +2799,7 @@
       <m:oMath>
         <m:r>
           <w:rPr>
-            <w:rFonts w:ascii="Cambria Math" w:hAnsi="Cambria Math" w:cs="Cambria Math"/>
+            <w:rFonts w:ascii="Times New Roman" w:hAnsi="Times New Roman" w:cs="Cambria Math"/>
           </w:rPr>
           <m:t>I=</m:t>
         </m:r>
@@ -2807,14 +2807,14 @@
           <m:fPr>
             <m:ctrlPr>
               <w:rPr>
-                <w:rFonts w:ascii="Cambria Math" w:hAnsi="Cambria Math"/>
+                <w:rFonts w:ascii="Times New Roman" w:hAnsi="Times New Roman"/>
               </w:rPr>
             </m:ctrlPr>
           </m:fPr>
           <m:num>
             <m:r>
               <w:rPr>
-                <w:rFonts w:ascii="Cambria Math" w:hAnsi="Cambria Math" w:cs="Cambria Math"/>
+                <w:rFonts w:ascii="Times New Roman" w:hAnsi="Times New Roman" w:cs="Cambria Math"/>
               </w:rPr>
               <m:t>U</m:t>
             </m:r>
@@ -2822,7 +2822,7 @@
           <m:den>
             <m:r>
               <w:rPr>
-                <w:rFonts w:ascii="Cambria Math" w:hAnsi="Cambria Math" w:cs="Cambria Math"/>
+                <w:rFonts w:ascii="Times New Roman" w:hAnsi="Times New Roman" w:cs="Cambria Math"/>
               </w:rPr>
               <m:t>R</m:t>
             </m:r>
@@ -2979,7 +2979,7 @@
       <m:oMath>
         <m:r>
           <w:rPr>
-            <w:rFonts w:ascii="Cambria Math" w:hAnsi="Cambria Math" w:cs="Cambria Math"/>
+            <w:rFonts w:ascii="Times New Roman" w:hAnsi="Times New Roman" w:cs="Cambria Math"/>
           </w:rPr>
           <m:t>q=It</m:t>
         </m:r>
@@ -2990,7 +2990,7 @@
         <w:spacing w:line="300" w:lineRule="multiple" w:before="0" w:after="0"/>
         <w:jc w:val="left"/>
         <w:rPr>
-          <w:rFonts w:eastAsia="Times New Roman"/>
+          <w:rFonts w:eastAsia="宋体"/>
           <w:i/>
           <w:sz w:val="21"/>
           <w:szCs w:val="21"/>
@@ -3178,7 +3178,7 @@
       <m:oMath>
         <m:r>
           <w:rPr>
-            <w:rFonts w:ascii="Cambria Math" w:hAnsi="Cambria Math" w:cs="Cambria Math"/>
+            <w:rFonts w:ascii="Times New Roman" w:hAnsi="Times New Roman" w:cs="Cambria Math"/>
           </w:rPr>
           <m:t>Q=</m:t>
         </m:r>
@@ -3186,14 +3186,14 @@
           <m:sSupPr>
             <m:ctrlPr>
               <w:rPr>
-                <w:rFonts w:ascii="Cambria Math" w:hAnsi="Cambria Math"/>
+                <w:rFonts w:ascii="Times New Roman" w:hAnsi="Times New Roman"/>
               </w:rPr>
             </m:ctrlPr>
           </m:sSupPr>
           <m:e>
             <m:r>
               <w:rPr>
-                <w:rFonts w:ascii="Cambria Math" w:hAnsi="Cambria Math" w:cs="Cambria Math"/>
+                <w:rFonts w:ascii="Times New Roman" w:hAnsi="Times New Roman" w:cs="Cambria Math"/>
               </w:rPr>
               <m:t>I</m:t>
             </m:r>
@@ -3201,7 +3201,7 @@
           <m:sup>
             <m:r>
               <w:rPr>
-                <w:rFonts w:ascii="Cambria Math" w:hAnsi="Cambria Math" w:cs="Cambria Math"/>
+                <w:rFonts w:ascii="Times New Roman" w:hAnsi="Times New Roman" w:cs="Cambria Math"/>
               </w:rPr>
               <m:t>2</m:t>
             </m:r>
@@ -3209,7 +3209,7 @@
         </m:sSup>
         <m:r>
           <w:rPr>
-            <w:rFonts w:ascii="Cambria Math" w:hAnsi="Cambria Math" w:cs="Cambria Math"/>
+            <w:rFonts w:ascii="Times New Roman" w:hAnsi="Times New Roman" w:cs="Cambria Math"/>
           </w:rPr>
           <m:t>Rt</m:t>
         </m:r>
@@ -3220,7 +3220,7 @@
         <w:spacing w:line="300" w:lineRule="multiple" w:before="0" w:after="0"/>
         <w:jc w:val="left"/>
         <w:rPr>
-          <w:rFonts w:eastAsia="Times New Roman"/>
+          <w:rFonts w:eastAsia="宋体"/>
           <w:i/>
           <w:sz w:val="21"/>
           <w:szCs w:val="21"/>
@@ -4052,7 +4052,7 @@
         <w:spacing w:line="300" w:lineRule="multiple" w:before="0" w:after="0"/>
         <w:jc w:val="left"/>
         <w:rPr>
-          <w:rFonts w:eastAsia="Times New Roman"/>
+          <w:rFonts w:eastAsia="宋体"/>
           <w:i/>
           <w:sz w:val="21"/>
           <w:szCs w:val="21"/>
@@ -4149,7 +4149,7 @@
           <m:fPr>
             <m:ctrlPr>
               <w:rPr>
-                <w:rFonts w:ascii="Cambria Math" w:hAnsi="Cambria Math"/>
+                <w:rFonts w:ascii="Times New Roman" w:hAnsi="Times New Roman"/>
               </w:rPr>
             </m:ctrlPr>
           </m:fPr>
@@ -4158,14 +4158,14 @@
               <m:sSupPr>
                 <m:ctrlPr>
                   <w:rPr>
-                    <w:rFonts w:ascii="Cambria Math" w:hAnsi="Cambria Math"/>
+                    <w:rFonts w:ascii="Times New Roman" w:hAnsi="Times New Roman"/>
                   </w:rPr>
                 </m:ctrlPr>
               </m:sSupPr>
               <m:e>
                 <m:r>
                   <w:rPr>
-                    <w:rFonts w:ascii="Cambria Math" w:hAnsi="Cambria Math" w:cs="Cambria Math"/>
+                    <w:rFonts w:ascii="Times New Roman" w:hAnsi="Times New Roman" w:cs="Cambria Math"/>
                   </w:rPr>
                   <m:t>U</m:t>
                 </m:r>
@@ -4173,7 +4173,7 @@
               <m:sup>
                 <m:r>
                   <w:rPr>
-                    <w:rFonts w:ascii="Cambria Math" w:hAnsi="Cambria Math" w:cs="Cambria Math"/>
+                    <w:rFonts w:ascii="Times New Roman" w:hAnsi="Times New Roman" w:cs="Cambria Math"/>
                   </w:rPr>
                   <m:t>2</m:t>
                 </m:r>
@@ -4183,7 +4183,7 @@
           <m:den>
             <m:r>
               <w:rPr>
-                <w:rFonts w:ascii="Cambria Math" w:hAnsi="Cambria Math" w:cs="Cambria Math"/>
+                <w:rFonts w:ascii="Times New Roman" w:hAnsi="Times New Roman" w:cs="Cambria Math"/>
               </w:rPr>
               <m:t>R</m:t>
             </m:r>
@@ -4213,7 +4213,7 @@
         <w:spacing w:line="300" w:lineRule="multiple" w:before="0" w:after="0"/>
         <w:jc w:val="left"/>
         <w:rPr>
-          <w:rFonts w:eastAsia="Times New Roman"/>
+          <w:rFonts w:eastAsia="宋体"/>
           <w:i/>
           <w:sz w:val="21"/>
           <w:szCs w:val="21"/>
@@ -4328,7 +4328,7 @@
           <m:fPr>
             <m:ctrlPr>
               <w:rPr>
-                <w:rFonts w:ascii="Cambria Math" w:hAnsi="Cambria Math"/>
+                <w:rFonts w:ascii="Times New Roman" w:hAnsi="Times New Roman"/>
               </w:rPr>
             </m:ctrlPr>
           </m:fPr>
@@ -4337,14 +4337,14 @@
               <m:sSupPr>
                 <m:ctrlPr>
                   <w:rPr>
-                    <w:rFonts w:ascii="Cambria Math" w:hAnsi="Cambria Math"/>
+                    <w:rFonts w:ascii="Times New Roman" w:hAnsi="Times New Roman"/>
                   </w:rPr>
                 </m:ctrlPr>
               </m:sSupPr>
               <m:e>
                 <m:r>
                   <w:rPr>
-                    <w:rFonts w:ascii="Cambria Math" w:hAnsi="Cambria Math" w:cs="Cambria Math"/>
+                    <w:rFonts w:ascii="Times New Roman" w:hAnsi="Times New Roman" w:cs="Cambria Math"/>
                   </w:rPr>
                   <m:t>U</m:t>
                 </m:r>
@@ -4352,7 +4352,7 @@
               <m:sup>
                 <m:r>
                   <w:rPr>
-                    <w:rFonts w:ascii="Cambria Math" w:hAnsi="Cambria Math" w:cs="Cambria Math"/>
+                    <w:rFonts w:ascii="Times New Roman" w:hAnsi="Times New Roman" w:cs="Cambria Math"/>
                   </w:rPr>
                   <m:t>2</m:t>
                 </m:r>
@@ -4362,7 +4362,7 @@
           <m:den>
             <m:r>
               <w:rPr>
-                <w:rFonts w:ascii="Cambria Math" w:hAnsi="Cambria Math" w:cs="Cambria Math"/>
+                <w:rFonts w:ascii="Times New Roman" w:hAnsi="Times New Roman" w:cs="Cambria Math"/>
               </w:rPr>
               <m:t>R</m:t>
             </m:r>
@@ -4383,7 +4383,7 @@
         <w:spacing w:line="300" w:lineRule="multiple" w:before="0" w:after="0"/>
         <w:jc w:val="left"/>
         <w:rPr>
-          <w:rFonts w:eastAsia="Times New Roman"/>
+          <w:rFonts w:eastAsia="宋体"/>
           <w:i/>
           <w:sz w:val="21"/>
           <w:szCs w:val="21"/>
@@ -4419,7 +4419,7 @@
         <w:spacing w:line="300" w:lineRule="multiple" w:before="0" w:after="0"/>
         <w:jc w:val="left"/>
         <w:rPr>
-          <w:rFonts w:eastAsia="Times New Roman"/>
+          <w:rFonts w:eastAsia="宋体"/>
           <w:i/>
           <w:sz w:val="21"/>
           <w:szCs w:val="21"/>
@@ -4567,7 +4567,7 @@
         <w:spacing w:line="300" w:lineRule="multiple" w:before="0" w:after="0"/>
         <w:jc w:val="left"/>
         <w:rPr>
-          <w:rFonts w:eastAsia="Times New Roman"/>
+          <w:rFonts w:eastAsia="宋体"/>
           <w:i/>
           <w:sz w:val="21"/>
           <w:szCs w:val="21"/>
@@ -4743,7 +4743,7 @@
         <w:spacing w:line="300" w:lineRule="multiple" w:before="0" w:after="0"/>
         <w:jc w:val="left"/>
         <w:rPr>
-          <w:rFonts w:eastAsia="Times New Roman"/>
+          <w:rFonts w:eastAsia="宋体"/>
           <w:i/>
           <w:sz w:val="21"/>
           <w:szCs w:val="21"/>
@@ -4771,7 +4771,7 @@
         <w:spacing w:line="300" w:lineRule="multiple" w:before="0" w:after="0"/>
         <w:jc w:val="left"/>
         <w:rPr>
-          <w:rFonts w:eastAsia="Times New Roman"/>
+          <w:rFonts w:eastAsia="宋体"/>
           <w:i/>
           <w:sz w:val="21"/>
           <w:szCs w:val="21"/>
@@ -4850,7 +4850,7 @@
         <w:spacing w:line="300" w:lineRule="multiple" w:before="0" w:after="0"/>
         <w:jc w:val="left"/>
         <w:rPr>
-          <w:rFonts w:eastAsia="Times New Roman"/>
+          <w:rFonts w:eastAsia="宋体"/>
           <w:i/>
           <w:sz w:val="21"/>
           <w:szCs w:val="21"/>
@@ -4947,7 +4947,7 @@
         <w:spacing w:line="300" w:lineRule="multiple" w:before="0" w:after="0"/>
         <w:jc w:val="left"/>
         <w:rPr>
-          <w:rFonts w:eastAsia="Times New Roman"/>
+          <w:rFonts w:eastAsia="宋体"/>
           <w:i/>
           <w:sz w:val="21"/>
           <w:szCs w:val="21"/>
@@ -4983,7 +4983,7 @@
         <w:spacing w:line="300" w:lineRule="multiple" w:before="0" w:after="0"/>
         <w:jc w:val="left"/>
         <w:rPr>
-          <w:rFonts w:eastAsia="Times New Roman"/>
+          <w:rFonts w:eastAsia="宋体"/>
           <w:i/>
           <w:sz w:val="21"/>
           <w:szCs w:val="21"/>
@@ -5125,7 +5125,7 @@
         <w:spacing w:line="300" w:lineRule="multiple" w:before="0" w:after="0"/>
         <w:jc w:val="left"/>
         <w:rPr>
-          <w:rFonts w:eastAsia="Times New Roman"/>
+          <w:rFonts w:eastAsia="宋体"/>
           <w:i/>
           <w:sz w:val="21"/>
           <w:szCs w:val="21"/>
@@ -5178,7 +5178,7 @@
           <m:fPr>
             <m:ctrlPr>
               <w:rPr>
-                <w:rFonts w:ascii="Cambria Math" w:hAnsi="Cambria Math"/>
+                <w:rFonts w:ascii="Times New Roman" w:hAnsi="Times New Roman"/>
               </w:rPr>
             </m:ctrlPr>
           </m:fPr>
@@ -5187,14 +5187,14 @@
               <m:sSubPr>
                 <m:ctrlPr>
                   <w:rPr>
-                    <w:rFonts w:ascii="Cambria Math" w:hAnsi="Cambria Math"/>
+                    <w:rFonts w:ascii="Times New Roman" w:hAnsi="Times New Roman"/>
                   </w:rPr>
                 </m:ctrlPr>
               </m:sSubPr>
               <m:e>
                 <m:r>
                   <w:rPr>
-                    <w:rFonts w:ascii="Cambria Math" w:hAnsi="Cambria Math" w:cs="Cambria Math"/>
+                    <w:rFonts w:ascii="Times New Roman" w:hAnsi="Times New Roman" w:cs="Cambria Math"/>
                   </w:rPr>
                   <m:t>P</m:t>
                 </m:r>
@@ -5205,7 +5205,7 @@
                     <m:sty m:val="p"/>
                   </m:rPr>
                   <w:rPr>
-                    <w:rFonts w:ascii="Cambria Math" w:hAnsi="Cambria Math" w:cs="Cambria Math"/>
+                    <w:rFonts w:ascii="Times New Roman" w:hAnsi="Times New Roman" w:cs="Cambria Math"/>
                   </w:rPr>
                   <m:t>机</m:t>
                 </m:r>
@@ -5217,14 +5217,14 @@
               <m:sSubPr>
                 <m:ctrlPr>
                   <w:rPr>
-                    <w:rFonts w:ascii="Cambria Math" w:hAnsi="Cambria Math"/>
+                    <w:rFonts w:ascii="Times New Roman" w:hAnsi="Times New Roman"/>
                   </w:rPr>
                 </m:ctrlPr>
               </m:sSubPr>
               <m:e>
                 <m:r>
                   <w:rPr>
-                    <w:rFonts w:ascii="Cambria Math" w:hAnsi="Cambria Math" w:cs="Cambria Math"/>
+                    <w:rFonts w:ascii="Times New Roman" w:hAnsi="Times New Roman" w:cs="Cambria Math"/>
                   </w:rPr>
                   <m:t>P</m:t>
                 </m:r>
@@ -5235,7 +5235,7 @@
                     <m:sty m:val="p"/>
                   </m:rPr>
                   <w:rPr>
-                    <w:rFonts w:ascii="Cambria Math" w:hAnsi="Cambria Math" w:cs="Cambria Math"/>
+                    <w:rFonts w:ascii="Times New Roman" w:hAnsi="Times New Roman" w:cs="Cambria Math"/>
                   </w:rPr>
                   <m:t>总</m:t>
                 </m:r>
@@ -5318,7 +5318,7 @@
       <m:oMath>
         <m:r>
           <w:rPr>
-            <w:rFonts w:ascii="Cambria Math" w:hAnsi="Cambria Math" w:cs="Cambria Math"/>
+            <w:rFonts w:ascii="Times New Roman" w:hAnsi="Times New Roman" w:cs="Cambria Math"/>
           </w:rPr>
           <m:t>r=0.4</m:t>
         </m:r>
@@ -5327,7 +5327,7 @@
             <m:sty m:val="p"/>
           </m:rPr>
           <w:rPr>
-            <w:rFonts w:ascii="Cambria Math" w:hAnsi="Cambria Math" w:cs="Cambria Math"/>
+            <w:rFonts w:ascii="Times New Roman" w:hAnsi="Times New Roman" w:cs="Cambria Math"/>
           </w:rPr>
           <m:t>Ω</m:t>
         </m:r>
@@ -5343,7 +5343,7 @@
       <m:oMath>
         <m:r>
           <w:rPr>
-            <w:rFonts w:ascii="Cambria Math" w:hAnsi="Cambria Math" w:cs="Cambria Math"/>
+            <w:rFonts w:ascii="Times New Roman" w:hAnsi="Times New Roman" w:cs="Cambria Math"/>
           </w:rPr>
           <m:t>U=1.5</m:t>
         </m:r>
@@ -5352,7 +5352,7 @@
             <m:nor/>
           </m:rPr>
           <w:rPr>
-            <w:rFonts w:ascii="Cambria Math" w:hAnsi="Cambria Math" w:cs="Cambria Math"/>
+            <w:rFonts w:ascii="Times New Roman" w:hAnsi="Times New Roman" w:cs="Cambria Math"/>
           </w:rPr>
           <m:t>V</m:t>
         </m:r>
@@ -5368,7 +5368,7 @@
       <m:oMath>
         <m:r>
           <w:rPr>
-            <w:rFonts w:ascii="Cambria Math" w:hAnsi="Cambria Math" w:cs="Cambria Math"/>
+            <w:rFonts w:ascii="Times New Roman" w:hAnsi="Times New Roman" w:cs="Cambria Math"/>
           </w:rPr>
           <m:t>I=0.5</m:t>
         </m:r>
@@ -5377,7 +5377,7 @@
             <m:nor/>
           </m:rPr>
           <w:rPr>
-            <w:rFonts w:ascii="Cambria Math" w:hAnsi="Cambria Math" w:cs="Cambria Math"/>
+            <w:rFonts w:ascii="Times New Roman" w:hAnsi="Times New Roman" w:cs="Cambria Math"/>
           </w:rPr>
           <m:t>A</m:t>
         </m:r>
@@ -5665,14 +5665,14 @@
           <m:sSubPr>
             <m:ctrlPr>
               <w:rPr>
-                <w:rFonts w:ascii="Cambria Math" w:hAnsi="Cambria Math"/>
+                <w:rFonts w:ascii="Times New Roman" w:hAnsi="Times New Roman"/>
               </w:rPr>
             </m:ctrlPr>
           </m:sSubPr>
           <m:e>
             <m:r>
               <w:rPr>
-                <w:rFonts w:ascii="Cambria Math" w:hAnsi="Cambria Math" w:cs="Cambria Math"/>
+                <w:rFonts w:ascii="Times New Roman" w:hAnsi="Times New Roman" w:cs="Cambria Math"/>
               </w:rPr>
               <m:t>P</m:t>
             </m:r>
@@ -5683,7 +5683,7 @@
                 <m:sty m:val="p"/>
               </m:rPr>
               <w:rPr>
-                <w:rFonts w:ascii="Cambria Math" w:hAnsi="Cambria Math" w:cs="Cambria Math"/>
+                <w:rFonts w:ascii="Times New Roman" w:hAnsi="Times New Roman" w:cs="Cambria Math"/>
               </w:rPr>
               <m:t>热</m:t>
             </m:r>
@@ -5691,7 +5691,7 @@
         </m:sSub>
         <m:r>
           <w:rPr>
-            <w:rFonts w:ascii="Cambria Math" w:hAnsi="Cambria Math" w:cs="Cambria Math"/>
+            <w:rFonts w:ascii="Times New Roman" w:hAnsi="Times New Roman" w:cs="Cambria Math"/>
           </w:rPr>
           <m:t>=</m:t>
         </m:r>
@@ -5699,14 +5699,14 @@
           <m:sSupPr>
             <m:ctrlPr>
               <w:rPr>
-                <w:rFonts w:ascii="Cambria Math" w:hAnsi="Cambria Math"/>
+                <w:rFonts w:ascii="Times New Roman" w:hAnsi="Times New Roman"/>
               </w:rPr>
             </m:ctrlPr>
           </m:sSupPr>
           <m:e>
             <m:r>
               <w:rPr>
-                <w:rFonts w:ascii="Cambria Math" w:hAnsi="Cambria Math" w:cs="Cambria Math"/>
+                <w:rFonts w:ascii="Times New Roman" w:hAnsi="Times New Roman" w:cs="Cambria Math"/>
               </w:rPr>
               <m:t>I</m:t>
             </m:r>
@@ -5714,7 +5714,7 @@
           <m:sup>
             <m:r>
               <w:rPr>
-                <w:rFonts w:ascii="Cambria Math" w:hAnsi="Cambria Math" w:cs="Cambria Math"/>
+                <w:rFonts w:ascii="Times New Roman" w:hAnsi="Times New Roman" w:cs="Cambria Math"/>
               </w:rPr>
               <m:t>2</m:t>
             </m:r>
@@ -5722,7 +5722,7 @@
         </m:sSup>
         <m:r>
           <w:rPr>
-            <w:rFonts w:ascii="Cambria Math" w:hAnsi="Cambria Math" w:cs="Cambria Math"/>
+            <w:rFonts w:ascii="Times New Roman" w:hAnsi="Times New Roman" w:cs="Cambria Math"/>
           </w:rPr>
           <m:t>r=0.1</m:t>
         </m:r>
@@ -5731,7 +5731,7 @@
             <m:nor/>
           </m:rPr>
           <w:rPr>
-            <w:rFonts w:ascii="Cambria Math" w:hAnsi="Cambria Math" w:cs="Cambria Math"/>
+            <w:rFonts w:ascii="Times New Roman" w:hAnsi="Times New Roman" w:cs="Cambria Math"/>
           </w:rPr>
           <m:t>W</m:t>
         </m:r>
@@ -5759,14 +5759,14 @@
           <m:sSubPr>
             <m:ctrlPr>
               <w:rPr>
-                <w:rFonts w:ascii="Cambria Math" w:hAnsi="Cambria Math"/>
+                <w:rFonts w:ascii="Times New Roman" w:hAnsi="Times New Roman"/>
               </w:rPr>
             </m:ctrlPr>
           </m:sSubPr>
           <m:e>
             <m:r>
               <w:rPr>
-                <w:rFonts w:ascii="Cambria Math" w:hAnsi="Cambria Math" w:cs="Cambria Math"/>
+                <w:rFonts w:ascii="Times New Roman" w:hAnsi="Times New Roman" w:cs="Cambria Math"/>
               </w:rPr>
               <m:t>P</m:t>
             </m:r>
@@ -5777,7 +5777,7 @@
                 <m:sty m:val="p"/>
               </m:rPr>
               <w:rPr>
-                <w:rFonts w:ascii="Cambria Math" w:hAnsi="Cambria Math" w:cs="Cambria Math"/>
+                <w:rFonts w:ascii="Times New Roman" w:hAnsi="Times New Roman" w:cs="Cambria Math"/>
               </w:rPr>
               <m:t>电</m:t>
             </m:r>
@@ -5785,7 +5785,7 @@
         </m:sSub>
         <m:r>
           <w:rPr>
-            <w:rFonts w:ascii="Cambria Math" w:hAnsi="Cambria Math" w:cs="Cambria Math"/>
+            <w:rFonts w:ascii="Times New Roman" w:hAnsi="Times New Roman" w:cs="Cambria Math"/>
           </w:rPr>
           <m:t>=UI=0.75</m:t>
         </m:r>
@@ -5794,7 +5794,7 @@
             <m:nor/>
           </m:rPr>
           <w:rPr>
-            <w:rFonts w:ascii="Cambria Math" w:hAnsi="Cambria Math" w:cs="Cambria Math"/>
+            <w:rFonts w:ascii="Times New Roman" w:hAnsi="Times New Roman" w:cs="Cambria Math"/>
           </w:rPr>
           <m:t>W</m:t>
         </m:r>
@@ -5822,14 +5822,14 @@
           <m:sSubPr>
             <m:ctrlPr>
               <w:rPr>
-                <w:rFonts w:ascii="Cambria Math" w:hAnsi="Cambria Math"/>
+                <w:rFonts w:ascii="Times New Roman" w:hAnsi="Times New Roman"/>
               </w:rPr>
             </m:ctrlPr>
           </m:sSubPr>
           <m:e>
             <m:r>
               <w:rPr>
-                <w:rFonts w:ascii="Cambria Math" w:hAnsi="Cambria Math" w:cs="Cambria Math"/>
+                <w:rFonts w:ascii="Times New Roman" w:hAnsi="Times New Roman" w:cs="Cambria Math"/>
               </w:rPr>
               <m:t>P</m:t>
             </m:r>
@@ -5840,7 +5840,7 @@
                 <m:sty m:val="p"/>
               </m:rPr>
               <w:rPr>
-                <w:rFonts w:ascii="Cambria Math" w:hAnsi="Cambria Math" w:cs="Cambria Math"/>
+                <w:rFonts w:ascii="Times New Roman" w:hAnsi="Times New Roman" w:cs="Cambria Math"/>
               </w:rPr>
               <m:t>出</m:t>
             </m:r>
@@ -5848,7 +5848,7 @@
         </m:sSub>
         <m:r>
           <w:rPr>
-            <w:rFonts w:ascii="Cambria Math" w:hAnsi="Cambria Math" w:cs="Cambria Math"/>
+            <w:rFonts w:ascii="Times New Roman" w:hAnsi="Times New Roman" w:cs="Cambria Math"/>
           </w:rPr>
           <m:t>=</m:t>
         </m:r>
@@ -5856,14 +5856,14 @@
           <m:sSubPr>
             <m:ctrlPr>
               <w:rPr>
-                <w:rFonts w:ascii="Cambria Math" w:hAnsi="Cambria Math"/>
+                <w:rFonts w:ascii="Times New Roman" w:hAnsi="Times New Roman"/>
               </w:rPr>
             </m:ctrlPr>
           </m:sSubPr>
           <m:e>
             <m:r>
               <w:rPr>
-                <w:rFonts w:ascii="Cambria Math" w:hAnsi="Cambria Math" w:cs="Cambria Math"/>
+                <w:rFonts w:ascii="Times New Roman" w:hAnsi="Times New Roman" w:cs="Cambria Math"/>
               </w:rPr>
               <m:t>P</m:t>
             </m:r>
@@ -5874,7 +5874,7 @@
                 <m:sty m:val="p"/>
               </m:rPr>
               <w:rPr>
-                <w:rFonts w:ascii="Cambria Math" w:hAnsi="Cambria Math" w:cs="Cambria Math"/>
+                <w:rFonts w:ascii="Times New Roman" w:hAnsi="Times New Roman" w:cs="Cambria Math"/>
               </w:rPr>
               <m:t>电</m:t>
             </m:r>
@@ -5882,7 +5882,7 @@
         </m:sSub>
         <m:r>
           <w:rPr>
-            <w:rFonts w:ascii="Cambria Math" w:hAnsi="Cambria Math" w:cs="Cambria Math"/>
+            <w:rFonts w:ascii="Times New Roman" w:hAnsi="Times New Roman" w:cs="Cambria Math"/>
           </w:rPr>
           <m:t>-</m:t>
         </m:r>
@@ -5890,14 +5890,14 @@
           <m:sSubPr>
             <m:ctrlPr>
               <w:rPr>
-                <w:rFonts w:ascii="Cambria Math" w:hAnsi="Cambria Math"/>
+                <w:rFonts w:ascii="Times New Roman" w:hAnsi="Times New Roman"/>
               </w:rPr>
             </m:ctrlPr>
           </m:sSubPr>
           <m:e>
             <m:r>
               <w:rPr>
-                <w:rFonts w:ascii="Cambria Math" w:hAnsi="Cambria Math" w:cs="Cambria Math"/>
+                <w:rFonts w:ascii="Times New Roman" w:hAnsi="Times New Roman" w:cs="Cambria Math"/>
               </w:rPr>
               <m:t>P</m:t>
             </m:r>
@@ -5908,7 +5908,7 @@
                 <m:sty m:val="p"/>
               </m:rPr>
               <w:rPr>
-                <w:rFonts w:ascii="Cambria Math" w:hAnsi="Cambria Math" w:cs="Cambria Math"/>
+                <w:rFonts w:ascii="Times New Roman" w:hAnsi="Times New Roman" w:cs="Cambria Math"/>
               </w:rPr>
               <m:t>热</m:t>
             </m:r>
@@ -5916,7 +5916,7 @@
         </m:sSub>
         <m:r>
           <w:rPr>
-            <w:rFonts w:ascii="Cambria Math" w:hAnsi="Cambria Math" w:cs="Cambria Math"/>
+            <w:rFonts w:ascii="Times New Roman" w:hAnsi="Times New Roman" w:cs="Cambria Math"/>
           </w:rPr>
           <m:t>=0.65</m:t>
         </m:r>
@@ -5925,7 +5925,7 @@
             <m:nor/>
           </m:rPr>
           <w:rPr>
-            <w:rFonts w:ascii="Cambria Math" w:hAnsi="Cambria Math" w:cs="Cambria Math"/>
+            <w:rFonts w:ascii="Times New Roman" w:hAnsi="Times New Roman" w:cs="Cambria Math"/>
           </w:rPr>
           <m:t>W</m:t>
         </m:r>
@@ -6159,7 +6159,7 @@
         <w:spacing w:line="300" w:lineRule="multiple" w:before="0" w:after="0"/>
         <w:jc w:val="left"/>
         <w:rPr>
-          <w:rFonts w:eastAsia="Times New Roman"/>
+          <w:rFonts w:eastAsia="宋体"/>
           <w:i/>
           <w:sz w:val="21"/>
           <w:szCs w:val="21"/>
@@ -6211,14 +6211,14 @@
           <m:fPr>
             <m:ctrlPr>
               <w:rPr>
-                <w:rFonts w:ascii="Cambria Math" w:hAnsi="Cambria Math"/>
+                <w:rFonts w:ascii="Times New Roman" w:hAnsi="Times New Roman"/>
               </w:rPr>
             </m:ctrlPr>
           </m:fPr>
           <m:num>
             <m:r>
               <w:rPr>
-                <w:rFonts w:ascii="Cambria Math" w:hAnsi="Cambria Math" w:cs="Cambria Math"/>
+                <w:rFonts w:ascii="Times New Roman" w:hAnsi="Times New Roman" w:cs="Cambria Math"/>
               </w:rPr>
               <m:t>W</m:t>
             </m:r>
@@ -6226,7 +6226,7 @@
           <m:den>
             <m:r>
               <w:rPr>
-                <w:rFonts w:ascii="Cambria Math" w:hAnsi="Cambria Math" w:cs="Cambria Math"/>
+                <w:rFonts w:ascii="Times New Roman" w:hAnsi="Times New Roman" w:cs="Cambria Math"/>
               </w:rPr>
               <m:t>q</m:t>
             </m:r>
@@ -6346,7 +6346,7 @@
         <w:spacing w:line="300" w:lineRule="multiple" w:before="0" w:after="0"/>
         <w:jc w:val="left"/>
         <w:rPr>
-          <w:rFonts w:eastAsia="Times New Roman"/>
+          <w:rFonts w:eastAsia="宋体"/>
           <w:i/>
           <w:sz w:val="21"/>
           <w:szCs w:val="21"/>
@@ -6414,7 +6414,7 @@
               <w:spacing w:line="300" w:lineRule="multiple" w:before="0" w:after="0"/>
               <w:jc w:val="left"/>
               <w:rPr>
-                <w:rFonts w:eastAsia="Times New Roman"/>
+                <w:rFonts w:eastAsia="宋体"/>
                 <w:i/>
                 <w:sz w:val="21"/>
                 <w:szCs w:val="21"/>
@@ -6450,7 +6450,7 @@
               <w:spacing w:line="300" w:lineRule="multiple" w:before="0" w:after="0"/>
               <w:jc w:val="left"/>
               <w:rPr>
-                <w:rFonts w:eastAsia="Times New Roman"/>
+                <w:rFonts w:eastAsia="宋体"/>
                 <w:i/>
                 <w:sz w:val="21"/>
                 <w:szCs w:val="21"/>
@@ -6495,7 +6495,7 @@
               <w:spacing w:line="300" w:lineRule="multiple" w:before="0" w:after="0"/>
               <w:jc w:val="left"/>
               <w:rPr>
-                <w:rFonts w:eastAsia="Times New Roman"/>
+                <w:rFonts w:eastAsia="宋体"/>
                 <w:i/>
                 <w:sz w:val="21"/>
                 <w:szCs w:val="21"/>
@@ -6542,7 +6542,7 @@
               <w:spacing w:line="300" w:lineRule="multiple" w:before="0" w:after="0"/>
               <w:jc w:val="left"/>
               <w:rPr>
-                <w:rFonts w:eastAsia="Times New Roman"/>
+                <w:rFonts w:eastAsia="宋体"/>
                 <w:i/>
                 <w:sz w:val="21"/>
                 <w:szCs w:val="21"/>
@@ -6578,7 +6578,7 @@
               <w:spacing w:line="300" w:lineRule="multiple" w:before="0" w:after="0"/>
               <w:jc w:val="left"/>
               <w:rPr>
-                <w:rFonts w:eastAsia="Times New Roman"/>
+                <w:rFonts w:eastAsia="宋体"/>
                 <w:i/>
                 <w:sz w:val="21"/>
                 <w:szCs w:val="21"/>
@@ -6614,7 +6614,7 @@
               <w:spacing w:line="300" w:lineRule="multiple" w:before="0" w:after="0"/>
               <w:jc w:val="left"/>
               <w:rPr>
-                <w:rFonts w:eastAsia="Times New Roman"/>
+                <w:rFonts w:eastAsia="宋体"/>
                 <w:i/>
                 <w:sz w:val="21"/>
                 <w:szCs w:val="21"/>
@@ -6652,7 +6652,7 @@
               <w:spacing w:line="300" w:lineRule="multiple" w:before="0" w:after="0"/>
               <w:jc w:val="left"/>
               <w:rPr>
-                <w:rFonts w:eastAsia="Times New Roman"/>
+                <w:rFonts w:eastAsia="宋体"/>
                 <w:i/>
                 <w:sz w:val="21"/>
                 <w:szCs w:val="21"/>
@@ -6688,7 +6688,7 @@
               <w:spacing w:line="300" w:lineRule="multiple" w:before="0" w:after="0"/>
               <w:jc w:val="left"/>
               <w:rPr>
-                <w:rFonts w:eastAsia="Times New Roman"/>
+                <w:rFonts w:eastAsia="宋体"/>
                 <w:i/>
                 <w:sz w:val="21"/>
                 <w:szCs w:val="21"/>
@@ -6716,14 +6716,14 @@
                 <m:fPr>
                   <m:ctrlPr>
                     <w:rPr>
-                      <w:rFonts w:ascii="Cambria Math" w:hAnsi="Cambria Math"/>
+                      <w:rFonts w:ascii="Times New Roman" w:hAnsi="Times New Roman"/>
                     </w:rPr>
                   </m:ctrlPr>
                 </m:fPr>
                 <m:num>
                   <m:r>
                     <w:rPr>
-                      <w:rFonts w:ascii="Cambria Math" w:hAnsi="Cambria Math" w:cs="Cambria Math"/>
+                      <w:rFonts w:ascii="Times New Roman" w:hAnsi="Times New Roman" w:cs="Cambria Math"/>
                     </w:rPr>
                     <m:t>W</m:t>
                   </m:r>
@@ -6731,7 +6731,7 @@
                 <m:den>
                   <m:r>
                     <w:rPr>
-                      <w:rFonts w:ascii="Cambria Math" w:hAnsi="Cambria Math" w:cs="Cambria Math"/>
+                      <w:rFonts w:ascii="Times New Roman" w:hAnsi="Times New Roman" w:cs="Cambria Math"/>
                     </w:rPr>
                     <m:t>q</m:t>
                   </m:r>
@@ -6785,7 +6785,7 @@
               <w:spacing w:line="300" w:lineRule="multiple" w:before="0" w:after="0"/>
               <w:jc w:val="left"/>
               <w:rPr>
-                <w:rFonts w:eastAsia="Times New Roman"/>
+                <w:rFonts w:eastAsia="宋体"/>
                 <w:i/>
                 <w:sz w:val="21"/>
                 <w:szCs w:val="21"/>
@@ -6813,14 +6813,14 @@
                 <m:fPr>
                   <m:ctrlPr>
                     <w:rPr>
-                      <w:rFonts w:ascii="Cambria Math" w:hAnsi="Cambria Math"/>
+                      <w:rFonts w:ascii="Times New Roman" w:hAnsi="Times New Roman"/>
                     </w:rPr>
                   </m:ctrlPr>
                 </m:fPr>
                 <m:num>
                   <m:r>
                     <w:rPr>
-                      <w:rFonts w:ascii="Cambria Math" w:hAnsi="Cambria Math" w:cs="Cambria Math"/>
+                      <w:rFonts w:ascii="Times New Roman" w:hAnsi="Times New Roman" w:cs="Cambria Math"/>
                     </w:rPr>
                     <m:t>W</m:t>
                   </m:r>
@@ -6828,7 +6828,7 @@
                 <m:den>
                   <m:r>
                     <w:rPr>
-                      <w:rFonts w:ascii="Cambria Math" w:hAnsi="Cambria Math" w:cs="Cambria Math"/>
+                      <w:rFonts w:ascii="Times New Roman" w:hAnsi="Times New Roman" w:cs="Cambria Math"/>
                     </w:rPr>
                     <m:t>q</m:t>
                   </m:r>
@@ -6884,7 +6884,7 @@
               <w:spacing w:line="300" w:lineRule="multiple" w:before="0" w:after="0"/>
               <w:jc w:val="left"/>
               <w:rPr>
-                <w:rFonts w:eastAsia="Times New Roman"/>
+                <w:rFonts w:eastAsia="宋体"/>
                 <w:i/>
                 <w:sz w:val="21"/>
                 <w:szCs w:val="21"/>
@@ -6920,7 +6920,7 @@
               <w:spacing w:line="300" w:lineRule="multiple" w:before="0" w:after="0"/>
               <w:jc w:val="left"/>
               <w:rPr>
-                <w:rFonts w:eastAsia="Times New Roman"/>
+                <w:rFonts w:eastAsia="宋体"/>
                 <w:i/>
                 <w:sz w:val="21"/>
                 <w:szCs w:val="21"/>
@@ -6972,7 +6972,7 @@
               <w:spacing w:line="300" w:lineRule="multiple" w:before="0" w:after="0"/>
               <w:jc w:val="left"/>
               <w:rPr>
-                <w:rFonts w:eastAsia="Times New Roman"/>
+                <w:rFonts w:eastAsia="宋体"/>
                 <w:i/>
                 <w:sz w:val="21"/>
                 <w:szCs w:val="21"/>
@@ -7026,7 +7026,7 @@
               <w:spacing w:line="300" w:lineRule="multiple" w:before="0" w:after="0"/>
               <w:jc w:val="left"/>
               <w:rPr>
-                <w:rFonts w:eastAsia="Times New Roman"/>
+                <w:rFonts w:eastAsia="宋体"/>
                 <w:i/>
                 <w:sz w:val="21"/>
                 <w:szCs w:val="21"/>
@@ -7063,7 +7063,7 @@
               <w:spacing w:line="300" w:lineRule="multiple" w:before="0" w:after="0"/>
               <w:jc w:val="left"/>
               <w:rPr>
-                <w:rFonts w:eastAsia="Times New Roman"/>
+                <w:rFonts w:eastAsia="宋体"/>
                 <w:i/>
                 <w:sz w:val="21"/>
                 <w:szCs w:val="21"/>
@@ -7086,7 +7086,7 @@
         <w:spacing w:line="300" w:lineRule="multiple" w:before="0" w:after="0"/>
         <w:jc w:val="left"/>
         <w:rPr>
-          <w:rFonts w:eastAsia="Times New Roman"/>
+          <w:rFonts w:eastAsia="宋体"/>
           <w:i/>
           <w:sz w:val="21"/>
           <w:szCs w:val="21"/>
@@ -7115,7 +7115,7 @@
         <w:spacing w:line="300" w:lineRule="multiple" w:before="0" w:after="0"/>
         <w:jc w:val="left"/>
         <w:rPr>
-          <w:rFonts w:eastAsia="Times New Roman"/>
+          <w:rFonts w:eastAsia="宋体"/>
           <w:i/>
           <w:sz w:val="21"/>
           <w:szCs w:val="21"/>
@@ -7254,7 +7254,7 @@
         <w:spacing w:line="300" w:lineRule="multiple" w:before="0" w:after="0"/>
         <w:jc w:val="left"/>
         <w:rPr>
-          <w:rFonts w:eastAsia="Times New Roman"/>
+          <w:rFonts w:eastAsia="宋体"/>
           <w:i/>
           <w:sz w:val="21"/>
           <w:szCs w:val="21"/>
@@ -7375,14 +7375,14 @@
           <m:fPr>
             <m:ctrlPr>
               <w:rPr>
-                <w:rFonts w:ascii="Cambria Math" w:hAnsi="Cambria Math"/>
+                <w:rFonts w:ascii="Times New Roman" w:hAnsi="Times New Roman"/>
               </w:rPr>
             </m:ctrlPr>
           </m:fPr>
           <m:num>
             <m:r>
               <w:rPr>
-                <w:rFonts w:ascii="Cambria Math" w:hAnsi="Cambria Math" w:cs="Cambria Math"/>
+                <w:rFonts w:ascii="Times New Roman" w:hAnsi="Times New Roman" w:cs="Cambria Math"/>
               </w:rPr>
               <m:t>r</m:t>
             </m:r>
@@ -7390,7 +7390,7 @@
           <m:den>
             <m:r>
               <w:rPr>
-                <w:rFonts w:ascii="Cambria Math" w:hAnsi="Cambria Math" w:cs="Cambria Math"/>
+                <w:rFonts w:ascii="Times New Roman" w:hAnsi="Times New Roman" w:cs="Cambria Math"/>
               </w:rPr>
               <m:t>n</m:t>
             </m:r>
@@ -7977,7 +7977,7 @@
               <w:spacing w:line="300" w:lineRule="multiple" w:before="0" w:after="0"/>
               <w:jc w:val="left"/>
               <w:rPr>
-                <w:rFonts w:eastAsia="Times New Roman"/>
+                <w:rFonts w:eastAsia="宋体"/>
                 <w:i/>
                 <w:sz w:val="21"/>
                 <w:szCs w:val="21"/>
@@ -8082,7 +8082,7 @@
               <w:spacing w:line="300" w:lineRule="multiple" w:before="0" w:after="0"/>
               <w:jc w:val="left"/>
               <w:rPr>
-                <w:rFonts w:eastAsia="Times New Roman"/>
+                <w:rFonts w:eastAsia="宋体"/>
                 <w:i/>
                 <w:sz w:val="21"/>
                 <w:szCs w:val="21"/>
@@ -8142,14 +8142,14 @@
                 <m:fPr>
                   <m:ctrlPr>
                     <w:rPr>
-                      <w:rFonts w:ascii="Cambria Math" w:hAnsi="Cambria Math"/>
+                      <w:rFonts w:ascii="Times New Roman" w:hAnsi="Times New Roman"/>
                     </w:rPr>
                   </m:ctrlPr>
                 </m:fPr>
                 <m:num>
                   <m:r>
                     <w:rPr>
-                      <w:rFonts w:ascii="Cambria Math" w:hAnsi="Cambria Math" w:cs="Cambria Math"/>
+                      <w:rFonts w:ascii="Times New Roman" w:hAnsi="Times New Roman" w:cs="Cambria Math"/>
                     </w:rPr>
                     <m:t>E</m:t>
                   </m:r>
@@ -8157,7 +8157,7 @@
                 <m:den>
                   <m:r>
                     <w:rPr>
-                      <w:rFonts w:ascii="Cambria Math" w:hAnsi="Cambria Math" w:cs="Cambria Math"/>
+                      <w:rFonts w:ascii="Times New Roman" w:hAnsi="Times New Roman" w:cs="Cambria Math"/>
                     </w:rPr>
                     <m:t>R+r</m:t>
                   </m:r>
@@ -8194,14 +8194,14 @@
                 <m:fPr>
                   <m:ctrlPr>
                     <w:rPr>
-                      <w:rFonts w:ascii="Cambria Math" w:hAnsi="Cambria Math"/>
+                      <w:rFonts w:ascii="Times New Roman" w:hAnsi="Times New Roman"/>
                     </w:rPr>
                   </m:ctrlPr>
                 </m:fPr>
                 <m:num>
                   <m:r>
                     <w:rPr>
-                      <w:rFonts w:ascii="Cambria Math" w:hAnsi="Cambria Math" w:cs="Cambria Math"/>
+                      <w:rFonts w:ascii="Times New Roman" w:hAnsi="Times New Roman" w:cs="Cambria Math"/>
                     </w:rPr>
                     <m:t>R</m:t>
                   </m:r>
@@ -8209,7 +8209,7 @@
                 <m:den>
                   <m:r>
                     <w:rPr>
-                      <w:rFonts w:ascii="Cambria Math" w:hAnsi="Cambria Math" w:cs="Cambria Math"/>
+                      <w:rFonts w:ascii="Times New Roman" w:hAnsi="Times New Roman" w:cs="Cambria Math"/>
                     </w:rPr>
                     <m:t>R+r</m:t>
                   </m:r>
@@ -8257,7 +8257,7 @@
               <w:spacing w:line="300" w:lineRule="multiple" w:before="0" w:after="0"/>
               <w:jc w:val="left"/>
               <w:rPr>
-                <w:rFonts w:eastAsia="Times New Roman"/>
+                <w:rFonts w:eastAsia="宋体"/>
                 <w:i/>
                 <w:sz w:val="21"/>
                 <w:szCs w:val="21"/>
@@ -8309,14 +8309,14 @@
                 <m:fPr>
                   <m:ctrlPr>
                     <w:rPr>
-                      <w:rFonts w:ascii="Cambria Math" w:hAnsi="Cambria Math"/>
+                      <w:rFonts w:ascii="Times New Roman" w:hAnsi="Times New Roman"/>
                     </w:rPr>
                   </m:ctrlPr>
                 </m:fPr>
                 <m:num>
                   <m:r>
                     <w:rPr>
-                      <w:rFonts w:ascii="Cambria Math" w:hAnsi="Cambria Math" w:cs="Cambria Math"/>
+                      <w:rFonts w:ascii="Times New Roman" w:hAnsi="Times New Roman" w:cs="Cambria Math"/>
                     </w:rPr>
                     <m:t>E</m:t>
                   </m:r>
@@ -8324,7 +8324,7 @@
                 <m:den>
                   <m:r>
                     <w:rPr>
-                      <w:rFonts w:ascii="Cambria Math" w:hAnsi="Cambria Math" w:cs="Cambria Math"/>
+                      <w:rFonts w:ascii="Times New Roman" w:hAnsi="Times New Roman" w:cs="Cambria Math"/>
                     </w:rPr>
                     <m:t>R+r</m:t>
                   </m:r>
@@ -8377,7 +8377,7 @@
               <w:spacing w:line="300" w:lineRule="multiple" w:before="0" w:after="0"/>
               <w:jc w:val="left"/>
               <w:rPr>
-                <w:rFonts w:eastAsia="Times New Roman"/>
+                <w:rFonts w:eastAsia="宋体"/>
                 <w:i/>
                 <w:sz w:val="21"/>
                 <w:szCs w:val="21"/>
@@ -8546,7 +8546,7 @@
               <w:spacing w:line="300" w:lineRule="multiple" w:before="0" w:after="0"/>
               <w:jc w:val="left"/>
               <w:rPr>
-                <w:rFonts w:eastAsia="Times New Roman"/>
+                <w:rFonts w:eastAsia="宋体"/>
                 <w:i/>
                 <w:sz w:val="21"/>
                 <w:szCs w:val="21"/>
@@ -8598,14 +8598,14 @@
                 <m:fPr>
                   <m:ctrlPr>
                     <w:rPr>
-                      <w:rFonts w:ascii="Cambria Math" w:hAnsi="Cambria Math"/>
+                      <w:rFonts w:ascii="Times New Roman" w:hAnsi="Times New Roman"/>
                     </w:rPr>
                   </m:ctrlPr>
                 </m:fPr>
                 <m:num>
                   <m:r>
                     <w:rPr>
-                      <w:rFonts w:ascii="Cambria Math" w:hAnsi="Cambria Math" w:cs="Cambria Math"/>
+                      <w:rFonts w:ascii="Times New Roman" w:hAnsi="Times New Roman" w:cs="Cambria Math"/>
                     </w:rPr>
                     <m:t>R</m:t>
                   </m:r>
@@ -8613,7 +8613,7 @@
                 <m:den>
                   <m:r>
                     <w:rPr>
-                      <w:rFonts w:ascii="Cambria Math" w:hAnsi="Cambria Math" w:cs="Cambria Math"/>
+                      <w:rFonts w:ascii="Times New Roman" w:hAnsi="Times New Roman" w:cs="Cambria Math"/>
                     </w:rPr>
                     <m:t>R+r</m:t>
                   </m:r>
@@ -8701,7 +8701,7 @@
               <w:spacing w:line="300" w:lineRule="multiple" w:before="0" w:after="0"/>
               <w:jc w:val="left"/>
               <w:rPr>
-                <w:rFonts w:eastAsia="Times New Roman"/>
+                <w:rFonts w:eastAsia="宋体"/>
                 <w:i/>
                 <w:sz w:val="21"/>
                 <w:szCs w:val="21"/>
@@ -8820,14 +8820,14 @@
                 <m:fPr>
                   <m:ctrlPr>
                     <w:rPr>
-                      <w:rFonts w:ascii="Cambria Math" w:hAnsi="Cambria Math"/>
+                      <w:rFonts w:ascii="Times New Roman" w:hAnsi="Times New Roman"/>
                     </w:rPr>
                   </m:ctrlPr>
                 </m:fPr>
                 <m:num>
                   <m:r>
                     <w:rPr>
-                      <w:rFonts w:ascii="Cambria Math" w:hAnsi="Cambria Math" w:cs="Cambria Math"/>
+                      <w:rFonts w:ascii="Times New Roman" w:hAnsi="Times New Roman" w:cs="Cambria Math"/>
                     </w:rPr>
                     <m:t>E</m:t>
                   </m:r>
@@ -8835,7 +8835,7 @@
                 <m:den>
                   <m:r>
                     <w:rPr>
-                      <w:rFonts w:ascii="Cambria Math" w:hAnsi="Cambria Math" w:cs="Cambria Math"/>
+                      <w:rFonts w:ascii="Times New Roman" w:hAnsi="Times New Roman" w:cs="Cambria Math"/>
                     </w:rPr>
                     <m:t>R+r</m:t>
                   </m:r>
@@ -9448,7 +9448,7 @@
       <m:oMath>
         <m:r>
           <w:rPr>
-            <w:rFonts w:ascii="Cambria Math" w:hAnsi="Cambria Math" w:cs="Cambria Math"/>
+            <w:rFonts w:ascii="Times New Roman" w:hAnsi="Times New Roman" w:cs="Cambria Math"/>
           </w:rPr>
           <m:t>2</m:t>
         </m:r>
@@ -9457,7 +9457,7 @@
             <m:nor/>
           </m:rPr>
           <w:rPr>
-            <w:rFonts w:ascii="Cambria Math" w:hAnsi="Cambria Math" w:cs="Cambria Math"/>
+            <w:rFonts w:ascii="Times New Roman" w:hAnsi="Times New Roman" w:cs="Cambria Math"/>
           </w:rPr>
           <m:t>A</m:t>
         </m:r>
@@ -9489,7 +9489,7 @@
       <m:oMath>
         <m:r>
           <w:rPr>
-            <w:rFonts w:ascii="Cambria Math" w:hAnsi="Cambria Math" w:cs="Cambria Math"/>
+            <w:rFonts w:ascii="Times New Roman" w:hAnsi="Times New Roman" w:cs="Cambria Math"/>
           </w:rPr>
           <m:t>1</m:t>
         </m:r>
@@ -9498,7 +9498,7 @@
             <m:sty m:val="p"/>
           </m:rPr>
           <w:rPr>
-            <w:rFonts w:ascii="Cambria Math" w:hAnsi="Cambria Math" w:cs="Cambria Math"/>
+            <w:rFonts w:ascii="Times New Roman" w:hAnsi="Times New Roman" w:cs="Cambria Math"/>
           </w:rPr>
           <m:t>Ω</m:t>
         </m:r>
@@ -9607,14 +9607,14 @@
           <m:sSubPr>
             <m:ctrlPr>
               <w:rPr>
-                <w:rFonts w:ascii="Cambria Math" w:hAnsi="Cambria Math"/>
+                <w:rFonts w:ascii="Times New Roman" w:hAnsi="Times New Roman"/>
               </w:rPr>
             </m:ctrlPr>
           </m:sSubPr>
           <m:e>
             <m:r>
               <w:rPr>
-                <w:rFonts w:ascii="Cambria Math" w:hAnsi="Cambria Math" w:cs="Cambria Math"/>
+                <w:rFonts w:ascii="Times New Roman" w:hAnsi="Times New Roman" w:cs="Cambria Math"/>
               </w:rPr>
               <m:t>I</m:t>
             </m:r>
@@ -9622,7 +9622,7 @@
           <m:sub>
             <m:r>
               <w:rPr>
-                <w:rFonts w:ascii="Cambria Math" w:hAnsi="Cambria Math" w:cs="Cambria Math"/>
+                <w:rFonts w:ascii="Times New Roman" w:hAnsi="Times New Roman" w:cs="Cambria Math"/>
               </w:rPr>
               <m:t>1</m:t>
             </m:r>
@@ -9630,7 +9630,7 @@
         </m:sSub>
         <m:r>
           <w:rPr>
-            <w:rFonts w:ascii="Cambria Math" w:hAnsi="Cambria Math" w:cs="Cambria Math"/>
+            <w:rFonts w:ascii="Times New Roman" w:hAnsi="Times New Roman" w:cs="Cambria Math"/>
           </w:rPr>
           <m:t>=</m:t>
         </m:r>
@@ -9638,7 +9638,7 @@
           <m:fPr>
             <m:ctrlPr>
               <w:rPr>
-                <w:rFonts w:ascii="Cambria Math" w:hAnsi="Cambria Math"/>
+                <w:rFonts w:ascii="Times New Roman" w:hAnsi="Times New Roman"/>
               </w:rPr>
             </m:ctrlPr>
           </m:fPr>
@@ -9647,14 +9647,14 @@
               <m:sSubPr>
                 <m:ctrlPr>
                   <w:rPr>
-                    <w:rFonts w:ascii="Cambria Math" w:hAnsi="Cambria Math"/>
+                    <w:rFonts w:ascii="Times New Roman" w:hAnsi="Times New Roman"/>
                   </w:rPr>
                 </m:ctrlPr>
               </m:sSubPr>
               <m:e>
                 <m:r>
                   <w:rPr>
-                    <w:rFonts w:ascii="Cambria Math" w:hAnsi="Cambria Math" w:cs="Cambria Math"/>
+                    <w:rFonts w:ascii="Times New Roman" w:hAnsi="Times New Roman" w:cs="Cambria Math"/>
                   </w:rPr>
                   <m:t>P</m:t>
                 </m:r>
@@ -9665,7 +9665,7 @@
                     <m:nor/>
                   </m:rPr>
                   <w:rPr>
-                    <w:rFonts w:ascii="Cambria Math" w:hAnsi="Cambria Math" w:cs="Cambria Math"/>
+                    <w:rFonts w:ascii="Times New Roman" w:hAnsi="Times New Roman" w:cs="Cambria Math"/>
                   </w:rPr>
                   <m:t>L</m:t>
                 </m:r>
@@ -9677,14 +9677,14 @@
               <m:sSubPr>
                 <m:ctrlPr>
                   <w:rPr>
-                    <w:rFonts w:ascii="Cambria Math" w:hAnsi="Cambria Math"/>
+                    <w:rFonts w:ascii="Times New Roman" w:hAnsi="Times New Roman"/>
                   </w:rPr>
                 </m:ctrlPr>
               </m:sSubPr>
               <m:e>
                 <m:r>
                   <w:rPr>
-                    <w:rFonts w:ascii="Cambria Math" w:hAnsi="Cambria Math" w:cs="Cambria Math"/>
+                    <w:rFonts w:ascii="Times New Roman" w:hAnsi="Times New Roman" w:cs="Cambria Math"/>
                   </w:rPr>
                   <m:t>U</m:t>
                 </m:r>
@@ -9695,7 +9695,7 @@
                     <m:nor/>
                   </m:rPr>
                   <w:rPr>
-                    <w:rFonts w:ascii="Cambria Math" w:hAnsi="Cambria Math" w:cs="Cambria Math"/>
+                    <w:rFonts w:ascii="Times New Roman" w:hAnsi="Times New Roman" w:cs="Cambria Math"/>
                   </w:rPr>
                   <m:t>L</m:t>
                 </m:r>
@@ -9705,7 +9705,7 @@
         </m:f>
         <m:r>
           <w:rPr>
-            <w:rFonts w:ascii="Cambria Math" w:hAnsi="Cambria Math" w:cs="Cambria Math"/>
+            <w:rFonts w:ascii="Times New Roman" w:hAnsi="Times New Roman" w:cs="Cambria Math"/>
           </w:rPr>
           <m:t>=</m:t>
         </m:r>
@@ -9713,14 +9713,14 @@
           <m:fPr>
             <m:ctrlPr>
               <w:rPr>
-                <w:rFonts w:ascii="Cambria Math" w:hAnsi="Cambria Math"/>
+                <w:rFonts w:ascii="Times New Roman" w:hAnsi="Times New Roman"/>
               </w:rPr>
             </m:ctrlPr>
           </m:fPr>
           <m:num>
             <m:r>
               <w:rPr>
-                <w:rFonts w:ascii="Cambria Math" w:hAnsi="Cambria Math" w:cs="Cambria Math"/>
+                <w:rFonts w:ascii="Times New Roman" w:hAnsi="Times New Roman" w:cs="Cambria Math"/>
               </w:rPr>
               <m:t>12</m:t>
             </m:r>
@@ -9728,7 +9728,7 @@
           <m:den>
             <m:r>
               <w:rPr>
-                <w:rFonts w:ascii="Cambria Math" w:hAnsi="Cambria Math" w:cs="Cambria Math"/>
+                <w:rFonts w:ascii="Times New Roman" w:hAnsi="Times New Roman" w:cs="Cambria Math"/>
               </w:rPr>
               <m:t>6</m:t>
             </m:r>
@@ -9739,13 +9739,13 @@
             <m:nor/>
           </m:rPr>
           <w:rPr>
-            <w:rFonts w:ascii="Cambria Math" w:hAnsi="Cambria Math" w:cs="Cambria Math"/>
+            <w:rFonts w:ascii="Times New Roman" w:hAnsi="Times New Roman" w:cs="Cambria Math"/>
           </w:rPr>
           <m:t>A</m:t>
         </m:r>
         <m:r>
           <w:rPr>
-            <w:rFonts w:ascii="Cambria Math" w:hAnsi="Cambria Math" w:cs="Cambria Math"/>
+            <w:rFonts w:ascii="Times New Roman" w:hAnsi="Times New Roman" w:cs="Cambria Math"/>
           </w:rPr>
           <m:t>=2</m:t>
         </m:r>
@@ -9754,7 +9754,7 @@
             <m:nor/>
           </m:rPr>
           <w:rPr>
-            <w:rFonts w:ascii="Cambria Math" w:hAnsi="Cambria Math" w:cs="Cambria Math"/>
+            <w:rFonts w:ascii="Times New Roman" w:hAnsi="Times New Roman" w:cs="Cambria Math"/>
           </w:rPr>
           <m:t>A</m:t>
         </m:r>
@@ -9796,7 +9796,7 @@
       <m:oMath>
         <m:r>
           <w:rPr>
-            <w:rFonts w:ascii="Cambria Math" w:hAnsi="Cambria Math" w:cs="Cambria Math"/>
+            <w:rFonts w:ascii="Times New Roman" w:hAnsi="Times New Roman" w:cs="Cambria Math"/>
           </w:rPr>
           <m:t>E=</m:t>
         </m:r>
@@ -9804,14 +9804,14 @@
           <m:sSubPr>
             <m:ctrlPr>
               <w:rPr>
-                <w:rFonts w:ascii="Cambria Math" w:hAnsi="Cambria Math"/>
+                <w:rFonts w:ascii="Times New Roman" w:hAnsi="Times New Roman"/>
               </w:rPr>
             </m:ctrlPr>
           </m:sSubPr>
           <m:e>
             <m:r>
               <w:rPr>
-                <w:rFonts w:ascii="Cambria Math" w:hAnsi="Cambria Math" w:cs="Cambria Math"/>
+                <w:rFonts w:ascii="Times New Roman" w:hAnsi="Times New Roman" w:cs="Cambria Math"/>
               </w:rPr>
               <m:t>U</m:t>
             </m:r>
@@ -9822,7 +9822,7 @@
                 <m:nor/>
               </m:rPr>
               <w:rPr>
-                <w:rFonts w:ascii="Cambria Math" w:hAnsi="Cambria Math" w:cs="Cambria Math"/>
+                <w:rFonts w:ascii="Times New Roman" w:hAnsi="Times New Roman" w:cs="Cambria Math"/>
               </w:rPr>
               <m:t>L</m:t>
             </m:r>
@@ -9830,7 +9830,7 @@
         </m:sSub>
         <m:r>
           <w:rPr>
-            <w:rFonts w:ascii="Cambria Math" w:hAnsi="Cambria Math" w:cs="Cambria Math"/>
+            <w:rFonts w:ascii="Times New Roman" w:hAnsi="Times New Roman" w:cs="Cambria Math"/>
           </w:rPr>
           <m:t>+2</m:t>
         </m:r>
@@ -9838,14 +9838,14 @@
           <m:sSubPr>
             <m:ctrlPr>
               <w:rPr>
-                <w:rFonts w:ascii="Cambria Math" w:hAnsi="Cambria Math"/>
+                <w:rFonts w:ascii="Times New Roman" w:hAnsi="Times New Roman"/>
               </w:rPr>
             </m:ctrlPr>
           </m:sSubPr>
           <m:e>
             <m:r>
               <w:rPr>
-                <w:rFonts w:ascii="Cambria Math" w:hAnsi="Cambria Math" w:cs="Cambria Math"/>
+                <w:rFonts w:ascii="Times New Roman" w:hAnsi="Times New Roman" w:cs="Cambria Math"/>
               </w:rPr>
               <m:t>I</m:t>
             </m:r>
@@ -9853,7 +9853,7 @@
           <m:sub>
             <m:r>
               <w:rPr>
-                <w:rFonts w:ascii="Cambria Math" w:hAnsi="Cambria Math" w:cs="Cambria Math"/>
+                <w:rFonts w:ascii="Times New Roman" w:hAnsi="Times New Roman" w:cs="Cambria Math"/>
               </w:rPr>
               <m:t>1</m:t>
             </m:r>
@@ -9861,7 +9861,7 @@
         </m:sSub>
         <m:r>
           <w:rPr>
-            <w:rFonts w:ascii="Cambria Math" w:hAnsi="Cambria Math" w:cs="Cambria Math"/>
+            <w:rFonts w:ascii="Times New Roman" w:hAnsi="Times New Roman" w:cs="Cambria Math"/>
           </w:rPr>
           <m:t>r</m:t>
         </m:r>
@@ -9887,7 +9887,7 @@
       <m:oMath>
         <m:r>
           <w:rPr>
-            <w:rFonts w:ascii="Cambria Math" w:hAnsi="Cambria Math" w:cs="Cambria Math"/>
+            <w:rFonts w:ascii="Times New Roman" w:hAnsi="Times New Roman" w:cs="Cambria Math"/>
           </w:rPr>
           <m:t>r=1</m:t>
         </m:r>
@@ -9896,7 +9896,7 @@
             <m:sty m:val="p"/>
           </m:rPr>
           <w:rPr>
-            <w:rFonts w:ascii="Cambria Math" w:hAnsi="Cambria Math" w:cs="Cambria Math"/>
+            <w:rFonts w:ascii="Times New Roman" w:hAnsi="Times New Roman" w:cs="Cambria Math"/>
           </w:rPr>
           <m:t>Ω</m:t>
         </m:r>
@@ -9917,7 +9917,7 @@
         <w:spacing w:line="300" w:lineRule="multiple" w:before="0" w:after="0"/>
         <w:jc w:val="left"/>
         <w:rPr>
-          <w:rFonts w:eastAsia="Times New Roman"/>
+          <w:rFonts w:eastAsia="宋体"/>
           <w:i/>
           <w:sz w:val="21"/>
           <w:szCs w:val="21"/>
@@ -9962,7 +9962,7 @@
         <w:spacing w:line="300" w:lineRule="multiple" w:before="0" w:after="0"/>
         <w:jc w:val="left"/>
         <w:rPr>
-          <w:rFonts w:eastAsia="Times New Roman"/>
+          <w:rFonts w:eastAsia="宋体"/>
           <w:i/>
           <w:sz w:val="21"/>
           <w:szCs w:val="21"/>
@@ -10094,14 +10094,14 @@
           <m:fPr>
             <m:ctrlPr>
               <w:rPr>
-                <w:rFonts w:ascii="Cambria Math" w:hAnsi="Cambria Math"/>
+                <w:rFonts w:ascii="Times New Roman" w:hAnsi="Times New Roman"/>
               </w:rPr>
             </m:ctrlPr>
           </m:fPr>
           <m:num>
             <m:r>
               <w:rPr>
-                <w:rFonts w:ascii="Cambria Math" w:hAnsi="Cambria Math" w:cs="Cambria Math"/>
+                <w:rFonts w:ascii="Times New Roman" w:hAnsi="Times New Roman" w:cs="Cambria Math"/>
               </w:rPr>
               <m:t>U</m:t>
             </m:r>
@@ -10109,7 +10109,7 @@
           <m:den>
             <m:r>
               <w:rPr>
-                <w:rFonts w:ascii="Cambria Math" w:hAnsi="Cambria Math" w:cs="Cambria Math"/>
+                <w:rFonts w:ascii="Times New Roman" w:hAnsi="Times New Roman" w:cs="Cambria Math"/>
               </w:rPr>
               <m:t>I</m:t>
             </m:r>
@@ -10122,7 +10122,7 @@
         <w:spacing w:line="300" w:lineRule="multiple" w:before="0" w:after="0"/>
         <w:jc w:val="left"/>
         <w:rPr>
-          <w:rFonts w:eastAsia="Times New Roman"/>
+          <w:rFonts w:eastAsia="宋体"/>
           <w:i/>
           <w:sz w:val="21"/>
           <w:szCs w:val="21"/>
@@ -10184,14 +10184,14 @@
           <m:fPr>
             <m:ctrlPr>
               <w:rPr>
-                <w:rFonts w:ascii="Cambria Math" w:hAnsi="Cambria Math"/>
+                <w:rFonts w:ascii="Times New Roman" w:hAnsi="Times New Roman"/>
               </w:rPr>
             </m:ctrlPr>
           </m:fPr>
           <m:num>
             <m:r>
               <w:rPr>
-                <w:rFonts w:ascii="Cambria Math" w:hAnsi="Cambria Math" w:cs="Cambria Math"/>
+                <w:rFonts w:ascii="Times New Roman" w:hAnsi="Times New Roman" w:cs="Cambria Math"/>
               </w:rPr>
               <m:t>E</m:t>
             </m:r>
@@ -10199,7 +10199,7 @@
           <m:den>
             <m:r>
               <w:rPr>
-                <w:rFonts w:ascii="Cambria Math" w:hAnsi="Cambria Math" w:cs="Cambria Math"/>
+                <w:rFonts w:ascii="Times New Roman" w:hAnsi="Times New Roman" w:cs="Cambria Math"/>
               </w:rPr>
               <m:t>r</m:t>
             </m:r>
@@ -10212,7 +10212,7 @@
         <w:spacing w:line="300" w:lineRule="multiple" w:before="0" w:after="0"/>
         <w:jc w:val="left"/>
         <w:rPr>
-          <w:rFonts w:eastAsia="Times New Roman"/>
+          <w:rFonts w:eastAsia="宋体"/>
           <w:i/>
           <w:sz w:val="21"/>
           <w:szCs w:val="21"/>
@@ -10266,7 +10266,7 @@
             <m:endChr m:val="|"/>
             <m:ctrlPr>
               <w:rPr>
-                <w:rFonts w:ascii="Cambria Math" w:hAnsi="Cambria Math"/>
+                <w:rFonts w:ascii="Times New Roman" w:hAnsi="Times New Roman"/>
               </w:rPr>
             </m:ctrlPr>
           </m:dPr>
@@ -10275,7 +10275,7 @@
               <m:fPr>
                 <m:ctrlPr>
                   <w:rPr>
-                    <w:rFonts w:ascii="Cambria Math" w:hAnsi="Cambria Math"/>
+                    <w:rFonts w:ascii="Times New Roman" w:hAnsi="Times New Roman"/>
                   </w:rPr>
                 </m:ctrlPr>
               </m:fPr>
@@ -10285,13 +10285,13 @@
                     <m:sty m:val="p"/>
                   </m:rPr>
                   <w:rPr>
-                    <w:rFonts w:ascii="Cambria Math" w:hAnsi="Cambria Math" w:cs="Cambria Math"/>
+                    <w:rFonts w:ascii="Times New Roman" w:hAnsi="Times New Roman" w:cs="Cambria Math"/>
                   </w:rPr>
                   <m:t>Δ</m:t>
                 </m:r>
                 <m:r>
                   <w:rPr>
-                    <w:rFonts w:ascii="Cambria Math" w:hAnsi="Cambria Math" w:cs="Cambria Math"/>
+                    <w:rFonts w:ascii="Times New Roman" w:hAnsi="Times New Roman" w:cs="Cambria Math"/>
                   </w:rPr>
                   <m:t>U</m:t>
                 </m:r>
@@ -10302,13 +10302,13 @@
                     <m:sty m:val="p"/>
                   </m:rPr>
                   <w:rPr>
-                    <w:rFonts w:ascii="Cambria Math" w:hAnsi="Cambria Math" w:cs="Cambria Math"/>
+                    <w:rFonts w:ascii="Times New Roman" w:hAnsi="Times New Roman" w:cs="Cambria Math"/>
                   </w:rPr>
                   <m:t>Δ</m:t>
                 </m:r>
                 <m:r>
                   <w:rPr>
-                    <w:rFonts w:ascii="Cambria Math" w:hAnsi="Cambria Math" w:cs="Cambria Math"/>
+                    <w:rFonts w:ascii="Times New Roman" w:hAnsi="Times New Roman" w:cs="Cambria Math"/>
                   </w:rPr>
                   <m:t>I</m:t>
                 </m:r>
@@ -10318,7 +10318,7 @@
         </m:d>
         <m:r>
           <w:rPr>
-            <w:rFonts w:ascii="Cambria Math" w:hAnsi="Cambria Math" w:cs="Cambria Math"/>
+            <w:rFonts w:ascii="Times New Roman" w:hAnsi="Times New Roman" w:cs="Cambria Math"/>
           </w:rPr>
           <m:t>=</m:t>
         </m:r>
@@ -10326,14 +10326,14 @@
           <m:fPr>
             <m:ctrlPr>
               <w:rPr>
-                <w:rFonts w:ascii="Cambria Math" w:hAnsi="Cambria Math"/>
+                <w:rFonts w:ascii="Times New Roman" w:hAnsi="Times New Roman"/>
               </w:rPr>
             </m:ctrlPr>
           </m:fPr>
           <m:num>
             <m:r>
               <w:rPr>
-                <w:rFonts w:ascii="Cambria Math" w:hAnsi="Cambria Math" w:cs="Cambria Math"/>
+                <w:rFonts w:ascii="Times New Roman" w:hAnsi="Times New Roman" w:cs="Cambria Math"/>
               </w:rPr>
               <m:t>E</m:t>
             </m:r>
@@ -10343,14 +10343,14 @@
               <m:sSubPr>
                 <m:ctrlPr>
                   <w:rPr>
-                    <w:rFonts w:ascii="Cambria Math" w:hAnsi="Cambria Math"/>
+                    <w:rFonts w:ascii="Times New Roman" w:hAnsi="Times New Roman"/>
                   </w:rPr>
                 </m:ctrlPr>
               </m:sSubPr>
               <m:e>
                 <m:r>
                   <w:rPr>
-                    <w:rFonts w:ascii="Cambria Math" w:hAnsi="Cambria Math" w:cs="Cambria Math"/>
+                    <w:rFonts w:ascii="Times New Roman" w:hAnsi="Times New Roman" w:cs="Cambria Math"/>
                   </w:rPr>
                   <m:t>I</m:t>
                 </m:r>
@@ -10361,7 +10361,7 @@
                     <m:sty m:val="p"/>
                   </m:rPr>
                   <w:rPr>
-                    <w:rFonts w:ascii="Cambria Math" w:hAnsi="Cambria Math" w:cs="Cambria Math"/>
+                    <w:rFonts w:ascii="Times New Roman" w:hAnsi="Times New Roman" w:cs="Cambria Math"/>
                   </w:rPr>
                   <m:t>短</m:t>
                 </m:r>
@@ -10384,7 +10384,7 @@
         <w:spacing w:line="300" w:lineRule="multiple" w:before="0" w:after="0"/>
         <w:jc w:val="left"/>
         <w:rPr>
-          <w:rFonts w:eastAsia="Times New Roman"/>
+          <w:rFonts w:eastAsia="宋体"/>
           <w:i/>
           <w:sz w:val="21"/>
           <w:szCs w:val="21"/>
@@ -10438,7 +10438,7 @@
         <w:spacing w:line="300" w:lineRule="multiple" w:before="0" w:after="0"/>
         <w:jc w:val="left"/>
         <w:rPr>
-          <w:rFonts w:eastAsia="Times New Roman"/>
+          <w:rFonts w:eastAsia="宋体"/>
           <w:i/>
           <w:sz w:val="21"/>
           <w:szCs w:val="21"/>
@@ -10538,7 +10538,7 @@
         <w:spacing w:line="300" w:lineRule="multiple" w:before="0" w:after="0"/>
         <w:jc w:val="left"/>
         <w:rPr>
-          <w:rFonts w:eastAsia="Times New Roman"/>
+          <w:rFonts w:eastAsia="宋体"/>
           <w:i/>
           <w:sz w:val="21"/>
           <w:szCs w:val="21"/>
@@ -10640,7 +10640,7 @@
               <w:spacing w:line="300" w:lineRule="multiple" w:before="0" w:after="0"/>
               <w:jc w:val="left"/>
               <w:rPr>
-                <w:rFonts w:eastAsia="Times New Roman"/>
+                <w:rFonts w:eastAsia="宋体"/>
                 <w:i/>
                 <w:sz w:val="21"/>
                 <w:szCs w:val="21"/>
@@ -10668,7 +10668,7 @@
               <w:spacing w:line="300" w:lineRule="multiple" w:before="0" w:after="0"/>
               <w:jc w:val="left"/>
               <w:rPr>
-                <w:rFonts w:eastAsia="Times New Roman"/>
+                <w:rFonts w:eastAsia="宋体"/>
                 <w:i/>
                 <w:sz w:val="21"/>
                 <w:szCs w:val="21"/>
@@ -10738,7 +10738,7 @@
               <w:spacing w:line="300" w:lineRule="multiple" w:before="0" w:after="0"/>
               <w:jc w:val="left"/>
               <w:rPr>
-                <w:rFonts w:eastAsia="Times New Roman"/>
+                <w:rFonts w:eastAsia="宋体"/>
                 <w:i/>
                 <w:sz w:val="21"/>
                 <w:szCs w:val="21"/>
@@ -10810,7 +10810,7 @@
               <w:spacing w:line="300" w:lineRule="multiple" w:before="0" w:after="0"/>
               <w:jc w:val="left"/>
               <w:rPr>
-                <w:rFonts w:eastAsia="Times New Roman"/>
+                <w:rFonts w:eastAsia="宋体"/>
                 <w:i/>
                 <w:sz w:val="21"/>
                 <w:szCs w:val="21"/>
@@ -10845,7 +10845,7 @@
             <w:pPr>
               <w:spacing w:line="300" w:lineRule="multiple" w:before="0" w:after="0"/>
               <w:rPr>
-                <w:rFonts w:eastAsia="Times New Roman"/>
+                <w:rFonts w:eastAsia="宋体"/>
                 <w:i/>
                 <w:sz w:val="21"/>
                 <w:szCs w:val="21"/>
@@ -10919,7 +10919,7 @@
             <w:pPr>
               <w:spacing w:line="300" w:lineRule="multiple" w:before="0" w:after="0"/>
               <w:rPr>
-                <w:rFonts w:eastAsia="Times New Roman"/>
+                <w:rFonts w:eastAsia="宋体"/>
                 <w:i/>
                 <w:sz w:val="21"/>
                 <w:szCs w:val="21"/>
@@ -10996,7 +10996,7 @@
               <w:spacing w:line="300" w:lineRule="multiple" w:before="0" w:after="0"/>
               <w:jc w:val="left"/>
               <w:rPr>
-                <w:rFonts w:eastAsia="Times New Roman"/>
+                <w:rFonts w:eastAsia="宋体"/>
                 <w:i/>
                 <w:sz w:val="21"/>
                 <w:szCs w:val="21"/>
@@ -11032,7 +11032,7 @@
               <w:spacing w:line="300" w:lineRule="multiple" w:before="0" w:after="0"/>
               <w:jc w:val="left"/>
               <w:rPr>
-                <w:rFonts w:eastAsia="Times New Roman"/>
+                <w:rFonts w:eastAsia="宋体"/>
                 <w:i/>
                 <w:sz w:val="21"/>
                 <w:szCs w:val="21"/>
@@ -11068,7 +11068,7 @@
               <w:spacing w:line="300" w:lineRule="multiple" w:before="0" w:after="0"/>
               <w:jc w:val="left"/>
               <w:rPr>
-                <w:rFonts w:eastAsia="Times New Roman"/>
+                <w:rFonts w:eastAsia="宋体"/>
                 <w:i/>
                 <w:sz w:val="21"/>
                 <w:szCs w:val="21"/>
@@ -11106,7 +11106,7 @@
               <w:spacing w:line="300" w:lineRule="multiple" w:before="0" w:after="0"/>
               <w:jc w:val="left"/>
               <w:rPr>
-                <w:rFonts w:eastAsia="Times New Roman"/>
+                <w:rFonts w:eastAsia="宋体"/>
                 <w:i/>
                 <w:sz w:val="21"/>
                 <w:szCs w:val="21"/>
@@ -11142,7 +11142,7 @@
               <w:spacing w:line="300" w:lineRule="multiple" w:before="0" w:after="0"/>
               <w:jc w:val="left"/>
               <w:rPr>
-                <w:rFonts w:eastAsia="Times New Roman"/>
+                <w:rFonts w:eastAsia="宋体"/>
                 <w:i/>
                 <w:sz w:val="21"/>
                 <w:szCs w:val="21"/>
@@ -11178,14 +11178,14 @@
                 <m:fPr>
                   <m:ctrlPr>
                     <w:rPr>
-                      <w:rFonts w:ascii="Cambria Math" w:hAnsi="Cambria Math"/>
+                      <w:rFonts w:ascii="Times New Roman" w:hAnsi="Times New Roman"/>
                     </w:rPr>
                   </m:ctrlPr>
                 </m:fPr>
                 <m:num>
                   <m:r>
                     <w:rPr>
-                      <w:rFonts w:ascii="Cambria Math" w:hAnsi="Cambria Math" w:cs="Cambria Math"/>
+                      <w:rFonts w:ascii="Times New Roman" w:hAnsi="Times New Roman" w:cs="Cambria Math"/>
                     </w:rPr>
                     <m:t>E</m:t>
                   </m:r>
@@ -11193,7 +11193,7 @@
                 <m:den>
                   <m:r>
                     <w:rPr>
-                      <w:rFonts w:ascii="Cambria Math" w:hAnsi="Cambria Math" w:cs="Cambria Math"/>
+                      <w:rFonts w:ascii="Times New Roman" w:hAnsi="Times New Roman" w:cs="Cambria Math"/>
                     </w:rPr>
                     <m:t>r</m:t>
                   </m:r>
@@ -11230,7 +11230,7 @@
               <w:spacing w:line="300" w:lineRule="multiple" w:before="0" w:after="0"/>
               <w:jc w:val="left"/>
               <w:rPr>
-                <w:rFonts w:eastAsia="Times New Roman"/>
+                <w:rFonts w:eastAsia="宋体"/>
                 <w:i/>
                 <w:sz w:val="21"/>
                 <w:szCs w:val="21"/>
@@ -11268,7 +11268,7 @@
               <w:spacing w:line="300" w:lineRule="multiple" w:before="0" w:after="0"/>
               <w:jc w:val="left"/>
               <w:rPr>
-                <w:rFonts w:eastAsia="Times New Roman"/>
+                <w:rFonts w:eastAsia="宋体"/>
                 <w:i/>
                 <w:sz w:val="21"/>
                 <w:szCs w:val="21"/>
@@ -11313,7 +11313,7 @@
               <w:spacing w:line="300" w:lineRule="multiple" w:before="0" w:after="0"/>
               <w:jc w:val="left"/>
               <w:rPr>
-                <w:rFonts w:eastAsia="Times New Roman"/>
+                <w:rFonts w:eastAsia="宋体"/>
                 <w:i/>
                 <w:sz w:val="21"/>
                 <w:szCs w:val="21"/>
@@ -11349,7 +11349,7 @@
               <w:spacing w:line="300" w:lineRule="multiple" w:before="0" w:after="0"/>
               <w:jc w:val="left"/>
               <w:rPr>
-                <w:rFonts w:eastAsia="Times New Roman"/>
+                <w:rFonts w:eastAsia="宋体"/>
                 <w:i/>
                 <w:sz w:val="21"/>
                 <w:szCs w:val="21"/>
@@ -11387,7 +11387,7 @@
               <w:spacing w:line="300" w:lineRule="multiple" w:before="0" w:after="0"/>
               <w:jc w:val="left"/>
               <w:rPr>
-                <w:rFonts w:eastAsia="Times New Roman"/>
+                <w:rFonts w:eastAsia="宋体"/>
                 <w:i/>
                 <w:sz w:val="21"/>
                 <w:szCs w:val="21"/>
@@ -11407,7 +11407,7 @@
               <w:spacing w:line="300" w:lineRule="multiple" w:before="0" w:after="0"/>
               <w:jc w:val="left"/>
               <w:rPr>
-                <w:rFonts w:eastAsia="Times New Roman"/>
+                <w:rFonts w:eastAsia="宋体"/>
                 <w:i/>
                 <w:sz w:val="21"/>
                 <w:szCs w:val="21"/>
@@ -11477,7 +11477,7 @@
               <w:spacing w:line="300" w:lineRule="multiple" w:before="0" w:after="0"/>
               <w:jc w:val="left"/>
               <w:rPr>
-                <w:rFonts w:eastAsia="Times New Roman"/>
+                <w:rFonts w:eastAsia="宋体"/>
                 <w:i/>
                 <w:sz w:val="21"/>
                 <w:szCs w:val="21"/>
@@ -11513,7 +11513,7 @@
               <w:spacing w:line="300" w:lineRule="multiple" w:before="0" w:after="0"/>
               <w:jc w:val="left"/>
               <w:rPr>
-                <w:rFonts w:eastAsia="Times New Roman"/>
+                <w:rFonts w:eastAsia="宋体"/>
                 <w:i/>
                 <w:sz w:val="21"/>
                 <w:szCs w:val="21"/>
@@ -11551,7 +11551,7 @@
               <w:spacing w:line="300" w:lineRule="multiple" w:before="0" w:after="0"/>
               <w:jc w:val="left"/>
               <w:rPr>
-                <w:rFonts w:eastAsia="Times New Roman"/>
+                <w:rFonts w:eastAsia="宋体"/>
                 <w:i/>
                 <w:sz w:val="21"/>
                 <w:szCs w:val="21"/>
@@ -11587,7 +11587,7 @@
               <w:spacing w:line="300" w:lineRule="multiple" w:before="0" w:after="0"/>
               <w:jc w:val="left"/>
               <w:rPr>
-                <w:rFonts w:eastAsia="Times New Roman"/>
+                <w:rFonts w:eastAsia="宋体"/>
                 <w:i/>
                 <w:sz w:val="21"/>
                 <w:szCs w:val="21"/>
@@ -11639,7 +11639,7 @@
               <w:spacing w:line="300" w:lineRule="multiple" w:before="0" w:after="0"/>
               <w:jc w:val="left"/>
               <w:rPr>
-                <w:rFonts w:eastAsia="Times New Roman"/>
+                <w:rFonts w:eastAsia="宋体"/>
                 <w:i/>
                 <w:sz w:val="21"/>
                 <w:szCs w:val="21"/>
@@ -12206,7 +12206,7 @@
       <m:oMath>
         <m:r>
           <w:rPr>
-            <w:rFonts w:ascii="Cambria Math" w:hAnsi="Cambria Math" w:cs="Cambria Math"/>
+            <w:rFonts w:ascii="Times New Roman" w:hAnsi="Times New Roman" w:cs="Cambria Math"/>
           </w:rPr>
           <m:t>1.5</m:t>
         </m:r>
@@ -12215,7 +12215,7 @@
             <m:nor/>
           </m:rPr>
           <w:rPr>
-            <w:rFonts w:ascii="Cambria Math" w:hAnsi="Cambria Math" w:cs="Cambria Math"/>
+            <w:rFonts w:ascii="Times New Roman" w:hAnsi="Times New Roman" w:cs="Cambria Math"/>
           </w:rPr>
           <m:t>V</m:t>
         </m:r>
@@ -12305,7 +12305,7 @@
       <m:oMath>
         <m:r>
           <w:rPr>
-            <w:rFonts w:ascii="Cambria Math" w:hAnsi="Cambria Math" w:cs="Cambria Math"/>
+            <w:rFonts w:ascii="Times New Roman" w:hAnsi="Times New Roman" w:cs="Cambria Math"/>
           </w:rPr>
           <m:t>r=</m:t>
         </m:r>
@@ -12315,7 +12315,7 @@
             <m:endChr m:val="|"/>
             <m:ctrlPr>
               <w:rPr>
-                <w:rFonts w:ascii="Cambria Math" w:hAnsi="Cambria Math"/>
+                <w:rFonts w:ascii="Times New Roman" w:hAnsi="Times New Roman"/>
               </w:rPr>
             </m:ctrlPr>
           </m:dPr>
@@ -12324,7 +12324,7 @@
               <m:fPr>
                 <m:ctrlPr>
                   <w:rPr>
-                    <w:rFonts w:ascii="Cambria Math" w:hAnsi="Cambria Math"/>
+                    <w:rFonts w:ascii="Times New Roman" w:hAnsi="Times New Roman"/>
                   </w:rPr>
                 </m:ctrlPr>
               </m:fPr>
@@ -12334,13 +12334,13 @@
                     <m:sty m:val="p"/>
                   </m:rPr>
                   <w:rPr>
-                    <w:rFonts w:ascii="Cambria Math" w:hAnsi="Cambria Math" w:cs="Cambria Math"/>
+                    <w:rFonts w:ascii="Times New Roman" w:hAnsi="Times New Roman" w:cs="Cambria Math"/>
                   </w:rPr>
                   <m:t>Δ</m:t>
                 </m:r>
                 <m:r>
                   <w:rPr>
-                    <w:rFonts w:ascii="Cambria Math" w:hAnsi="Cambria Math" w:cs="Cambria Math"/>
+                    <w:rFonts w:ascii="Times New Roman" w:hAnsi="Times New Roman" w:cs="Cambria Math"/>
                   </w:rPr>
                   <m:t>U</m:t>
                 </m:r>
@@ -12351,13 +12351,13 @@
                     <m:sty m:val="p"/>
                   </m:rPr>
                   <w:rPr>
-                    <w:rFonts w:ascii="Cambria Math" w:hAnsi="Cambria Math" w:cs="Cambria Math"/>
+                    <w:rFonts w:ascii="Times New Roman" w:hAnsi="Times New Roman" w:cs="Cambria Math"/>
                   </w:rPr>
                   <m:t>Δ</m:t>
                 </m:r>
                 <m:r>
                   <w:rPr>
-                    <w:rFonts w:ascii="Cambria Math" w:hAnsi="Cambria Math" w:cs="Cambria Math"/>
+                    <w:rFonts w:ascii="Times New Roman" w:hAnsi="Times New Roman" w:cs="Cambria Math"/>
                   </w:rPr>
                   <m:t>I</m:t>
                 </m:r>
@@ -12367,7 +12367,7 @@
         </m:d>
         <m:r>
           <w:rPr>
-            <w:rFonts w:ascii="Cambria Math" w:hAnsi="Cambria Math" w:cs="Cambria Math"/>
+            <w:rFonts w:ascii="Times New Roman" w:hAnsi="Times New Roman" w:cs="Cambria Math"/>
           </w:rPr>
           <m:t>=</m:t>
         </m:r>
@@ -12375,14 +12375,14 @@
           <m:fPr>
             <m:ctrlPr>
               <w:rPr>
-                <w:rFonts w:ascii="Cambria Math" w:hAnsi="Cambria Math"/>
+                <w:rFonts w:ascii="Times New Roman" w:hAnsi="Times New Roman"/>
               </w:rPr>
             </m:ctrlPr>
           </m:fPr>
           <m:num>
             <m:r>
               <w:rPr>
-                <w:rFonts w:ascii="Cambria Math" w:hAnsi="Cambria Math" w:cs="Cambria Math"/>
+                <w:rFonts w:ascii="Times New Roman" w:hAnsi="Times New Roman" w:cs="Cambria Math"/>
               </w:rPr>
               <m:t>3.0</m:t>
             </m:r>
@@ -12390,7 +12390,7 @@
           <m:den>
             <m:r>
               <w:rPr>
-                <w:rFonts w:ascii="Cambria Math" w:hAnsi="Cambria Math" w:cs="Cambria Math"/>
+                <w:rFonts w:ascii="Times New Roman" w:hAnsi="Times New Roman" w:cs="Cambria Math"/>
               </w:rPr>
               <m:t>6.0</m:t>
             </m:r>
@@ -12401,13 +12401,13 @@
             <m:sty m:val="p"/>
           </m:rPr>
           <w:rPr>
-            <w:rFonts w:ascii="Cambria Math" w:hAnsi="Cambria Math" w:cs="Cambria Math"/>
+            <w:rFonts w:ascii="Times New Roman" w:hAnsi="Times New Roman" w:cs="Cambria Math"/>
           </w:rPr>
           <m:t>Ω</m:t>
         </m:r>
         <m:r>
           <w:rPr>
-            <w:rFonts w:ascii="Cambria Math" w:hAnsi="Cambria Math" w:cs="Cambria Math"/>
+            <w:rFonts w:ascii="Times New Roman" w:hAnsi="Times New Roman" w:cs="Cambria Math"/>
           </w:rPr>
           <m:t>=0.5</m:t>
         </m:r>
@@ -12416,7 +12416,7 @@
             <m:sty m:val="p"/>
           </m:rPr>
           <w:rPr>
-            <w:rFonts w:ascii="Cambria Math" w:hAnsi="Cambria Math" w:cs="Cambria Math"/>
+            <w:rFonts w:ascii="Times New Roman" w:hAnsi="Times New Roman" w:cs="Cambria Math"/>
           </w:rPr>
           <m:t>Ω</m:t>
         </m:r>
@@ -12476,7 +12476,7 @@
       <m:oMath>
         <m:r>
           <w:rPr>
-            <w:rFonts w:ascii="Cambria Math" w:hAnsi="Cambria Math" w:cs="Cambria Math"/>
+            <w:rFonts w:ascii="Times New Roman" w:hAnsi="Times New Roman" w:cs="Cambria Math"/>
           </w:rPr>
           <m:t>P=UI=3×1.5</m:t>
         </m:r>
@@ -12485,13 +12485,13 @@
             <m:nor/>
           </m:rPr>
           <w:rPr>
-            <w:rFonts w:ascii="Cambria Math" w:hAnsi="Cambria Math" w:cs="Cambria Math"/>
+            <w:rFonts w:ascii="Times New Roman" w:hAnsi="Times New Roman" w:cs="Cambria Math"/>
           </w:rPr>
           <m:t>W</m:t>
         </m:r>
         <m:r>
           <w:rPr>
-            <w:rFonts w:ascii="Cambria Math" w:hAnsi="Cambria Math" w:cs="Cambria Math"/>
+            <w:rFonts w:ascii="Times New Roman" w:hAnsi="Times New Roman" w:cs="Cambria Math"/>
           </w:rPr>
           <m:t>=4.5</m:t>
         </m:r>
@@ -12500,7 +12500,7 @@
             <m:nor/>
           </m:rPr>
           <w:rPr>
-            <w:rFonts w:ascii="Cambria Math" w:hAnsi="Cambria Math" w:cs="Cambria Math"/>
+            <w:rFonts w:ascii="Times New Roman" w:hAnsi="Times New Roman" w:cs="Cambria Math"/>
           </w:rPr>
           <m:t>W</m:t>
         </m:r>
@@ -12560,7 +12560,7 @@
       <m:oMath>
         <m:r>
           <w:rPr>
-            <w:rFonts w:ascii="Cambria Math" w:hAnsi="Cambria Math" w:cs="Cambria Math"/>
+            <w:rFonts w:ascii="Times New Roman" w:hAnsi="Times New Roman" w:cs="Cambria Math"/>
           </w:rPr>
           <m:t>η=</m:t>
         </m:r>
@@ -12568,14 +12568,14 @@
           <m:fPr>
             <m:ctrlPr>
               <w:rPr>
-                <w:rFonts w:ascii="Cambria Math" w:hAnsi="Cambria Math"/>
+                <w:rFonts w:ascii="Times New Roman" w:hAnsi="Times New Roman"/>
               </w:rPr>
             </m:ctrlPr>
           </m:fPr>
           <m:num>
             <m:r>
               <w:rPr>
-                <w:rFonts w:ascii="Cambria Math" w:hAnsi="Cambria Math" w:cs="Cambria Math"/>
+                <w:rFonts w:ascii="Times New Roman" w:hAnsi="Times New Roman" w:cs="Cambria Math"/>
               </w:rPr>
               <m:t>IU</m:t>
             </m:r>
@@ -12583,7 +12583,7 @@
           <m:den>
             <m:r>
               <w:rPr>
-                <w:rFonts w:ascii="Cambria Math" w:hAnsi="Cambria Math" w:cs="Cambria Math"/>
+                <w:rFonts w:ascii="Times New Roman" w:hAnsi="Times New Roman" w:cs="Cambria Math"/>
               </w:rPr>
               <m:t>IE</m:t>
             </m:r>
@@ -12591,7 +12591,7 @@
         </m:f>
         <m:r>
           <w:rPr>
-            <w:rFonts w:ascii="Cambria Math" w:hAnsi="Cambria Math" w:cs="Cambria Math"/>
+            <w:rFonts w:ascii="Times New Roman" w:hAnsi="Times New Roman" w:cs="Cambria Math"/>
           </w:rPr>
           <m:t>=</m:t>
         </m:r>
@@ -12599,14 +12599,14 @@
           <m:fPr>
             <m:ctrlPr>
               <w:rPr>
-                <w:rFonts w:ascii="Cambria Math" w:hAnsi="Cambria Math"/>
+                <w:rFonts w:ascii="Times New Roman" w:hAnsi="Times New Roman"/>
               </w:rPr>
             </m:ctrlPr>
           </m:fPr>
           <m:num>
             <m:r>
               <w:rPr>
-                <w:rFonts w:ascii="Cambria Math" w:hAnsi="Cambria Math" w:cs="Cambria Math"/>
+                <w:rFonts w:ascii="Times New Roman" w:hAnsi="Times New Roman" w:cs="Cambria Math"/>
               </w:rPr>
               <m:t>U</m:t>
             </m:r>
@@ -12614,7 +12614,7 @@
           <m:den>
             <m:r>
               <w:rPr>
-                <w:rFonts w:ascii="Cambria Math" w:hAnsi="Cambria Math" w:cs="Cambria Math"/>
+                <w:rFonts w:ascii="Times New Roman" w:hAnsi="Times New Roman" w:cs="Cambria Math"/>
               </w:rPr>
               <m:t>E</m:t>
             </m:r>
@@ -12622,7 +12622,7 @@
         </m:f>
         <m:r>
           <w:rPr>
-            <w:rFonts w:ascii="Cambria Math" w:hAnsi="Cambria Math" w:cs="Cambria Math"/>
+            <w:rFonts w:ascii="Times New Roman" w:hAnsi="Times New Roman" w:cs="Cambria Math"/>
           </w:rPr>
           <m:t>×100</m:t>
         </m:r>
@@ -12631,13 +12631,13 @@
             <m:sty m:val="p"/>
           </m:rPr>
           <w:rPr>
-            <w:rFonts w:ascii="Cambria Math" w:hAnsi="Cambria Math" w:cs="Cambria Math"/>
+            <w:rFonts w:ascii="Times New Roman" w:hAnsi="Times New Roman" w:cs="Cambria Math"/>
           </w:rPr>
           <m:t>%</m:t>
         </m:r>
         <m:r>
           <w:rPr>
-            <w:rFonts w:ascii="Cambria Math" w:hAnsi="Cambria Math" w:cs="Cambria Math"/>
+            <w:rFonts w:ascii="Times New Roman" w:hAnsi="Times New Roman" w:cs="Cambria Math"/>
           </w:rPr>
           <m:t>=50</m:t>
         </m:r>
@@ -12646,7 +12646,7 @@
             <m:sty m:val="p"/>
           </m:rPr>
           <w:rPr>
-            <w:rFonts w:ascii="Cambria Math" w:hAnsi="Cambria Math" w:cs="Cambria Math"/>
+            <w:rFonts w:ascii="Times New Roman" w:hAnsi="Times New Roman" w:cs="Cambria Math"/>
           </w:rPr>
           <m:t>%</m:t>
         </m:r>
@@ -13156,7 +13156,7 @@
         <w:spacing w:line="300" w:lineRule="multiple" w:before="0" w:after="0"/>
         <w:jc w:val="left"/>
         <w:rPr>
-          <w:rFonts w:eastAsia="Times New Roman"/>
+          <w:rFonts w:eastAsia="宋体"/>
           <w:i/>
           <w:sz w:val="21"/>
           <w:szCs w:val="21"/>
@@ -13331,7 +13331,7 @@
         <w:spacing w:line="300" w:lineRule="multiple" w:before="0" w:after="0"/>
         <w:jc w:val="left"/>
         <w:rPr>
-          <w:rFonts w:eastAsia="Times New Roman"/>
+          <w:rFonts w:eastAsia="宋体"/>
           <w:i/>
           <w:sz w:val="21"/>
           <w:szCs w:val="21"/>
@@ -13452,7 +13452,7 @@
           <m:fPr>
             <m:ctrlPr>
               <w:rPr>
-                <w:rFonts w:ascii="Cambria Math" w:hAnsi="Cambria Math"/>
+                <w:rFonts w:ascii="Times New Roman" w:hAnsi="Times New Roman"/>
               </w:rPr>
             </m:ctrlPr>
           </m:fPr>
@@ -13461,14 +13461,14 @@
               <m:sSupPr>
                 <m:ctrlPr>
                   <w:rPr>
-                    <w:rFonts w:ascii="Cambria Math" w:hAnsi="Cambria Math"/>
+                    <w:rFonts w:ascii="Times New Roman" w:hAnsi="Times New Roman"/>
                   </w:rPr>
                 </m:ctrlPr>
               </m:sSupPr>
               <m:e>
                 <m:r>
                   <w:rPr>
-                    <w:rFonts w:ascii="Cambria Math" w:hAnsi="Cambria Math" w:cs="Cambria Math"/>
+                    <w:rFonts w:ascii="Times New Roman" w:hAnsi="Times New Roman" w:cs="Cambria Math"/>
                   </w:rPr>
                   <m:t>E</m:t>
                 </m:r>
@@ -13476,7 +13476,7 @@
               <m:sup>
                 <m:r>
                   <w:rPr>
-                    <w:rFonts w:ascii="Cambria Math" w:hAnsi="Cambria Math" w:cs="Cambria Math"/>
+                    <w:rFonts w:ascii="Times New Roman" w:hAnsi="Times New Roman" w:cs="Cambria Math"/>
                   </w:rPr>
                   <m:t>2</m:t>
                 </m:r>
@@ -13486,7 +13486,7 @@
           <m:den>
             <m:r>
               <w:rPr>
-                <w:rFonts w:ascii="Cambria Math" w:hAnsi="Cambria Math" w:cs="Cambria Math"/>
+                <w:rFonts w:ascii="Times New Roman" w:hAnsi="Times New Roman" w:cs="Cambria Math"/>
               </w:rPr>
               <m:t>R+r</m:t>
             </m:r>
@@ -13499,7 +13499,7 @@
         <w:spacing w:line="300" w:lineRule="multiple" w:before="0" w:after="0"/>
         <w:jc w:val="left"/>
         <w:rPr>
-          <w:rFonts w:eastAsia="Times New Roman"/>
+          <w:rFonts w:eastAsia="宋体"/>
           <w:i/>
           <w:sz w:val="21"/>
           <w:szCs w:val="21"/>
@@ -13527,7 +13527,7 @@
         <w:spacing w:line="300" w:lineRule="multiple" w:before="0" w:after="0"/>
         <w:jc w:val="left"/>
         <w:rPr>
-          <w:rFonts w:eastAsia="Times New Roman"/>
+          <w:rFonts w:eastAsia="宋体"/>
           <w:i/>
           <w:sz w:val="21"/>
           <w:szCs w:val="21"/>
@@ -13670,7 +13670,7 @@
         <w:spacing w:line="300" w:lineRule="multiple" w:before="0" w:after="0"/>
         <w:jc w:val="left"/>
         <w:rPr>
-          <w:rFonts w:eastAsia="Times New Roman"/>
+          <w:rFonts w:eastAsia="宋体"/>
           <w:i/>
           <w:sz w:val="21"/>
           <w:szCs w:val="21"/>
@@ -13699,7 +13699,7 @@
         <w:spacing w:line="300" w:lineRule="multiple" w:before="0" w:after="0"/>
         <w:jc w:val="left"/>
         <w:rPr>
-          <w:rFonts w:eastAsia="Times New Roman"/>
+          <w:rFonts w:eastAsia="宋体"/>
           <w:i/>
           <w:sz w:val="21"/>
           <w:szCs w:val="21"/>
@@ -13874,7 +13874,7 @@
         <w:spacing w:line="300" w:lineRule="multiple" w:before="0" w:after="0"/>
         <w:jc w:val="left"/>
         <w:rPr>
-          <w:rFonts w:eastAsia="Times New Roman"/>
+          <w:rFonts w:eastAsia="宋体"/>
           <w:i/>
           <w:sz w:val="21"/>
           <w:szCs w:val="21"/>
@@ -13970,7 +13970,7 @@
           <m:fPr>
             <m:ctrlPr>
               <w:rPr>
-                <w:rFonts w:ascii="Cambria Math" w:hAnsi="Cambria Math"/>
+                <w:rFonts w:ascii="Times New Roman" w:hAnsi="Times New Roman"/>
               </w:rPr>
             </m:ctrlPr>
           </m:fPr>
@@ -13979,14 +13979,14 @@
               <m:sSupPr>
                 <m:ctrlPr>
                   <w:rPr>
-                    <w:rFonts w:ascii="Cambria Math" w:hAnsi="Cambria Math"/>
+                    <w:rFonts w:ascii="Times New Roman" w:hAnsi="Times New Roman"/>
                   </w:rPr>
                 </m:ctrlPr>
               </m:sSupPr>
               <m:e>
                 <m:r>
                   <w:rPr>
-                    <w:rFonts w:ascii="Cambria Math" w:hAnsi="Cambria Math" w:cs="Cambria Math"/>
+                    <w:rFonts w:ascii="Times New Roman" w:hAnsi="Times New Roman" w:cs="Cambria Math"/>
                   </w:rPr>
                   <m:t>E</m:t>
                 </m:r>
@@ -13994,7 +13994,7 @@
               <m:sup>
                 <m:r>
                   <w:rPr>
-                    <w:rFonts w:ascii="Cambria Math" w:hAnsi="Cambria Math" w:cs="Cambria Math"/>
+                    <w:rFonts w:ascii="Times New Roman" w:hAnsi="Times New Roman" w:cs="Cambria Math"/>
                   </w:rPr>
                   <m:t>2</m:t>
                 </m:r>
@@ -14002,7 +14002,7 @@
             </m:sSup>
             <m:r>
               <w:rPr>
-                <w:rFonts w:ascii="Cambria Math" w:hAnsi="Cambria Math" w:cs="Cambria Math"/>
+                <w:rFonts w:ascii="Times New Roman" w:hAnsi="Times New Roman" w:cs="Cambria Math"/>
               </w:rPr>
               <m:t>R</m:t>
             </m:r>
@@ -14012,7 +14012,7 @@
               <m:sSupPr>
                 <m:ctrlPr>
                   <w:rPr>
-                    <w:rFonts w:ascii="Cambria Math" w:hAnsi="Cambria Math"/>
+                    <w:rFonts w:ascii="Times New Roman" w:hAnsi="Times New Roman"/>
                   </w:rPr>
                 </m:ctrlPr>
               </m:sSupPr>
@@ -14021,14 +14021,14 @@
                   <m:dPr>
                     <m:ctrlPr>
                       <w:rPr>
-                        <w:rFonts w:ascii="Cambria Math" w:hAnsi="Cambria Math"/>
+                        <w:rFonts w:ascii="Times New Roman" w:hAnsi="Times New Roman"/>
                       </w:rPr>
                     </m:ctrlPr>
                   </m:dPr>
                   <m:e>
                     <m:r>
                       <w:rPr>
-                        <w:rFonts w:ascii="Cambria Math" w:hAnsi="Cambria Math" w:cs="Cambria Math"/>
+                        <w:rFonts w:ascii="Times New Roman" w:hAnsi="Times New Roman" w:cs="Cambria Math"/>
                       </w:rPr>
                       <m:t>R+r</m:t>
                     </m:r>
@@ -14038,7 +14038,7 @@
               <m:sup>
                 <m:r>
                   <w:rPr>
-                    <w:rFonts w:ascii="Cambria Math" w:hAnsi="Cambria Math" w:cs="Cambria Math"/>
+                    <w:rFonts w:ascii="Times New Roman" w:hAnsi="Times New Roman" w:cs="Cambria Math"/>
                   </w:rPr>
                   <m:t>2</m:t>
                 </m:r>
@@ -14053,7 +14053,7 @@
         <w:spacing w:line="300" w:lineRule="multiple" w:before="0" w:after="0"/>
         <w:jc w:val="left"/>
         <w:rPr>
-          <w:rFonts w:eastAsia="Times New Roman"/>
+          <w:rFonts w:eastAsia="宋体"/>
           <w:i/>
           <w:sz w:val="21"/>
           <w:szCs w:val="21"/>
@@ -14081,7 +14081,7 @@
         <w:spacing w:line="300" w:lineRule="multiple" w:before="0" w:after="0"/>
         <w:jc w:val="left"/>
         <w:rPr>
-          <w:rFonts w:eastAsia="Times New Roman"/>
+          <w:rFonts w:eastAsia="宋体"/>
           <w:i/>
           <w:sz w:val="21"/>
           <w:szCs w:val="21"/>
@@ -14133,7 +14133,7 @@
           <m:fPr>
             <m:ctrlPr>
               <w:rPr>
-                <w:rFonts w:ascii="Cambria Math" w:hAnsi="Cambria Math"/>
+                <w:rFonts w:ascii="Times New Roman" w:hAnsi="Times New Roman"/>
               </w:rPr>
             </m:ctrlPr>
           </m:fPr>
@@ -14142,14 +14142,14 @@
               <m:sSubPr>
                 <m:ctrlPr>
                   <w:rPr>
-                    <w:rFonts w:ascii="Cambria Math" w:hAnsi="Cambria Math"/>
+                    <w:rFonts w:ascii="Times New Roman" w:hAnsi="Times New Roman"/>
                   </w:rPr>
                 </m:ctrlPr>
               </m:sSubPr>
               <m:e>
                 <m:r>
                   <w:rPr>
-                    <w:rFonts w:ascii="Cambria Math" w:hAnsi="Cambria Math" w:cs="Cambria Math"/>
+                    <w:rFonts w:ascii="Times New Roman" w:hAnsi="Times New Roman" w:cs="Cambria Math"/>
                   </w:rPr>
                   <m:t>P</m:t>
                 </m:r>
@@ -14160,7 +14160,7 @@
                     <m:sty m:val="p"/>
                   </m:rPr>
                   <w:rPr>
-                    <w:rFonts w:ascii="Cambria Math" w:hAnsi="Cambria Math" w:cs="Cambria Math"/>
+                    <w:rFonts w:ascii="Times New Roman" w:hAnsi="Times New Roman" w:cs="Cambria Math"/>
                   </w:rPr>
                   <m:t>出</m:t>
                 </m:r>
@@ -14172,14 +14172,14 @@
               <m:sSubPr>
                 <m:ctrlPr>
                   <w:rPr>
-                    <w:rFonts w:ascii="Cambria Math" w:hAnsi="Cambria Math"/>
+                    <w:rFonts w:ascii="Times New Roman" w:hAnsi="Times New Roman"/>
                   </w:rPr>
                 </m:ctrlPr>
               </m:sSubPr>
               <m:e>
                 <m:r>
                   <w:rPr>
-                    <w:rFonts w:ascii="Cambria Math" w:hAnsi="Cambria Math" w:cs="Cambria Math"/>
+                    <w:rFonts w:ascii="Times New Roman" w:hAnsi="Times New Roman" w:cs="Cambria Math"/>
                   </w:rPr>
                   <m:t>P</m:t>
                 </m:r>
@@ -14190,7 +14190,7 @@
                     <m:sty m:val="p"/>
                   </m:rPr>
                   <w:rPr>
-                    <w:rFonts w:ascii="Cambria Math" w:hAnsi="Cambria Math" w:cs="Cambria Math"/>
+                    <w:rFonts w:ascii="Times New Roman" w:hAnsi="Times New Roman" w:cs="Cambria Math"/>
                   </w:rPr>
                   <m:t>总</m:t>
                 </m:r>
@@ -14220,14 +14220,14 @@
           <m:fPr>
             <m:ctrlPr>
               <w:rPr>
-                <w:rFonts w:ascii="Cambria Math" w:hAnsi="Cambria Math"/>
+                <w:rFonts w:ascii="Times New Roman" w:hAnsi="Times New Roman"/>
               </w:rPr>
             </m:ctrlPr>
           </m:fPr>
           <m:num>
             <m:r>
               <w:rPr>
-                <w:rFonts w:ascii="Cambria Math" w:hAnsi="Cambria Math" w:cs="Cambria Math"/>
+                <w:rFonts w:ascii="Times New Roman" w:hAnsi="Times New Roman" w:cs="Cambria Math"/>
               </w:rPr>
               <m:t>U</m:t>
             </m:r>
@@ -14235,7 +14235,7 @@
           <m:den>
             <m:r>
               <w:rPr>
-                <w:rFonts w:ascii="Cambria Math" w:hAnsi="Cambria Math" w:cs="Cambria Math"/>
+                <w:rFonts w:ascii="Times New Roman" w:hAnsi="Times New Roman" w:cs="Cambria Math"/>
               </w:rPr>
               <m:t>E</m:t>
             </m:r>
@@ -14256,7 +14256,7 @@
         <w:spacing w:line="300" w:lineRule="multiple" w:before="0" w:after="0"/>
         <w:jc w:val="left"/>
         <w:rPr>
-          <w:rFonts w:eastAsia="Times New Roman"/>
+          <w:rFonts w:eastAsia="宋体"/>
           <w:i/>
           <w:sz w:val="21"/>
           <w:szCs w:val="21"/>
@@ -14308,14 +14308,14 @@
           <m:fPr>
             <m:ctrlPr>
               <w:rPr>
-                <w:rFonts w:ascii="Cambria Math" w:hAnsi="Cambria Math"/>
+                <w:rFonts w:ascii="Times New Roman" w:hAnsi="Times New Roman"/>
               </w:rPr>
             </m:ctrlPr>
           </m:fPr>
           <m:num>
             <m:r>
               <w:rPr>
-                <w:rFonts w:ascii="Cambria Math" w:hAnsi="Cambria Math" w:cs="Cambria Math"/>
+                <w:rFonts w:ascii="Times New Roman" w:hAnsi="Times New Roman" w:cs="Cambria Math"/>
               </w:rPr>
               <m:t>R</m:t>
             </m:r>
@@ -14323,7 +14323,7 @@
           <m:den>
             <m:r>
               <w:rPr>
-                <w:rFonts w:ascii="Cambria Math" w:hAnsi="Cambria Math" w:cs="Cambria Math"/>
+                <w:rFonts w:ascii="Times New Roman" w:hAnsi="Times New Roman" w:cs="Cambria Math"/>
               </w:rPr>
               <m:t>R+r</m:t>
             </m:r>
@@ -14344,7 +14344,7 @@
         <w:spacing w:line="300" w:lineRule="multiple" w:before="0" w:after="0"/>
         <w:jc w:val="left"/>
         <w:rPr>
-          <w:rFonts w:eastAsia="Times New Roman"/>
+          <w:rFonts w:eastAsia="宋体"/>
           <w:i/>
           <w:sz w:val="21"/>
           <w:szCs w:val="21"/>
@@ -14372,7 +14372,7 @@
         <w:spacing w:line="300" w:lineRule="multiple" w:before="0" w:after="0"/>
         <w:jc w:val="left"/>
         <w:rPr>
-          <w:rFonts w:eastAsia="Times New Roman"/>
+          <w:rFonts w:eastAsia="宋体"/>
           <w:i/>
           <w:sz w:val="21"/>
           <w:szCs w:val="21"/>
@@ -14507,7 +14507,7 @@
           <m:fPr>
             <m:ctrlPr>
               <w:rPr>
-                <w:rFonts w:ascii="Cambria Math" w:hAnsi="Cambria Math"/>
+                <w:rFonts w:ascii="Times New Roman" w:hAnsi="Times New Roman"/>
               </w:rPr>
             </m:ctrlPr>
           </m:fPr>
@@ -14516,14 +14516,14 @@
               <m:sSupPr>
                 <m:ctrlPr>
                   <w:rPr>
-                    <w:rFonts w:ascii="Cambria Math" w:hAnsi="Cambria Math"/>
+                    <w:rFonts w:ascii="Times New Roman" w:hAnsi="Times New Roman"/>
                   </w:rPr>
                 </m:ctrlPr>
               </m:sSupPr>
               <m:e>
                 <m:r>
                   <w:rPr>
-                    <w:rFonts w:ascii="Cambria Math" w:hAnsi="Cambria Math" w:cs="Cambria Math"/>
+                    <w:rFonts w:ascii="Times New Roman" w:hAnsi="Times New Roman" w:cs="Cambria Math"/>
                   </w:rPr>
                   <m:t>E</m:t>
                 </m:r>
@@ -14531,7 +14531,7 @@
               <m:sup>
                 <m:r>
                   <w:rPr>
-                    <w:rFonts w:ascii="Cambria Math" w:hAnsi="Cambria Math" w:cs="Cambria Math"/>
+                    <w:rFonts w:ascii="Times New Roman" w:hAnsi="Times New Roman" w:cs="Cambria Math"/>
                   </w:rPr>
                   <m:t>2</m:t>
                 </m:r>
@@ -14543,7 +14543,7 @@
               <m:sSupPr>
                 <m:ctrlPr>
                   <w:rPr>
-                    <w:rFonts w:ascii="Cambria Math" w:hAnsi="Cambria Math"/>
+                    <w:rFonts w:ascii="Times New Roman" w:hAnsi="Times New Roman"/>
                   </w:rPr>
                 </m:ctrlPr>
               </m:sSupPr>
@@ -14552,14 +14552,14 @@
                   <m:dPr>
                     <m:ctrlPr>
                       <w:rPr>
-                        <w:rFonts w:ascii="Cambria Math" w:hAnsi="Cambria Math"/>
+                        <w:rFonts w:ascii="Times New Roman" w:hAnsi="Times New Roman"/>
                       </w:rPr>
                     </m:ctrlPr>
                   </m:dPr>
                   <m:e>
                     <m:r>
                       <w:rPr>
-                        <w:rFonts w:ascii="Cambria Math" w:hAnsi="Cambria Math" w:cs="Cambria Math"/>
+                        <w:rFonts w:ascii="Times New Roman" w:hAnsi="Times New Roman" w:cs="Cambria Math"/>
                       </w:rPr>
                       <m:t>R+r</m:t>
                     </m:r>
@@ -14569,7 +14569,7 @@
               <m:sup>
                 <m:r>
                   <w:rPr>
-                    <w:rFonts w:ascii="Cambria Math" w:hAnsi="Cambria Math" w:cs="Cambria Math"/>
+                    <w:rFonts w:ascii="Times New Roman" w:hAnsi="Times New Roman" w:cs="Cambria Math"/>
                   </w:rPr>
                   <m:t>2</m:t>
                 </m:r>
@@ -14600,7 +14600,7 @@
           <m:fPr>
             <m:ctrlPr>
               <w:rPr>
-                <w:rFonts w:ascii="Cambria Math" w:hAnsi="Cambria Math"/>
+                <w:rFonts w:ascii="Times New Roman" w:hAnsi="Times New Roman"/>
               </w:rPr>
             </m:ctrlPr>
           </m:fPr>
@@ -14609,14 +14609,14 @@
               <m:sSupPr>
                 <m:ctrlPr>
                   <w:rPr>
-                    <w:rFonts w:ascii="Cambria Math" w:hAnsi="Cambria Math"/>
+                    <w:rFonts w:ascii="Times New Roman" w:hAnsi="Times New Roman"/>
                   </w:rPr>
                 </m:ctrlPr>
               </m:sSupPr>
               <m:e>
                 <m:r>
                   <w:rPr>
-                    <w:rFonts w:ascii="Cambria Math" w:hAnsi="Cambria Math" w:cs="Cambria Math"/>
+                    <w:rFonts w:ascii="Times New Roman" w:hAnsi="Times New Roman" w:cs="Cambria Math"/>
                   </w:rPr>
                   <m:t>E</m:t>
                 </m:r>
@@ -14624,7 +14624,7 @@
               <m:sup>
                 <m:r>
                   <w:rPr>
-                    <w:rFonts w:ascii="Cambria Math" w:hAnsi="Cambria Math" w:cs="Cambria Math"/>
+                    <w:rFonts w:ascii="Times New Roman" w:hAnsi="Times New Roman" w:cs="Cambria Math"/>
                   </w:rPr>
                   <m:t>2</m:t>
                 </m:r>
@@ -14632,7 +14632,7 @@
             </m:sSup>
             <m:r>
               <w:rPr>
-                <w:rFonts w:ascii="Cambria Math" w:hAnsi="Cambria Math" w:cs="Cambria Math"/>
+                <w:rFonts w:ascii="Times New Roman" w:hAnsi="Times New Roman" w:cs="Cambria Math"/>
               </w:rPr>
               <m:t>R</m:t>
             </m:r>
@@ -14642,7 +14642,7 @@
               <m:sSupPr>
                 <m:ctrlPr>
                   <w:rPr>
-                    <w:rFonts w:ascii="Cambria Math" w:hAnsi="Cambria Math"/>
+                    <w:rFonts w:ascii="Times New Roman" w:hAnsi="Times New Roman"/>
                   </w:rPr>
                 </m:ctrlPr>
               </m:sSupPr>
@@ -14651,14 +14651,14 @@
                   <m:dPr>
                     <m:ctrlPr>
                       <w:rPr>
-                        <w:rFonts w:ascii="Cambria Math" w:hAnsi="Cambria Math"/>
+                        <w:rFonts w:ascii="Times New Roman" w:hAnsi="Times New Roman"/>
                       </w:rPr>
                     </m:ctrlPr>
                   </m:dPr>
                   <m:e>
                     <m:r>
                       <w:rPr>
-                        <w:rFonts w:ascii="Cambria Math" w:hAnsi="Cambria Math" w:cs="Cambria Math"/>
+                        <w:rFonts w:ascii="Times New Roman" w:hAnsi="Times New Roman" w:cs="Cambria Math"/>
                       </w:rPr>
                       <m:t>R-r</m:t>
                     </m:r>
@@ -14668,7 +14668,7 @@
               <m:sup>
                 <m:r>
                   <w:rPr>
-                    <w:rFonts w:ascii="Cambria Math" w:hAnsi="Cambria Math" w:cs="Cambria Math"/>
+                    <w:rFonts w:ascii="Times New Roman" w:hAnsi="Times New Roman" w:cs="Cambria Math"/>
                   </w:rPr>
                   <m:t>2</m:t>
                 </m:r>
@@ -14676,7 +14676,7 @@
             </m:sSup>
             <m:r>
               <w:rPr>
-                <w:rFonts w:ascii="Cambria Math" w:hAnsi="Cambria Math" w:cs="Cambria Math"/>
+                <w:rFonts w:ascii="Times New Roman" w:hAnsi="Times New Roman" w:cs="Cambria Math"/>
               </w:rPr>
               <m:t>+4Rr</m:t>
             </m:r>
@@ -14696,7 +14696,7 @@
           <m:fPr>
             <m:ctrlPr>
               <w:rPr>
-                <w:rFonts w:ascii="Cambria Math" w:hAnsi="Cambria Math"/>
+                <w:rFonts w:ascii="Times New Roman" w:hAnsi="Times New Roman"/>
               </w:rPr>
             </m:ctrlPr>
           </m:fPr>
@@ -14705,7 +14705,7 @@
               <m:fPr>
                 <m:ctrlPr>
                   <w:rPr>
-                    <w:rFonts w:ascii="Cambria Math" w:hAnsi="Cambria Math"/>
+                    <w:rFonts w:ascii="Times New Roman" w:hAnsi="Times New Roman"/>
                   </w:rPr>
                 </m:ctrlPr>
               </m:fPr>
@@ -14714,14 +14714,14 @@
                   <m:sSupPr>
                     <m:ctrlPr>
                       <w:rPr>
-                        <w:rFonts w:ascii="Cambria Math" w:hAnsi="Cambria Math"/>
+                        <w:rFonts w:ascii="Times New Roman" w:hAnsi="Times New Roman"/>
                       </w:rPr>
                     </m:ctrlPr>
                   </m:sSupPr>
                   <m:e>
                     <m:r>
                       <w:rPr>
-                        <w:rFonts w:ascii="Cambria Math" w:hAnsi="Cambria Math" w:cs="Cambria Math"/>
+                        <w:rFonts w:ascii="Times New Roman" w:hAnsi="Times New Roman" w:cs="Cambria Math"/>
                       </w:rPr>
                       <m:t>E</m:t>
                     </m:r>
@@ -14729,7 +14729,7 @@
                   <m:sup>
                     <m:r>
                       <w:rPr>
-                        <w:rFonts w:ascii="Cambria Math" w:hAnsi="Cambria Math" w:cs="Cambria Math"/>
+                        <w:rFonts w:ascii="Times New Roman" w:hAnsi="Times New Roman" w:cs="Cambria Math"/>
                       </w:rPr>
                       <m:t>2</m:t>
                     </m:r>
@@ -14741,14 +14741,14 @@
                   <m:sSupPr>
                     <m:ctrlPr>
                       <w:rPr>
-                        <w:rFonts w:ascii="Cambria Math" w:hAnsi="Cambria Math"/>
+                        <w:rFonts w:ascii="Times New Roman" w:hAnsi="Times New Roman"/>
                       </w:rPr>
                     </m:ctrlPr>
                   </m:sSupPr>
                   <m:e>
                     <m:r>
                       <w:rPr>
-                        <w:rFonts w:ascii="Cambria Math" w:hAnsi="Cambria Math" w:cs="Cambria Math"/>
+                        <w:rFonts w:ascii="Times New Roman" w:hAnsi="Times New Roman" w:cs="Cambria Math"/>
                       </w:rPr>
                       <m:t>(R-r)</m:t>
                     </m:r>
@@ -14756,7 +14756,7 @@
                   <m:sup>
                     <m:r>
                       <w:rPr>
-                        <w:rFonts w:ascii="Cambria Math" w:hAnsi="Cambria Math" w:cs="Cambria Math"/>
+                        <w:rFonts w:ascii="Times New Roman" w:hAnsi="Times New Roman" w:cs="Cambria Math"/>
                       </w:rPr>
                       <m:t>2</m:t>
                     </m:r>
@@ -14768,7 +14768,7 @@
           <m:den>
             <m:r>
               <w:rPr>
-                <w:rFonts w:ascii="Cambria Math" w:hAnsi="Cambria Math" w:cs="Cambria Math"/>
+                <w:rFonts w:ascii="Times New Roman" w:hAnsi="Times New Roman" w:cs="Cambria Math"/>
               </w:rPr>
               <m:t>R</m:t>
             </m:r>
@@ -14776,7 +14776,7 @@
         </m:f>
         <m:r>
           <w:rPr>
-            <w:rFonts w:ascii="Cambria Math" w:hAnsi="Cambria Math" w:cs="Cambria Math"/>
+            <w:rFonts w:ascii="Times New Roman" w:hAnsi="Times New Roman" w:cs="Cambria Math"/>
           </w:rPr>
           <m:t>+4r</m:t>
         </m:r>
@@ -14787,7 +14787,7 @@
         <w:spacing w:line="300" w:lineRule="multiple" w:before="0" w:after="0"/>
         <w:jc w:val="left"/>
         <w:rPr>
-          <w:rFonts w:eastAsia="Times New Roman"/>
+          <w:rFonts w:eastAsia="宋体"/>
           <w:i/>
           <w:sz w:val="21"/>
           <w:szCs w:val="21"/>
@@ -14866,14 +14866,14 @@
           <m:fPr>
             <m:ctrlPr>
               <w:rPr>
-                <w:rFonts w:ascii="Cambria Math" w:hAnsi="Cambria Math"/>
+                <w:rFonts w:ascii="Times New Roman" w:hAnsi="Times New Roman"/>
               </w:rPr>
             </m:ctrlPr>
           </m:fPr>
           <m:num>
             <m:r>
               <w:rPr>
-                <w:rFonts w:ascii="Cambria Math" w:hAnsi="Cambria Math" w:cs="Cambria Math"/>
+                <w:rFonts w:ascii="Times New Roman" w:hAnsi="Times New Roman" w:cs="Cambria Math"/>
               </w:rPr>
               <m:t>E</m:t>
             </m:r>
@@ -14881,7 +14881,7 @@
           <m:den>
             <m:r>
               <w:rPr>
-                <w:rFonts w:ascii="Cambria Math" w:hAnsi="Cambria Math" w:cs="Cambria Math"/>
+                <w:rFonts w:ascii="Times New Roman" w:hAnsi="Times New Roman" w:cs="Cambria Math"/>
               </w:rPr>
               <m:t>4r</m:t>
             </m:r>
@@ -14902,7 +14902,7 @@
         <w:spacing w:line="300" w:lineRule="multiple" w:before="0" w:after="0"/>
         <w:jc w:val="left"/>
         <w:rPr>
-          <w:rFonts w:eastAsia="Times New Roman"/>
+          <w:rFonts w:eastAsia="宋体"/>
           <w:i/>
           <w:sz w:val="21"/>
           <w:szCs w:val="21"/>
@@ -14930,7 +14930,7 @@
         <w:spacing w:line="300" w:lineRule="multiple" w:before="0" w:after="0"/>
         <w:jc w:val="left"/>
         <w:rPr>
-          <w:rFonts w:eastAsia="Times New Roman"/>
+          <w:rFonts w:eastAsia="宋体"/>
           <w:i/>
           <w:sz w:val="21"/>
           <w:szCs w:val="21"/>
@@ -14958,7 +14958,7 @@
           <m:fPr>
             <m:ctrlPr>
               <w:rPr>
-                <w:rFonts w:ascii="Cambria Math" w:hAnsi="Cambria Math"/>
+                <w:rFonts w:ascii="Times New Roman" w:hAnsi="Times New Roman"/>
               </w:rPr>
             </m:ctrlPr>
           </m:fPr>
@@ -14967,14 +14967,14 @@
               <m:sSubPr>
                 <m:ctrlPr>
                   <w:rPr>
-                    <w:rFonts w:ascii="Cambria Math" w:hAnsi="Cambria Math"/>
+                    <w:rFonts w:ascii="Times New Roman" w:hAnsi="Times New Roman"/>
                   </w:rPr>
                 </m:ctrlPr>
               </m:sSubPr>
               <m:e>
                 <m:r>
                   <w:rPr>
-                    <w:rFonts w:ascii="Cambria Math" w:hAnsi="Cambria Math" w:cs="Cambria Math"/>
+                    <w:rFonts w:ascii="Times New Roman" w:hAnsi="Times New Roman" w:cs="Cambria Math"/>
                   </w:rPr>
                   <m:t>P</m:t>
                 </m:r>
@@ -14985,7 +14985,7 @@
                     <m:sty m:val="p"/>
                   </m:rPr>
                   <w:rPr>
-                    <w:rFonts w:ascii="Cambria Math" w:hAnsi="Cambria Math" w:cs="Cambria Math"/>
+                    <w:rFonts w:ascii="Times New Roman" w:hAnsi="Times New Roman" w:cs="Cambria Math"/>
                   </w:rPr>
                   <m:t>出</m:t>
                 </m:r>
@@ -14997,14 +14997,14 @@
               <m:sSubPr>
                 <m:ctrlPr>
                   <w:rPr>
-                    <w:rFonts w:ascii="Cambria Math" w:hAnsi="Cambria Math"/>
+                    <w:rFonts w:ascii="Times New Roman" w:hAnsi="Times New Roman"/>
                   </w:rPr>
                 </m:ctrlPr>
               </m:sSubPr>
               <m:e>
                 <m:r>
                   <w:rPr>
-                    <w:rFonts w:ascii="Cambria Math" w:hAnsi="Cambria Math" w:cs="Cambria Math"/>
+                    <w:rFonts w:ascii="Times New Roman" w:hAnsi="Times New Roman" w:cs="Cambria Math"/>
                   </w:rPr>
                   <m:t>P</m:t>
                 </m:r>
@@ -15015,7 +15015,7 @@
                     <m:sty m:val="p"/>
                   </m:rPr>
                   <w:rPr>
-                    <w:rFonts w:ascii="Cambria Math" w:hAnsi="Cambria Math" w:cs="Cambria Math"/>
+                    <w:rFonts w:ascii="Times New Roman" w:hAnsi="Times New Roman" w:cs="Cambria Math"/>
                   </w:rPr>
                   <m:t>总</m:t>
                 </m:r>
@@ -15045,14 +15045,14 @@
           <m:fPr>
             <m:ctrlPr>
               <w:rPr>
-                <w:rFonts w:ascii="Cambria Math" w:hAnsi="Cambria Math"/>
+                <w:rFonts w:ascii="Times New Roman" w:hAnsi="Times New Roman"/>
               </w:rPr>
             </m:ctrlPr>
           </m:fPr>
           <m:num>
             <m:r>
               <w:rPr>
-                <w:rFonts w:ascii="Cambria Math" w:hAnsi="Cambria Math" w:cs="Cambria Math"/>
+                <w:rFonts w:ascii="Times New Roman" w:hAnsi="Times New Roman" w:cs="Cambria Math"/>
               </w:rPr>
               <m:t>R</m:t>
             </m:r>
@@ -15060,7 +15060,7 @@
           <m:den>
             <m:r>
               <w:rPr>
-                <w:rFonts w:ascii="Cambria Math" w:hAnsi="Cambria Math" w:cs="Cambria Math"/>
+                <w:rFonts w:ascii="Times New Roman" w:hAnsi="Times New Roman" w:cs="Cambria Math"/>
               </w:rPr>
               <m:t>R+r</m:t>
             </m:r>
@@ -15088,14 +15088,14 @@
           <m:fPr>
             <m:ctrlPr>
               <w:rPr>
-                <w:rFonts w:ascii="Cambria Math" w:hAnsi="Cambria Math"/>
+                <w:rFonts w:ascii="Times New Roman" w:hAnsi="Times New Roman"/>
               </w:rPr>
             </m:ctrlPr>
           </m:fPr>
           <m:num>
             <m:r>
               <w:rPr>
-                <w:rFonts w:ascii="Cambria Math" w:hAnsi="Cambria Math" w:cs="Cambria Math"/>
+                <w:rFonts w:ascii="Times New Roman" w:hAnsi="Times New Roman" w:cs="Cambria Math"/>
               </w:rPr>
               <m:t>1</m:t>
             </m:r>
@@ -15103,7 +15103,7 @@
           <m:den>
             <m:r>
               <w:rPr>
-                <w:rFonts w:ascii="Cambria Math" w:hAnsi="Cambria Math" w:cs="Cambria Math"/>
+                <w:rFonts w:ascii="Times New Roman" w:hAnsi="Times New Roman" w:cs="Cambria Math"/>
               </w:rPr>
               <m:t>1+</m:t>
             </m:r>
@@ -15111,14 +15111,14 @@
               <m:fPr>
                 <m:ctrlPr>
                   <w:rPr>
-                    <w:rFonts w:ascii="Cambria Math" w:hAnsi="Cambria Math"/>
+                    <w:rFonts w:ascii="Times New Roman" w:hAnsi="Times New Roman"/>
                   </w:rPr>
                 </m:ctrlPr>
               </m:fPr>
               <m:num>
                 <m:r>
                   <w:rPr>
-                    <w:rFonts w:ascii="Cambria Math" w:hAnsi="Cambria Math" w:cs="Cambria Math"/>
+                    <w:rFonts w:ascii="Times New Roman" w:hAnsi="Times New Roman" w:cs="Cambria Math"/>
                   </w:rPr>
                   <m:t>r</m:t>
                 </m:r>
@@ -15126,7 +15126,7 @@
               <m:den>
                 <m:r>
                   <w:rPr>
-                    <w:rFonts w:ascii="Cambria Math" w:hAnsi="Cambria Math" w:cs="Cambria Math"/>
+                    <w:rFonts w:ascii="Times New Roman" w:hAnsi="Times New Roman" w:cs="Cambria Math"/>
                   </w:rPr>
                   <m:t>R</m:t>
                 </m:r>
@@ -15455,7 +15455,7 @@
         <w:spacing w:line="300" w:lineRule="multiple" w:before="0" w:after="0"/>
         <w:jc w:val="left"/>
         <w:rPr>
-          <w:rFonts w:eastAsia="Times New Roman"/>
+          <w:rFonts w:eastAsia="宋体"/>
           <w:i/>
           <w:sz w:val="21"/>
           <w:szCs w:val="21"/>
@@ -15559,7 +15559,7 @@
         <w:spacing w:line="300" w:lineRule="multiple" w:before="0" w:after="0"/>
         <w:jc w:val="left"/>
         <w:rPr>
-          <w:rFonts w:eastAsia="Times New Roman"/>
+          <w:rFonts w:eastAsia="宋体"/>
           <w:i/>
           <w:sz w:val="21"/>
           <w:szCs w:val="21"/>
@@ -15976,14 +15976,14 @@
           <m:sSubPr>
             <m:ctrlPr>
               <w:rPr>
-                <w:rFonts w:ascii="Cambria Math" w:hAnsi="Cambria Math"/>
+                <w:rFonts w:ascii="Times New Roman" w:hAnsi="Times New Roman"/>
               </w:rPr>
             </m:ctrlPr>
           </m:sSubPr>
           <m:e>
             <m:r>
               <w:rPr>
-                <w:rFonts w:ascii="Cambria Math" w:hAnsi="Cambria Math" w:cs="Cambria Math"/>
+                <w:rFonts w:ascii="Times New Roman" w:hAnsi="Times New Roman" w:cs="Cambria Math"/>
               </w:rPr>
               <m:t>R</m:t>
             </m:r>
@@ -15991,7 +15991,7 @@
           <m:sub>
             <m:r>
               <w:rPr>
-                <w:rFonts w:ascii="Cambria Math" w:hAnsi="Cambria Math" w:cs="Cambria Math"/>
+                <w:rFonts w:ascii="Times New Roman" w:hAnsi="Times New Roman" w:cs="Cambria Math"/>
               </w:rPr>
               <m:t>0</m:t>
             </m:r>
@@ -16407,14 +16407,14 @@
           <m:sSubPr>
             <m:ctrlPr>
               <w:rPr>
-                <w:rFonts w:ascii="Cambria Math" w:hAnsi="Cambria Math"/>
+                <w:rFonts w:ascii="Times New Roman" w:hAnsi="Times New Roman"/>
               </w:rPr>
             </m:ctrlPr>
           </m:sSubPr>
           <m:e>
             <m:r>
               <w:rPr>
-                <w:rFonts w:ascii="Cambria Math" w:hAnsi="Cambria Math" w:cs="Cambria Math"/>
+                <w:rFonts w:ascii="Times New Roman" w:hAnsi="Times New Roman" w:cs="Cambria Math"/>
               </w:rPr>
               <m:t>R</m:t>
             </m:r>
@@ -16422,7 +16422,7 @@
           <m:sub>
             <m:r>
               <w:rPr>
-                <w:rFonts w:ascii="Cambria Math" w:hAnsi="Cambria Math" w:cs="Cambria Math"/>
+                <w:rFonts w:ascii="Times New Roman" w:hAnsi="Times New Roman" w:cs="Cambria Math"/>
               </w:rPr>
               <m:t>0</m:t>
             </m:r>
@@ -16849,7 +16849,7 @@
               <w:spacing w:line="300" w:lineRule="multiple" w:before="0" w:after="0"/>
               <w:jc w:val="left"/>
               <w:rPr>
-                <w:rFonts w:eastAsia="Times New Roman"/>
+                <w:rFonts w:eastAsia="宋体"/>
                 <w:i/>
                 <w:sz w:val="21"/>
                 <w:szCs w:val="21"/>
@@ -16911,7 +16911,7 @@
               <w:spacing w:line="300" w:lineRule="multiple" w:before="0" w:after="0"/>
               <w:jc w:val="left"/>
               <w:rPr>
-                <w:rFonts w:eastAsia="Times New Roman"/>
+                <w:rFonts w:eastAsia="宋体"/>
                 <w:i/>
                 <w:sz w:val="21"/>
                 <w:szCs w:val="21"/>
@@ -17023,14 +17023,14 @@
                 <m:fPr>
                   <m:ctrlPr>
                     <w:rPr>
-                      <w:rFonts w:ascii="Cambria Math" w:hAnsi="Cambria Math"/>
+                      <w:rFonts w:ascii="Times New Roman" w:hAnsi="Times New Roman"/>
                     </w:rPr>
                   </m:ctrlPr>
                 </m:fPr>
                 <m:num>
                   <m:r>
                     <w:rPr>
-                      <w:rFonts w:ascii="Cambria Math" w:hAnsi="Cambria Math" w:cs="Cambria Math"/>
+                      <w:rFonts w:ascii="Times New Roman" w:hAnsi="Times New Roman" w:cs="Cambria Math"/>
                     </w:rPr>
                     <m:t>E</m:t>
                   </m:r>
@@ -17040,14 +17040,14 @@
                     <m:sSubPr>
                       <m:ctrlPr>
                         <w:rPr>
-                          <w:rFonts w:ascii="Cambria Math" w:hAnsi="Cambria Math"/>
+                          <w:rFonts w:ascii="Times New Roman" w:hAnsi="Times New Roman"/>
                         </w:rPr>
                       </m:ctrlPr>
                     </m:sSubPr>
                     <m:e>
                       <m:r>
                         <w:rPr>
-                          <w:rFonts w:ascii="Cambria Math" w:hAnsi="Cambria Math" w:cs="Cambria Math"/>
+                          <w:rFonts w:ascii="Times New Roman" w:hAnsi="Times New Roman" w:cs="Cambria Math"/>
                         </w:rPr>
                         <m:t>R</m:t>
                       </m:r>
@@ -17055,7 +17055,7 @@
                     <m:sub>
                       <m:r>
                         <w:rPr>
-                          <w:rFonts w:ascii="Cambria Math" w:hAnsi="Cambria Math" w:cs="Cambria Math"/>
+                          <w:rFonts w:ascii="Times New Roman" w:hAnsi="Times New Roman" w:cs="Cambria Math"/>
                         </w:rPr>
                         <m:t>R</m:t>
                       </m:r>
@@ -17063,7 +17063,7 @@
                   </m:sSub>
                   <m:r>
                     <w:rPr>
-                      <w:rFonts w:ascii="Cambria Math" w:hAnsi="Cambria Math" w:cs="Cambria Math"/>
+                      <w:rFonts w:ascii="Times New Roman" w:hAnsi="Times New Roman" w:cs="Cambria Math"/>
                     </w:rPr>
                     <m:t>+r+R</m:t>
                   </m:r>
@@ -17186,7 +17186,7 @@
               <w:spacing w:line="300" w:lineRule="multiple" w:before="0" w:after="0"/>
               <w:jc w:val="left"/>
               <w:rPr>
-                <w:rFonts w:eastAsia="Times New Roman"/>
+                <w:rFonts w:eastAsia="宋体"/>
                 <w:i/>
                 <w:sz w:val="21"/>
                 <w:szCs w:val="21"/>
@@ -17288,7 +17288,7 @@
               <w:spacing w:line="300" w:lineRule="multiple" w:before="0" w:after="0"/>
               <w:jc w:val="left"/>
               <w:rPr>
-                <w:rFonts w:eastAsia="Times New Roman"/>
+                <w:rFonts w:eastAsia="宋体"/>
                 <w:i/>
                 <w:sz w:val="21"/>
                 <w:szCs w:val="21"/>
@@ -17341,14 +17341,14 @@
                 <m:fPr>
                   <m:ctrlPr>
                     <w:rPr>
-                      <w:rFonts w:ascii="Cambria Math" w:hAnsi="Cambria Math"/>
+                      <w:rFonts w:ascii="Times New Roman" w:hAnsi="Times New Roman"/>
                     </w:rPr>
                   </m:ctrlPr>
                 </m:fPr>
                 <m:num>
                   <m:r>
                     <w:rPr>
-                      <w:rFonts w:ascii="Cambria Math" w:hAnsi="Cambria Math" w:cs="Cambria Math"/>
+                      <w:rFonts w:ascii="Times New Roman" w:hAnsi="Times New Roman" w:cs="Cambria Math"/>
                     </w:rPr>
                     <m:t>E</m:t>
                   </m:r>
@@ -17358,14 +17358,14 @@
                     <m:sSubPr>
                       <m:ctrlPr>
                         <w:rPr>
-                          <w:rFonts w:ascii="Cambria Math" w:hAnsi="Cambria Math"/>
+                          <w:rFonts w:ascii="Times New Roman" w:hAnsi="Times New Roman"/>
                         </w:rPr>
                       </m:ctrlPr>
                     </m:sSubPr>
                     <m:e>
                       <m:r>
                         <w:rPr>
-                          <w:rFonts w:ascii="Cambria Math" w:hAnsi="Cambria Math" w:cs="Cambria Math"/>
+                          <w:rFonts w:ascii="Times New Roman" w:hAnsi="Times New Roman" w:cs="Cambria Math"/>
                         </w:rPr>
                         <m:t>R</m:t>
                       </m:r>
@@ -17373,7 +17373,7 @@
                     <m:sub>
                       <m:r>
                         <w:rPr>
-                          <w:rFonts w:ascii="Cambria Math" w:hAnsi="Cambria Math" w:cs="Cambria Math"/>
+                          <w:rFonts w:ascii="Times New Roman" w:hAnsi="Times New Roman" w:cs="Cambria Math"/>
                         </w:rPr>
                         <m:t>R</m:t>
                       </m:r>
@@ -17381,7 +17381,7 @@
                   </m:sSub>
                   <m:r>
                     <w:rPr>
-                      <w:rFonts w:ascii="Cambria Math" w:hAnsi="Cambria Math" w:cs="Cambria Math"/>
+                      <w:rFonts w:ascii="Times New Roman" w:hAnsi="Times New Roman" w:cs="Cambria Math"/>
                     </w:rPr>
                     <m:t>+r+R+</m:t>
                   </m:r>
@@ -17389,14 +17389,14 @@
                     <m:sSubPr>
                       <m:ctrlPr>
                         <w:rPr>
-                          <w:rFonts w:ascii="Cambria Math" w:hAnsi="Cambria Math"/>
+                          <w:rFonts w:ascii="Times New Roman" w:hAnsi="Times New Roman"/>
                         </w:rPr>
                       </m:ctrlPr>
                     </m:sSubPr>
                     <m:e>
                       <m:r>
                         <w:rPr>
-                          <w:rFonts w:ascii="Cambria Math" w:hAnsi="Cambria Math" w:cs="Cambria Math"/>
+                          <w:rFonts w:ascii="Times New Roman" w:hAnsi="Times New Roman" w:cs="Cambria Math"/>
                         </w:rPr>
                         <m:t>R</m:t>
                       </m:r>
@@ -17404,7 +17404,7 @@
                     <m:sub>
                       <m:r>
                         <w:rPr>
-                          <w:rFonts w:ascii="Cambria Math" w:hAnsi="Cambria Math" w:cs="Cambria Math"/>
+                          <w:rFonts w:ascii="Times New Roman" w:hAnsi="Times New Roman" w:cs="Cambria Math"/>
                         </w:rPr>
                         <m:t>x</m:t>
                       </m:r>
@@ -17479,7 +17479,7 @@
               <w:spacing w:line="300" w:lineRule="multiple" w:before="0" w:after="0"/>
               <w:jc w:val="left"/>
               <w:rPr>
-                <w:rFonts w:eastAsia="Times New Roman"/>
+                <w:rFonts w:eastAsia="宋体"/>
                 <w:i/>
                 <w:sz w:val="21"/>
                 <w:szCs w:val="21"/>
@@ -17541,7 +17541,7 @@
               <w:spacing w:line="300" w:lineRule="multiple" w:before="0" w:after="0"/>
               <w:jc w:val="left"/>
               <w:rPr>
-                <w:rFonts w:eastAsia="Times New Roman"/>
+                <w:rFonts w:eastAsia="宋体"/>
                 <w:i/>
                 <w:sz w:val="21"/>
                 <w:szCs w:val="21"/>
@@ -17626,7 +17626,7 @@
               <w:spacing w:line="300" w:lineRule="multiple" w:before="0" w:after="0"/>
               <w:jc w:val="left"/>
               <w:rPr>
-                <w:rFonts w:eastAsia="Times New Roman"/>
+                <w:rFonts w:eastAsia="宋体"/>
                 <w:i/>
                 <w:sz w:val="21"/>
                 <w:szCs w:val="21"/>
@@ -17765,7 +17765,7 @@
         <w:spacing w:line="300" w:lineRule="multiple" w:before="0" w:after="0"/>
         <w:jc w:val="left"/>
         <w:rPr>
-          <w:rFonts w:eastAsia="Times New Roman"/>
+          <w:rFonts w:eastAsia="宋体"/>
           <w:i/>
           <w:sz w:val="21"/>
           <w:szCs w:val="21"/>
@@ -17792,14 +17792,14 @@
           <m:fPr>
             <m:ctrlPr>
               <w:rPr>
-                <w:rFonts w:ascii="Cambria Math" w:hAnsi="Cambria Math"/>
+                <w:rFonts w:ascii="Times New Roman" w:hAnsi="Times New Roman"/>
               </w:rPr>
             </m:ctrlPr>
           </m:fPr>
           <m:num>
             <m:r>
               <w:rPr>
-                <w:rFonts w:ascii="Cambria Math" w:hAnsi="Cambria Math" w:cs="Cambria Math"/>
+                <w:rFonts w:ascii="Times New Roman" w:hAnsi="Times New Roman" w:cs="Cambria Math"/>
               </w:rPr>
               <m:t>1</m:t>
             </m:r>
@@ -17807,7 +17807,7 @@
           <m:den>
             <m:r>
               <w:rPr>
-                <w:rFonts w:ascii="Cambria Math" w:hAnsi="Cambria Math" w:cs="Cambria Math"/>
+                <w:rFonts w:ascii="Times New Roman" w:hAnsi="Times New Roman" w:cs="Cambria Math"/>
               </w:rPr>
               <m:t>2</m:t>
             </m:r>
@@ -17817,14 +17817,14 @@
           <m:sSubPr>
             <m:ctrlPr>
               <w:rPr>
-                <w:rFonts w:ascii="Cambria Math" w:hAnsi="Cambria Math"/>
+                <w:rFonts w:ascii="Times New Roman" w:hAnsi="Times New Roman"/>
               </w:rPr>
             </m:ctrlPr>
           </m:sSubPr>
           <m:e>
             <m:r>
               <w:rPr>
-                <w:rFonts w:ascii="Cambria Math" w:hAnsi="Cambria Math" w:cs="Cambria Math"/>
+                <w:rFonts w:ascii="Times New Roman" w:hAnsi="Times New Roman" w:cs="Cambria Math"/>
               </w:rPr>
               <m:t>I</m:t>
             </m:r>
@@ -17835,7 +17835,7 @@
                 <m:nor/>
               </m:rPr>
               <w:rPr>
-                <w:rFonts w:ascii="Cambria Math" w:hAnsi="Cambria Math" w:cs="Cambria Math"/>
+                <w:rFonts w:ascii="Times New Roman" w:hAnsi="Times New Roman" w:cs="Cambria Math"/>
               </w:rPr>
               <m:t>g</m:t>
             </m:r>
@@ -17855,14 +17855,14 @@
           <m:fPr>
             <m:ctrlPr>
               <w:rPr>
-                <w:rFonts w:ascii="Cambria Math" w:hAnsi="Cambria Math"/>
+                <w:rFonts w:ascii="Times New Roman" w:hAnsi="Times New Roman"/>
               </w:rPr>
             </m:ctrlPr>
           </m:fPr>
           <m:num>
             <m:r>
               <w:rPr>
-                <w:rFonts w:ascii="Cambria Math" w:hAnsi="Cambria Math" w:cs="Cambria Math"/>
+                <w:rFonts w:ascii="Times New Roman" w:hAnsi="Times New Roman" w:cs="Cambria Math"/>
               </w:rPr>
               <m:t>E</m:t>
             </m:r>
@@ -17872,14 +17872,14 @@
               <m:sSubPr>
                 <m:ctrlPr>
                   <w:rPr>
-                    <w:rFonts w:ascii="Cambria Math" w:hAnsi="Cambria Math"/>
+                    <w:rFonts w:ascii="Times New Roman" w:hAnsi="Times New Roman"/>
                   </w:rPr>
                 </m:ctrlPr>
               </m:sSubPr>
               <m:e>
                 <m:r>
                   <w:rPr>
-                    <w:rFonts w:ascii="Cambria Math" w:hAnsi="Cambria Math" w:cs="Cambria Math"/>
+                    <w:rFonts w:ascii="Times New Roman" w:hAnsi="Times New Roman" w:cs="Cambria Math"/>
                   </w:rPr>
                   <m:t>R</m:t>
                 </m:r>
@@ -17890,7 +17890,7 @@
                     <m:sty m:val="p"/>
                   </m:rPr>
                   <w:rPr>
-                    <w:rFonts w:ascii="Cambria Math" w:hAnsi="Cambria Math" w:cs="Cambria Math"/>
+                    <w:rFonts w:ascii="Times New Roman" w:hAnsi="Times New Roman" w:cs="Cambria Math"/>
                   </w:rPr>
                   <m:t>Ω</m:t>
                 </m:r>
@@ -17898,7 +17898,7 @@
             </m:sSub>
             <m:r>
               <w:rPr>
-                <w:rFonts w:ascii="Cambria Math" w:hAnsi="Cambria Math" w:cs="Cambria Math"/>
+                <w:rFonts w:ascii="Times New Roman" w:hAnsi="Times New Roman" w:cs="Cambria Math"/>
               </w:rPr>
               <m:t>+</m:t>
             </m:r>
@@ -17906,14 +17906,14 @@
               <m:sSubPr>
                 <m:ctrlPr>
                   <w:rPr>
-                    <w:rFonts w:ascii="Cambria Math" w:hAnsi="Cambria Math"/>
+                    <w:rFonts w:ascii="Times New Roman" w:hAnsi="Times New Roman"/>
                   </w:rPr>
                 </m:ctrlPr>
               </m:sSubPr>
               <m:e>
                 <m:r>
                   <w:rPr>
-                    <w:rFonts w:ascii="Cambria Math" w:hAnsi="Cambria Math" w:cs="Cambria Math"/>
+                    <w:rFonts w:ascii="Times New Roman" w:hAnsi="Times New Roman" w:cs="Cambria Math"/>
                   </w:rPr>
                   <m:t>R</m:t>
                 </m:r>
@@ -17924,7 +17924,7 @@
                     <m:sty m:val="p"/>
                   </m:rPr>
                   <w:rPr>
-                    <w:rFonts w:ascii="Cambria Math" w:hAnsi="Cambria Math" w:cs="Cambria Math"/>
+                    <w:rFonts w:ascii="Times New Roman" w:hAnsi="Times New Roman" w:cs="Cambria Math"/>
                   </w:rPr>
                   <m:t>中</m:t>
                 </m:r>
@@ -17999,7 +17999,7 @@
         <w:spacing w:line="300" w:lineRule="multiple" w:before="0" w:after="0"/>
         <w:jc w:val="left"/>
         <w:rPr>
-          <w:rFonts w:eastAsia="Times New Roman"/>
+          <w:rFonts w:eastAsia="宋体"/>
           <w:i/>
           <w:sz w:val="21"/>
           <w:szCs w:val="21"/>
@@ -18035,7 +18035,7 @@
         <w:spacing w:line="300" w:lineRule="multiple" w:before="0" w:after="0"/>
         <w:jc w:val="left"/>
         <w:rPr>
-          <w:rFonts w:eastAsia="Times New Roman"/>
+          <w:rFonts w:eastAsia="宋体"/>
           <w:i/>
           <w:sz w:val="21"/>
           <w:szCs w:val="21"/>
@@ -18063,7 +18063,7 @@
         <w:spacing w:line="300" w:lineRule="multiple" w:before="0" w:after="0"/>
         <w:jc w:val="left"/>
         <w:rPr>
-          <w:rFonts w:eastAsia="Times New Roman"/>
+          <w:rFonts w:eastAsia="宋体"/>
           <w:i/>
           <w:sz w:val="21"/>
           <w:szCs w:val="21"/>
@@ -18091,7 +18091,7 @@
         <w:spacing w:line="300" w:lineRule="multiple" w:before="0" w:after="0"/>
         <w:jc w:val="left"/>
         <w:rPr>
-          <w:rFonts w:eastAsia="Times New Roman"/>
+          <w:rFonts w:eastAsia="宋体"/>
           <w:i/>
           <w:sz w:val="21"/>
           <w:szCs w:val="21"/>
@@ -18119,7 +18119,7 @@
         <w:spacing w:line="300" w:lineRule="multiple" w:before="0" w:after="0"/>
         <w:jc w:val="left"/>
         <w:rPr>
-          <w:rFonts w:eastAsia="Times New Roman"/>
+          <w:rFonts w:eastAsia="宋体"/>
           <w:i/>
           <w:sz w:val="21"/>
           <w:szCs w:val="21"/>
@@ -18147,7 +18147,7 @@
         <w:spacing w:line="300" w:lineRule="multiple" w:before="0" w:after="0"/>
         <w:jc w:val="left"/>
         <w:rPr>
-          <w:rFonts w:eastAsia="Times New Roman"/>
+          <w:rFonts w:eastAsia="宋体"/>
           <w:i/>
           <w:sz w:val="21"/>
           <w:szCs w:val="21"/>
@@ -18191,7 +18191,7 @@
         <w:spacing w:line="300" w:lineRule="multiple" w:before="0" w:after="0"/>
         <w:jc w:val="left"/>
         <w:rPr>
-          <w:rFonts w:eastAsia="Times New Roman"/>
+          <w:rFonts w:eastAsia="宋体"/>
           <w:i/>
           <w:sz w:val="21"/>
           <w:szCs w:val="21"/>
@@ -18227,7 +18227,7 @@
         <w:spacing w:line="300" w:lineRule="multiple" w:before="0" w:after="0"/>
         <w:jc w:val="left"/>
         <w:rPr>
-          <w:rFonts w:eastAsia="Times New Roman"/>
+          <w:rFonts w:eastAsia="宋体"/>
           <w:i/>
           <w:sz w:val="21"/>
           <w:szCs w:val="21"/>
@@ -18351,7 +18351,7 @@
         <w:spacing w:line="300" w:lineRule="multiple" w:before="0" w:after="0"/>
         <w:jc w:val="left"/>
         <w:rPr>
-          <w:rFonts w:eastAsia="Times New Roman"/>
+          <w:rFonts w:eastAsia="宋体"/>
           <w:i/>
           <w:sz w:val="21"/>
           <w:szCs w:val="21"/>
@@ -18379,7 +18379,7 @@
         <w:spacing w:line="300" w:lineRule="multiple" w:before="0" w:after="0"/>
         <w:jc w:val="left"/>
         <w:rPr>
-          <w:rFonts w:eastAsia="Times New Roman"/>
+          <w:rFonts w:eastAsia="宋体"/>
           <w:i/>
           <w:sz w:val="21"/>
           <w:szCs w:val="21"/>
@@ -18407,7 +18407,7 @@
         <w:spacing w:line="300" w:lineRule="multiple" w:before="0" w:after="0"/>
         <w:jc w:val="left"/>
         <w:rPr>
-          <w:rFonts w:eastAsia="Times New Roman"/>
+          <w:rFonts w:eastAsia="宋体"/>
           <w:i/>
           <w:sz w:val="21"/>
           <w:szCs w:val="21"/>
@@ -18435,7 +18435,7 @@
         <w:spacing w:line="300" w:lineRule="multiple" w:before="0" w:after="0"/>
         <w:jc w:val="left"/>
         <w:rPr>
-          <w:rFonts w:eastAsia="Times New Roman"/>
+          <w:rFonts w:eastAsia="宋体"/>
           <w:i/>
           <w:sz w:val="21"/>
           <w:szCs w:val="21"/>
@@ -18512,7 +18512,7 @@
           <w:sz w:val="21"/>
           <w:szCs w:val="21"/>
         </w:rPr>
-        <w:t>一、实验原理和方法</w:t>
+        <w:t>实验原理和方法</w:t>
       </w:r>
     </w:p>
     <w:p>
@@ -18520,7 +18520,7 @@
         <w:spacing w:line="300" w:lineRule="multiple" w:before="0" w:after="0"/>
         <w:jc w:val="left"/>
         <w:rPr>
-          <w:rFonts w:eastAsia="Times New Roman"/>
+          <w:rFonts w:eastAsia="宋体"/>
           <w:i/>
           <w:sz w:val="21"/>
           <w:szCs w:val="21"/>
@@ -18590,7 +18590,7 @@
       <w:pPr>
         <w:spacing w:line="300" w:lineRule="multiple" w:before="0" w:after="0"/>
         <w:rPr>
-          <w:rFonts w:eastAsia="Times New Roman"/>
+          <w:rFonts w:eastAsia="宋体"/>
           <w:i/>
           <w:sz w:val="21"/>
           <w:szCs w:val="21"/>
@@ -18646,7 +18646,7 @@
       <m:oMath>
         <m:r>
           <w:rPr>
-            <w:rFonts w:ascii="Cambria Math" w:hAnsi="Cambria Math" w:cs="Cambria Math"/>
+            <w:rFonts w:ascii="Times New Roman" w:hAnsi="Times New Roman" w:cs="Cambria Math"/>
           </w:rPr>
           <m:t>E=</m:t>
         </m:r>
@@ -18654,14 +18654,14 @@
           <m:sSubPr>
             <m:ctrlPr>
               <w:rPr>
-                <w:rFonts w:ascii="Cambria Math" w:hAnsi="Cambria Math"/>
+                <w:rFonts w:ascii="Times New Roman" w:hAnsi="Times New Roman"/>
               </w:rPr>
             </m:ctrlPr>
           </m:sSubPr>
           <m:e>
             <m:r>
               <w:rPr>
-                <w:rFonts w:ascii="Cambria Math" w:hAnsi="Cambria Math" w:cs="Cambria Math"/>
+                <w:rFonts w:ascii="Times New Roman" w:hAnsi="Times New Roman" w:cs="Cambria Math"/>
               </w:rPr>
               <m:t>U</m:t>
             </m:r>
@@ -18669,7 +18669,7 @@
           <m:sub>
             <m:r>
               <w:rPr>
-                <w:rFonts w:ascii="Cambria Math" w:hAnsi="Cambria Math" w:cs="Cambria Math"/>
+                <w:rFonts w:ascii="Times New Roman" w:hAnsi="Times New Roman" w:cs="Cambria Math"/>
               </w:rPr>
               <m:t>1</m:t>
             </m:r>
@@ -18677,7 +18677,7 @@
         </m:sSub>
         <m:r>
           <w:rPr>
-            <w:rFonts w:ascii="Cambria Math" w:hAnsi="Cambria Math" w:cs="Cambria Math"/>
+            <w:rFonts w:ascii="Times New Roman" w:hAnsi="Times New Roman" w:cs="Cambria Math"/>
           </w:rPr>
           <m:t>+</m:t>
         </m:r>
@@ -18685,14 +18685,14 @@
           <m:sSubPr>
             <m:ctrlPr>
               <w:rPr>
-                <w:rFonts w:ascii="Cambria Math" w:hAnsi="Cambria Math"/>
+                <w:rFonts w:ascii="Times New Roman" w:hAnsi="Times New Roman"/>
               </w:rPr>
             </m:ctrlPr>
           </m:sSubPr>
           <m:e>
             <m:r>
               <w:rPr>
-                <w:rFonts w:ascii="Cambria Math" w:hAnsi="Cambria Math" w:cs="Cambria Math"/>
+                <w:rFonts w:ascii="Times New Roman" w:hAnsi="Times New Roman" w:cs="Cambria Math"/>
               </w:rPr>
               <m:t>I</m:t>
             </m:r>
@@ -18700,7 +18700,7 @@
           <m:sub>
             <m:r>
               <w:rPr>
-                <w:rFonts w:ascii="Cambria Math" w:hAnsi="Cambria Math" w:cs="Cambria Math"/>
+                <w:rFonts w:ascii="Times New Roman" w:hAnsi="Times New Roman" w:cs="Cambria Math"/>
               </w:rPr>
               <m:t>1</m:t>
             </m:r>
@@ -18708,7 +18708,7 @@
         </m:sSub>
         <m:r>
           <w:rPr>
-            <w:rFonts w:ascii="Cambria Math" w:hAnsi="Cambria Math" w:cs="Cambria Math"/>
+            <w:rFonts w:ascii="Times New Roman" w:hAnsi="Times New Roman" w:cs="Cambria Math"/>
           </w:rPr>
           <m:t>rE=</m:t>
         </m:r>
@@ -18716,14 +18716,14 @@
           <m:sSubPr>
             <m:ctrlPr>
               <w:rPr>
-                <w:rFonts w:ascii="Cambria Math" w:hAnsi="Cambria Math"/>
+                <w:rFonts w:ascii="Times New Roman" w:hAnsi="Times New Roman"/>
               </w:rPr>
             </m:ctrlPr>
           </m:sSubPr>
           <m:e>
             <m:r>
               <w:rPr>
-                <w:rFonts w:ascii="Cambria Math" w:hAnsi="Cambria Math" w:cs="Cambria Math"/>
+                <w:rFonts w:ascii="Times New Roman" w:hAnsi="Times New Roman" w:cs="Cambria Math"/>
               </w:rPr>
               <m:t>U</m:t>
             </m:r>
@@ -18731,7 +18731,7 @@
           <m:sub>
             <m:r>
               <w:rPr>
-                <w:rFonts w:ascii="Cambria Math" w:hAnsi="Cambria Math" w:cs="Cambria Math"/>
+                <w:rFonts w:ascii="Times New Roman" w:hAnsi="Times New Roman" w:cs="Cambria Math"/>
               </w:rPr>
               <m:t>2</m:t>
             </m:r>
@@ -18739,7 +18739,7 @@
         </m:sSub>
         <m:r>
           <w:rPr>
-            <w:rFonts w:ascii="Cambria Math" w:hAnsi="Cambria Math" w:cs="Cambria Math"/>
+            <w:rFonts w:ascii="Times New Roman" w:hAnsi="Times New Roman" w:cs="Cambria Math"/>
           </w:rPr>
           <m:t>+</m:t>
         </m:r>
@@ -18747,14 +18747,14 @@
           <m:sSubPr>
             <m:ctrlPr>
               <w:rPr>
-                <w:rFonts w:ascii="Cambria Math" w:hAnsi="Cambria Math"/>
+                <w:rFonts w:ascii="Times New Roman" w:hAnsi="Times New Roman"/>
               </w:rPr>
             </m:ctrlPr>
           </m:sSubPr>
           <m:e>
             <m:r>
               <w:rPr>
-                <w:rFonts w:ascii="Cambria Math" w:hAnsi="Cambria Math" w:cs="Cambria Math"/>
+                <w:rFonts w:ascii="Times New Roman" w:hAnsi="Times New Roman" w:cs="Cambria Math"/>
               </w:rPr>
               <m:t>I</m:t>
             </m:r>
@@ -18762,7 +18762,7 @@
           <m:sub>
             <m:r>
               <w:rPr>
-                <w:rFonts w:ascii="Cambria Math" w:hAnsi="Cambria Math" w:cs="Cambria Math"/>
+                <w:rFonts w:ascii="Times New Roman" w:hAnsi="Times New Roman" w:cs="Cambria Math"/>
               </w:rPr>
               <m:t>2</m:t>
             </m:r>
@@ -18770,7 +18770,7 @@
         </m:sSub>
         <m:r>
           <w:rPr>
-            <w:rFonts w:ascii="Cambria Math" w:hAnsi="Cambria Math" w:cs="Cambria Math"/>
+            <w:rFonts w:ascii="Times New Roman" w:hAnsi="Times New Roman" w:cs="Cambria Math"/>
           </w:rPr>
           <m:t>E=</m:t>
         </m:r>
@@ -18778,7 +18778,7 @@
           <m:fPr>
             <m:ctrlPr>
               <w:rPr>
-                <w:rFonts w:ascii="Cambria Math" w:hAnsi="Cambria Math"/>
+                <w:rFonts w:ascii="Times New Roman" w:hAnsi="Times New Roman"/>
               </w:rPr>
             </m:ctrlPr>
           </m:fPr>
@@ -18787,14 +18787,14 @@
               <m:sSubPr>
                 <m:ctrlPr>
                   <w:rPr>
-                    <w:rFonts w:ascii="Cambria Math" w:hAnsi="Cambria Math"/>
+                    <w:rFonts w:ascii="Times New Roman" w:hAnsi="Times New Roman"/>
                   </w:rPr>
                 </m:ctrlPr>
               </m:sSubPr>
               <m:e>
                 <m:r>
                   <w:rPr>
-                    <w:rFonts w:ascii="Cambria Math" w:hAnsi="Cambria Math" w:cs="Cambria Math"/>
+                    <w:rFonts w:ascii="Times New Roman" w:hAnsi="Times New Roman" w:cs="Cambria Math"/>
                   </w:rPr>
                   <m:t>I</m:t>
                 </m:r>
@@ -18802,7 +18802,7 @@
               <m:sub>
                 <m:r>
                   <w:rPr>
-                    <w:rFonts w:ascii="Cambria Math" w:hAnsi="Cambria Math" w:cs="Cambria Math"/>
+                    <w:rFonts w:ascii="Times New Roman" w:hAnsi="Times New Roman" w:cs="Cambria Math"/>
                   </w:rPr>
                   <m:t>1</m:t>
                 </m:r>
@@ -18812,14 +18812,14 @@
               <m:sSubPr>
                 <m:ctrlPr>
                   <w:rPr>
-                    <w:rFonts w:ascii="Cambria Math" w:hAnsi="Cambria Math"/>
+                    <w:rFonts w:ascii="Times New Roman" w:hAnsi="Times New Roman"/>
                   </w:rPr>
                 </m:ctrlPr>
               </m:sSubPr>
               <m:e>
                 <m:r>
                   <w:rPr>
-                    <w:rFonts w:ascii="Cambria Math" w:hAnsi="Cambria Math" w:cs="Cambria Math"/>
+                    <w:rFonts w:ascii="Times New Roman" w:hAnsi="Times New Roman" w:cs="Cambria Math"/>
                   </w:rPr>
                   <m:t>U</m:t>
                 </m:r>
@@ -18827,7 +18827,7 @@
               <m:sub>
                 <m:r>
                   <w:rPr>
-                    <w:rFonts w:ascii="Cambria Math" w:hAnsi="Cambria Math" w:cs="Cambria Math"/>
+                    <w:rFonts w:ascii="Times New Roman" w:hAnsi="Times New Roman" w:cs="Cambria Math"/>
                   </w:rPr>
                   <m:t>2</m:t>
                 </m:r>
@@ -18835,7 +18835,7 @@
             </m:sSub>
             <m:r>
               <w:rPr>
-                <w:rFonts w:ascii="Cambria Math" w:hAnsi="Cambria Math" w:cs="Cambria Math"/>
+                <w:rFonts w:ascii="Times New Roman" w:hAnsi="Times New Roman" w:cs="Cambria Math"/>
               </w:rPr>
               <m:t>-</m:t>
             </m:r>
@@ -18843,14 +18843,14 @@
               <m:sSubPr>
                 <m:ctrlPr>
                   <w:rPr>
-                    <w:rFonts w:ascii="Cambria Math" w:hAnsi="Cambria Math"/>
+                    <w:rFonts w:ascii="Times New Roman" w:hAnsi="Times New Roman"/>
                   </w:rPr>
                 </m:ctrlPr>
               </m:sSubPr>
               <m:e>
                 <m:r>
                   <w:rPr>
-                    <w:rFonts w:ascii="Cambria Math" w:hAnsi="Cambria Math" w:cs="Cambria Math"/>
+                    <w:rFonts w:ascii="Times New Roman" w:hAnsi="Times New Roman" w:cs="Cambria Math"/>
                   </w:rPr>
                   <m:t>I</m:t>
                 </m:r>
@@ -18858,7 +18858,7 @@
               <m:sub>
                 <m:r>
                   <w:rPr>
-                    <w:rFonts w:ascii="Cambria Math" w:hAnsi="Cambria Math" w:cs="Cambria Math"/>
+                    <w:rFonts w:ascii="Times New Roman" w:hAnsi="Times New Roman" w:cs="Cambria Math"/>
                   </w:rPr>
                   <m:t>2</m:t>
                 </m:r>
@@ -18868,14 +18868,14 @@
               <m:sSubPr>
                 <m:ctrlPr>
                   <w:rPr>
-                    <w:rFonts w:ascii="Cambria Math" w:hAnsi="Cambria Math"/>
+                    <w:rFonts w:ascii="Times New Roman" w:hAnsi="Times New Roman"/>
                   </w:rPr>
                 </m:ctrlPr>
               </m:sSubPr>
               <m:e>
                 <m:r>
                   <w:rPr>
-                    <w:rFonts w:ascii="Cambria Math" w:hAnsi="Cambria Math" w:cs="Cambria Math"/>
+                    <w:rFonts w:ascii="Times New Roman" w:hAnsi="Times New Roman" w:cs="Cambria Math"/>
                   </w:rPr>
                   <m:t>U</m:t>
                 </m:r>
@@ -18883,7 +18883,7 @@
               <m:sub>
                 <m:r>
                   <w:rPr>
-                    <w:rFonts w:ascii="Cambria Math" w:hAnsi="Cambria Math" w:cs="Cambria Math"/>
+                    <w:rFonts w:ascii="Times New Roman" w:hAnsi="Times New Roman" w:cs="Cambria Math"/>
                   </w:rPr>
                   <m:t>1</m:t>
                 </m:r>
@@ -18895,14 +18895,14 @@
               <m:sSubPr>
                 <m:ctrlPr>
                   <w:rPr>
-                    <w:rFonts w:ascii="Cambria Math" w:hAnsi="Cambria Math"/>
+                    <w:rFonts w:ascii="Times New Roman" w:hAnsi="Times New Roman"/>
                   </w:rPr>
                 </m:ctrlPr>
               </m:sSubPr>
               <m:e>
                 <m:r>
                   <w:rPr>
-                    <w:rFonts w:ascii="Cambria Math" w:hAnsi="Cambria Math" w:cs="Cambria Math"/>
+                    <w:rFonts w:ascii="Times New Roman" w:hAnsi="Times New Roman" w:cs="Cambria Math"/>
                   </w:rPr>
                   <m:t>I</m:t>
                 </m:r>
@@ -18910,7 +18910,7 @@
               <m:sub>
                 <m:r>
                   <w:rPr>
-                    <w:rFonts w:ascii="Cambria Math" w:hAnsi="Cambria Math" w:cs="Cambria Math"/>
+                    <w:rFonts w:ascii="Times New Roman" w:hAnsi="Times New Roman" w:cs="Cambria Math"/>
                   </w:rPr>
                   <m:t>1</m:t>
                 </m:r>
@@ -18918,7 +18918,7 @@
             </m:sSub>
             <m:r>
               <w:rPr>
-                <w:rFonts w:ascii="Cambria Math" w:hAnsi="Cambria Math" w:cs="Cambria Math"/>
+                <w:rFonts w:ascii="Times New Roman" w:hAnsi="Times New Roman" w:cs="Cambria Math"/>
               </w:rPr>
               <m:t>-</m:t>
             </m:r>
@@ -18926,14 +18926,14 @@
               <m:sSubPr>
                 <m:ctrlPr>
                   <w:rPr>
-                    <w:rFonts w:ascii="Cambria Math" w:hAnsi="Cambria Math"/>
+                    <w:rFonts w:ascii="Times New Roman" w:hAnsi="Times New Roman"/>
                   </w:rPr>
                 </m:ctrlPr>
               </m:sSubPr>
               <m:e>
                 <m:r>
                   <w:rPr>
-                    <w:rFonts w:ascii="Cambria Math" w:hAnsi="Cambria Math" w:cs="Cambria Math"/>
+                    <w:rFonts w:ascii="Times New Roman" w:hAnsi="Times New Roman" w:cs="Cambria Math"/>
                   </w:rPr>
                   <m:t>I</m:t>
                 </m:r>
@@ -18941,7 +18941,7 @@
               <m:sub>
                 <m:r>
                   <w:rPr>
-                    <w:rFonts w:ascii="Cambria Math" w:hAnsi="Cambria Math" w:cs="Cambria Math"/>
+                    <w:rFonts w:ascii="Times New Roman" w:hAnsi="Times New Roman" w:cs="Cambria Math"/>
                   </w:rPr>
                   <m:t>2</m:t>
                 </m:r>
@@ -18951,7 +18951,7 @@
         </m:f>
         <m:r>
           <w:rPr>
-            <w:rFonts w:ascii="Cambria Math" w:hAnsi="Cambria Math" w:cs="Cambria Math"/>
+            <w:rFonts w:ascii="Times New Roman" w:hAnsi="Times New Roman" w:cs="Cambria Math"/>
           </w:rPr>
           <m:t>r=</m:t>
         </m:r>
@@ -18959,7 +18959,7 @@
           <m:fPr>
             <m:ctrlPr>
               <w:rPr>
-                <w:rFonts w:ascii="Cambria Math" w:hAnsi="Cambria Math"/>
+                <w:rFonts w:ascii="Times New Roman" w:hAnsi="Times New Roman"/>
               </w:rPr>
             </m:ctrlPr>
           </m:fPr>
@@ -18968,14 +18968,14 @@
               <m:sSubPr>
                 <m:ctrlPr>
                   <w:rPr>
-                    <w:rFonts w:ascii="Cambria Math" w:hAnsi="Cambria Math"/>
+                    <w:rFonts w:ascii="Times New Roman" w:hAnsi="Times New Roman"/>
                   </w:rPr>
                 </m:ctrlPr>
               </m:sSubPr>
               <m:e>
                 <m:r>
                   <w:rPr>
-                    <w:rFonts w:ascii="Cambria Math" w:hAnsi="Cambria Math" w:cs="Cambria Math"/>
+                    <w:rFonts w:ascii="Times New Roman" w:hAnsi="Times New Roman" w:cs="Cambria Math"/>
                   </w:rPr>
                   <m:t>U</m:t>
                 </m:r>
@@ -18983,7 +18983,7 @@
               <m:sub>
                 <m:r>
                   <w:rPr>
-                    <w:rFonts w:ascii="Cambria Math" w:hAnsi="Cambria Math" w:cs="Cambria Math"/>
+                    <w:rFonts w:ascii="Times New Roman" w:hAnsi="Times New Roman" w:cs="Cambria Math"/>
                   </w:rPr>
                   <m:t>2</m:t>
                 </m:r>
@@ -18991,7 +18991,7 @@
             </m:sSub>
             <m:r>
               <w:rPr>
-                <w:rFonts w:ascii="Cambria Math" w:hAnsi="Cambria Math" w:cs="Cambria Math"/>
+                <w:rFonts w:ascii="Times New Roman" w:hAnsi="Times New Roman" w:cs="Cambria Math"/>
               </w:rPr>
               <m:t>-</m:t>
             </m:r>
@@ -18999,14 +18999,14 @@
               <m:sSubPr>
                 <m:ctrlPr>
                   <w:rPr>
-                    <w:rFonts w:ascii="Cambria Math" w:hAnsi="Cambria Math"/>
+                    <w:rFonts w:ascii="Times New Roman" w:hAnsi="Times New Roman"/>
                   </w:rPr>
                 </m:ctrlPr>
               </m:sSubPr>
               <m:e>
                 <m:r>
                   <w:rPr>
-                    <w:rFonts w:ascii="Cambria Math" w:hAnsi="Cambria Math" w:cs="Cambria Math"/>
+                    <w:rFonts w:ascii="Times New Roman" w:hAnsi="Times New Roman" w:cs="Cambria Math"/>
                   </w:rPr>
                   <m:t>U</m:t>
                 </m:r>
@@ -19014,7 +19014,7 @@
               <m:sub>
                 <m:r>
                   <w:rPr>
-                    <w:rFonts w:ascii="Cambria Math" w:hAnsi="Cambria Math" w:cs="Cambria Math"/>
+                    <w:rFonts w:ascii="Times New Roman" w:hAnsi="Times New Roman" w:cs="Cambria Math"/>
                   </w:rPr>
                   <m:t>1</m:t>
                 </m:r>
@@ -19026,14 +19026,14 @@
               <m:sSubPr>
                 <m:ctrlPr>
                   <w:rPr>
-                    <w:rFonts w:ascii="Cambria Math" w:hAnsi="Cambria Math"/>
+                    <w:rFonts w:ascii="Times New Roman" w:hAnsi="Times New Roman"/>
                   </w:rPr>
                 </m:ctrlPr>
               </m:sSubPr>
               <m:e>
                 <m:r>
                   <w:rPr>
-                    <w:rFonts w:ascii="Cambria Math" w:hAnsi="Cambria Math" w:cs="Cambria Math"/>
+                    <w:rFonts w:ascii="Times New Roman" w:hAnsi="Times New Roman" w:cs="Cambria Math"/>
                   </w:rPr>
                   <m:t>I</m:t>
                 </m:r>
@@ -19041,7 +19041,7 @@
               <m:sub>
                 <m:r>
                   <w:rPr>
-                    <w:rFonts w:ascii="Cambria Math" w:hAnsi="Cambria Math" w:cs="Cambria Math"/>
+                    <w:rFonts w:ascii="Times New Roman" w:hAnsi="Times New Roman" w:cs="Cambria Math"/>
                   </w:rPr>
                   <m:t>1</m:t>
                 </m:r>
@@ -19049,7 +19049,7 @@
             </m:sSub>
             <m:r>
               <w:rPr>
-                <w:rFonts w:ascii="Cambria Math" w:hAnsi="Cambria Math" w:cs="Cambria Math"/>
+                <w:rFonts w:ascii="Times New Roman" w:hAnsi="Times New Roman" w:cs="Cambria Math"/>
               </w:rPr>
               <m:t>-</m:t>
             </m:r>
@@ -19057,14 +19057,14 @@
               <m:sSubPr>
                 <m:ctrlPr>
                   <w:rPr>
-                    <w:rFonts w:ascii="Cambria Math" w:hAnsi="Cambria Math"/>
+                    <w:rFonts w:ascii="Times New Roman" w:hAnsi="Times New Roman"/>
                   </w:rPr>
                 </m:ctrlPr>
               </m:sSubPr>
               <m:e>
                 <m:r>
                   <w:rPr>
-                    <w:rFonts w:ascii="Cambria Math" w:hAnsi="Cambria Math" w:cs="Cambria Math"/>
+                    <w:rFonts w:ascii="Times New Roman" w:hAnsi="Times New Roman" w:cs="Cambria Math"/>
                   </w:rPr>
                   <m:t>I</m:t>
                 </m:r>
@@ -19072,7 +19072,7 @@
               <m:sub>
                 <m:r>
                   <w:rPr>
-                    <w:rFonts w:ascii="Cambria Math" w:hAnsi="Cambria Math" w:cs="Cambria Math"/>
+                    <w:rFonts w:ascii="Times New Roman" w:hAnsi="Times New Roman" w:cs="Cambria Math"/>
                   </w:rPr>
                   <m:t>2</m:t>
                 </m:r>
@@ -19086,7 +19086,7 @@
       <w:pPr>
         <w:spacing w:line="300" w:lineRule="multiple" w:before="0" w:after="0"/>
         <w:rPr>
-          <w:rFonts w:eastAsia="Times New Roman"/>
+          <w:rFonts w:eastAsia="宋体"/>
           <w:i/>
           <w:sz w:val="21"/>
           <w:szCs w:val="21"/>
@@ -19099,14 +19099,14 @@
           <w:sz w:val="21"/>
           <w:szCs w:val="21"/>
         </w:rPr>
-        <w:t>二、实验器材</w:t>
+        <w:t>实验器材</w:t>
       </w:r>
     </w:p>
     <w:p>
       <w:pPr>
         <w:spacing w:line="300" w:lineRule="multiple" w:before="0" w:after="0"/>
         <w:rPr>
-          <w:rFonts w:eastAsia="Times New Roman"/>
+          <w:rFonts w:eastAsia="宋体"/>
           <w:i/>
           <w:sz w:val="21"/>
           <w:szCs w:val="21"/>
@@ -19190,7 +19190,7 @@
       <w:pPr>
         <w:spacing w:line="300" w:lineRule="multiple" w:before="0" w:after="0"/>
         <w:rPr>
-          <w:rFonts w:eastAsia="Times New Roman"/>
+          <w:rFonts w:eastAsia="宋体"/>
           <w:i/>
           <w:sz w:val="21"/>
           <w:szCs w:val="21"/>
@@ -19203,14 +19203,14 @@
           <w:sz w:val="21"/>
           <w:szCs w:val="21"/>
         </w:rPr>
-        <w:t>三、实验步骤</w:t>
+        <w:t>实验步骤</w:t>
       </w:r>
     </w:p>
     <w:p>
       <w:pPr>
         <w:spacing w:line="300" w:lineRule="multiple" w:before="0" w:after="0"/>
         <w:rPr>
-          <w:rFonts w:eastAsia="Times New Roman"/>
+          <w:rFonts w:eastAsia="宋体"/>
           <w:i/>
           <w:sz w:val="21"/>
           <w:szCs w:val="21"/>
@@ -19238,7 +19238,7 @@
       <w:pPr>
         <w:spacing w:line="300" w:lineRule="multiple" w:before="0" w:after="0"/>
         <w:rPr>
-          <w:rFonts w:eastAsia="Times New Roman"/>
+          <w:rFonts w:eastAsia="宋体"/>
           <w:i/>
           <w:sz w:val="21"/>
           <w:szCs w:val="21"/>
@@ -19267,7 +19267,7 @@
         <w:spacing w:line="300" w:lineRule="multiple" w:before="0" w:after="0"/>
         <w:jc w:val="left"/>
         <w:rPr>
-          <w:rFonts w:eastAsia="Times New Roman"/>
+          <w:rFonts w:eastAsia="宋体"/>
           <w:i/>
           <w:sz w:val="21"/>
           <w:szCs w:val="21"/>
@@ -19420,7 +19420,7 @@
               <w:spacing w:line="300" w:lineRule="multiple" w:before="0" w:after="0"/>
               <w:jc w:val="left"/>
               <w:rPr>
-                <w:rFonts w:eastAsia="Times New Roman"/>
+                <w:rFonts w:eastAsia="宋体"/>
                 <w:i/>
                 <w:sz w:val="21"/>
                 <w:szCs w:val="21"/>
@@ -19456,7 +19456,7 @@
               <w:spacing w:line="300" w:lineRule="multiple" w:before="0" w:after="0"/>
               <w:jc w:val="left"/>
               <w:rPr>
-                <w:rFonts w:eastAsia="Times New Roman"/>
+                <w:rFonts w:eastAsia="宋体"/>
                 <w:i/>
                 <w:sz w:val="21"/>
                 <w:szCs w:val="21"/>
@@ -19492,7 +19492,7 @@
               <w:spacing w:line="300" w:lineRule="multiple" w:before="0" w:after="0"/>
               <w:jc w:val="left"/>
               <w:rPr>
-                <w:rFonts w:eastAsia="Times New Roman"/>
+                <w:rFonts w:eastAsia="宋体"/>
                 <w:i/>
                 <w:sz w:val="21"/>
                 <w:szCs w:val="21"/>
@@ -19528,7 +19528,7 @@
               <w:spacing w:line="300" w:lineRule="multiple" w:before="0" w:after="0"/>
               <w:jc w:val="left"/>
               <w:rPr>
-                <w:rFonts w:eastAsia="Times New Roman"/>
+                <w:rFonts w:eastAsia="宋体"/>
                 <w:i/>
                 <w:sz w:val="21"/>
                 <w:szCs w:val="21"/>
@@ -19564,7 +19564,7 @@
               <w:spacing w:line="300" w:lineRule="multiple" w:before="0" w:after="0"/>
               <w:jc w:val="left"/>
               <w:rPr>
-                <w:rFonts w:eastAsia="Times New Roman"/>
+                <w:rFonts w:eastAsia="宋体"/>
                 <w:i/>
                 <w:sz w:val="21"/>
                 <w:szCs w:val="21"/>
@@ -19600,7 +19600,7 @@
               <w:spacing w:line="300" w:lineRule="multiple" w:before="0" w:after="0"/>
               <w:jc w:val="left"/>
               <w:rPr>
-                <w:rFonts w:eastAsia="Times New Roman"/>
+                <w:rFonts w:eastAsia="宋体"/>
                 <w:i/>
                 <w:sz w:val="21"/>
                 <w:szCs w:val="21"/>
@@ -19636,7 +19636,7 @@
               <w:spacing w:line="300" w:lineRule="multiple" w:before="0" w:after="0"/>
               <w:jc w:val="left"/>
               <w:rPr>
-                <w:rFonts w:eastAsia="Times New Roman"/>
+                <w:rFonts w:eastAsia="宋体"/>
                 <w:i/>
                 <w:sz w:val="21"/>
                 <w:szCs w:val="21"/>
@@ -19674,7 +19674,7 @@
               <w:spacing w:line="300" w:lineRule="multiple" w:before="0" w:after="0"/>
               <w:jc w:val="left"/>
               <w:rPr>
-                <w:rFonts w:eastAsia="Times New Roman"/>
+                <w:rFonts w:eastAsia="宋体"/>
                 <w:i/>
                 <w:sz w:val="21"/>
                 <w:szCs w:val="21"/>
@@ -19719,7 +19719,7 @@
               <w:spacing w:line="300" w:lineRule="multiple" w:before="0" w:after="0"/>
               <w:jc w:val="left"/>
               <w:rPr>
-                <w:rFonts w:eastAsia="Times New Roman"/>
+                <w:rFonts w:eastAsia="宋体"/>
                 <w:i/>
                 <w:sz w:val="21"/>
                 <w:szCs w:val="21"/>
@@ -19747,7 +19747,7 @@
               <w:spacing w:line="300" w:lineRule="multiple" w:before="0" w:after="0"/>
               <w:jc w:val="left"/>
               <w:rPr>
-                <w:rFonts w:eastAsia="Times New Roman"/>
+                <w:rFonts w:eastAsia="宋体"/>
                 <w:i/>
                 <w:sz w:val="21"/>
                 <w:szCs w:val="21"/>
@@ -19775,7 +19775,7 @@
               <w:spacing w:line="300" w:lineRule="multiple" w:before="0" w:after="0"/>
               <w:jc w:val="left"/>
               <w:rPr>
-                <w:rFonts w:eastAsia="Times New Roman"/>
+                <w:rFonts w:eastAsia="宋体"/>
                 <w:i/>
                 <w:sz w:val="21"/>
                 <w:szCs w:val="21"/>
@@ -19803,7 +19803,7 @@
               <w:spacing w:line="300" w:lineRule="multiple" w:before="0" w:after="0"/>
               <w:jc w:val="left"/>
               <w:rPr>
-                <w:rFonts w:eastAsia="Times New Roman"/>
+                <w:rFonts w:eastAsia="宋体"/>
                 <w:i/>
                 <w:sz w:val="21"/>
                 <w:szCs w:val="21"/>
@@ -19831,7 +19831,7 @@
               <w:spacing w:line="300" w:lineRule="multiple" w:before="0" w:after="0"/>
               <w:jc w:val="left"/>
               <w:rPr>
-                <w:rFonts w:eastAsia="Times New Roman"/>
+                <w:rFonts w:eastAsia="宋体"/>
                 <w:i/>
                 <w:sz w:val="21"/>
                 <w:szCs w:val="21"/>
@@ -19859,7 +19859,7 @@
               <w:spacing w:line="300" w:lineRule="multiple" w:before="0" w:after="0"/>
               <w:jc w:val="left"/>
               <w:rPr>
-                <w:rFonts w:eastAsia="Times New Roman"/>
+                <w:rFonts w:eastAsia="宋体"/>
                 <w:i/>
                 <w:sz w:val="21"/>
                 <w:szCs w:val="21"/>
@@ -19889,7 +19889,7 @@
               <w:spacing w:line="300" w:lineRule="multiple" w:before="0" w:after="0"/>
               <w:jc w:val="left"/>
               <w:rPr>
-                <w:rFonts w:eastAsia="Times New Roman"/>
+                <w:rFonts w:eastAsia="宋体"/>
                 <w:i/>
                 <w:sz w:val="21"/>
                 <w:szCs w:val="21"/>
@@ -19934,7 +19934,7 @@
               <w:spacing w:line="300" w:lineRule="multiple" w:before="0" w:after="0"/>
               <w:jc w:val="left"/>
               <w:rPr>
-                <w:rFonts w:eastAsia="Times New Roman"/>
+                <w:rFonts w:eastAsia="宋体"/>
                 <w:i/>
                 <w:sz w:val="21"/>
                 <w:szCs w:val="21"/>
@@ -19962,7 +19962,7 @@
               <w:spacing w:line="300" w:lineRule="multiple" w:before="0" w:after="0"/>
               <w:jc w:val="left"/>
               <w:rPr>
-                <w:rFonts w:eastAsia="Times New Roman"/>
+                <w:rFonts w:eastAsia="宋体"/>
                 <w:i/>
                 <w:sz w:val="21"/>
                 <w:szCs w:val="21"/>
@@ -19990,7 +19990,7 @@
               <w:spacing w:line="300" w:lineRule="multiple" w:before="0" w:after="0"/>
               <w:jc w:val="left"/>
               <w:rPr>
-                <w:rFonts w:eastAsia="Times New Roman"/>
+                <w:rFonts w:eastAsia="宋体"/>
                 <w:i/>
                 <w:sz w:val="21"/>
                 <w:szCs w:val="21"/>
@@ -20018,7 +20018,7 @@
               <w:spacing w:line="300" w:lineRule="multiple" w:before="0" w:after="0"/>
               <w:jc w:val="left"/>
               <w:rPr>
-                <w:rFonts w:eastAsia="Times New Roman"/>
+                <w:rFonts w:eastAsia="宋体"/>
                 <w:i/>
                 <w:sz w:val="21"/>
                 <w:szCs w:val="21"/>
@@ -20046,7 +20046,7 @@
               <w:spacing w:line="300" w:lineRule="multiple" w:before="0" w:after="0"/>
               <w:jc w:val="left"/>
               <w:rPr>
-                <w:rFonts w:eastAsia="Times New Roman"/>
+                <w:rFonts w:eastAsia="宋体"/>
                 <w:i/>
                 <w:sz w:val="21"/>
                 <w:szCs w:val="21"/>
@@ -20074,7 +20074,7 @@
               <w:spacing w:line="300" w:lineRule="multiple" w:before="0" w:after="0"/>
               <w:jc w:val="left"/>
               <w:rPr>
-                <w:rFonts w:eastAsia="Times New Roman"/>
+                <w:rFonts w:eastAsia="宋体"/>
                 <w:i/>
                 <w:sz w:val="21"/>
                 <w:szCs w:val="21"/>
@@ -20089,7 +20089,7 @@
         <w:spacing w:line="300" w:lineRule="multiple" w:before="0" w:after="0"/>
         <w:jc w:val="left"/>
         <w:rPr>
-          <w:rFonts w:eastAsia="Times New Roman"/>
+          <w:rFonts w:eastAsia="宋体"/>
           <w:i/>
           <w:sz w:val="21"/>
           <w:szCs w:val="21"/>
@@ -20117,7 +20117,7 @@
         <w:spacing w:line="300" w:lineRule="multiple" w:before="0" w:after="0"/>
         <w:jc w:val="left"/>
         <w:rPr>
-          <w:rFonts w:eastAsia="Times New Roman"/>
+          <w:rFonts w:eastAsia="宋体"/>
           <w:i/>
           <w:sz w:val="21"/>
           <w:szCs w:val="21"/>
@@ -20145,7 +20145,7 @@
         <w:spacing w:line="300" w:lineRule="multiple" w:before="0" w:after="0"/>
         <w:jc w:val="left"/>
         <w:rPr>
-          <w:rFonts w:eastAsia="Times New Roman"/>
+          <w:rFonts w:eastAsia="宋体"/>
           <w:i/>
           <w:sz w:val="21"/>
           <w:szCs w:val="21"/>
@@ -20157,7 +20157,7 @@
           <w:sz w:val="21"/>
           <w:szCs w:val="21"/>
         </w:rPr>
-        <w:t>四、数据处理</w:t>
+        <w:t>数据处理</w:t>
       </w:r>
     </w:p>
     <w:p>
@@ -20165,7 +20165,7 @@
         <w:spacing w:line="300" w:lineRule="multiple" w:before="0" w:after="0"/>
         <w:jc w:val="left"/>
         <w:rPr>
-          <w:rFonts w:eastAsia="Times New Roman"/>
+          <w:rFonts w:eastAsia="宋体"/>
           <w:i/>
           <w:sz w:val="21"/>
           <w:szCs w:val="21"/>
@@ -20193,7 +20193,7 @@
         <w:spacing w:line="300" w:lineRule="multiple" w:before="0" w:after="0"/>
         <w:jc w:val="left"/>
         <w:rPr>
-          <w:rFonts w:eastAsia="Times New Roman"/>
+          <w:rFonts w:eastAsia="宋体"/>
           <w:i/>
           <w:sz w:val="21"/>
           <w:szCs w:val="21"/>
@@ -20332,7 +20332,7 @@
         <w:spacing w:line="300" w:lineRule="multiple" w:before="0" w:after="0"/>
         <w:jc w:val="left"/>
         <w:rPr>
-          <w:rFonts w:eastAsia="Times New Roman"/>
+          <w:rFonts w:eastAsia="宋体"/>
           <w:i/>
           <w:sz w:val="21"/>
           <w:szCs w:val="21"/>
@@ -20360,7 +20360,7 @@
         <w:spacing w:line="300" w:lineRule="multiple" w:before="0" w:after="0"/>
         <w:jc w:val="left"/>
         <w:rPr>
-          <w:rFonts w:eastAsia="Times New Roman"/>
+          <w:rFonts w:eastAsia="宋体"/>
           <w:i/>
           <w:sz w:val="21"/>
           <w:szCs w:val="21"/>
@@ -20464,7 +20464,7 @@
         <w:spacing w:line="300" w:lineRule="multiple" w:before="0" w:after="0"/>
         <w:jc w:val="left"/>
         <w:rPr>
-          <w:rFonts w:eastAsia="Times New Roman"/>
+          <w:rFonts w:eastAsia="宋体"/>
           <w:i/>
           <w:sz w:val="21"/>
           <w:szCs w:val="21"/>
@@ -20499,7 +20499,7 @@
       <w:pPr>
         <w:spacing w:line="300" w:lineRule="multiple" w:before="0" w:after="0"/>
         <w:rPr>
-          <w:rFonts w:eastAsia="Times New Roman"/>
+          <w:rFonts w:eastAsia="宋体"/>
           <w:i/>
           <w:sz w:val="21"/>
           <w:szCs w:val="21"/>
@@ -20582,7 +20582,7 @@
         <w:spacing w:line="300" w:lineRule="multiple" w:before="0" w:after="0"/>
         <w:jc w:val="left"/>
         <w:rPr>
-          <w:rFonts w:eastAsia="Times New Roman"/>
+          <w:rFonts w:eastAsia="宋体"/>
           <w:i/>
           <w:sz w:val="21"/>
           <w:szCs w:val="21"/>
@@ -20627,7 +20627,7 @@
         <w:spacing w:line="300" w:lineRule="multiple" w:before="0" w:after="0"/>
         <w:jc w:val="left"/>
         <w:rPr>
-          <w:rFonts w:eastAsia="Times New Roman"/>
+          <w:rFonts w:eastAsia="宋体"/>
           <w:i/>
           <w:sz w:val="21"/>
           <w:szCs w:val="21"/>
@@ -20680,14 +20680,14 @@
           <m:fPr>
             <m:ctrlPr>
               <w:rPr>
-                <w:rFonts w:ascii="Cambria Math" w:hAnsi="Cambria Math"/>
+                <w:rFonts w:ascii="Times New Roman" w:hAnsi="Times New Roman"/>
               </w:rPr>
             </m:ctrlPr>
           </m:fPr>
           <m:num>
             <m:r>
               <w:rPr>
-                <w:rFonts w:ascii="Cambria Math" w:hAnsi="Cambria Math" w:cs="Cambria Math"/>
+                <w:rFonts w:ascii="Times New Roman" w:hAnsi="Times New Roman" w:cs="Cambria Math"/>
               </w:rPr>
               <m:t>E</m:t>
             </m:r>
@@ -20695,7 +20695,7 @@
           <m:den>
             <m:r>
               <w:rPr>
-                <w:rFonts w:ascii="Cambria Math" w:hAnsi="Cambria Math" w:cs="Cambria Math"/>
+                <w:rFonts w:ascii="Times New Roman" w:hAnsi="Times New Roman" w:cs="Cambria Math"/>
               </w:rPr>
               <m:t>r</m:t>
             </m:r>
@@ -20716,7 +20716,7 @@
         <w:spacing w:line="300" w:lineRule="multiple" w:before="0" w:after="0"/>
         <w:jc w:val="left"/>
         <w:rPr>
-          <w:rFonts w:eastAsia="Times New Roman"/>
+          <w:rFonts w:eastAsia="宋体"/>
           <w:i/>
           <w:sz w:val="21"/>
           <w:szCs w:val="21"/>
@@ -20760,14 +20760,14 @@
           <m:fPr>
             <m:ctrlPr>
               <w:rPr>
-                <w:rFonts w:ascii="Cambria Math" w:hAnsi="Cambria Math"/>
+                <w:rFonts w:ascii="Times New Roman" w:hAnsi="Times New Roman"/>
               </w:rPr>
             </m:ctrlPr>
           </m:fPr>
           <m:num>
             <m:r>
               <w:rPr>
-                <w:rFonts w:ascii="Cambria Math" w:hAnsi="Cambria Math" w:cs="Cambria Math"/>
+                <w:rFonts w:ascii="Times New Roman" w:hAnsi="Times New Roman" w:cs="Cambria Math"/>
               </w:rPr>
               <m:t>△U</m:t>
             </m:r>
@@ -20775,7 +20775,7 @@
           <m:den>
             <m:r>
               <w:rPr>
-                <w:rFonts w:ascii="Cambria Math" w:hAnsi="Cambria Math" w:cs="Cambria Math"/>
+                <w:rFonts w:ascii="Times New Roman" w:hAnsi="Times New Roman" w:cs="Cambria Math"/>
               </w:rPr>
               <m:t>△I</m:t>
             </m:r>
@@ -20796,7 +20796,7 @@
         <w:spacing w:line="300" w:lineRule="multiple" w:before="0" w:after="0"/>
         <w:jc w:val="left"/>
         <w:rPr>
-          <w:rFonts w:eastAsia="Times New Roman"/>
+          <w:rFonts w:eastAsia="宋体"/>
           <w:i/>
           <w:sz w:val="21"/>
           <w:szCs w:val="21"/>
@@ -20808,7 +20808,7 @@
           <w:sz w:val="21"/>
           <w:szCs w:val="21"/>
         </w:rPr>
-        <w:t>五、误差分析</w:t>
+        <w:t>误差分析</w:t>
       </w:r>
     </w:p>
     <w:p>
@@ -20816,7 +20816,7 @@
         <w:spacing w:line="300" w:lineRule="multiple" w:before="0" w:after="0"/>
         <w:jc w:val="left"/>
         <w:rPr>
-          <w:rFonts w:eastAsia="Times New Roman"/>
+          <w:rFonts w:eastAsia="宋体"/>
           <w:i/>
           <w:sz w:val="21"/>
           <w:szCs w:val="21"/>
@@ -20852,7 +20852,7 @@
         <w:spacing w:line="300" w:lineRule="multiple" w:before="0" w:after="0"/>
         <w:jc w:val="left"/>
         <w:rPr>
-          <w:rFonts w:eastAsia="Times New Roman"/>
+          <w:rFonts w:eastAsia="宋体"/>
           <w:i/>
           <w:sz w:val="21"/>
           <w:szCs w:val="21"/>
@@ -20880,7 +20880,7 @@
         <w:spacing w:line="300" w:lineRule="multiple" w:before="0" w:after="0"/>
         <w:jc w:val="left"/>
         <w:rPr>
-          <w:rFonts w:eastAsia="Times New Roman"/>
+          <w:rFonts w:eastAsia="宋体"/>
           <w:i/>
           <w:sz w:val="21"/>
           <w:szCs w:val="21"/>
@@ -20943,7 +20943,7 @@
         <w:spacing w:line="300" w:lineRule="multiple" w:before="0" w:after="0"/>
         <w:jc w:val="left"/>
         <w:rPr>
-          <w:rFonts w:eastAsia="Times New Roman"/>
+          <w:rFonts w:eastAsia="宋体"/>
           <w:i/>
           <w:sz w:val="21"/>
           <w:szCs w:val="21"/>
@@ -21005,7 +21005,7 @@
         <w:spacing w:line="300" w:lineRule="multiple" w:before="0" w:after="0"/>
         <w:jc w:val="left"/>
         <w:rPr>
-          <w:rFonts w:eastAsia="Times New Roman"/>
+          <w:rFonts w:eastAsia="宋体"/>
           <w:i/>
           <w:sz w:val="21"/>
           <w:szCs w:val="21"/>
@@ -21041,7 +21041,7 @@
         <w:spacing w:line="300" w:lineRule="multiple" w:before="0" w:after="0"/>
         <w:jc w:val="left"/>
         <w:rPr>
-          <w:rFonts w:eastAsia="Times New Roman"/>
+          <w:rFonts w:eastAsia="宋体"/>
           <w:i/>
           <w:sz w:val="21"/>
           <w:szCs w:val="21"/>
@@ -21061,7 +21061,7 @@
         <w:spacing w:line="300" w:lineRule="multiple" w:before="0" w:after="0"/>
         <w:jc w:val="left"/>
         <w:rPr>
-          <w:rFonts w:eastAsia="Times New Roman"/>
+          <w:rFonts w:eastAsia="宋体"/>
           <w:i/>
           <w:sz w:val="21"/>
           <w:szCs w:val="21"/>
@@ -21261,7 +21261,7 @@
         <w:spacing w:line="300" w:lineRule="multiple" w:before="0" w:after="0"/>
         <w:jc w:val="left"/>
         <w:rPr>
-          <w:rFonts w:eastAsia="Times New Roman"/>
+          <w:rFonts w:eastAsia="宋体"/>
           <w:i/>
           <w:sz w:val="21"/>
           <w:szCs w:val="21"/>
@@ -21379,7 +21379,7 @@
         <w:spacing w:line="300" w:lineRule="multiple" w:before="0" w:after="0"/>
         <w:jc w:val="left"/>
         <w:rPr>
-          <w:rFonts w:eastAsia="Times New Roman"/>
+          <w:rFonts w:eastAsia="宋体"/>
           <w:i/>
           <w:sz w:val="21"/>
           <w:szCs w:val="21"/>
@@ -21494,7 +21494,7 @@
           <m:fPr>
             <m:ctrlPr>
               <w:rPr>
-                <w:rFonts w:ascii="Cambria Math" w:hAnsi="Cambria Math"/>
+                <w:rFonts w:ascii="Times New Roman" w:hAnsi="Times New Roman"/>
               </w:rPr>
             </m:ctrlPr>
           </m:fPr>
@@ -21503,14 +21503,14 @@
               <m:sSubPr>
                 <m:ctrlPr>
                   <w:rPr>
-                    <w:rFonts w:ascii="Cambria Math" w:hAnsi="Cambria Math"/>
+                    <w:rFonts w:ascii="Times New Roman" w:hAnsi="Times New Roman"/>
                   </w:rPr>
                 </m:ctrlPr>
               </m:sSubPr>
               <m:e>
                 <m:r>
                   <w:rPr>
-                    <w:rFonts w:ascii="Cambria Math" w:hAnsi="Cambria Math" w:cs="Cambria Math"/>
+                    <w:rFonts w:ascii="Times New Roman" w:hAnsi="Times New Roman" w:cs="Cambria Math"/>
                   </w:rPr>
                   <m:t>U</m:t>
                 </m:r>
@@ -21521,7 +21521,7 @@
                     <m:sty m:val="p"/>
                   </m:rPr>
                   <w:rPr>
-                    <w:rFonts w:ascii="Cambria Math" w:hAnsi="Cambria Math" w:cs="Cambria Math"/>
+                    <w:rFonts w:ascii="Times New Roman" w:hAnsi="Times New Roman" w:cs="Cambria Math"/>
                   </w:rPr>
                   <m:t>测</m:t>
                 </m:r>
@@ -21533,14 +21533,14 @@
               <m:sSubPr>
                 <m:ctrlPr>
                   <w:rPr>
-                    <w:rFonts w:ascii="Cambria Math" w:hAnsi="Cambria Math"/>
+                    <w:rFonts w:ascii="Times New Roman" w:hAnsi="Times New Roman"/>
                   </w:rPr>
                 </m:ctrlPr>
               </m:sSubPr>
               <m:e>
                 <m:r>
                   <w:rPr>
-                    <w:rFonts w:ascii="Cambria Math" w:hAnsi="Cambria Math" w:cs="Cambria Math"/>
+                    <w:rFonts w:ascii="Times New Roman" w:hAnsi="Times New Roman" w:cs="Cambria Math"/>
                   </w:rPr>
                   <m:t>R</m:t>
                 </m:r>
@@ -21548,7 +21548,7 @@
               <m:sub>
                 <m:r>
                   <w:rPr>
-                    <w:rFonts w:ascii="Cambria Math" w:hAnsi="Cambria Math" w:cs="Cambria Math"/>
+                    <w:rFonts w:ascii="Times New Roman" w:hAnsi="Times New Roman" w:cs="Cambria Math"/>
                   </w:rPr>
                   <m:t>V</m:t>
                 </m:r>
@@ -21571,7 +21571,7 @@
         <w:spacing w:line="300" w:lineRule="multiple" w:before="0" w:after="0"/>
         <w:jc w:val="left"/>
         <w:rPr>
-          <w:rFonts w:eastAsia="Times New Roman"/>
+          <w:rFonts w:eastAsia="宋体"/>
           <w:i/>
           <w:sz w:val="21"/>
           <w:szCs w:val="21"/>
@@ -21833,7 +21833,7 @@
         <w:spacing w:line="300" w:lineRule="multiple" w:before="0" w:after="0"/>
         <w:jc w:val="left"/>
         <w:rPr>
-          <w:rFonts w:eastAsia="Times New Roman"/>
+          <w:rFonts w:eastAsia="宋体"/>
           <w:i/>
           <w:sz w:val="21"/>
           <w:szCs w:val="21"/>
@@ -21955,7 +21955,7 @@
         <w:spacing w:line="300" w:lineRule="multiple" w:before="0" w:after="0"/>
         <w:jc w:val="left"/>
         <w:rPr>
-          <w:rFonts w:eastAsia="Times New Roman"/>
+          <w:rFonts w:eastAsia="宋体"/>
           <w:i/>
           <w:sz w:val="21"/>
           <w:szCs w:val="21"/>
@@ -22073,7 +22073,7 @@
         <w:spacing w:line="300" w:lineRule="multiple" w:before="0" w:after="0"/>
         <w:jc w:val="left"/>
         <w:rPr>
-          <w:rFonts w:eastAsia="Times New Roman"/>
+          <w:rFonts w:eastAsia="宋体"/>
           <w:i/>
           <w:sz w:val="21"/>
           <w:szCs w:val="21"/>
@@ -22181,7 +22181,7 @@
         <w:spacing w:line="300" w:lineRule="multiple" w:before="0" w:after="0"/>
         <w:jc w:val="left"/>
         <w:rPr>
-          <w:rFonts w:eastAsia="Times New Roman"/>
+          <w:rFonts w:eastAsia="宋体"/>
           <w:i/>
           <w:sz w:val="21"/>
           <w:szCs w:val="21"/>
@@ -22443,7 +22443,7 @@
         <w:spacing w:line="300" w:lineRule="multiple" w:before="0" w:after="0"/>
         <w:jc w:val="left"/>
         <w:rPr>
-          <w:rFonts w:eastAsia="Times New Roman"/>
+          <w:rFonts w:eastAsia="宋体"/>
           <w:i/>
           <w:sz w:val="21"/>
           <w:szCs w:val="21"/>
@@ -22455,7 +22455,7 @@
           <w:sz w:val="21"/>
           <w:szCs w:val="21"/>
         </w:rPr>
-        <w:t>六、注意事项</w:t>
+        <w:t>注意事项</w:t>
       </w:r>
     </w:p>
     <w:p>
@@ -22463,7 +22463,7 @@
         <w:spacing w:line="300" w:lineRule="multiple" w:before="0" w:after="0"/>
         <w:jc w:val="left"/>
         <w:rPr>
-          <w:rFonts w:eastAsia="Times New Roman"/>
+          <w:rFonts w:eastAsia="宋体"/>
           <w:i/>
           <w:sz w:val="21"/>
           <w:szCs w:val="21"/>
@@ -22491,7 +22491,7 @@
         <w:spacing w:line="300" w:lineRule="multiple" w:before="0" w:after="0"/>
         <w:jc w:val="left"/>
         <w:rPr>
-          <w:rFonts w:eastAsia="Times New Roman"/>
+          <w:rFonts w:eastAsia="宋体"/>
           <w:i/>
           <w:sz w:val="21"/>
           <w:szCs w:val="21"/>
@@ -22543,7 +22543,7 @@
         <w:spacing w:line="300" w:lineRule="multiple" w:before="0" w:after="0"/>
         <w:jc w:val="left"/>
         <w:rPr>
-          <w:rFonts w:eastAsia="Times New Roman"/>
+          <w:rFonts w:eastAsia="宋体"/>
           <w:i/>
           <w:sz w:val="21"/>
           <w:szCs w:val="21"/>
@@ -22627,7 +22627,7 @@
         <w:spacing w:line="300" w:lineRule="multiple" w:before="0" w:after="0"/>
         <w:jc w:val="left"/>
         <w:rPr>
-          <w:rFonts w:eastAsia="Times New Roman"/>
+          <w:rFonts w:eastAsia="宋体"/>
           <w:i/>
           <w:sz w:val="21"/>
           <w:szCs w:val="21"/>
@@ -22712,7 +22712,7 @@
         <w:spacing w:line="300" w:lineRule="multiple" w:before="0" w:after="0"/>
         <w:jc w:val="left"/>
         <w:rPr>
-          <w:rFonts w:eastAsia="Times New Roman"/>
+          <w:rFonts w:eastAsia="宋体"/>
           <w:i/>
           <w:sz w:val="21"/>
           <w:szCs w:val="21"/>
@@ -22748,7 +22748,7 @@
         <w:spacing w:line="300" w:lineRule="multiple" w:before="0" w:after="0"/>
         <w:jc w:val="left"/>
         <w:rPr>
-          <w:rFonts w:eastAsia="Times New Roman"/>
+          <w:rFonts w:eastAsia="宋体"/>
           <w:i/>
           <w:sz w:val="21"/>
           <w:szCs w:val="21"/>
@@ -22776,7 +22776,7 @@
         <w:spacing w:line="300" w:lineRule="multiple" w:before="0" w:after="0"/>
         <w:jc w:val="left"/>
         <w:rPr>
-          <w:rFonts w:eastAsia="Times New Roman"/>
+          <w:rFonts w:eastAsia="宋体"/>
           <w:i/>
           <w:sz w:val="21"/>
           <w:szCs w:val="21"/>
@@ -22933,7 +22933,7 @@
         <w:spacing w:line="300" w:lineRule="multiple" w:before="0" w:after="0"/>
         <w:jc w:val="left"/>
         <w:rPr>
-          <w:rFonts w:eastAsia="Times New Roman"/>
+          <w:rFonts w:eastAsia="宋体"/>
           <w:i/>
           <w:sz w:val="21"/>
           <w:szCs w:val="21"/>
@@ -22961,7 +22961,7 @@
         <w:spacing w:line="300" w:lineRule="multiple" w:before="0" w:after="0"/>
         <w:jc w:val="left"/>
         <w:rPr>
-          <w:rFonts w:eastAsia="Times New Roman"/>
+          <w:rFonts w:eastAsia="宋体"/>
           <w:i/>
           <w:sz w:val="21"/>
           <w:szCs w:val="21"/>
@@ -22997,7 +22997,7 @@
         <w:spacing w:line="300" w:lineRule="multiple" w:before="0" w:after="0"/>
         <w:jc w:val="left"/>
         <w:rPr>
-          <w:rFonts w:eastAsia="Times New Roman"/>
+          <w:rFonts w:eastAsia="宋体"/>
           <w:i/>
           <w:sz w:val="21"/>
           <w:szCs w:val="21"/>
@@ -23086,7 +23086,7 @@
         <w:spacing w:line="300" w:lineRule="multiple" w:before="0" w:after="0"/>
         <w:jc w:val="left"/>
         <w:rPr>
-          <w:rFonts w:eastAsia="Times New Roman"/>
+          <w:rFonts w:eastAsia="宋体"/>
           <w:i/>
           <w:sz w:val="21"/>
           <w:szCs w:val="21"/>
@@ -23156,7 +23156,7 @@
       <w:pPr>
         <w:spacing w:line="300" w:lineRule="multiple" w:before="0" w:after="0"/>
         <w:rPr>
-          <w:rFonts w:eastAsia="Times New Roman"/>
+          <w:rFonts w:eastAsia="宋体"/>
           <w:i/>
           <w:sz w:val="21"/>
           <w:szCs w:val="21"/>
@@ -23230,7 +23230,7 @@
       <w:pPr>
         <w:spacing w:line="300" w:lineRule="multiple" w:before="0" w:after="0"/>
         <w:rPr>
-          <w:rFonts w:eastAsia="Times New Roman"/>
+          <w:rFonts w:eastAsia="宋体"/>
           <w:i/>
           <w:sz w:val="21"/>
           <w:szCs w:val="21"/>
@@ -23251,7 +23251,7 @@
       <w:pPr>
         <w:spacing w:line="300" w:lineRule="multiple" w:before="0" w:after="0"/>
         <w:rPr>
-          <w:rFonts w:eastAsia="Times New Roman"/>
+          <w:rFonts w:eastAsia="宋体"/>
           <w:i/>
           <w:sz w:val="21"/>
           <w:szCs w:val="21"/>
@@ -23279,7 +23279,7 @@
       <w:pPr>
         <w:spacing w:line="300" w:lineRule="multiple" w:before="0" w:after="0"/>
         <w:rPr>
-          <w:rFonts w:eastAsia="Times New Roman"/>
+          <w:rFonts w:eastAsia="宋体"/>
           <w:i/>
           <w:sz w:val="21"/>
           <w:szCs w:val="21"/>
@@ -23313,7 +23313,7 @@
       <m:oMath>
         <m:r>
           <w:rPr>
-            <w:rFonts w:ascii="Cambria Math" w:hAnsi="Cambria Math" w:cs="Cambria Math"/>
+            <w:rFonts w:ascii="Times New Roman" w:hAnsi="Times New Roman" w:cs="Cambria Math"/>
           </w:rPr>
           <m:t>E=</m:t>
         </m:r>
@@ -23321,14 +23321,14 @@
           <m:sSubPr>
             <m:ctrlPr>
               <w:rPr>
-                <w:rFonts w:ascii="Cambria Math" w:hAnsi="Cambria Math"/>
+                <w:rFonts w:ascii="Times New Roman" w:hAnsi="Times New Roman"/>
               </w:rPr>
             </m:ctrlPr>
           </m:sSubPr>
           <m:e>
             <m:r>
               <w:rPr>
-                <w:rFonts w:ascii="Cambria Math" w:hAnsi="Cambria Math" w:cs="Cambria Math"/>
+                <w:rFonts w:ascii="Times New Roman" w:hAnsi="Times New Roman" w:cs="Cambria Math"/>
               </w:rPr>
               <m:t>I</m:t>
             </m:r>
@@ -23336,7 +23336,7 @@
           <m:sub>
             <m:r>
               <w:rPr>
-                <w:rFonts w:ascii="Cambria Math" w:hAnsi="Cambria Math" w:cs="Cambria Math"/>
+                <w:rFonts w:ascii="Times New Roman" w:hAnsi="Times New Roman" w:cs="Cambria Math"/>
               </w:rPr>
               <m:t>1</m:t>
             </m:r>
@@ -23346,14 +23346,14 @@
           <m:sSubPr>
             <m:ctrlPr>
               <w:rPr>
-                <w:rFonts w:ascii="Cambria Math" w:hAnsi="Cambria Math"/>
+                <w:rFonts w:ascii="Times New Roman" w:hAnsi="Times New Roman"/>
               </w:rPr>
             </m:ctrlPr>
           </m:sSubPr>
           <m:e>
             <m:r>
               <w:rPr>
-                <w:rFonts w:ascii="Cambria Math" w:hAnsi="Cambria Math" w:cs="Cambria Math"/>
+                <w:rFonts w:ascii="Times New Roman" w:hAnsi="Times New Roman" w:cs="Cambria Math"/>
               </w:rPr>
               <m:t>R</m:t>
             </m:r>
@@ -23361,7 +23361,7 @@
           <m:sub>
             <m:r>
               <w:rPr>
-                <w:rFonts w:ascii="Cambria Math" w:hAnsi="Cambria Math" w:cs="Cambria Math"/>
+                <w:rFonts w:ascii="Times New Roman" w:hAnsi="Times New Roman" w:cs="Cambria Math"/>
               </w:rPr>
               <m:t>1</m:t>
             </m:r>
@@ -23369,7 +23369,7 @@
         </m:sSub>
         <m:r>
           <w:rPr>
-            <w:rFonts w:ascii="Cambria Math" w:hAnsi="Cambria Math" w:cs="Cambria Math"/>
+            <w:rFonts w:ascii="Times New Roman" w:hAnsi="Times New Roman" w:cs="Cambria Math"/>
           </w:rPr>
           <m:t>+</m:t>
         </m:r>
@@ -23377,14 +23377,14 @@
           <m:sSubPr>
             <m:ctrlPr>
               <w:rPr>
-                <w:rFonts w:ascii="Cambria Math" w:hAnsi="Cambria Math"/>
+                <w:rFonts w:ascii="Times New Roman" w:hAnsi="Times New Roman"/>
               </w:rPr>
             </m:ctrlPr>
           </m:sSubPr>
           <m:e>
             <m:r>
               <w:rPr>
-                <w:rFonts w:ascii="Cambria Math" w:hAnsi="Cambria Math" w:cs="Cambria Math"/>
+                <w:rFonts w:ascii="Times New Roman" w:hAnsi="Times New Roman" w:cs="Cambria Math"/>
               </w:rPr>
               <m:t>I</m:t>
             </m:r>
@@ -23392,7 +23392,7 @@
           <m:sub>
             <m:r>
               <w:rPr>
-                <w:rFonts w:ascii="Cambria Math" w:hAnsi="Cambria Math" w:cs="Cambria Math"/>
+                <w:rFonts w:ascii="Times New Roman" w:hAnsi="Times New Roman" w:cs="Cambria Math"/>
               </w:rPr>
               <m:t>1</m:t>
             </m:r>
@@ -23400,7 +23400,7 @@
         </m:sSub>
         <m:r>
           <w:rPr>
-            <w:rFonts w:ascii="Cambria Math" w:hAnsi="Cambria Math" w:cs="Cambria Math"/>
+            <w:rFonts w:ascii="Times New Roman" w:hAnsi="Times New Roman" w:cs="Cambria Math"/>
           </w:rPr>
           <m:t>E=</m:t>
         </m:r>
@@ -23408,14 +23408,14 @@
           <m:sSubPr>
             <m:ctrlPr>
               <w:rPr>
-                <w:rFonts w:ascii="Cambria Math" w:hAnsi="Cambria Math"/>
+                <w:rFonts w:ascii="Times New Roman" w:hAnsi="Times New Roman"/>
               </w:rPr>
             </m:ctrlPr>
           </m:sSubPr>
           <m:e>
             <m:r>
               <w:rPr>
-                <w:rFonts w:ascii="Cambria Math" w:hAnsi="Cambria Math" w:cs="Cambria Math"/>
+                <w:rFonts w:ascii="Times New Roman" w:hAnsi="Times New Roman" w:cs="Cambria Math"/>
               </w:rPr>
               <m:t>I</m:t>
             </m:r>
@@ -23423,7 +23423,7 @@
           <m:sub>
             <m:r>
               <w:rPr>
-                <w:rFonts w:ascii="Cambria Math" w:hAnsi="Cambria Math" w:cs="Cambria Math"/>
+                <w:rFonts w:ascii="Times New Roman" w:hAnsi="Times New Roman" w:cs="Cambria Math"/>
               </w:rPr>
               <m:t>2</m:t>
             </m:r>
@@ -23433,14 +23433,14 @@
           <m:sSubPr>
             <m:ctrlPr>
               <w:rPr>
-                <w:rFonts w:ascii="Cambria Math" w:hAnsi="Cambria Math"/>
+                <w:rFonts w:ascii="Times New Roman" w:hAnsi="Times New Roman"/>
               </w:rPr>
             </m:ctrlPr>
           </m:sSubPr>
           <m:e>
             <m:r>
               <w:rPr>
-                <w:rFonts w:ascii="Cambria Math" w:hAnsi="Cambria Math" w:cs="Cambria Math"/>
+                <w:rFonts w:ascii="Times New Roman" w:hAnsi="Times New Roman" w:cs="Cambria Math"/>
               </w:rPr>
               <m:t>R</m:t>
             </m:r>
@@ -23448,7 +23448,7 @@
           <m:sub>
             <m:r>
               <w:rPr>
-                <w:rFonts w:ascii="Cambria Math" w:hAnsi="Cambria Math" w:cs="Cambria Math"/>
+                <w:rFonts w:ascii="Times New Roman" w:hAnsi="Times New Roman" w:cs="Cambria Math"/>
               </w:rPr>
               <m:t>2</m:t>
             </m:r>
@@ -23456,7 +23456,7 @@
         </m:sSub>
         <m:r>
           <w:rPr>
-            <w:rFonts w:ascii="Cambria Math" w:hAnsi="Cambria Math" w:cs="Cambria Math"/>
+            <w:rFonts w:ascii="Times New Roman" w:hAnsi="Times New Roman" w:cs="Cambria Math"/>
           </w:rPr>
           <m:t>+</m:t>
         </m:r>
@@ -23464,14 +23464,14 @@
           <m:sSubPr>
             <m:ctrlPr>
               <w:rPr>
-                <w:rFonts w:ascii="Cambria Math" w:hAnsi="Cambria Math"/>
+                <w:rFonts w:ascii="Times New Roman" w:hAnsi="Times New Roman"/>
               </w:rPr>
             </m:ctrlPr>
           </m:sSubPr>
           <m:e>
             <m:r>
               <w:rPr>
-                <w:rFonts w:ascii="Cambria Math" w:hAnsi="Cambria Math" w:cs="Cambria Math"/>
+                <w:rFonts w:ascii="Times New Roman" w:hAnsi="Times New Roman" w:cs="Cambria Math"/>
               </w:rPr>
               <m:t>I</m:t>
             </m:r>
@@ -23479,7 +23479,7 @@
           <m:sub>
             <m:r>
               <w:rPr>
-                <w:rFonts w:ascii="Cambria Math" w:hAnsi="Cambria Math" w:cs="Cambria Math"/>
+                <w:rFonts w:ascii="Times New Roman" w:hAnsi="Times New Roman" w:cs="Cambria Math"/>
               </w:rPr>
               <m:t>2</m:t>
             </m:r>
@@ -23492,7 +23492,7 @@
         <w:spacing w:line="300" w:lineRule="multiple" w:before="0" w:after="0"/>
         <w:jc w:val="left"/>
         <w:rPr>
-          <w:rFonts w:eastAsia="Times New Roman"/>
+          <w:rFonts w:eastAsia="宋体"/>
           <w:i/>
           <w:sz w:val="21"/>
           <w:szCs w:val="21"/>
@@ -23546,7 +23546,7 @@
         <w:spacing w:line="300" w:lineRule="multiple" w:before="0" w:after="0"/>
         <w:jc w:val="left"/>
         <w:rPr>
-          <w:rFonts w:eastAsia="Times New Roman"/>
+          <w:rFonts w:eastAsia="宋体"/>
           <w:i/>
           <w:sz w:val="21"/>
           <w:szCs w:val="21"/>
@@ -23650,7 +23650,7 @@
         <w:spacing w:line="300" w:lineRule="multiple" w:before="0" w:after="0"/>
         <w:jc w:val="left"/>
         <w:rPr>
-          <w:rFonts w:eastAsia="Times New Roman"/>
+          <w:rFonts w:eastAsia="宋体"/>
           <w:i/>
           <w:sz w:val="21"/>
           <w:szCs w:val="21"/>
@@ -23669,14 +23669,14 @@
           <m:fPr>
             <m:ctrlPr>
               <w:rPr>
-                <w:rFonts w:ascii="Cambria Math" w:hAnsi="Cambria Math"/>
+                <w:rFonts w:ascii="Times New Roman" w:hAnsi="Times New Roman"/>
               </w:rPr>
             </m:ctrlPr>
           </m:fPr>
           <m:num>
             <m:r>
               <w:rPr>
-                <w:rFonts w:ascii="Cambria Math" w:hAnsi="Cambria Math" w:cs="Cambria Math"/>
+                <w:rFonts w:ascii="Times New Roman" w:hAnsi="Times New Roman" w:cs="Cambria Math"/>
               </w:rPr>
               <m:t>1</m:t>
             </m:r>
@@ -23684,7 +23684,7 @@
           <m:den>
             <m:r>
               <w:rPr>
-                <w:rFonts w:ascii="Cambria Math" w:hAnsi="Cambria Math" w:cs="Cambria Math"/>
+                <w:rFonts w:ascii="Times New Roman" w:hAnsi="Times New Roman" w:cs="Cambria Math"/>
               </w:rPr>
               <m:t>I</m:t>
             </m:r>
@@ -23704,14 +23704,14 @@
           <m:fPr>
             <m:ctrlPr>
               <w:rPr>
-                <w:rFonts w:ascii="Cambria Math" w:hAnsi="Cambria Math"/>
+                <w:rFonts w:ascii="Times New Roman" w:hAnsi="Times New Roman"/>
               </w:rPr>
             </m:ctrlPr>
           </m:fPr>
           <m:num>
             <m:r>
               <w:rPr>
-                <w:rFonts w:ascii="Cambria Math" w:hAnsi="Cambria Math" w:cs="Cambria Math"/>
+                <w:rFonts w:ascii="Times New Roman" w:hAnsi="Times New Roman" w:cs="Cambria Math"/>
               </w:rPr>
               <m:t>1</m:t>
             </m:r>
@@ -23719,7 +23719,7 @@
           <m:den>
             <m:r>
               <w:rPr>
-                <w:rFonts w:ascii="Cambria Math" w:hAnsi="Cambria Math" w:cs="Cambria Math"/>
+                <w:rFonts w:ascii="Times New Roman" w:hAnsi="Times New Roman" w:cs="Cambria Math"/>
               </w:rPr>
               <m:t>E</m:t>
             </m:r>
@@ -23748,14 +23748,14 @@
           <m:fPr>
             <m:ctrlPr>
               <w:rPr>
-                <w:rFonts w:ascii="Cambria Math" w:hAnsi="Cambria Math"/>
+                <w:rFonts w:ascii="Times New Roman" w:hAnsi="Times New Roman"/>
               </w:rPr>
             </m:ctrlPr>
           </m:fPr>
           <m:num>
             <m:r>
               <w:rPr>
-                <w:rFonts w:ascii="Cambria Math" w:hAnsi="Cambria Math" w:cs="Cambria Math"/>
+                <w:rFonts w:ascii="Times New Roman" w:hAnsi="Times New Roman" w:cs="Cambria Math"/>
               </w:rPr>
               <m:t>r</m:t>
             </m:r>
@@ -23763,7 +23763,7 @@
           <m:den>
             <m:r>
               <w:rPr>
-                <w:rFonts w:ascii="Cambria Math" w:hAnsi="Cambria Math" w:cs="Cambria Math"/>
+                <w:rFonts w:ascii="Times New Roman" w:hAnsi="Times New Roman" w:cs="Cambria Math"/>
               </w:rPr>
               <m:t>E</m:t>
             </m:r>
@@ -23783,14 +23783,14 @@
           <m:fPr>
             <m:ctrlPr>
               <w:rPr>
-                <w:rFonts w:ascii="Cambria Math" w:hAnsi="Cambria Math"/>
+                <w:rFonts w:ascii="Times New Roman" w:hAnsi="Times New Roman"/>
               </w:rPr>
             </m:ctrlPr>
           </m:fPr>
           <m:num>
             <m:r>
               <w:rPr>
-                <w:rFonts w:ascii="Cambria Math" w:hAnsi="Cambria Math" w:cs="Cambria Math"/>
+                <w:rFonts w:ascii="Times New Roman" w:hAnsi="Times New Roman" w:cs="Cambria Math"/>
               </w:rPr>
               <m:t>1</m:t>
             </m:r>
@@ -23798,7 +23798,7 @@
           <m:den>
             <m:r>
               <w:rPr>
-                <w:rFonts w:ascii="Cambria Math" w:hAnsi="Cambria Math" w:cs="Cambria Math"/>
+                <w:rFonts w:ascii="Times New Roman" w:hAnsi="Times New Roman" w:cs="Cambria Math"/>
               </w:rPr>
               <m:t>I</m:t>
             </m:r>
@@ -23836,7 +23836,7 @@
         <w:spacing w:line="300" w:lineRule="multiple" w:before="0" w:after="0"/>
         <w:jc w:val="left"/>
         <w:rPr>
-          <w:rFonts w:eastAsia="Times New Roman"/>
+          <w:rFonts w:eastAsia="宋体"/>
           <w:i/>
           <w:sz w:val="21"/>
           <w:szCs w:val="21"/>
@@ -23847,14 +23847,14 @@
           <m:fPr>
             <m:ctrlPr>
               <w:rPr>
-                <w:rFonts w:ascii="Cambria Math" w:hAnsi="Cambria Math"/>
+                <w:rFonts w:ascii="Times New Roman" w:hAnsi="Times New Roman"/>
               </w:rPr>
             </m:ctrlPr>
           </m:fPr>
           <m:num>
             <m:r>
               <w:rPr>
-                <w:rFonts w:ascii="Cambria Math" w:hAnsi="Cambria Math" w:cs="Cambria Math"/>
+                <w:rFonts w:ascii="Times New Roman" w:hAnsi="Times New Roman" w:cs="Cambria Math"/>
               </w:rPr>
               <m:t>1</m:t>
             </m:r>
@@ -23862,7 +23862,7 @@
           <m:den>
             <m:r>
               <w:rPr>
-                <w:rFonts w:ascii="Cambria Math" w:hAnsi="Cambria Math" w:cs="Cambria Math"/>
+                <w:rFonts w:ascii="Times New Roman" w:hAnsi="Times New Roman" w:cs="Cambria Math"/>
               </w:rPr>
               <m:t>I</m:t>
             </m:r>
@@ -23916,14 +23916,14 @@
           <m:fPr>
             <m:ctrlPr>
               <w:rPr>
-                <w:rFonts w:ascii="Cambria Math" w:hAnsi="Cambria Math"/>
+                <w:rFonts w:ascii="Times New Roman" w:hAnsi="Times New Roman"/>
               </w:rPr>
             </m:ctrlPr>
           </m:fPr>
           <m:num>
             <m:r>
               <w:rPr>
-                <w:rFonts w:ascii="Cambria Math" w:hAnsi="Cambria Math" w:cs="Cambria Math"/>
+                <w:rFonts w:ascii="Times New Roman" w:hAnsi="Times New Roman" w:cs="Cambria Math"/>
               </w:rPr>
               <m:t>1</m:t>
             </m:r>
@@ -23931,7 +23931,7 @@
           <m:den>
             <m:r>
               <w:rPr>
-                <w:rFonts w:ascii="Cambria Math" w:hAnsi="Cambria Math" w:cs="Cambria Math"/>
+                <w:rFonts w:ascii="Times New Roman" w:hAnsi="Times New Roman" w:cs="Cambria Math"/>
               </w:rPr>
               <m:t>E</m:t>
             </m:r>
@@ -23951,14 +23951,14 @@
           <m:fPr>
             <m:ctrlPr>
               <w:rPr>
-                <w:rFonts w:ascii="Cambria Math" w:hAnsi="Cambria Math"/>
+                <w:rFonts w:ascii="Times New Roman" w:hAnsi="Times New Roman"/>
               </w:rPr>
             </m:ctrlPr>
           </m:fPr>
           <m:num>
             <m:r>
               <w:rPr>
-                <w:rFonts w:ascii="Cambria Math" w:hAnsi="Cambria Math" w:cs="Cambria Math"/>
+                <w:rFonts w:ascii="Times New Roman" w:hAnsi="Times New Roman" w:cs="Cambria Math"/>
               </w:rPr>
               <m:t>r</m:t>
             </m:r>
@@ -23966,7 +23966,7 @@
           <m:den>
             <m:r>
               <w:rPr>
-                <w:rFonts w:ascii="Cambria Math" w:hAnsi="Cambria Math" w:cs="Cambria Math"/>
+                <w:rFonts w:ascii="Times New Roman" w:hAnsi="Times New Roman" w:cs="Cambria Math"/>
               </w:rPr>
               <m:t>E</m:t>
             </m:r>
@@ -23979,7 +23979,7 @@
         <w:spacing w:line="300" w:lineRule="multiple" w:before="0" w:after="0"/>
         <w:jc w:val="left"/>
         <w:rPr>
-          <w:rFonts w:eastAsia="Times New Roman"/>
+          <w:rFonts w:eastAsia="宋体"/>
           <w:i/>
           <w:sz w:val="21"/>
           <w:szCs w:val="21"/>
@@ -24032,14 +24032,14 @@
           <m:fPr>
             <m:ctrlPr>
               <w:rPr>
-                <w:rFonts w:ascii="Cambria Math" w:hAnsi="Cambria Math"/>
+                <w:rFonts w:ascii="Times New Roman" w:hAnsi="Times New Roman"/>
               </w:rPr>
             </m:ctrlPr>
           </m:fPr>
           <m:num>
             <m:r>
               <w:rPr>
-                <w:rFonts w:ascii="Cambria Math" w:hAnsi="Cambria Math" w:cs="Cambria Math"/>
+                <w:rFonts w:ascii="Times New Roman" w:hAnsi="Times New Roman" w:cs="Cambria Math"/>
               </w:rPr>
               <m:t>1</m:t>
             </m:r>
@@ -24047,7 +24047,7 @@
           <m:den>
             <m:r>
               <w:rPr>
-                <w:rFonts w:ascii="Cambria Math" w:hAnsi="Cambria Math" w:cs="Cambria Math"/>
+                <w:rFonts w:ascii="Times New Roman" w:hAnsi="Times New Roman" w:cs="Cambria Math"/>
               </w:rPr>
               <m:t>I</m:t>
             </m:r>
@@ -24101,14 +24101,14 @@
           <m:fPr>
             <m:ctrlPr>
               <w:rPr>
-                <w:rFonts w:ascii="Cambria Math" w:hAnsi="Cambria Math"/>
+                <w:rFonts w:ascii="Times New Roman" w:hAnsi="Times New Roman"/>
               </w:rPr>
             </m:ctrlPr>
           </m:fPr>
           <m:num>
             <m:r>
               <w:rPr>
-                <w:rFonts w:ascii="Cambria Math" w:hAnsi="Cambria Math" w:cs="Cambria Math"/>
+                <w:rFonts w:ascii="Times New Roman" w:hAnsi="Times New Roman" w:cs="Cambria Math"/>
               </w:rPr>
               <m:t>1</m:t>
             </m:r>
@@ -24116,7 +24116,7 @@
           <m:den>
             <m:r>
               <w:rPr>
-                <w:rFonts w:ascii="Cambria Math" w:hAnsi="Cambria Math" w:cs="Cambria Math"/>
+                <w:rFonts w:ascii="Times New Roman" w:hAnsi="Times New Roman" w:cs="Cambria Math"/>
               </w:rPr>
               <m:t>I</m:t>
             </m:r>
@@ -24137,7 +24137,7 @@
         <w:spacing w:line="300" w:lineRule="multiple" w:before="0" w:after="0"/>
         <w:jc w:val="left"/>
         <w:rPr>
-          <w:rFonts w:eastAsia="Times New Roman"/>
+          <w:rFonts w:eastAsia="宋体"/>
           <w:i/>
           <w:sz w:val="21"/>
           <w:szCs w:val="21"/>
@@ -24165,14 +24165,14 @@
           <m:fPr>
             <m:ctrlPr>
               <w:rPr>
-                <w:rFonts w:ascii="Cambria Math" w:hAnsi="Cambria Math"/>
+                <w:rFonts w:ascii="Times New Roman" w:hAnsi="Times New Roman"/>
               </w:rPr>
             </m:ctrlPr>
           </m:fPr>
           <m:num>
             <m:r>
               <w:rPr>
-                <w:rFonts w:ascii="Cambria Math" w:hAnsi="Cambria Math" w:cs="Cambria Math"/>
+                <w:rFonts w:ascii="Times New Roman" w:hAnsi="Times New Roman" w:cs="Cambria Math"/>
               </w:rPr>
               <m:t>1</m:t>
             </m:r>
@@ -24180,7 +24180,7 @@
           <m:den>
             <m:r>
               <w:rPr>
-                <w:rFonts w:ascii="Cambria Math" w:hAnsi="Cambria Math" w:cs="Cambria Math"/>
+                <w:rFonts w:ascii="Times New Roman" w:hAnsi="Times New Roman" w:cs="Cambria Math"/>
               </w:rPr>
               <m:t>I</m:t>
             </m:r>
@@ -24251,7 +24251,7 @@
       <w:pPr>
         <w:spacing w:line="300" w:lineRule="multiple" w:before="0" w:after="0"/>
         <w:rPr>
-          <w:rFonts w:eastAsia="Times New Roman"/>
+          <w:rFonts w:eastAsia="宋体"/>
           <w:i/>
           <w:sz w:val="21"/>
           <w:szCs w:val="21"/>
@@ -24325,7 +24325,7 @@
       <w:pPr>
         <w:spacing w:line="300" w:lineRule="multiple" w:before="0" w:after="0"/>
         <w:rPr>
-          <w:rFonts w:eastAsia="Times New Roman"/>
+          <w:rFonts w:eastAsia="宋体"/>
           <w:i/>
           <w:sz w:val="21"/>
           <w:szCs w:val="21"/>
@@ -24362,7 +24362,7 @@
         <w:spacing w:line="300" w:lineRule="multiple" w:before="0" w:after="0"/>
         <w:jc w:val="left"/>
         <w:rPr>
-          <w:rFonts w:eastAsia="Times New Roman"/>
+          <w:rFonts w:eastAsia="宋体"/>
           <w:i/>
           <w:sz w:val="21"/>
           <w:szCs w:val="21"/>
@@ -24616,7 +24616,7 @@
         <w:spacing w:line="300" w:lineRule="multiple" w:before="0" w:after="0"/>
         <w:jc w:val="left"/>
         <w:rPr>
-          <w:rFonts w:eastAsia="Times New Roman"/>
+          <w:rFonts w:eastAsia="宋体"/>
           <w:i/>
           <w:sz w:val="21"/>
           <w:szCs w:val="21"/>
@@ -24669,14 +24669,14 @@
           <m:fPr>
             <m:ctrlPr>
               <w:rPr>
-                <w:rFonts w:ascii="Cambria Math" w:hAnsi="Cambria Math"/>
+                <w:rFonts w:ascii="Times New Roman" w:hAnsi="Times New Roman"/>
               </w:rPr>
             </m:ctrlPr>
           </m:fPr>
           <m:num>
             <m:r>
               <w:rPr>
-                <w:rFonts w:ascii="Cambria Math" w:hAnsi="Cambria Math" w:cs="Cambria Math"/>
+                <w:rFonts w:ascii="Times New Roman" w:hAnsi="Times New Roman" w:cs="Cambria Math"/>
               </w:rPr>
               <m:t>U</m:t>
             </m:r>
@@ -24684,7 +24684,7 @@
           <m:den>
             <m:r>
               <w:rPr>
-                <w:rFonts w:ascii="Cambria Math" w:hAnsi="Cambria Math" w:cs="Cambria Math"/>
+                <w:rFonts w:ascii="Times New Roman" w:hAnsi="Times New Roman" w:cs="Cambria Math"/>
               </w:rPr>
               <m:t>R</m:t>
             </m:r>
@@ -24713,7 +24713,7 @@
       <w:pPr>
         <w:spacing w:line="300" w:lineRule="multiple" w:before="0" w:after="0"/>
         <w:rPr>
-          <w:rFonts w:eastAsia="Times New Roman"/>
+          <w:rFonts w:eastAsia="宋体"/>
           <w:i/>
           <w:sz w:val="21"/>
           <w:szCs w:val="21"/>
@@ -24787,7 +24787,7 @@
       <w:pPr>
         <w:spacing w:line="300" w:lineRule="multiple" w:before="0" w:after="0"/>
         <w:rPr>
-          <w:rFonts w:eastAsia="Times New Roman"/>
+          <w:rFonts w:eastAsia="宋体"/>
           <w:i/>
           <w:sz w:val="21"/>
           <w:szCs w:val="21"/>
@@ -24807,7 +24807,7 @@
       <w:pPr>
         <w:spacing w:line="300" w:lineRule="multiple" w:before="0" w:after="0"/>
         <w:rPr>
-          <w:rFonts w:eastAsia="Times New Roman"/>
+          <w:rFonts w:eastAsia="宋体"/>
           <w:i/>
           <w:sz w:val="21"/>
           <w:szCs w:val="21"/>
@@ -24835,7 +24835,7 @@
       <w:pPr>
         <w:spacing w:line="300" w:lineRule="multiple" w:before="0" w:after="0"/>
         <w:rPr>
-          <w:rFonts w:eastAsia="Times New Roman"/>
+          <w:rFonts w:eastAsia="宋体"/>
           <w:i/>
           <w:sz w:val="21"/>
           <w:szCs w:val="21"/>
@@ -24869,7 +24869,7 @@
       <m:oMath>
         <m:r>
           <w:rPr>
-            <w:rFonts w:ascii="Cambria Math" w:hAnsi="Cambria Math" w:cs="Cambria Math"/>
+            <w:rFonts w:ascii="Times New Roman" w:hAnsi="Times New Roman" w:cs="Cambria Math"/>
           </w:rPr>
           <m:t>E=</m:t>
         </m:r>
@@ -24877,14 +24877,14 @@
           <m:sSubPr>
             <m:ctrlPr>
               <w:rPr>
-                <w:rFonts w:ascii="Cambria Math" w:hAnsi="Cambria Math"/>
+                <w:rFonts w:ascii="Times New Roman" w:hAnsi="Times New Roman"/>
               </w:rPr>
             </m:ctrlPr>
           </m:sSubPr>
           <m:e>
             <m:r>
               <w:rPr>
-                <w:rFonts w:ascii="Cambria Math" w:hAnsi="Cambria Math" w:cs="Cambria Math"/>
+                <w:rFonts w:ascii="Times New Roman" w:hAnsi="Times New Roman" w:cs="Cambria Math"/>
               </w:rPr>
               <m:t>U</m:t>
             </m:r>
@@ -24892,7 +24892,7 @@
           <m:sub>
             <m:r>
               <w:rPr>
-                <w:rFonts w:ascii="Cambria Math" w:hAnsi="Cambria Math" w:cs="Cambria Math"/>
+                <w:rFonts w:ascii="Times New Roman" w:hAnsi="Times New Roman" w:cs="Cambria Math"/>
               </w:rPr>
               <m:t>1</m:t>
             </m:r>
@@ -24900,7 +24900,7 @@
         </m:sSub>
         <m:r>
           <w:rPr>
-            <w:rFonts w:ascii="Cambria Math" w:hAnsi="Cambria Math" w:cs="Cambria Math"/>
+            <w:rFonts w:ascii="Times New Roman" w:hAnsi="Times New Roman" w:cs="Cambria Math"/>
           </w:rPr>
           <m:t>+</m:t>
         </m:r>
@@ -24908,7 +24908,7 @@
           <m:fPr>
             <m:ctrlPr>
               <w:rPr>
-                <w:rFonts w:ascii="Cambria Math" w:hAnsi="Cambria Math"/>
+                <w:rFonts w:ascii="Times New Roman" w:hAnsi="Times New Roman"/>
               </w:rPr>
             </m:ctrlPr>
           </m:fPr>
@@ -24917,14 +24917,14 @@
               <m:sSubPr>
                 <m:ctrlPr>
                   <w:rPr>
-                    <w:rFonts w:ascii="Cambria Math" w:hAnsi="Cambria Math"/>
+                    <w:rFonts w:ascii="Times New Roman" w:hAnsi="Times New Roman"/>
                   </w:rPr>
                 </m:ctrlPr>
               </m:sSubPr>
               <m:e>
                 <m:r>
                   <w:rPr>
-                    <w:rFonts w:ascii="Cambria Math" w:hAnsi="Cambria Math" w:cs="Cambria Math"/>
+                    <w:rFonts w:ascii="Times New Roman" w:hAnsi="Times New Roman" w:cs="Cambria Math"/>
                   </w:rPr>
                   <m:t>U</m:t>
                 </m:r>
@@ -24932,7 +24932,7 @@
               <m:sub>
                 <m:r>
                   <w:rPr>
-                    <w:rFonts w:ascii="Cambria Math" w:hAnsi="Cambria Math" w:cs="Cambria Math"/>
+                    <w:rFonts w:ascii="Times New Roman" w:hAnsi="Times New Roman" w:cs="Cambria Math"/>
                   </w:rPr>
                   <m:t>1</m:t>
                 </m:r>
@@ -24944,14 +24944,14 @@
               <m:sSubPr>
                 <m:ctrlPr>
                   <w:rPr>
-                    <w:rFonts w:ascii="Cambria Math" w:hAnsi="Cambria Math"/>
+                    <w:rFonts w:ascii="Times New Roman" w:hAnsi="Times New Roman"/>
                   </w:rPr>
                 </m:ctrlPr>
               </m:sSubPr>
               <m:e>
                 <m:r>
                   <w:rPr>
-                    <w:rFonts w:ascii="Cambria Math" w:hAnsi="Cambria Math" w:cs="Cambria Math"/>
+                    <w:rFonts w:ascii="Times New Roman" w:hAnsi="Times New Roman" w:cs="Cambria Math"/>
                   </w:rPr>
                   <m:t>R</m:t>
                 </m:r>
@@ -24959,7 +24959,7 @@
               <m:sub>
                 <m:r>
                   <w:rPr>
-                    <w:rFonts w:ascii="Cambria Math" w:hAnsi="Cambria Math" w:cs="Cambria Math"/>
+                    <w:rFonts w:ascii="Times New Roman" w:hAnsi="Times New Roman" w:cs="Cambria Math"/>
                   </w:rPr>
                   <m:t>1</m:t>
                 </m:r>
@@ -24972,13 +24972,13 @@
             <m:nor/>
           </m:rPr>
           <w:rPr>
-            <w:rFonts w:ascii="Cambria Math" w:hAnsi="Cambria Math" w:cs="Cambria Math"/>
+            <w:rFonts w:ascii="Times New Roman" w:hAnsi="Times New Roman" w:cs="Cambria Math"/>
           </w:rPr>
           <m:t>,</m:t>
         </m:r>
         <m:r>
           <w:rPr>
-            <w:rFonts w:ascii="Cambria Math" w:hAnsi="Cambria Math" w:cs="Cambria Math"/>
+            <w:rFonts w:ascii="Times New Roman" w:hAnsi="Times New Roman" w:cs="Cambria Math"/>
           </w:rPr>
           <m:t>E=</m:t>
         </m:r>
@@ -24986,14 +24986,14 @@
           <m:sSubPr>
             <m:ctrlPr>
               <w:rPr>
-                <w:rFonts w:ascii="Cambria Math" w:hAnsi="Cambria Math"/>
+                <w:rFonts w:ascii="Times New Roman" w:hAnsi="Times New Roman"/>
               </w:rPr>
             </m:ctrlPr>
           </m:sSubPr>
           <m:e>
             <m:r>
               <w:rPr>
-                <w:rFonts w:ascii="Cambria Math" w:hAnsi="Cambria Math" w:cs="Cambria Math"/>
+                <w:rFonts w:ascii="Times New Roman" w:hAnsi="Times New Roman" w:cs="Cambria Math"/>
               </w:rPr>
               <m:t>U</m:t>
             </m:r>
@@ -25001,7 +25001,7 @@
           <m:sub>
             <m:r>
               <w:rPr>
-                <w:rFonts w:ascii="Cambria Math" w:hAnsi="Cambria Math" w:cs="Cambria Math"/>
+                <w:rFonts w:ascii="Times New Roman" w:hAnsi="Times New Roman" w:cs="Cambria Math"/>
               </w:rPr>
               <m:t>2</m:t>
             </m:r>
@@ -25009,7 +25009,7 @@
         </m:sSub>
         <m:r>
           <w:rPr>
-            <w:rFonts w:ascii="Cambria Math" w:hAnsi="Cambria Math" w:cs="Cambria Math"/>
+            <w:rFonts w:ascii="Times New Roman" w:hAnsi="Times New Roman" w:cs="Cambria Math"/>
           </w:rPr>
           <m:t>+</m:t>
         </m:r>
@@ -25017,7 +25017,7 @@
           <m:fPr>
             <m:ctrlPr>
               <w:rPr>
-                <w:rFonts w:ascii="Cambria Math" w:hAnsi="Cambria Math"/>
+                <w:rFonts w:ascii="Times New Roman" w:hAnsi="Times New Roman"/>
               </w:rPr>
             </m:ctrlPr>
           </m:fPr>
@@ -25026,14 +25026,14 @@
               <m:sSubPr>
                 <m:ctrlPr>
                   <w:rPr>
-                    <w:rFonts w:ascii="Cambria Math" w:hAnsi="Cambria Math"/>
+                    <w:rFonts w:ascii="Times New Roman" w:hAnsi="Times New Roman"/>
                   </w:rPr>
                 </m:ctrlPr>
               </m:sSubPr>
               <m:e>
                 <m:r>
                   <w:rPr>
-                    <w:rFonts w:ascii="Cambria Math" w:hAnsi="Cambria Math" w:cs="Cambria Math"/>
+                    <w:rFonts w:ascii="Times New Roman" w:hAnsi="Times New Roman" w:cs="Cambria Math"/>
                   </w:rPr>
                   <m:t>U</m:t>
                 </m:r>
@@ -25041,7 +25041,7 @@
               <m:sub>
                 <m:r>
                   <w:rPr>
-                    <w:rFonts w:ascii="Cambria Math" w:hAnsi="Cambria Math" w:cs="Cambria Math"/>
+                    <w:rFonts w:ascii="Times New Roman" w:hAnsi="Times New Roman" w:cs="Cambria Math"/>
                   </w:rPr>
                   <m:t>2</m:t>
                 </m:r>
@@ -25053,14 +25053,14 @@
               <m:sSubPr>
                 <m:ctrlPr>
                   <w:rPr>
-                    <w:rFonts w:ascii="Cambria Math" w:hAnsi="Cambria Math"/>
+                    <w:rFonts w:ascii="Times New Roman" w:hAnsi="Times New Roman"/>
                   </w:rPr>
                 </m:ctrlPr>
               </m:sSubPr>
               <m:e>
                 <m:r>
                   <w:rPr>
-                    <w:rFonts w:ascii="Cambria Math" w:hAnsi="Cambria Math" w:cs="Cambria Math"/>
+                    <w:rFonts w:ascii="Times New Roman" w:hAnsi="Times New Roman" w:cs="Cambria Math"/>
                   </w:rPr>
                   <m:t>R</m:t>
                 </m:r>
@@ -25068,7 +25068,7 @@
               <m:sub>
                 <m:r>
                   <w:rPr>
-                    <w:rFonts w:ascii="Cambria Math" w:hAnsi="Cambria Math" w:cs="Cambria Math"/>
+                    <w:rFonts w:ascii="Times New Roman" w:hAnsi="Times New Roman" w:cs="Cambria Math"/>
                   </w:rPr>
                   <m:t>2</m:t>
                 </m:r>
@@ -25083,7 +25083,7 @@
         <w:spacing w:line="300" w:lineRule="multiple" w:before="0" w:after="0"/>
         <w:jc w:val="left"/>
         <w:rPr>
-          <w:rFonts w:eastAsia="Times New Roman"/>
+          <w:rFonts w:eastAsia="宋体"/>
           <w:i/>
           <w:sz w:val="21"/>
           <w:szCs w:val="21"/>
@@ -25137,7 +25137,7 @@
         <w:spacing w:line="300" w:lineRule="multiple" w:before="0" w:after="0"/>
         <w:jc w:val="left"/>
         <w:rPr>
-          <w:rFonts w:eastAsia="Times New Roman"/>
+          <w:rFonts w:eastAsia="宋体"/>
           <w:i/>
           <w:sz w:val="21"/>
           <w:szCs w:val="21"/>
@@ -25206,14 +25206,14 @@
           <m:fPr>
             <m:ctrlPr>
               <w:rPr>
-                <w:rFonts w:ascii="Cambria Math" w:hAnsi="Cambria Math"/>
+                <w:rFonts w:ascii="Times New Roman" w:hAnsi="Times New Roman"/>
               </w:rPr>
             </m:ctrlPr>
           </m:fPr>
           <m:num>
             <m:r>
               <w:rPr>
-                <w:rFonts w:ascii="Cambria Math" w:hAnsi="Cambria Math" w:cs="Cambria Math"/>
+                <w:rFonts w:ascii="Times New Roman" w:hAnsi="Times New Roman" w:cs="Cambria Math"/>
               </w:rPr>
               <m:t>U</m:t>
             </m:r>
@@ -25221,7 +25221,7 @@
           <m:den>
             <m:r>
               <w:rPr>
-                <w:rFonts w:ascii="Cambria Math" w:hAnsi="Cambria Math" w:cs="Cambria Math"/>
+                <w:rFonts w:ascii="Times New Roman" w:hAnsi="Times New Roman" w:cs="Cambria Math"/>
               </w:rPr>
               <m:t>R</m:t>
             </m:r>
@@ -25250,14 +25250,14 @@
           <m:fPr>
             <m:ctrlPr>
               <w:rPr>
-                <w:rFonts w:ascii="Cambria Math" w:hAnsi="Cambria Math"/>
+                <w:rFonts w:ascii="Times New Roman" w:hAnsi="Times New Roman"/>
               </w:rPr>
             </m:ctrlPr>
           </m:fPr>
           <m:num>
             <m:r>
               <w:rPr>
-                <w:rFonts w:ascii="Cambria Math" w:hAnsi="Cambria Math" w:cs="Cambria Math"/>
+                <w:rFonts w:ascii="Times New Roman" w:hAnsi="Times New Roman" w:cs="Cambria Math"/>
               </w:rPr>
               <m:t>1</m:t>
             </m:r>
@@ -25265,7 +25265,7 @@
           <m:den>
             <m:r>
               <w:rPr>
-                <w:rFonts w:ascii="Cambria Math" w:hAnsi="Cambria Math" w:cs="Cambria Math"/>
+                <w:rFonts w:ascii="Times New Roman" w:hAnsi="Times New Roman" w:cs="Cambria Math"/>
               </w:rPr>
               <m:t>U</m:t>
             </m:r>
@@ -25285,14 +25285,14 @@
           <m:fPr>
             <m:ctrlPr>
               <w:rPr>
-                <w:rFonts w:ascii="Cambria Math" w:hAnsi="Cambria Math"/>
+                <w:rFonts w:ascii="Times New Roman" w:hAnsi="Times New Roman"/>
               </w:rPr>
             </m:ctrlPr>
           </m:fPr>
           <m:num>
             <m:r>
               <w:rPr>
-                <w:rFonts w:ascii="Cambria Math" w:hAnsi="Cambria Math" w:cs="Cambria Math"/>
+                <w:rFonts w:ascii="Times New Roman" w:hAnsi="Times New Roman" w:cs="Cambria Math"/>
               </w:rPr>
               <m:t>1</m:t>
             </m:r>
@@ -25300,7 +25300,7 @@
           <m:den>
             <m:r>
               <w:rPr>
-                <w:rFonts w:ascii="Cambria Math" w:hAnsi="Cambria Math" w:cs="Cambria Math"/>
+                <w:rFonts w:ascii="Times New Roman" w:hAnsi="Times New Roman" w:cs="Cambria Math"/>
               </w:rPr>
               <m:t>E</m:t>
             </m:r>
@@ -25320,14 +25320,14 @@
           <m:fPr>
             <m:ctrlPr>
               <w:rPr>
-                <w:rFonts w:ascii="Cambria Math" w:hAnsi="Cambria Math"/>
+                <w:rFonts w:ascii="Times New Roman" w:hAnsi="Times New Roman"/>
               </w:rPr>
             </m:ctrlPr>
           </m:fPr>
           <m:num>
             <m:r>
               <w:rPr>
-                <w:rFonts w:ascii="Cambria Math" w:hAnsi="Cambria Math" w:cs="Cambria Math"/>
+                <w:rFonts w:ascii="Times New Roman" w:hAnsi="Times New Roman" w:cs="Cambria Math"/>
               </w:rPr>
               <m:t>r</m:t>
             </m:r>
@@ -25335,7 +25335,7 @@
           <m:den>
             <m:r>
               <w:rPr>
-                <w:rFonts w:ascii="Cambria Math" w:hAnsi="Cambria Math" w:cs="Cambria Math"/>
+                <w:rFonts w:ascii="Times New Roman" w:hAnsi="Times New Roman" w:cs="Cambria Math"/>
               </w:rPr>
               <m:t>E</m:t>
             </m:r>
@@ -25355,14 +25355,14 @@
           <m:fPr>
             <m:ctrlPr>
               <w:rPr>
-                <w:rFonts w:ascii="Cambria Math" w:hAnsi="Cambria Math"/>
+                <w:rFonts w:ascii="Times New Roman" w:hAnsi="Times New Roman"/>
               </w:rPr>
             </m:ctrlPr>
           </m:fPr>
           <m:num>
             <m:r>
               <w:rPr>
-                <w:rFonts w:ascii="Cambria Math" w:hAnsi="Cambria Math" w:cs="Cambria Math"/>
+                <w:rFonts w:ascii="Times New Roman" w:hAnsi="Times New Roman" w:cs="Cambria Math"/>
               </w:rPr>
               <m:t>1</m:t>
             </m:r>
@@ -25370,7 +25370,7 @@
           <m:den>
             <m:r>
               <w:rPr>
-                <w:rFonts w:ascii="Cambria Math" w:hAnsi="Cambria Math" w:cs="Cambria Math"/>
+                <w:rFonts w:ascii="Times New Roman" w:hAnsi="Times New Roman" w:cs="Cambria Math"/>
               </w:rPr>
               <m:t>R</m:t>
             </m:r>
@@ -25398,14 +25398,14 @@
           <m:fPr>
             <m:ctrlPr>
               <w:rPr>
-                <w:rFonts w:ascii="Cambria Math" w:hAnsi="Cambria Math"/>
+                <w:rFonts w:ascii="Times New Roman" w:hAnsi="Times New Roman"/>
               </w:rPr>
             </m:ctrlPr>
           </m:fPr>
           <m:num>
             <m:r>
               <w:rPr>
-                <w:rFonts w:ascii="Cambria Math" w:hAnsi="Cambria Math" w:cs="Cambria Math"/>
+                <w:rFonts w:ascii="Times New Roman" w:hAnsi="Times New Roman" w:cs="Cambria Math"/>
               </w:rPr>
               <m:t>1</m:t>
             </m:r>
@@ -25413,7 +25413,7 @@
           <m:den>
             <m:r>
               <w:rPr>
-                <w:rFonts w:ascii="Cambria Math" w:hAnsi="Cambria Math" w:cs="Cambria Math"/>
+                <w:rFonts w:ascii="Times New Roman" w:hAnsi="Times New Roman" w:cs="Cambria Math"/>
               </w:rPr>
               <m:t>U</m:t>
             </m:r>
@@ -25433,14 +25433,14 @@
           <m:fPr>
             <m:ctrlPr>
               <w:rPr>
-                <w:rFonts w:ascii="Cambria Math" w:hAnsi="Cambria Math"/>
+                <w:rFonts w:ascii="Times New Roman" w:hAnsi="Times New Roman"/>
               </w:rPr>
             </m:ctrlPr>
           </m:fPr>
           <m:num>
             <m:r>
               <w:rPr>
-                <w:rFonts w:ascii="Cambria Math" w:hAnsi="Cambria Math" w:cs="Cambria Math"/>
+                <w:rFonts w:ascii="Times New Roman" w:hAnsi="Times New Roman" w:cs="Cambria Math"/>
               </w:rPr>
               <m:t>1</m:t>
             </m:r>
@@ -25448,7 +25448,7 @@
           <m:den>
             <m:r>
               <w:rPr>
-                <w:rFonts w:ascii="Cambria Math" w:hAnsi="Cambria Math" w:cs="Cambria Math"/>
+                <w:rFonts w:ascii="Times New Roman" w:hAnsi="Times New Roman" w:cs="Cambria Math"/>
               </w:rPr>
               <m:t>R</m:t>
             </m:r>
@@ -25485,14 +25485,14 @@
           <m:fPr>
             <m:ctrlPr>
               <w:rPr>
-                <w:rFonts w:ascii="Cambria Math" w:hAnsi="Cambria Math"/>
+                <w:rFonts w:ascii="Times New Roman" w:hAnsi="Times New Roman"/>
               </w:rPr>
             </m:ctrlPr>
           </m:fPr>
           <m:num>
             <m:r>
               <w:rPr>
-                <w:rFonts w:ascii="Cambria Math" w:hAnsi="Cambria Math" w:cs="Cambria Math"/>
+                <w:rFonts w:ascii="Times New Roman" w:hAnsi="Times New Roman" w:cs="Cambria Math"/>
               </w:rPr>
               <m:t>r</m:t>
             </m:r>
@@ -25500,7 +25500,7 @@
           <m:den>
             <m:r>
               <w:rPr>
-                <w:rFonts w:ascii="Cambria Math" w:hAnsi="Cambria Math" w:cs="Cambria Math"/>
+                <w:rFonts w:ascii="Times New Roman" w:hAnsi="Times New Roman" w:cs="Cambria Math"/>
               </w:rPr>
               <m:t>E</m:t>
             </m:r>
@@ -25520,14 +25520,14 @@
           <m:fPr>
             <m:ctrlPr>
               <w:rPr>
-                <w:rFonts w:ascii="Cambria Math" w:hAnsi="Cambria Math"/>
+                <w:rFonts w:ascii="Times New Roman" w:hAnsi="Times New Roman"/>
               </w:rPr>
             </m:ctrlPr>
           </m:fPr>
           <m:num>
             <m:r>
               <w:rPr>
-                <w:rFonts w:ascii="Cambria Math" w:hAnsi="Cambria Math" w:cs="Cambria Math"/>
+                <w:rFonts w:ascii="Times New Roman" w:hAnsi="Times New Roman" w:cs="Cambria Math"/>
               </w:rPr>
               <m:t>1</m:t>
             </m:r>
@@ -25535,7 +25535,7 @@
           <m:den>
             <m:r>
               <w:rPr>
-                <w:rFonts w:ascii="Cambria Math" w:hAnsi="Cambria Math" w:cs="Cambria Math"/>
+                <w:rFonts w:ascii="Times New Roman" w:hAnsi="Times New Roman" w:cs="Cambria Math"/>
               </w:rPr>
               <m:t>E</m:t>
             </m:r>
@@ -25555,7 +25555,7 @@
       <w:pPr>
         <w:spacing w:line="300" w:lineRule="multiple" w:before="0" w:after="0"/>
         <w:rPr>
-          <w:rFonts w:eastAsia="Times New Roman"/>
+          <w:rFonts w:eastAsia="宋体"/>
           <w:i/>
           <w:sz w:val="21"/>
           <w:szCs w:val="21"/>
@@ -25629,7 +25629,7 @@
       <w:pPr>
         <w:spacing w:line="300" w:lineRule="multiple" w:before="0" w:after="0"/>
         <w:rPr>
-          <w:rFonts w:eastAsia="Times New Roman"/>
+          <w:rFonts w:eastAsia="宋体"/>
           <w:i/>
           <w:sz w:val="21"/>
           <w:szCs w:val="21"/>
@@ -25666,7 +25666,7 @@
         <w:spacing w:line="300" w:lineRule="multiple" w:before="0" w:after="0"/>
         <w:jc w:val="left"/>
         <w:rPr>
-          <w:rFonts w:eastAsia="Times New Roman"/>
+          <w:rFonts w:eastAsia="宋体"/>
           <w:i/>
           <w:sz w:val="21"/>
           <w:szCs w:val="21"/>
@@ -26084,7 +26084,7 @@
         <w:spacing w:line="300" w:lineRule="multiple" w:before="0" w:after="0"/>
         <w:jc w:val="left"/>
         <w:rPr>
-          <w:rFonts w:eastAsia="Times New Roman"/>
+          <w:rFonts w:eastAsia="宋体"/>
           <w:i/>
           <w:sz w:val="21"/>
           <w:szCs w:val="21"/>
@@ -26188,7 +26188,7 @@
         <w:spacing w:line="300" w:lineRule="multiple" w:before="0" w:after="0"/>
         <w:jc w:val="left"/>
         <w:rPr>
-          <w:rFonts w:eastAsia="Times New Roman"/>
+          <w:rFonts w:eastAsia="宋体"/>
           <w:i/>
           <w:sz w:val="21"/>
           <w:szCs w:val="21"/>
@@ -29760,7 +29760,8 @@
     <w:sectPr>
       <w:footerReference w:type="default" r:id="rId9"/>
       <w:pgSz w:w="11906" w:h="16838"/>
-      <w:pgMar w:top="720" w:right="720" w:bottom="720" w:left="720" w:header="440" w:footer="440" w:gutter="0"/>
+      <w:pgMar w:top="720" w:right="720" w:bottom="720" w:left="720" w:header="720" w:footer="720" w:gutter="0"/>
+      <w:pgNumType w:start="1"/>
       <w:cols w:space="720"/>
       <w:docGrid w:linePitch="360"/>
     </w:sectPr>
@@ -29769,36 +29770,54 @@
 </file>
 
 <file path=word/footer1.xml><?xml version="1.0" encoding="utf-8"?>
-<w:ftr xmlns:m="http://schemas.openxmlformats.org/officeDocument/2006/math" xmlns:mc="http://schemas.openxmlformats.org/markup-compatibility/2006" xmlns:mo="http://schemas.microsoft.com/office/mac/office/2008/main" xmlns:mv="urn:schemas-microsoft-com:mac:vml" xmlns:o="urn:schemas-microsoft-com:office:office" xmlns:r="http://schemas.openxmlformats.org/officeDocument/2006/relationships" xmlns:v="urn:schemas-microsoft-com:vml" xmlns:w10="urn:schemas-microsoft-com:office:word" xmlns:w14="http://schemas.microsoft.com/office/word/2010/wordml" xmlns:w="http://schemas.openxmlformats.org/wordprocessingml/2006/main" xmlns:wne="http://schemas.microsoft.com/office/word/2006/wordml" xmlns:wp14="http://schemas.microsoft.com/office/word/2010/wordprocessingDrawing" xmlns:wp="http://schemas.openxmlformats.org/drawingml/2006/wordprocessingDrawing" xmlns:wpc="http://schemas.microsoft.com/office/word/2010/wordprocessingCanvas" xmlns:wpg="http://schemas.microsoft.com/office/word/2010/wordprocessingGroup" xmlns:wpi="http://schemas.microsoft.com/office/word/2010/wordprocessingInk" xmlns:wps="http://schemas.microsoft.com/office/word/2010/wordprocessingShape" mc:Ignorable="w14 wp14">
+<w:ftr xmlns:w="http://schemas.openxmlformats.org/wordprocessingml/2006/main" xmlns:r="http://schemas.openxmlformats.org/officeDocument/2006/relationships">
   <w:p>
     <w:pPr>
-      <w:jc w:val="left"/>
-      <w:spacing w:before="0" w:after="0" w:line="240" w:lineRule="auto"/>
-      <w:rPr>
-        <w:sz w:val="18"/>
-        <w:szCs w:val="18"/>
-      </w:rPr>
+      <w:jc w:val="center"/>
     </w:pPr>
     <w:r>
       <w:rPr>
-        <w:sz w:val="18"/>
-        <w:szCs w:val="18"/>
-      </w:rPr>
-      <w:fldChar w:fldCharType="begin"/>
+        <w:rFonts w:ascii="Times New Roman" w:hAnsi="Times New Roman" w:eastAsia="宋体"/>
+        <w:sz w:val="21"/>
+        <w:szCs w:val="21"/>
+      </w:rPr>
+      <w:t xml:space="preserve">第</w:t>
     </w:r>
+    <w:fldSimple w:instr=" PAGE ">
+      <w:r>
+        <w:rPr>
+          <w:rFonts w:ascii="Times New Roman" w:hAnsi="Times New Roman" w:eastAsia="宋体"/>
+          <w:sz w:val="21"/>
+          <w:szCs w:val="21"/>
+        </w:rPr>
+        <w:t xml:space="preserve">1</w:t>
+      </w:r>
+    </w:fldSimple>
     <w:r>
       <w:rPr>
-        <w:sz w:val="18"/>
-        <w:szCs w:val="18"/>
-      </w:rPr>
-      <w:instrText xml:space="preserve"> PAGE </w:instrText>
+        <w:rFonts w:ascii="Times New Roman" w:hAnsi="Times New Roman" w:eastAsia="宋体"/>
+        <w:sz w:val="21"/>
+        <w:szCs w:val="21"/>
+      </w:rPr>
+      <w:t xml:space="preserve">页（共</w:t>
     </w:r>
+    <w:fldSimple w:instr=" NUMPAGES ">
+      <w:r>
+        <w:rPr>
+          <w:rFonts w:ascii="Times New Roman" w:hAnsi="Times New Roman" w:eastAsia="宋体"/>
+          <w:sz w:val="21"/>
+          <w:szCs w:val="21"/>
+        </w:rPr>
+        <w:t xml:space="preserve">1</w:t>
+      </w:r>
+    </w:fldSimple>
     <w:r>
       <w:rPr>
-        <w:sz w:val="18"/>
-        <w:szCs w:val="18"/>
-      </w:rPr>
-      <w:fldChar w:fldCharType="end"/>
+        <w:rFonts w:ascii="Times New Roman" w:hAnsi="Times New Roman" w:eastAsia="宋体"/>
+        <w:sz w:val="21"/>
+        <w:szCs w:val="21"/>
+      </w:rPr>
+      <w:t xml:space="preserve">页）</w:t>
     </w:r>
   </w:p>
 </w:ftr>

--- a/高中物理/高中物理同步/人教版必修3 第12章 电能 能量守恒定律·简单卷（10题）.docx
+++ b/高中物理/高中物理同步/人教版必修3 第12章 电能 能量守恒定律·简单卷（10题）.docx
@@ -15952,13 +15952,33 @@
             </m:ctrlPr>
           </m:fPr>
           <m:num>
-            <m:r>
-              <w:rPr>
-                <w:rFonts w:ascii="Times New Roman" w:hAnsi="Times New Roman" w:cs="Cambria Math"/>
-                <w:lang w:eastAsia="zh-CN"/>
-              </w:rPr>
-              <m:t>E</m:t>
-            </m:r>
+            <m:sSup>
+              <m:sSupPr>
+                <m:ctrlPr>
+                  <w:rPr>
+                    <w:rFonts w:ascii="Times New Roman" w:hAnsi="Times New Roman"/>
+                  </w:rPr>
+                </m:ctrlPr>
+              </m:sSupPr>
+              <m:e>
+                <m:r>
+                  <w:rPr>
+                    <w:rFonts w:ascii="Times New Roman" w:hAnsi="Times New Roman" w:cs="Cambria Math"/>
+                    <w:lang w:eastAsia="zh-CN"/>
+                  </w:rPr>
+                  <m:t>E</m:t>
+                </m:r>
+              </m:e>
+              <m:sup>
+                <m:r>
+                  <w:rPr>
+                    <w:rFonts w:ascii="Times New Roman" w:hAnsi="Times New Roman" w:cs="Cambria Math"/>
+                    <w:lang w:eastAsia="zh-CN"/>
+                  </w:rPr>
+                  <m:t>2</m:t>
+                </m:r>
+              </m:sup>
+            </m:sSup>
           </m:num>
           <m:den>
             <m:r>
@@ -16814,11 +16834,8 @@
         <w:rPr>
           <w:rFonts w:ascii="Times New Roman" w:eastAsia="宋体" w:hAnsi="Times New Roman" w:cs="Times New Roman"/>
           <w:b/>
-          <w:strike/>
-          <w:color w:val="FF0000"/>
-          <w:sz w:val="21"/>
-          <w:szCs w:val="21"/>
-          <w:highlight w:val="yellow"/>
+          <w:sz w:val="21"/>
+          <w:szCs w:val="21"/>
           <w:lang w:eastAsia="zh-CN"/>
         </w:rPr>
         <w:t>6</w:t>
@@ -28178,11 +28195,8 @@
         <w:rPr>
           <w:rFonts w:ascii="Times New Roman" w:eastAsia="宋体" w:hAnsi="Times New Roman" w:cs="Times New Roman"/>
           <w:b/>
-          <w:strike/>
-          <w:color w:val="FF0000"/>
-          <w:sz w:val="21"/>
-          <w:szCs w:val="21"/>
-          <w:highlight w:val="yellow"/>
+          <w:sz w:val="21"/>
+          <w:szCs w:val="21"/>
           <w:lang w:eastAsia="zh-CN"/>
         </w:rPr>
         <w:t>7</w:t>
@@ -31229,11 +31243,8 @@
         <w:rPr>
           <w:rFonts w:ascii="Times New Roman" w:eastAsia="宋体" w:hAnsi="Times New Roman" w:cs="Times New Roman"/>
           <w:b/>
-          <w:strike/>
-          <w:color w:val="FF0000"/>
-          <w:sz w:val="21"/>
-          <w:szCs w:val="21"/>
-          <w:highlight w:val="yellow"/>
+          <w:sz w:val="21"/>
+          <w:szCs w:val="21"/>
           <w:lang w:eastAsia="zh-CN"/>
         </w:rPr>
         <w:lastRenderedPageBreak/>
@@ -31606,7 +31617,7 @@
     <w:sectPr>
       <w:footerReference w:type="default" r:id="rId35"/>
       <w:pgSz w:w="11906" w:h="16838"/>
-      <w:pgMar w:top="720" w:right="720" w:bottom="720" w:left="720" w:header="720" w:footer="720" w:gutter="0"/>
+      <w:pgMar w:top="850" w:right="850" w:bottom="850" w:left="850" w:header="850" w:footer="850" w:gutter="0"/>
       <w:pgNumType w:start="1"/>
       <w:cols w:space="720"/>
       <w:docGrid w:linePitch="360"/>
@@ -31641,84 +31652,62 @@
 </file>
 
 <file path=word/footer1.xml><?xml version="1.0" encoding="utf-8"?>
-<w:ftr xmlns:wpc="http://schemas.microsoft.com/office/word/2010/wordprocessingCanvas" xmlns:cx="http://schemas.microsoft.com/office/drawing/2014/chartex" xmlns:cx1="http://schemas.microsoft.com/office/drawing/2015/9/8/chartex" xmlns:cx2="http://schemas.microsoft.com/office/drawing/2015/10/21/chartex" xmlns:cx3="http://schemas.microsoft.com/office/drawing/2016/5/9/chartex" xmlns:cx4="http://schemas.microsoft.com/office/drawing/2016/5/10/chartex" xmlns:cx5="http://schemas.microsoft.com/office/drawing/2016/5/11/chartex" xmlns:cx6="http://schemas.microsoft.com/office/drawing/2016/5/12/chartex" xmlns:cx7="http://schemas.microsoft.com/office/drawing/2016/5/13/chartex" xmlns:cx8="http://schemas.microsoft.com/office/drawing/2016/5/14/chartex" xmlns:mc="http://schemas.openxmlformats.org/markup-compatibility/2006" xmlns:aink="http://schemas.microsoft.com/office/drawing/2016/ink" xmlns:am3d="http://schemas.microsoft.com/office/drawing/2017/model3d" xmlns:o="urn:schemas-microsoft-com:office:office" xmlns:oel="http://schemas.microsoft.com/office/2019/extlst" xmlns:r="http://schemas.openxmlformats.org/officeDocument/2006/relationships" xmlns:m="http://schemas.openxmlformats.org/officeDocument/2006/math" xmlns:v="urn:schemas-microsoft-com:vml" xmlns:wp14="http://schemas.microsoft.com/office/word/2010/wordprocessingDrawing" xmlns:wp="http://schemas.openxmlformats.org/drawingml/2006/wordprocessingDrawing" xmlns:w10="urn:schemas-microsoft-com:office:word" xmlns:w="http://schemas.openxmlformats.org/wordprocessingml/2006/main" xmlns:w14="http://schemas.microsoft.com/office/word/2010/wordml" xmlns:w15="http://schemas.microsoft.com/office/word/2012/wordml" xmlns:w16cex="http://schemas.microsoft.com/office/word/2018/wordml/cex" xmlns:w16cid="http://schemas.microsoft.com/office/word/2016/wordml/cid" xmlns:w16="http://schemas.microsoft.com/office/word/2018/wordml" xmlns:w16sdtdh="http://schemas.microsoft.com/office/word/2020/wordml/sdtdatahash" xmlns:w16se="http://schemas.microsoft.com/office/word/2015/wordml/symex" xmlns:wpg="http://schemas.microsoft.com/office/word/2010/wordprocessingGroup" xmlns:wpi="http://schemas.microsoft.com/office/word/2010/wordprocessingInk" xmlns:wne="http://schemas.microsoft.com/office/word/2006/wordml" xmlns:wps="http://schemas.microsoft.com/office/word/2010/wordprocessingShape" mc:Ignorable="w14 w15 w16se w16cid w16 w16cex w16sdtdh wp14">
+<w:ftr xmlns:w="http://schemas.openxmlformats.org/wordprocessingml/2006/main" xmlns:r="http://schemas.openxmlformats.org/officeDocument/2006/relationships">
   <w:p>
     <w:pPr>
       <w:jc w:val="center"/>
     </w:pPr>
     <w:r>
       <w:rPr>
-        <w:rFonts w:ascii="Times New Roman" w:eastAsia="宋体" w:hAnsi="Times New Roman"/>
+        <w:rFonts w:ascii="Times New Roman" w:hAnsi="Times New Roman" w:eastAsia="宋体"/>
         <w:sz w:val="21"/>
         <w:szCs w:val="21"/>
       </w:rPr>
-      <w:t>第</w:t>
-    </w:r>
-    <w:r>
-      <w:fldChar w:fldCharType="begin"/>
-    </w:r>
-    <w:r>
-      <w:instrText xml:space="preserve"> PAGE </w:instrText>
-    </w:r>
-    <w:r>
-      <w:fldChar w:fldCharType="separate"/>
+      <w:t xml:space="preserve">第12章·简单　</w:t>
     </w:r>
     <w:r>
       <w:rPr>
-        <w:rFonts w:ascii="Times New Roman" w:eastAsia="宋体" w:hAnsi="Times New Roman"/>
+        <w:rFonts w:ascii="Times New Roman" w:hAnsi="Times New Roman" w:eastAsia="宋体"/>
         <w:sz w:val="21"/>
         <w:szCs w:val="21"/>
       </w:rPr>
-      <w:t>1</w:t>
+      <w:t xml:space="preserve">第</w:t>
     </w:r>
+    <w:fldSimple w:instr=" PAGE ">
+      <w:r>
+        <w:rPr>
+          <w:rFonts w:ascii="Times New Roman" w:hAnsi="Times New Roman" w:eastAsia="宋体"/>
+          <w:sz w:val="21"/>
+          <w:szCs w:val="21"/>
+        </w:rPr>
+        <w:t xml:space="preserve">1</w:t>
+      </w:r>
+    </w:fldSimple>
     <w:r>
       <w:rPr>
-        <w:rFonts w:ascii="Times New Roman" w:eastAsia="宋体" w:hAnsi="Times New Roman"/>
+        <w:rFonts w:ascii="Times New Roman" w:hAnsi="Times New Roman" w:eastAsia="宋体"/>
         <w:sz w:val="21"/>
         <w:szCs w:val="21"/>
       </w:rPr>
-      <w:fldChar w:fldCharType="end"/>
+      <w:t xml:space="preserve">页（共</w:t>
     </w:r>
+    <w:fldSimple w:instr=" NUMPAGES ">
+      <w:r>
+        <w:rPr>
+          <w:rFonts w:ascii="Times New Roman" w:hAnsi="Times New Roman" w:eastAsia="宋体"/>
+          <w:sz w:val="21"/>
+          <w:szCs w:val="21"/>
+        </w:rPr>
+        <w:t xml:space="preserve">1</w:t>
+      </w:r>
+    </w:fldSimple>
     <w:r>
       <w:rPr>
-        <w:rFonts w:ascii="Times New Roman" w:eastAsia="宋体" w:hAnsi="Times New Roman"/>
+        <w:rFonts w:ascii="Times New Roman" w:hAnsi="Times New Roman" w:eastAsia="宋体"/>
         <w:sz w:val="21"/>
         <w:szCs w:val="21"/>
       </w:rPr>
-      <w:t>页（共</w:t>
-    </w:r>
-    <w:r>
-      <w:fldChar w:fldCharType="begin"/>
-    </w:r>
-    <w:r>
-      <w:instrText xml:space="preserve"> NUMPAGES </w:instrText>
-    </w:r>
-    <w:r>
-      <w:fldChar w:fldCharType="separate"/>
-    </w:r>
-    <w:r>
-      <w:rPr>
-        <w:rFonts w:ascii="Times New Roman" w:eastAsia="宋体" w:hAnsi="Times New Roman"/>
-        <w:sz w:val="21"/>
-        <w:szCs w:val="21"/>
-      </w:rPr>
-      <w:t>1</w:t>
-    </w:r>
-    <w:r>
-      <w:rPr>
-        <w:rFonts w:ascii="Times New Roman" w:eastAsia="宋体" w:hAnsi="Times New Roman"/>
-        <w:sz w:val="21"/>
-        <w:szCs w:val="21"/>
-      </w:rPr>
-      <w:fldChar w:fldCharType="end"/>
-    </w:r>
-    <w:r>
-      <w:rPr>
-        <w:rFonts w:ascii="Times New Roman" w:eastAsia="宋体" w:hAnsi="Times New Roman"/>
-        <w:sz w:val="21"/>
-        <w:szCs w:val="21"/>
-      </w:rPr>
-      <w:t>页）</w:t>
+      <w:t xml:space="preserve">页）</w:t>
     </w:r>
   </w:p>
 </w:ftr>

--- a/高中物理/高中物理同步/人教版必修3 第12章 电能 能量守恒定律·简单卷（10题）.docx
+++ b/高中物理/高中物理同步/人教版必修3 第12章 电能 能量守恒定律·简单卷（10题）.docx
@@ -7725,7 +7725,7 @@
           <w:szCs w:val="21"/>
           <w:lang w:eastAsia="zh-CN"/>
         </w:rPr>
-        <w:t>3.</w:t>
+        <w:t>3．</w:t>
       </w:r>
       <w:r>
         <w:rPr>
@@ -21415,7 +21415,7 @@
           <w:szCs w:val="21"/>
           <w:lang w:eastAsia="zh-CN"/>
         </w:rPr>
-        <w:t>4.</w:t>
+        <w:t>4．</w:t>
       </w:r>
       <w:r>
         <w:rPr>
@@ -31946,9 +31946,9 @@
   <w:docDefaults>
     <w:rPrDefault>
       <w:rPr>
-        <w:rFonts w:asciiTheme="minorHAnsi" w:eastAsiaTheme="minorEastAsia" w:hAnsiTheme="minorHAnsi" w:cstheme="minorBidi"/>
-        <w:sz w:val="22"/>
-        <w:szCs w:val="22"/>
+        <w:rFonts w:cstheme="minorBidi" w:ascii="Times New Roman" w:hAnsi="Times New Roman" w:eastAsia="宋体" w:cs="Times New Roman"/>
+        <w:sz w:val="21"/>
+        <w:szCs w:val="21"/>
         <w:lang w:val="en-US" w:eastAsia="en-US" w:bidi="ar-SA"/>
       </w:rPr>
     </w:rPrDefault>

--- a/高中物理/高中物理同步/人教版必修3 第12章 电能 能量守恒定律·简单卷（10题）.docx
+++ b/高中物理/高中物理同步/人教版必修3 第12章 电能 能量守恒定律·简单卷（10题）.docx
@@ -4,7 +4,7 @@
   <w:body>
     <w:p>
       <w:pPr>
-        <w:spacing w:after="0" w:line="300" w:lineRule="auto"/>
+        <w:spacing w:after="0" w:line="300" w:lineRule="auto" w:before="0"/>
         <w:rPr>
           <w:sz w:val="21"/>
           <w:szCs w:val="21"/>
@@ -144,7 +144,7 @@
     </w:p>
     <w:p>
       <w:pPr>
-        <w:spacing w:after="0" w:line="300" w:lineRule="auto"/>
+        <w:spacing w:after="0" w:line="300" w:lineRule="auto" w:before="0"/>
         <w:rPr>
           <w:sz w:val="21"/>
           <w:szCs w:val="21"/>
@@ -154,7 +154,7 @@
     </w:p>
     <w:p>
       <w:pPr>
-        <w:spacing w:after="0" w:line="300" w:lineRule="auto"/>
+        <w:spacing w:after="0" w:line="300" w:lineRule="auto" w:before="0"/>
         <w:rPr>
           <w:sz w:val="21"/>
           <w:szCs w:val="21"/>
@@ -184,7 +184,7 @@
     </w:p>
     <w:p>
       <w:pPr>
-        <w:spacing w:after="0" w:line="300" w:lineRule="auto"/>
+        <w:spacing w:after="0" w:line="300" w:lineRule="auto" w:before="0"/>
         <w:rPr>
           <w:sz w:val="21"/>
           <w:szCs w:val="21"/>
@@ -212,7 +212,7 @@
     </w:p>
     <w:p>
       <w:pPr>
-        <w:spacing w:after="0" w:line="300" w:lineRule="auto"/>
+        <w:spacing w:after="0" w:line="300" w:lineRule="auto" w:before="0"/>
         <w:rPr>
           <w:rFonts w:eastAsia="宋体"/>
           <w:i/>
@@ -328,7 +328,7 @@
     </w:p>
     <w:p>
       <w:pPr>
-        <w:spacing w:after="0" w:line="300" w:lineRule="auto"/>
+        <w:spacing w:after="0" w:line="300" w:lineRule="auto" w:before="0"/>
         <w:rPr>
           <w:rFonts w:eastAsia="宋体"/>
           <w:i/>
@@ -593,7 +593,7 @@
     </w:p>
     <w:p>
       <w:pPr>
-        <w:spacing w:after="0" w:line="300" w:lineRule="auto"/>
+        <w:spacing w:after="0" w:line="300" w:lineRule="auto" w:before="0"/>
         <w:rPr>
           <w:rFonts w:eastAsia="宋体"/>
           <w:i/>
@@ -623,7 +623,7 @@
     </w:p>
     <w:p>
       <w:pPr>
-        <w:spacing w:after="0" w:line="300" w:lineRule="auto"/>
+        <w:spacing w:after="0" w:line="300" w:lineRule="auto" w:before="0"/>
         <w:rPr>
           <w:rFonts w:eastAsia="宋体"/>
           <w:i/>
@@ -739,7 +739,7 @@
     </w:p>
     <w:p>
       <w:pPr>
-        <w:spacing w:after="0" w:line="300" w:lineRule="auto"/>
+        <w:spacing w:after="0" w:line="300" w:lineRule="auto" w:before="0"/>
         <w:rPr>
           <w:rFonts w:eastAsia="宋体"/>
           <w:i/>
@@ -1004,7 +1004,7 @@
     </w:p>
     <w:p>
       <w:pPr>
-        <w:spacing w:after="0" w:line="300" w:lineRule="auto"/>
+        <w:spacing w:after="0" w:line="300" w:lineRule="auto" w:before="0"/>
         <w:rPr>
           <w:rFonts w:eastAsia="宋体"/>
           <w:i/>
@@ -1034,7 +1034,7 @@
     </w:p>
     <w:p>
       <w:pPr>
-        <w:spacing w:after="0" w:line="300" w:lineRule="auto"/>
+        <w:spacing w:after="0" w:line="300" w:lineRule="auto" w:before="0"/>
         <w:rPr>
           <w:rFonts w:eastAsia="宋体"/>
           <w:i/>
@@ -1055,7 +1055,7 @@
     </w:p>
     <w:p>
       <w:pPr>
-        <w:spacing w:after="0" w:line="300" w:lineRule="auto"/>
+        <w:spacing w:after="0" w:line="300" w:lineRule="auto" w:before="0"/>
         <w:rPr>
           <w:sz w:val="21"/>
           <w:szCs w:val="21"/>
@@ -1065,7 +1065,7 @@
     </w:p>
     <w:p>
       <w:pPr>
-        <w:spacing w:after="0" w:line="300" w:lineRule="auto"/>
+        <w:spacing w:after="0" w:line="300" w:lineRule="auto" w:before="0"/>
         <w:rPr>
           <w:sz w:val="21"/>
           <w:szCs w:val="21"/>
@@ -1095,7 +1095,7 @@
     </w:p>
     <w:p>
       <w:pPr>
-        <w:spacing w:after="0" w:line="300" w:lineRule="auto"/>
+        <w:spacing w:after="0" w:line="300" w:lineRule="auto" w:before="0"/>
         <w:rPr>
           <w:sz w:val="21"/>
           <w:szCs w:val="21"/>
@@ -1303,7 +1303,7 @@
     </w:p>
     <w:p>
       <w:pPr>
-        <w:spacing w:after="0" w:line="300" w:lineRule="auto"/>
+        <w:spacing w:after="0" w:line="300" w:lineRule="auto" w:before="0"/>
         <w:rPr>
           <w:sz w:val="21"/>
           <w:szCs w:val="21"/>
@@ -1357,7 +1357,7 @@
     </w:p>
     <w:p>
       <w:pPr>
-        <w:spacing w:after="0" w:line="300" w:lineRule="auto"/>
+        <w:spacing w:after="0" w:line="300" w:lineRule="auto" w:before="0"/>
         <w:rPr>
           <w:sz w:val="21"/>
           <w:szCs w:val="21"/>
@@ -2006,7 +2006,7 @@
     </w:p>
     <w:p>
       <w:pPr>
-        <w:spacing w:after="0" w:line="300" w:lineRule="auto"/>
+        <w:spacing w:after="0" w:line="300" w:lineRule="auto" w:before="0"/>
         <w:rPr>
           <w:sz w:val="21"/>
           <w:szCs w:val="21"/>
@@ -2061,7 +2061,7 @@
     </w:p>
     <w:p>
       <w:pPr>
-        <w:spacing w:after="0" w:line="300" w:lineRule="auto"/>
+        <w:spacing w:after="0" w:line="300" w:lineRule="auto" w:before="0"/>
         <w:rPr>
           <w:sz w:val="21"/>
           <w:szCs w:val="21"/>
@@ -2285,7 +2285,7 @@
     </w:p>
     <w:p>
       <w:pPr>
-        <w:spacing w:after="0" w:line="300" w:lineRule="auto"/>
+        <w:spacing w:after="0" w:line="300" w:lineRule="auto" w:before="0"/>
         <w:rPr>
           <w:sz w:val="21"/>
           <w:szCs w:val="21"/>
@@ -2357,7 +2357,7 @@
     </w:p>
     <w:p>
       <w:pPr>
-        <w:spacing w:after="0" w:line="300" w:lineRule="auto"/>
+        <w:spacing w:after="0" w:line="300" w:lineRule="auto" w:before="0"/>
         <w:rPr>
           <w:sz w:val="21"/>
           <w:szCs w:val="21"/>
@@ -2466,7 +2466,7 @@
     </w:p>
     <w:p>
       <w:pPr>
-        <w:spacing w:after="0" w:line="300" w:lineRule="auto"/>
+        <w:spacing w:after="0" w:line="300" w:lineRule="auto" w:before="0"/>
         <w:rPr>
           <w:sz w:val="21"/>
           <w:szCs w:val="21"/>
@@ -2669,7 +2669,7 @@
     </w:p>
     <w:p>
       <w:pPr>
-        <w:spacing w:after="0" w:line="300" w:lineRule="auto"/>
+        <w:spacing w:after="0" w:line="300" w:lineRule="auto" w:before="0"/>
         <w:rPr>
           <w:rFonts w:eastAsia="宋体"/>
           <w:i/>
@@ -2852,7 +2852,7 @@
     </w:p>
     <w:p>
       <w:pPr>
-        <w:spacing w:after="0" w:line="300" w:lineRule="auto"/>
+        <w:spacing w:after="0" w:line="300" w:lineRule="auto" w:before="0"/>
         <w:rPr>
           <w:sz w:val="21"/>
           <w:szCs w:val="21"/>
@@ -2936,7 +2936,7 @@
     </w:p>
     <w:p>
       <w:pPr>
-        <w:spacing w:after="0" w:line="300" w:lineRule="auto"/>
+        <w:spacing w:after="0" w:line="300" w:lineRule="auto" w:before="0"/>
         <w:rPr>
           <w:rFonts w:eastAsia="宋体"/>
           <w:i/>
@@ -3119,7 +3119,7 @@
     </w:p>
     <w:p>
       <w:pPr>
-        <w:spacing w:after="0" w:line="300" w:lineRule="auto"/>
+        <w:spacing w:after="0" w:line="300" w:lineRule="auto" w:before="0"/>
         <w:rPr>
           <w:sz w:val="21"/>
           <w:szCs w:val="21"/>
@@ -3183,7 +3183,7 @@
     </w:p>
     <w:p>
       <w:pPr>
-        <w:spacing w:after="0" w:line="300" w:lineRule="auto"/>
+        <w:spacing w:after="0" w:line="300" w:lineRule="auto" w:before="0"/>
         <w:rPr>
           <w:sz w:val="21"/>
           <w:szCs w:val="21"/>
@@ -3355,7 +3355,7 @@
     </w:p>
     <w:p>
       <w:pPr>
-        <w:spacing w:after="0" w:line="300" w:lineRule="auto"/>
+        <w:spacing w:after="0" w:line="300" w:lineRule="auto" w:before="0"/>
         <w:rPr>
           <w:rFonts w:eastAsia="宋体"/>
           <w:i/>
@@ -3538,7 +3538,7 @@
     </w:p>
     <w:p>
       <w:pPr>
-        <w:spacing w:after="0" w:line="300" w:lineRule="auto"/>
+        <w:spacing w:after="0" w:line="300" w:lineRule="auto" w:before="0"/>
         <w:rPr>
           <w:sz w:val="21"/>
           <w:szCs w:val="21"/>
@@ -3609,7 +3609,7 @@
     </w:p>
     <w:p>
       <w:pPr>
-        <w:spacing w:after="0" w:line="300" w:lineRule="auto"/>
+        <w:spacing w:after="0" w:line="300" w:lineRule="auto" w:before="0"/>
         <w:rPr>
           <w:rFonts w:eastAsia="宋体"/>
           <w:i/>
@@ -3792,7 +3792,7 @@
     </w:p>
     <w:p>
       <w:pPr>
-        <w:spacing w:after="0" w:line="300" w:lineRule="auto"/>
+        <w:spacing w:after="0" w:line="300" w:lineRule="auto" w:before="0"/>
         <w:rPr>
           <w:sz w:val="21"/>
           <w:szCs w:val="21"/>
@@ -3829,7 +3829,7 @@
     </w:p>
     <w:p>
       <w:pPr>
-        <w:spacing w:after="0" w:line="300" w:lineRule="auto"/>
+        <w:spacing w:after="0" w:line="300" w:lineRule="auto" w:before="0"/>
         <w:rPr>
           <w:sz w:val="21"/>
           <w:szCs w:val="21"/>
@@ -3839,7 +3839,7 @@
     </w:p>
     <w:p>
       <w:pPr>
-        <w:spacing w:after="0" w:line="300" w:lineRule="auto"/>
+        <w:spacing w:after="0" w:line="300" w:lineRule="auto" w:before="0"/>
         <w:rPr>
           <w:sz w:val="21"/>
           <w:szCs w:val="21"/>
@@ -3907,7 +3907,7 @@
           </w:tcPr>
           <w:p>
             <w:pPr>
-              <w:spacing w:after="0" w:line="300" w:lineRule="auto"/>
+              <w:spacing w:after="0" w:line="300" w:lineRule="auto" w:before="0"/>
               <w:rPr>
                 <w:sz w:val="21"/>
                 <w:szCs w:val="21"/>
@@ -3933,7 +3933,7 @@
           </w:tcPr>
           <w:p>
             <w:pPr>
-              <w:spacing w:after="0" w:line="300" w:lineRule="auto"/>
+              <w:spacing w:after="0" w:line="300" w:lineRule="auto" w:before="0"/>
               <w:rPr>
                 <w:sz w:val="21"/>
                 <w:szCs w:val="21"/>
@@ -3966,7 +3966,7 @@
           </w:tcPr>
           <w:p>
             <w:pPr>
-              <w:spacing w:after="0" w:line="300" w:lineRule="auto"/>
+              <w:spacing w:after="0" w:line="300" w:lineRule="auto" w:before="0"/>
               <w:rPr>
                 <w:sz w:val="21"/>
                 <w:szCs w:val="21"/>
@@ -4001,7 +4001,7 @@
           </w:tcPr>
           <w:p>
             <w:pPr>
-              <w:spacing w:after="0" w:line="300" w:lineRule="auto"/>
+              <w:spacing w:after="0" w:line="300" w:lineRule="auto" w:before="0"/>
               <w:rPr>
                 <w:sz w:val="21"/>
                 <w:szCs w:val="21"/>
@@ -4034,7 +4034,7 @@
           </w:tcPr>
           <w:p>
             <w:pPr>
-              <w:spacing w:after="0" w:line="300" w:lineRule="auto"/>
+              <w:spacing w:after="0" w:line="300" w:lineRule="auto" w:before="0"/>
               <w:rPr>
                 <w:sz w:val="21"/>
                 <w:szCs w:val="21"/>
@@ -4067,7 +4067,7 @@
           </w:tcPr>
           <w:p>
             <w:pPr>
-              <w:spacing w:after="0" w:line="300" w:lineRule="auto"/>
+              <w:spacing w:after="0" w:line="300" w:lineRule="auto" w:before="0"/>
               <w:rPr>
                 <w:sz w:val="21"/>
                 <w:szCs w:val="21"/>
@@ -4104,7 +4104,7 @@
           </w:tcPr>
           <w:p>
             <w:pPr>
-              <w:spacing w:after="0" w:line="300" w:lineRule="auto"/>
+              <w:spacing w:after="0" w:line="300" w:lineRule="auto" w:before="0"/>
               <w:rPr>
                 <w:sz w:val="21"/>
                 <w:szCs w:val="21"/>
@@ -4137,7 +4137,7 @@
           </w:tcPr>
           <w:p>
             <w:pPr>
-              <w:spacing w:after="0" w:line="300" w:lineRule="auto"/>
+              <w:spacing w:after="0" w:line="300" w:lineRule="auto" w:before="0"/>
               <w:rPr>
                 <w:sz w:val="21"/>
                 <w:szCs w:val="21"/>
@@ -4170,7 +4170,7 @@
           </w:tcPr>
           <w:p>
             <w:pPr>
-              <w:spacing w:after="0" w:line="300" w:lineRule="auto"/>
+              <w:spacing w:after="0" w:line="300" w:lineRule="auto" w:before="0"/>
               <w:rPr>
                 <w:sz w:val="21"/>
                 <w:szCs w:val="21"/>
@@ -4205,7 +4205,7 @@
           </w:tcPr>
           <w:p>
             <w:pPr>
-              <w:spacing w:after="0" w:line="300" w:lineRule="auto"/>
+              <w:spacing w:after="0" w:line="300" w:lineRule="auto" w:before="0"/>
               <w:rPr>
                 <w:sz w:val="21"/>
                 <w:szCs w:val="21"/>
@@ -4238,7 +4238,7 @@
           </w:tcPr>
           <w:p>
             <w:pPr>
-              <w:spacing w:after="0" w:line="300" w:lineRule="auto"/>
+              <w:spacing w:after="0" w:line="300" w:lineRule="auto" w:before="0"/>
               <w:rPr>
                 <w:sz w:val="21"/>
                 <w:szCs w:val="21"/>
@@ -4273,7 +4273,7 @@
           </w:tcPr>
           <w:p>
             <w:pPr>
-              <w:spacing w:after="0" w:line="300" w:lineRule="auto"/>
+              <w:spacing w:after="0" w:line="300" w:lineRule="auto" w:before="0"/>
               <w:rPr>
                 <w:sz w:val="21"/>
                 <w:szCs w:val="21"/>
@@ -4310,7 +4310,7 @@
           </w:tcPr>
           <w:p>
             <w:pPr>
-              <w:spacing w:after="0" w:line="300" w:lineRule="auto"/>
+              <w:spacing w:after="0" w:line="300" w:lineRule="auto" w:before="0"/>
               <w:rPr>
                 <w:sz w:val="21"/>
                 <w:szCs w:val="21"/>
@@ -4344,7 +4344,7 @@
           </w:tcPr>
           <w:p>
             <w:pPr>
-              <w:spacing w:after="0" w:line="300" w:lineRule="auto"/>
+              <w:spacing w:after="0" w:line="300" w:lineRule="auto" w:before="0"/>
               <w:rPr>
                 <w:sz w:val="21"/>
                 <w:szCs w:val="21"/>
@@ -4379,7 +4379,7 @@
           </w:tcPr>
           <w:p>
             <w:pPr>
-              <w:spacing w:after="0" w:line="300" w:lineRule="auto"/>
+              <w:spacing w:after="0" w:line="300" w:lineRule="auto" w:before="0"/>
               <w:rPr>
                 <w:sz w:val="21"/>
                 <w:szCs w:val="21"/>
@@ -4399,7 +4399,7 @@
     </w:tbl>
     <w:p>
       <w:pPr>
-        <w:spacing w:after="0" w:line="300" w:lineRule="auto"/>
+        <w:spacing w:after="0" w:line="300" w:lineRule="auto" w:before="0"/>
         <w:rPr>
           <w:sz w:val="21"/>
           <w:szCs w:val="21"/>
@@ -4427,7 +4427,7 @@
     </w:p>
     <w:p>
       <w:pPr>
-        <w:spacing w:after="0" w:line="300" w:lineRule="auto"/>
+        <w:spacing w:after="0" w:line="300" w:lineRule="auto" w:before="0"/>
         <w:rPr>
           <w:sz w:val="21"/>
           <w:szCs w:val="21"/>
@@ -4464,7 +4464,7 @@
     </w:p>
     <w:p>
       <w:pPr>
-        <w:spacing w:after="0" w:line="300" w:lineRule="auto"/>
+        <w:spacing w:after="0" w:line="300" w:lineRule="auto" w:before="0"/>
         <w:rPr>
           <w:rFonts w:eastAsia="宋体"/>
           <w:i/>
@@ -4640,7 +4640,7 @@
     </w:p>
     <w:p>
       <w:pPr>
-        <w:spacing w:after="0" w:line="300" w:lineRule="auto"/>
+        <w:spacing w:after="0" w:line="300" w:lineRule="auto" w:before="0"/>
         <w:rPr>
           <w:rFonts w:eastAsia="宋体"/>
           <w:i/>
@@ -4826,7 +4826,7 @@
     </w:p>
     <w:p>
       <w:pPr>
-        <w:spacing w:after="0" w:line="300" w:lineRule="auto"/>
+        <w:spacing w:after="0" w:line="300" w:lineRule="auto" w:before="0"/>
         <w:rPr>
           <w:rFonts w:eastAsia="宋体"/>
           <w:i/>
@@ -4865,7 +4865,7 @@
     </w:p>
     <w:p>
       <w:pPr>
-        <w:spacing w:after="0" w:line="300" w:lineRule="auto"/>
+        <w:spacing w:after="0" w:line="300" w:lineRule="auto" w:before="0"/>
         <w:rPr>
           <w:rFonts w:eastAsia="宋体"/>
           <w:i/>
@@ -5029,7 +5029,7 @@
     </w:p>
     <w:p>
       <w:pPr>
-        <w:spacing w:after="0" w:line="300" w:lineRule="auto"/>
+        <w:spacing w:after="0" w:line="300" w:lineRule="auto" w:before="0"/>
         <w:rPr>
           <w:rFonts w:eastAsia="宋体"/>
           <w:i/>
@@ -5224,7 +5224,7 @@
     </w:p>
     <w:p>
       <w:pPr>
-        <w:spacing w:after="0" w:line="300" w:lineRule="auto"/>
+        <w:spacing w:after="0" w:line="300" w:lineRule="auto" w:before="0"/>
         <w:rPr>
           <w:rFonts w:eastAsia="宋体"/>
           <w:i/>
@@ -5254,7 +5254,7 @@
     </w:p>
     <w:p>
       <w:pPr>
-        <w:spacing w:after="0" w:line="300" w:lineRule="auto"/>
+        <w:spacing w:after="0" w:line="300" w:lineRule="auto" w:before="0"/>
         <w:rPr>
           <w:rFonts w:eastAsia="宋体"/>
           <w:i/>
@@ -5341,7 +5341,7 @@
     </w:p>
     <w:p>
       <w:pPr>
-        <w:spacing w:after="0" w:line="300" w:lineRule="auto"/>
+        <w:spacing w:after="0" w:line="300" w:lineRule="auto" w:before="0"/>
         <w:rPr>
           <w:rFonts w:eastAsia="宋体"/>
           <w:i/>
@@ -5448,7 +5448,7 @@
     </w:p>
     <w:p>
       <w:pPr>
-        <w:spacing w:after="0" w:line="300" w:lineRule="auto"/>
+        <w:spacing w:after="0" w:line="300" w:lineRule="auto" w:before="0"/>
         <w:rPr>
           <w:rFonts w:eastAsia="宋体"/>
           <w:i/>
@@ -5487,7 +5487,7 @@
     </w:p>
     <w:p>
       <w:pPr>
-        <w:spacing w:after="0" w:line="300" w:lineRule="auto"/>
+        <w:spacing w:after="0" w:line="300" w:lineRule="auto" w:before="0"/>
         <w:rPr>
           <w:rFonts w:eastAsia="宋体"/>
           <w:i/>
@@ -5644,7 +5644,7 @@
     </w:p>
     <w:p>
       <w:pPr>
-        <w:spacing w:after="0" w:line="300" w:lineRule="auto"/>
+        <w:spacing w:after="0" w:line="300" w:lineRule="auto" w:before="0"/>
         <w:rPr>
           <w:rFonts w:eastAsia="宋体"/>
           <w:i/>
@@ -5794,7 +5794,7 @@
     </w:p>
     <w:p>
       <w:pPr>
-        <w:spacing w:after="0" w:line="300" w:lineRule="auto"/>
+        <w:spacing w:after="0" w:line="300" w:lineRule="auto" w:before="0"/>
         <w:rPr>
           <w:sz w:val="21"/>
           <w:szCs w:val="21"/>
@@ -5804,7 +5804,7 @@
     </w:p>
     <w:p>
       <w:pPr>
-        <w:spacing w:after="0" w:line="300" w:lineRule="auto"/>
+        <w:spacing w:after="0" w:line="300" w:lineRule="auto" w:before="0"/>
         <w:rPr>
           <w:sz w:val="21"/>
           <w:szCs w:val="21"/>
@@ -5834,7 +5834,7 @@
     </w:p>
     <w:p>
       <w:pPr>
-        <w:spacing w:after="0" w:line="300" w:lineRule="auto"/>
+        <w:spacing w:after="0" w:line="300" w:lineRule="auto" w:before="0"/>
         <w:rPr>
           <w:sz w:val="21"/>
           <w:szCs w:val="21"/>
@@ -5952,7 +5952,7 @@
     </w:p>
     <w:p>
       <w:pPr>
-        <w:spacing w:after="0" w:line="300" w:lineRule="auto"/>
+        <w:spacing w:after="0" w:line="300" w:lineRule="auto" w:before="0"/>
         <w:rPr>
           <w:sz w:val="21"/>
           <w:szCs w:val="21"/>
@@ -6006,7 +6006,7 @@
     </w:p>
     <w:p>
       <w:pPr>
-        <w:spacing w:after="0" w:line="300" w:lineRule="auto"/>
+        <w:spacing w:after="0" w:line="300" w:lineRule="auto" w:before="0"/>
         <w:rPr>
           <w:sz w:val="21"/>
           <w:szCs w:val="21"/>
@@ -6135,7 +6135,7 @@
     </w:p>
     <w:p>
       <w:pPr>
-        <w:spacing w:after="0" w:line="300" w:lineRule="auto"/>
+        <w:spacing w:after="0" w:line="300" w:lineRule="auto" w:before="0"/>
         <w:rPr>
           <w:sz w:val="21"/>
           <w:szCs w:val="21"/>
@@ -6190,7 +6190,7 @@
     </w:p>
     <w:p>
       <w:pPr>
-        <w:spacing w:after="0" w:line="300" w:lineRule="auto"/>
+        <w:spacing w:after="0" w:line="300" w:lineRule="auto" w:before="0"/>
         <w:rPr>
           <w:sz w:val="21"/>
           <w:szCs w:val="21"/>
@@ -6292,7 +6292,7 @@
     </w:p>
     <w:p>
       <w:pPr>
-        <w:spacing w:after="0" w:line="300" w:lineRule="auto"/>
+        <w:spacing w:after="0" w:line="300" w:lineRule="auto" w:before="0"/>
         <w:rPr>
           <w:sz w:val="21"/>
           <w:szCs w:val="21"/>
@@ -6360,7 +6360,7 @@
     </w:p>
     <w:p>
       <w:pPr>
-        <w:spacing w:after="0" w:line="300" w:lineRule="auto"/>
+        <w:spacing w:after="0" w:line="300" w:lineRule="auto" w:before="0"/>
         <w:rPr>
           <w:sz w:val="21"/>
           <w:szCs w:val="21"/>
@@ -6502,7 +6502,7 @@
     </w:p>
     <w:p>
       <w:pPr>
-        <w:spacing w:after="0" w:line="300" w:lineRule="auto"/>
+        <w:spacing w:after="0" w:line="300" w:lineRule="auto" w:before="0"/>
         <w:rPr>
           <w:sz w:val="21"/>
           <w:szCs w:val="21"/>
@@ -6539,7 +6539,7 @@
     </w:p>
     <w:p>
       <w:pPr>
-        <w:spacing w:after="0" w:line="300" w:lineRule="auto"/>
+        <w:spacing w:after="0" w:line="300" w:lineRule="auto" w:before="0"/>
         <w:rPr>
           <w:sz w:val="21"/>
           <w:szCs w:val="21"/>
@@ -6549,7 +6549,7 @@
     </w:p>
     <w:p>
       <w:pPr>
-        <w:spacing w:after="0" w:line="300" w:lineRule="auto"/>
+        <w:spacing w:after="0" w:line="300" w:lineRule="auto" w:before="0"/>
         <w:rPr>
           <w:sz w:val="21"/>
           <w:szCs w:val="21"/>
@@ -6579,7 +6579,7 @@
     </w:p>
     <w:p>
       <w:pPr>
-        <w:spacing w:after="0" w:line="300" w:lineRule="auto"/>
+        <w:spacing w:after="0" w:line="300" w:lineRule="auto" w:before="0"/>
         <w:rPr>
           <w:sz w:val="21"/>
           <w:szCs w:val="21"/>
@@ -6607,7 +6607,7 @@
     </w:p>
     <w:p>
       <w:pPr>
-        <w:spacing w:after="0" w:line="300" w:lineRule="auto"/>
+        <w:spacing w:after="0" w:line="300" w:lineRule="auto" w:before="0"/>
         <w:rPr>
           <w:sz w:val="21"/>
           <w:szCs w:val="21"/>
@@ -6644,7 +6644,7 @@
     </w:p>
     <w:p>
       <w:pPr>
-        <w:spacing w:after="0" w:line="300" w:lineRule="auto"/>
+        <w:spacing w:after="0" w:line="300" w:lineRule="auto" w:before="0"/>
         <w:rPr>
           <w:sz w:val="21"/>
           <w:szCs w:val="21"/>
@@ -6717,7 +6717,7 @@
     </w:p>
     <w:p>
       <w:pPr>
-        <w:spacing w:after="0" w:line="300" w:lineRule="auto"/>
+        <w:spacing w:after="0" w:line="300" w:lineRule="auto" w:before="0"/>
         <w:rPr>
           <w:sz w:val="21"/>
           <w:szCs w:val="21"/>
@@ -6754,7 +6754,7 @@
     </w:p>
     <w:p>
       <w:pPr>
-        <w:spacing w:after="0" w:line="300" w:lineRule="auto"/>
+        <w:spacing w:after="0" w:line="300" w:lineRule="auto" w:before="0"/>
         <w:rPr>
           <w:rFonts w:eastAsia="宋体"/>
           <w:i/>
@@ -6961,7 +6961,7 @@
     </w:p>
     <w:p>
       <w:pPr>
-        <w:spacing w:after="0" w:line="300" w:lineRule="auto"/>
+        <w:spacing w:after="0" w:line="300" w:lineRule="auto" w:before="0"/>
         <w:rPr>
           <w:rFonts w:eastAsia="宋体"/>
           <w:i/>
@@ -7028,7 +7028,7 @@
           </w:tcPr>
           <w:p>
             <w:pPr>
-              <w:spacing w:after="0" w:line="300" w:lineRule="auto"/>
+              <w:spacing w:after="0" w:line="300" w:lineRule="auto" w:before="0"/>
               <w:rPr>
                 <w:rFonts w:eastAsia="宋体"/>
                 <w:i/>
@@ -7064,7 +7064,7 @@
           </w:tcPr>
           <w:p>
             <w:pPr>
-              <w:spacing w:after="0" w:line="300" w:lineRule="auto"/>
+              <w:spacing w:after="0" w:line="300" w:lineRule="auto" w:before="0"/>
               <w:rPr>
                 <w:rFonts w:eastAsia="宋体"/>
                 <w:i/>
@@ -7108,7 +7108,7 @@
           </w:tcPr>
           <w:p>
             <w:pPr>
-              <w:spacing w:after="0" w:line="300" w:lineRule="auto"/>
+              <w:spacing w:after="0" w:line="300" w:lineRule="auto" w:before="0"/>
               <w:rPr>
                 <w:rFonts w:eastAsia="宋体"/>
                 <w:i/>
@@ -7154,7 +7154,7 @@
           </w:tcPr>
           <w:p>
             <w:pPr>
-              <w:spacing w:after="0" w:line="300" w:lineRule="auto"/>
+              <w:spacing w:after="0" w:line="300" w:lineRule="auto" w:before="0"/>
               <w:rPr>
                 <w:rFonts w:eastAsia="宋体"/>
                 <w:i/>
@@ -7189,7 +7189,7 @@
           </w:tcPr>
           <w:p>
             <w:pPr>
-              <w:spacing w:after="0" w:line="300" w:lineRule="auto"/>
+              <w:spacing w:after="0" w:line="300" w:lineRule="auto" w:before="0"/>
               <w:rPr>
                 <w:rFonts w:eastAsia="宋体"/>
                 <w:i/>
@@ -7226,7 +7226,7 @@
           </w:tcPr>
           <w:p>
             <w:pPr>
-              <w:spacing w:after="0" w:line="300" w:lineRule="auto"/>
+              <w:spacing w:after="0" w:line="300" w:lineRule="auto" w:before="0"/>
               <w:rPr>
                 <w:rFonts w:eastAsia="宋体"/>
                 <w:i/>
@@ -7265,7 +7265,7 @@
           </w:tcPr>
           <w:p>
             <w:pPr>
-              <w:spacing w:after="0" w:line="300" w:lineRule="auto"/>
+              <w:spacing w:after="0" w:line="300" w:lineRule="auto" w:before="0"/>
               <w:rPr>
                 <w:rFonts w:eastAsia="宋体"/>
                 <w:i/>
@@ -7300,7 +7300,7 @@
           </w:tcPr>
           <w:p>
             <w:pPr>
-              <w:spacing w:after="0" w:line="300" w:lineRule="auto"/>
+              <w:spacing w:after="0" w:line="300" w:lineRule="auto" w:before="0"/>
               <w:rPr>
                 <w:rFonts w:eastAsia="宋体"/>
                 <w:i/>
@@ -7404,7 +7404,7 @@
           </w:tcPr>
           <w:p>
             <w:pPr>
-              <w:spacing w:after="0" w:line="300" w:lineRule="auto"/>
+              <w:spacing w:after="0" w:line="300" w:lineRule="auto" w:before="0"/>
               <w:rPr>
                 <w:rFonts w:eastAsia="宋体"/>
                 <w:i/>
@@ -7510,7 +7510,7 @@
           </w:tcPr>
           <w:p>
             <w:pPr>
-              <w:spacing w:after="0" w:line="300" w:lineRule="auto"/>
+              <w:spacing w:after="0" w:line="300" w:lineRule="auto" w:before="0"/>
               <w:rPr>
                 <w:rFonts w:eastAsia="宋体"/>
                 <w:i/>
@@ -7545,7 +7545,7 @@
           </w:tcPr>
           <w:p>
             <w:pPr>
-              <w:spacing w:after="0" w:line="300" w:lineRule="auto"/>
+              <w:spacing w:after="0" w:line="300" w:lineRule="auto" w:before="0"/>
               <w:rPr>
                 <w:rFonts w:eastAsia="宋体"/>
                 <w:i/>
@@ -7596,7 +7596,7 @@
           </w:tcPr>
           <w:p>
             <w:pPr>
-              <w:spacing w:after="0" w:line="300" w:lineRule="auto"/>
+              <w:spacing w:after="0" w:line="300" w:lineRule="auto" w:before="0"/>
               <w:rPr>
                 <w:rFonts w:eastAsia="宋体"/>
                 <w:i/>
@@ -7649,7 +7649,7 @@
           </w:tcPr>
           <w:p>
             <w:pPr>
-              <w:spacing w:after="0" w:line="300" w:lineRule="auto"/>
+              <w:spacing w:after="0" w:line="300" w:lineRule="auto" w:before="0"/>
               <w:rPr>
                 <w:rFonts w:eastAsia="宋体"/>
                 <w:i/>
@@ -7685,7 +7685,7 @@
           </w:tcPr>
           <w:p>
             <w:pPr>
-              <w:spacing w:after="0" w:line="300" w:lineRule="auto"/>
+              <w:spacing w:after="0" w:line="300" w:lineRule="auto" w:before="0"/>
               <w:rPr>
                 <w:rFonts w:eastAsia="宋体"/>
                 <w:i/>
@@ -7709,7 +7709,7 @@
     </w:tbl>
     <w:p>
       <w:pPr>
-        <w:spacing w:after="0" w:line="300" w:lineRule="auto"/>
+        <w:spacing w:after="0" w:line="300" w:lineRule="auto" w:before="0"/>
         <w:rPr>
           <w:rFonts w:eastAsia="宋体"/>
           <w:i/>
@@ -7739,7 +7739,7 @@
     </w:p>
     <w:p>
       <w:pPr>
-        <w:spacing w:after="0" w:line="300" w:lineRule="auto"/>
+        <w:spacing w:after="0" w:line="300" w:lineRule="auto" w:before="0"/>
         <w:rPr>
           <w:rFonts w:eastAsia="宋体"/>
           <w:i/>
@@ -7893,7 +7893,7 @@
     </w:p>
     <w:p>
       <w:pPr>
-        <w:spacing w:after="0" w:line="300" w:lineRule="auto"/>
+        <w:spacing w:after="0" w:line="300" w:lineRule="auto" w:before="0"/>
         <w:rPr>
           <w:rFonts w:eastAsia="宋体"/>
           <w:i/>
@@ -8057,7 +8057,7 @@
     </w:p>
     <w:p>
       <w:pPr>
-        <w:spacing w:after="0" w:line="300" w:lineRule="auto"/>
+        <w:spacing w:after="0" w:line="300" w:lineRule="auto" w:before="0"/>
         <w:rPr>
           <w:sz w:val="21"/>
           <w:szCs w:val="21"/>
@@ -8067,7 +8067,7 @@
     </w:p>
     <w:p>
       <w:pPr>
-        <w:spacing w:after="0" w:line="300" w:lineRule="auto"/>
+        <w:spacing w:after="0" w:line="300" w:lineRule="auto" w:before="0"/>
         <w:rPr>
           <w:sz w:val="21"/>
           <w:szCs w:val="21"/>
@@ -8097,7 +8097,7 @@
     </w:p>
     <w:p>
       <w:pPr>
-        <w:spacing w:after="0" w:line="300" w:lineRule="auto"/>
+        <w:spacing w:after="0" w:line="300" w:lineRule="auto" w:before="0"/>
         <w:rPr>
           <w:sz w:val="21"/>
           <w:szCs w:val="21"/>
@@ -8125,7 +8125,7 @@
     </w:p>
     <w:p>
       <w:pPr>
-        <w:spacing w:after="0" w:line="300" w:lineRule="auto"/>
+        <w:spacing w:after="0" w:line="300" w:lineRule="auto" w:before="0"/>
         <w:rPr>
           <w:sz w:val="21"/>
           <w:szCs w:val="21"/>
@@ -8207,7 +8207,7 @@
     </w:p>
     <w:p>
       <w:pPr>
-        <w:spacing w:after="0" w:line="300" w:lineRule="auto"/>
+        <w:spacing w:after="0" w:line="300" w:lineRule="auto" w:before="0"/>
         <w:rPr>
           <w:sz w:val="21"/>
           <w:szCs w:val="21"/>
@@ -8262,7 +8262,7 @@
     </w:p>
     <w:p>
       <w:pPr>
-        <w:spacing w:after="0" w:line="300" w:lineRule="auto"/>
+        <w:spacing w:after="0" w:line="300" w:lineRule="auto" w:before="0"/>
         <w:rPr>
           <w:sz w:val="21"/>
           <w:szCs w:val="21"/>
@@ -8317,7 +8317,7 @@
     </w:p>
     <w:p>
       <w:pPr>
-        <w:spacing w:after="0" w:line="300" w:lineRule="auto"/>
+        <w:spacing w:after="0" w:line="300" w:lineRule="auto" w:before="0"/>
         <w:rPr>
           <w:sz w:val="21"/>
           <w:szCs w:val="21"/>
@@ -8363,7 +8363,7 @@
     </w:p>
     <w:p>
       <w:pPr>
-        <w:spacing w:after="0" w:line="300" w:lineRule="auto"/>
+        <w:spacing w:after="0" w:line="300" w:lineRule="auto" w:before="0"/>
         <w:rPr>
           <w:sz w:val="21"/>
           <w:szCs w:val="21"/>
@@ -8409,7 +8409,7 @@
     </w:p>
     <w:p>
       <w:pPr>
-        <w:spacing w:after="0" w:line="300" w:lineRule="auto"/>
+        <w:spacing w:after="0" w:line="300" w:lineRule="auto" w:before="0"/>
         <w:rPr>
           <w:sz w:val="21"/>
           <w:szCs w:val="21"/>
@@ -8455,7 +8455,7 @@
     </w:p>
     <w:p>
       <w:pPr>
-        <w:spacing w:after="0" w:line="300" w:lineRule="auto"/>
+        <w:spacing w:after="0" w:line="300" w:lineRule="auto" w:before="0"/>
         <w:rPr>
           <w:sz w:val="21"/>
           <w:szCs w:val="21"/>
@@ -8492,7 +8492,7 @@
     </w:p>
     <w:p>
       <w:pPr>
-        <w:spacing w:after="0" w:line="300" w:lineRule="auto"/>
+        <w:spacing w:after="0" w:line="300" w:lineRule="auto" w:before="0"/>
         <w:rPr>
           <w:sz w:val="21"/>
           <w:szCs w:val="21"/>
@@ -8502,7 +8502,7 @@
     </w:p>
     <w:p>
       <w:pPr>
-        <w:spacing w:after="0" w:line="300" w:lineRule="auto"/>
+        <w:spacing w:after="0" w:line="300" w:lineRule="auto" w:before="0"/>
         <w:rPr>
           <w:sz w:val="21"/>
           <w:szCs w:val="21"/>
@@ -8569,7 +8569,7 @@
           </w:tcPr>
           <w:p>
             <w:pPr>
-              <w:spacing w:after="0" w:line="300" w:lineRule="auto"/>
+              <w:spacing w:after="0" w:line="300" w:lineRule="auto" w:before="0"/>
               <w:rPr>
                 <w:sz w:val="21"/>
                 <w:szCs w:val="21"/>
@@ -8602,7 +8602,7 @@
           </w:tcPr>
           <w:p>
             <w:pPr>
-              <w:spacing w:after="0" w:line="300" w:lineRule="auto"/>
+              <w:spacing w:after="0" w:line="300" w:lineRule="auto" w:before="0"/>
               <w:rPr>
                 <w:sz w:val="21"/>
                 <w:szCs w:val="21"/>
@@ -8637,7 +8637,7 @@
           </w:tcPr>
           <w:p>
             <w:pPr>
-              <w:spacing w:after="0" w:line="300" w:lineRule="auto"/>
+              <w:spacing w:after="0" w:line="300" w:lineRule="auto" w:before="0"/>
               <w:rPr>
                 <w:rFonts w:eastAsia="宋体"/>
                 <w:i/>
@@ -8741,7 +8741,7 @@
           </w:tcPr>
           <w:p>
             <w:pPr>
-              <w:spacing w:after="0" w:line="300" w:lineRule="auto"/>
+              <w:spacing w:after="0" w:line="300" w:lineRule="auto" w:before="0"/>
               <w:rPr>
                 <w:rFonts w:eastAsia="宋体"/>
                 <w:i/>
@@ -8931,7 +8931,7 @@
           </w:tcPr>
           <w:p>
             <w:pPr>
-              <w:spacing w:after="0" w:line="300" w:lineRule="auto"/>
+              <w:spacing w:after="0" w:line="300" w:lineRule="auto" w:before="0"/>
               <w:rPr>
                 <w:rFonts w:eastAsia="宋体"/>
                 <w:i/>
@@ -9022,7 +9022,7 @@
           </w:tcPr>
           <w:p>
             <w:pPr>
-              <w:spacing w:after="0" w:line="300" w:lineRule="auto"/>
+              <w:spacing w:after="0" w:line="300" w:lineRule="auto" w:before="0"/>
               <w:rPr>
                 <w:sz w:val="21"/>
                 <w:szCs w:val="21"/>
@@ -9049,7 +9049,7 @@
           </w:tcPr>
           <w:p>
             <w:pPr>
-              <w:spacing w:after="0" w:line="300" w:lineRule="auto"/>
+              <w:spacing w:after="0" w:line="300" w:lineRule="auto" w:before="0"/>
               <w:rPr>
                 <w:rFonts w:eastAsia="宋体"/>
                 <w:i/>
@@ -9204,7 +9204,7 @@
           </w:tcPr>
           <w:p>
             <w:pPr>
-              <w:spacing w:after="0" w:line="300" w:lineRule="auto"/>
+              <w:spacing w:after="0" w:line="300" w:lineRule="auto" w:before="0"/>
               <w:rPr>
                 <w:sz w:val="21"/>
                 <w:szCs w:val="21"/>
@@ -9232,7 +9232,7 @@
           </w:tcPr>
           <w:p>
             <w:pPr>
-              <w:spacing w:after="0" w:line="300" w:lineRule="auto"/>
+              <w:spacing w:after="0" w:line="300" w:lineRule="auto" w:before="0"/>
               <w:rPr>
                 <w:rFonts w:eastAsia="宋体"/>
                 <w:i/>
@@ -9401,7 +9401,7 @@
           </w:tcPr>
           <w:p>
             <w:pPr>
-              <w:spacing w:after="0" w:line="300" w:lineRule="auto"/>
+              <w:spacing w:after="0" w:line="300" w:lineRule="auto" w:before="0"/>
               <w:rPr>
                 <w:rFonts w:eastAsia="宋体"/>
                 <w:i/>
@@ -9697,7 +9697,7 @@
     </w:tbl>
     <w:p>
       <w:pPr>
-        <w:spacing w:after="0" w:line="300" w:lineRule="auto"/>
+        <w:spacing w:after="0" w:line="300" w:lineRule="auto" w:before="0"/>
         <w:rPr>
           <w:sz w:val="21"/>
           <w:szCs w:val="21"/>
@@ -9725,7 +9725,7 @@
     </w:p>
     <w:p>
       <w:pPr>
-        <w:spacing w:after="0" w:line="300" w:lineRule="auto"/>
+        <w:spacing w:after="0" w:line="300" w:lineRule="auto" w:before="0"/>
         <w:rPr>
           <w:sz w:val="21"/>
           <w:szCs w:val="21"/>
@@ -9781,7 +9781,7 @@
     </w:p>
     <w:p>
       <w:pPr>
-        <w:spacing w:after="0" w:line="300" w:lineRule="auto"/>
+        <w:spacing w:after="0" w:line="300" w:lineRule="auto" w:before="0"/>
         <w:rPr>
           <w:sz w:val="21"/>
           <w:szCs w:val="21"/>
@@ -9836,7 +9836,7 @@
     </w:p>
     <w:p>
       <w:pPr>
-        <w:spacing w:after="0" w:line="300" w:lineRule="auto"/>
+        <w:spacing w:after="0" w:line="300" w:lineRule="auto" w:before="0"/>
         <w:rPr>
           <w:sz w:val="21"/>
           <w:szCs w:val="21"/>
@@ -9846,7 +9846,7 @@
     </w:p>
     <w:p>
       <w:pPr>
-        <w:spacing w:after="0" w:line="300" w:lineRule="auto"/>
+        <w:spacing w:after="0" w:line="300" w:lineRule="auto" w:before="0"/>
         <w:rPr>
           <w:sz w:val="21"/>
           <w:szCs w:val="21"/>
@@ -9876,7 +9876,7 @@
     </w:p>
     <w:p>
       <w:pPr>
-        <w:spacing w:after="0" w:line="300" w:lineRule="auto"/>
+        <w:spacing w:after="0" w:line="300" w:lineRule="auto" w:before="0"/>
         <w:rPr>
           <w:sz w:val="21"/>
           <w:szCs w:val="21"/>
@@ -9968,7 +9968,7 @@
     </w:p>
     <w:p>
       <w:pPr>
-        <w:spacing w:after="0" w:line="300" w:lineRule="auto"/>
+        <w:spacing w:after="0" w:line="300" w:lineRule="auto" w:before="0"/>
         <w:rPr>
           <w:sz w:val="21"/>
           <w:szCs w:val="21"/>
@@ -10063,7 +10063,7 @@
     </w:p>
     <w:p>
       <w:pPr>
-        <w:spacing w:after="0" w:line="300" w:lineRule="auto"/>
+        <w:spacing w:after="0" w:line="300" w:lineRule="auto" w:before="0"/>
         <w:rPr>
           <w:sz w:val="21"/>
           <w:szCs w:val="21"/>
@@ -10113,7 +10113,7 @@
     </w:p>
     <w:p>
       <w:pPr>
-        <w:spacing w:after="0" w:line="300" w:lineRule="auto"/>
+        <w:spacing w:after="0" w:line="300" w:lineRule="auto" w:before="0"/>
         <w:rPr>
           <w:sz w:val="21"/>
           <w:szCs w:val="21"/>
@@ -10167,7 +10167,7 @@
     </w:p>
     <w:p>
       <w:pPr>
-        <w:spacing w:after="0" w:line="300" w:lineRule="auto"/>
+        <w:spacing w:after="0" w:line="300" w:lineRule="auto" w:before="0"/>
         <w:rPr>
           <w:sz w:val="21"/>
           <w:szCs w:val="21"/>
@@ -10295,7 +10295,7 @@
     </w:p>
     <w:p>
       <w:pPr>
-        <w:spacing w:after="0" w:line="300" w:lineRule="auto"/>
+        <w:spacing w:after="0" w:line="300" w:lineRule="auto" w:before="0"/>
         <w:rPr>
           <w:sz w:val="21"/>
           <w:szCs w:val="21"/>
@@ -10510,7 +10510,7 @@
     </w:p>
     <w:p>
       <w:pPr>
-        <w:spacing w:after="0" w:line="300" w:lineRule="auto"/>
+        <w:spacing w:after="0" w:line="300" w:lineRule="auto" w:before="0"/>
         <w:rPr>
           <w:sz w:val="21"/>
           <w:szCs w:val="21"/>
@@ -10616,7 +10616,7 @@
     </w:p>
     <w:p>
       <w:pPr>
-        <w:spacing w:after="0" w:line="300" w:lineRule="auto"/>
+        <w:spacing w:after="0" w:line="300" w:lineRule="auto" w:before="0"/>
         <w:rPr>
           <w:sz w:val="21"/>
           <w:szCs w:val="21"/>
@@ -10653,7 +10653,7 @@
     </w:p>
     <w:p>
       <w:pPr>
-        <w:spacing w:after="0" w:line="300" w:lineRule="auto"/>
+        <w:spacing w:after="0" w:line="300" w:lineRule="auto" w:before="0"/>
         <w:rPr>
           <w:sz w:val="21"/>
           <w:szCs w:val="21"/>
@@ -10663,7 +10663,7 @@
     </w:p>
     <w:p>
       <w:pPr>
-        <w:spacing w:after="0" w:line="300" w:lineRule="auto"/>
+        <w:spacing w:after="0" w:line="300" w:lineRule="auto" w:before="0"/>
         <w:rPr>
           <w:rFonts w:eastAsia="宋体"/>
           <w:i/>
@@ -10712,7 +10712,7 @@
     </w:p>
     <w:p>
       <w:pPr>
-        <w:spacing w:after="0" w:line="300" w:lineRule="auto"/>
+        <w:spacing w:after="0" w:line="300" w:lineRule="auto" w:before="0"/>
         <w:rPr>
           <w:rFonts w:eastAsia="宋体"/>
           <w:i/>
@@ -10882,7 +10882,7 @@
     </w:p>
     <w:p>
       <w:pPr>
-        <w:spacing w:after="0" w:line="300" w:lineRule="auto"/>
+        <w:spacing w:after="0" w:line="300" w:lineRule="auto" w:before="0"/>
         <w:rPr>
           <w:rFonts w:eastAsia="宋体"/>
           <w:i/>
@@ -10979,7 +10979,7 @@
     </w:p>
     <w:p>
       <w:pPr>
-        <w:spacing w:after="0" w:line="300" w:lineRule="auto"/>
+        <w:spacing w:after="0" w:line="300" w:lineRule="auto" w:before="0"/>
         <w:rPr>
           <w:rFonts w:eastAsia="宋体"/>
           <w:i/>
@@ -11163,7 +11163,7 @@
     </w:p>
     <w:p>
       <w:pPr>
-        <w:spacing w:after="0" w:line="300" w:lineRule="auto"/>
+        <w:spacing w:after="0" w:line="300" w:lineRule="auto" w:before="0"/>
         <w:rPr>
           <w:rFonts w:eastAsia="宋体"/>
           <w:i/>
@@ -11222,7 +11222,7 @@
     </w:p>
     <w:p>
       <w:pPr>
-        <w:spacing w:after="0" w:line="300" w:lineRule="auto"/>
+        <w:spacing w:after="0" w:line="300" w:lineRule="auto" w:before="0"/>
         <w:rPr>
           <w:rFonts w:eastAsia="宋体"/>
           <w:i/>
@@ -11333,7 +11333,7 @@
     </w:p>
     <w:p>
       <w:pPr>
-        <w:spacing w:after="0" w:line="300" w:lineRule="auto"/>
+        <w:spacing w:after="0" w:line="300" w:lineRule="auto" w:before="0"/>
         <w:rPr>
           <w:rFonts w:eastAsia="宋体"/>
           <w:i/>
@@ -11441,7 +11441,7 @@
           </w:tcPr>
           <w:p>
             <w:pPr>
-              <w:spacing w:after="0" w:line="300" w:lineRule="auto"/>
+              <w:spacing w:after="0" w:line="300" w:lineRule="auto" w:before="0"/>
               <w:rPr>
                 <w:rFonts w:eastAsia="宋体"/>
                 <w:i/>
@@ -11469,7 +11469,7 @@
           </w:tcPr>
           <w:p>
             <w:pPr>
-              <w:spacing w:after="0" w:line="300" w:lineRule="auto"/>
+              <w:spacing w:after="0" w:line="300" w:lineRule="auto" w:before="0"/>
               <w:rPr>
                 <w:rFonts w:eastAsia="宋体"/>
                 <w:i/>
@@ -11538,7 +11538,7 @@
           </w:tcPr>
           <w:p>
             <w:pPr>
-              <w:spacing w:after="0" w:line="300" w:lineRule="auto"/>
+              <w:spacing w:after="0" w:line="300" w:lineRule="auto" w:before="0"/>
               <w:rPr>
                 <w:rFonts w:eastAsia="宋体"/>
                 <w:i/>
@@ -11609,7 +11609,7 @@
           </w:tcPr>
           <w:p>
             <w:pPr>
-              <w:spacing w:after="0" w:line="300" w:lineRule="auto"/>
+              <w:spacing w:after="0" w:line="300" w:lineRule="auto" w:before="0"/>
               <w:rPr>
                 <w:rFonts w:eastAsia="宋体"/>
                 <w:i/>
@@ -11644,7 +11644,7 @@
           </w:tcPr>
           <w:p>
             <w:pPr>
-              <w:spacing w:after="0" w:line="300" w:lineRule="auto"/>
+              <w:spacing w:after="0" w:line="300" w:lineRule="auto" w:before="0"/>
               <w:rPr>
                 <w:rFonts w:eastAsia="宋体"/>
                 <w:i/>
@@ -11716,7 +11716,7 @@
           </w:tcPr>
           <w:p>
             <w:pPr>
-              <w:spacing w:after="0" w:line="300" w:lineRule="auto"/>
+              <w:spacing w:after="0" w:line="300" w:lineRule="auto" w:before="0"/>
               <w:rPr>
                 <w:rFonts w:eastAsia="宋体"/>
                 <w:i/>
@@ -11790,7 +11790,7 @@
           </w:tcPr>
           <w:p>
             <w:pPr>
-              <w:spacing w:after="0" w:line="300" w:lineRule="auto"/>
+              <w:spacing w:after="0" w:line="300" w:lineRule="auto" w:before="0"/>
               <w:rPr>
                 <w:rFonts w:eastAsia="宋体"/>
                 <w:i/>
@@ -11827,7 +11827,7 @@
           </w:tcPr>
           <w:p>
             <w:pPr>
-              <w:spacing w:after="0" w:line="300" w:lineRule="auto"/>
+              <w:spacing w:after="0" w:line="300" w:lineRule="auto" w:before="0"/>
               <w:rPr>
                 <w:rFonts w:eastAsia="宋体"/>
                 <w:i/>
@@ -11864,7 +11864,7 @@
           </w:tcPr>
           <w:p>
             <w:pPr>
-              <w:spacing w:after="0" w:line="300" w:lineRule="auto"/>
+              <w:spacing w:after="0" w:line="300" w:lineRule="auto" w:before="0"/>
               <w:rPr>
                 <w:rFonts w:eastAsia="宋体"/>
                 <w:i/>
@@ -11903,7 +11903,7 @@
           </w:tcPr>
           <w:p>
             <w:pPr>
-              <w:spacing w:after="0" w:line="300" w:lineRule="auto"/>
+              <w:spacing w:after="0" w:line="300" w:lineRule="auto" w:before="0"/>
               <w:rPr>
                 <w:rFonts w:eastAsia="宋体"/>
                 <w:i/>
@@ -11938,7 +11938,7 @@
           </w:tcPr>
           <w:p>
             <w:pPr>
-              <w:spacing w:after="0" w:line="300" w:lineRule="auto"/>
+              <w:spacing w:after="0" w:line="300" w:lineRule="auto" w:before="0"/>
               <w:rPr>
                 <w:rFonts w:eastAsia="宋体"/>
                 <w:i/>
@@ -12042,7 +12042,7 @@
           </w:tcPr>
           <w:p>
             <w:pPr>
-              <w:spacing w:after="0" w:line="300" w:lineRule="auto"/>
+              <w:spacing w:after="0" w:line="300" w:lineRule="auto" w:before="0"/>
               <w:rPr>
                 <w:rFonts w:eastAsia="宋体"/>
                 <w:i/>
@@ -12082,7 +12082,7 @@
           </w:tcPr>
           <w:p>
             <w:pPr>
-              <w:spacing w:after="0" w:line="300" w:lineRule="auto"/>
+              <w:spacing w:after="0" w:line="300" w:lineRule="auto" w:before="0"/>
               <w:rPr>
                 <w:rFonts w:eastAsia="宋体"/>
                 <w:i/>
@@ -12129,7 +12129,7 @@
           </w:tcPr>
           <w:p>
             <w:pPr>
-              <w:spacing w:after="0" w:line="300" w:lineRule="auto"/>
+              <w:spacing w:after="0" w:line="300" w:lineRule="auto" w:before="0"/>
               <w:rPr>
                 <w:rFonts w:eastAsia="宋体"/>
                 <w:i/>
@@ -12164,7 +12164,7 @@
           </w:tcPr>
           <w:p>
             <w:pPr>
-              <w:spacing w:after="0" w:line="300" w:lineRule="auto"/>
+              <w:spacing w:after="0" w:line="300" w:lineRule="auto" w:before="0"/>
               <w:rPr>
                 <w:rFonts w:eastAsia="宋体"/>
                 <w:i/>
@@ -12201,7 +12201,7 @@
           </w:tcPr>
           <w:p>
             <w:pPr>
-              <w:spacing w:after="0" w:line="300" w:lineRule="auto"/>
+              <w:spacing w:after="0" w:line="300" w:lineRule="auto" w:before="0"/>
               <w:rPr>
                 <w:rFonts w:eastAsia="宋体"/>
                 <w:i/>
@@ -12222,7 +12222,7 @@
           </w:p>
           <w:p>
             <w:pPr>
-              <w:spacing w:after="0" w:line="300" w:lineRule="auto"/>
+              <w:spacing w:after="0" w:line="300" w:lineRule="auto" w:before="0"/>
               <w:rPr>
                 <w:rFonts w:eastAsia="宋体"/>
                 <w:i/>
@@ -12297,7 +12297,7 @@
           </w:tcPr>
           <w:p>
             <w:pPr>
-              <w:spacing w:after="0" w:line="300" w:lineRule="auto"/>
+              <w:spacing w:after="0" w:line="300" w:lineRule="auto" w:before="0"/>
               <w:rPr>
                 <w:rFonts w:eastAsia="宋体"/>
                 <w:i/>
@@ -12334,7 +12334,7 @@
           </w:tcPr>
           <w:p>
             <w:pPr>
-              <w:spacing w:after="0" w:line="300" w:lineRule="auto"/>
+              <w:spacing w:after="0" w:line="300" w:lineRule="auto" w:before="0"/>
               <w:rPr>
                 <w:rFonts w:eastAsia="宋体"/>
                 <w:i/>
@@ -12373,7 +12373,7 @@
           </w:tcPr>
           <w:p>
             <w:pPr>
-              <w:spacing w:after="0" w:line="300" w:lineRule="auto"/>
+              <w:spacing w:after="0" w:line="300" w:lineRule="auto" w:before="0"/>
               <w:rPr>
                 <w:rFonts w:eastAsia="宋体"/>
                 <w:i/>
@@ -12408,7 +12408,7 @@
           </w:tcPr>
           <w:p>
             <w:pPr>
-              <w:spacing w:after="0" w:line="300" w:lineRule="auto"/>
+              <w:spacing w:after="0" w:line="300" w:lineRule="auto" w:before="0"/>
               <w:rPr>
                 <w:rFonts w:eastAsia="宋体"/>
                 <w:i/>
@@ -12463,7 +12463,7 @@
           </w:tcPr>
           <w:p>
             <w:pPr>
-              <w:spacing w:after="0" w:line="300" w:lineRule="auto"/>
+              <w:spacing w:after="0" w:line="300" w:lineRule="auto" w:before="0"/>
               <w:rPr>
                 <w:rFonts w:eastAsia="宋体"/>
                 <w:i/>
@@ -12485,7 +12485,7 @@
     </w:tbl>
     <w:p>
       <w:pPr>
-        <w:spacing w:after="0" w:line="300" w:lineRule="auto"/>
+        <w:spacing w:after="0" w:line="300" w:lineRule="auto" w:before="0"/>
         <w:rPr>
           <w:sz w:val="21"/>
           <w:szCs w:val="21"/>
@@ -12539,7 +12539,7 @@
     </w:p>
     <w:p>
       <w:pPr>
-        <w:spacing w:after="0" w:line="300" w:lineRule="auto"/>
+        <w:spacing w:after="0" w:line="300" w:lineRule="auto" w:before="0"/>
         <w:rPr>
           <w:sz w:val="21"/>
           <w:szCs w:val="21"/>
@@ -12548,7 +12548,7 @@
     </w:p>
     <w:p>
       <w:pPr>
-        <w:spacing w:after="0" w:line="300" w:lineRule="auto"/>
+        <w:spacing w:after="0" w:line="300" w:lineRule="auto" w:before="0"/>
         <w:rPr>
           <w:sz w:val="21"/>
           <w:szCs w:val="21"/>
@@ -12598,7 +12598,7 @@
     </w:p>
     <w:p>
       <w:pPr>
-        <w:spacing w:after="0" w:line="300" w:lineRule="auto"/>
+        <w:spacing w:after="0" w:line="300" w:lineRule="auto" w:before="0"/>
         <w:rPr>
           <w:sz w:val="21"/>
           <w:szCs w:val="21"/>
@@ -12738,7 +12738,7 @@
     </w:p>
     <w:p>
       <w:pPr>
-        <w:spacing w:after="0" w:line="300" w:lineRule="auto"/>
+        <w:spacing w:after="0" w:line="300" w:lineRule="auto" w:before="0"/>
         <w:rPr>
           <w:sz w:val="21"/>
           <w:szCs w:val="21"/>
@@ -12792,7 +12792,7 @@
     </w:p>
     <w:p>
       <w:pPr>
-        <w:spacing w:after="0" w:line="300" w:lineRule="auto"/>
+        <w:spacing w:after="0" w:line="300" w:lineRule="auto" w:before="0"/>
         <w:rPr>
           <w:sz w:val="21"/>
           <w:szCs w:val="21"/>
@@ -12963,7 +12963,7 @@
     </w:p>
     <w:p>
       <w:pPr>
-        <w:spacing w:after="0" w:line="300" w:lineRule="auto"/>
+        <w:spacing w:after="0" w:line="300" w:lineRule="auto" w:before="0"/>
         <w:rPr>
           <w:sz w:val="21"/>
           <w:szCs w:val="21"/>
@@ -13036,7 +13036,7 @@
     </w:p>
     <w:p>
       <w:pPr>
-        <w:spacing w:after="0" w:line="300" w:lineRule="auto"/>
+        <w:spacing w:after="0" w:line="300" w:lineRule="auto" w:before="0"/>
         <w:rPr>
           <w:sz w:val="21"/>
           <w:szCs w:val="21"/>
@@ -13138,7 +13138,7 @@
     </w:p>
     <w:p>
       <w:pPr>
-        <w:spacing w:after="0" w:line="300" w:lineRule="auto"/>
+        <w:spacing w:after="0" w:line="300" w:lineRule="auto" w:before="0"/>
         <w:rPr>
           <w:sz w:val="21"/>
           <w:szCs w:val="21"/>
@@ -13328,7 +13328,7 @@
     </w:p>
     <w:p>
       <w:pPr>
-        <w:spacing w:after="0" w:line="300" w:lineRule="auto"/>
+        <w:spacing w:after="0" w:line="300" w:lineRule="auto" w:before="0"/>
         <w:rPr>
           <w:sz w:val="21"/>
           <w:szCs w:val="21"/>
@@ -13356,7 +13356,7 @@
     </w:p>
     <w:p>
       <w:pPr>
-        <w:spacing w:after="0" w:line="300" w:lineRule="auto"/>
+        <w:spacing w:after="0" w:line="300" w:lineRule="auto" w:before="0"/>
         <w:rPr>
           <w:sz w:val="21"/>
           <w:szCs w:val="21"/>
@@ -13420,7 +13420,7 @@
     </w:p>
     <w:p>
       <w:pPr>
-        <w:spacing w:after="0" w:line="300" w:lineRule="auto"/>
+        <w:spacing w:after="0" w:line="300" w:lineRule="auto" w:before="0"/>
         <w:rPr>
           <w:sz w:val="21"/>
           <w:szCs w:val="21"/>
@@ -13448,7 +13448,7 @@
     </w:p>
     <w:p>
       <w:pPr>
-        <w:spacing w:after="0" w:line="300" w:lineRule="auto"/>
+        <w:spacing w:after="0" w:line="300" w:lineRule="auto" w:before="0"/>
         <w:rPr>
           <w:sz w:val="21"/>
           <w:szCs w:val="21"/>
@@ -13580,7 +13580,7 @@
     </w:p>
     <w:p>
       <w:pPr>
-        <w:spacing w:after="0" w:line="300" w:lineRule="auto"/>
+        <w:spacing w:after="0" w:line="300" w:lineRule="auto" w:before="0"/>
         <w:rPr>
           <w:sz w:val="21"/>
           <w:szCs w:val="21"/>
@@ -13608,7 +13608,7 @@
     </w:p>
     <w:p>
       <w:pPr>
-        <w:spacing w:after="0" w:line="300" w:lineRule="auto"/>
+        <w:spacing w:after="0" w:line="300" w:lineRule="auto" w:before="0"/>
         <w:rPr>
           <w:sz w:val="21"/>
           <w:szCs w:val="21"/>
@@ -13645,7 +13645,7 @@
     </w:p>
     <w:p>
       <w:pPr>
-        <w:spacing w:after="0" w:line="300" w:lineRule="auto"/>
+        <w:spacing w:after="0" w:line="300" w:lineRule="auto" w:before="0"/>
         <w:rPr>
           <w:sz w:val="21"/>
           <w:szCs w:val="21"/>
@@ -13655,7 +13655,7 @@
     </w:p>
     <w:p>
       <w:pPr>
-        <w:spacing w:after="0" w:line="300" w:lineRule="auto"/>
+        <w:spacing w:after="0" w:line="300" w:lineRule="auto" w:before="0"/>
         <w:rPr>
           <w:sz w:val="21"/>
           <w:szCs w:val="21"/>
@@ -13683,7 +13683,7 @@
     </w:p>
     <w:p>
       <w:pPr>
-        <w:spacing w:after="0" w:line="300" w:lineRule="auto"/>
+        <w:spacing w:after="0" w:line="300" w:lineRule="auto" w:before="0"/>
         <w:rPr>
           <w:sz w:val="21"/>
           <w:szCs w:val="21"/>
@@ -13702,7 +13702,7 @@
     </w:p>
     <w:p>
       <w:pPr>
-        <w:spacing w:after="0" w:line="300" w:lineRule="auto"/>
+        <w:spacing w:after="0" w:line="300" w:lineRule="auto" w:before="0"/>
         <w:rPr>
           <w:sz w:val="21"/>
           <w:szCs w:val="21"/>
@@ -13730,7 +13730,7 @@
     </w:p>
     <w:p>
       <w:pPr>
-        <w:spacing w:after="0" w:line="300" w:lineRule="auto"/>
+        <w:spacing w:after="0" w:line="300" w:lineRule="auto" w:before="0"/>
         <w:rPr>
           <w:sz w:val="21"/>
           <w:szCs w:val="21"/>
@@ -13768,7 +13768,7 @@
     </w:p>
     <w:p>
       <w:pPr>
-        <w:spacing w:after="0" w:line="300" w:lineRule="auto"/>
+        <w:spacing w:after="0" w:line="300" w:lineRule="auto" w:before="0"/>
         <w:rPr>
           <w:sz w:val="21"/>
           <w:szCs w:val="21"/>
@@ -13895,7 +13895,7 @@
     </w:p>
     <w:p>
       <w:pPr>
-        <w:spacing w:after="0" w:line="300" w:lineRule="auto"/>
+        <w:spacing w:after="0" w:line="300" w:lineRule="auto" w:before="0"/>
         <w:rPr>
           <w:sz w:val="21"/>
           <w:szCs w:val="21"/>
@@ -13959,7 +13959,7 @@
     </w:p>
     <w:p>
       <w:pPr>
-        <w:spacing w:after="0" w:line="300" w:lineRule="auto"/>
+        <w:spacing w:after="0" w:line="300" w:lineRule="auto" w:before="0"/>
         <w:rPr>
           <w:sz w:val="21"/>
           <w:szCs w:val="21"/>
@@ -14023,7 +14023,7 @@
     </w:p>
     <w:p>
       <w:pPr>
-        <w:spacing w:after="0" w:line="300" w:lineRule="auto"/>
+        <w:spacing w:after="0" w:line="300" w:lineRule="auto" w:before="0"/>
         <w:rPr>
           <w:sz w:val="21"/>
           <w:szCs w:val="21"/>
@@ -14060,7 +14060,7 @@
     </w:p>
     <w:p>
       <w:pPr>
-        <w:spacing w:after="0" w:line="300" w:lineRule="auto"/>
+        <w:spacing w:after="0" w:line="300" w:lineRule="auto" w:before="0"/>
         <w:rPr>
           <w:sz w:val="21"/>
           <w:szCs w:val="21"/>
@@ -14079,7 +14079,7 @@
     </w:p>
     <w:p>
       <w:pPr>
-        <w:spacing w:after="0" w:line="300" w:lineRule="auto"/>
+        <w:spacing w:after="0" w:line="300" w:lineRule="auto" w:before="0"/>
         <w:rPr>
           <w:sz w:val="21"/>
           <w:szCs w:val="21"/>
@@ -14089,7 +14089,7 @@
     </w:p>
     <w:p>
       <w:pPr>
-        <w:spacing w:after="0" w:line="300" w:lineRule="auto"/>
+        <w:spacing w:after="0" w:line="300" w:lineRule="auto" w:before="0"/>
         <w:rPr>
           <w:sz w:val="21"/>
           <w:szCs w:val="21"/>
@@ -14117,7 +14117,7 @@
     </w:p>
     <w:p>
       <w:pPr>
-        <w:spacing w:after="0" w:line="300" w:lineRule="auto"/>
+        <w:spacing w:after="0" w:line="300" w:lineRule="auto" w:before="0"/>
         <w:rPr>
           <w:rFonts w:eastAsia="宋体"/>
           <w:i/>
@@ -14311,7 +14311,7 @@
     </w:p>
     <w:p>
       <w:pPr>
-        <w:spacing w:after="0" w:line="300" w:lineRule="auto"/>
+        <w:spacing w:after="0" w:line="300" w:lineRule="auto" w:before="0"/>
         <w:rPr>
           <w:rFonts w:eastAsia="宋体"/>
           <w:i/>
@@ -14495,7 +14495,7 @@
     </w:p>
     <w:p>
       <w:pPr>
-        <w:spacing w:after="0" w:line="300" w:lineRule="auto"/>
+        <w:spacing w:after="0" w:line="300" w:lineRule="auto" w:before="0"/>
         <w:rPr>
           <w:rFonts w:eastAsia="宋体"/>
           <w:i/>
@@ -14525,7 +14525,7 @@
     </w:p>
     <w:p>
       <w:pPr>
-        <w:spacing w:after="0" w:line="300" w:lineRule="auto"/>
+        <w:spacing w:after="0" w:line="300" w:lineRule="auto" w:before="0"/>
         <w:rPr>
           <w:rFonts w:eastAsia="宋体"/>
           <w:i/>
@@ -14683,7 +14683,7 @@
     </w:p>
     <w:p>
       <w:pPr>
-        <w:spacing w:after="0" w:line="300" w:lineRule="auto"/>
+        <w:spacing w:after="0" w:line="300" w:lineRule="auto" w:before="0"/>
         <w:rPr>
           <w:rFonts w:eastAsia="宋体"/>
           <w:i/>
@@ -14713,7 +14713,7 @@
     </w:p>
     <w:p>
       <w:pPr>
-        <w:spacing w:after="0" w:line="300" w:lineRule="auto"/>
+        <w:spacing w:after="0" w:line="300" w:lineRule="auto" w:before="0"/>
         <w:rPr>
           <w:rFonts w:eastAsia="宋体"/>
           <w:i/>
@@ -14907,7 +14907,7 @@
     </w:p>
     <w:p>
       <w:pPr>
-        <w:spacing w:after="0" w:line="300" w:lineRule="auto"/>
+        <w:spacing w:after="0" w:line="300" w:lineRule="auto" w:before="0"/>
         <w:rPr>
           <w:rFonts w:eastAsia="宋体"/>
           <w:i/>
@@ -15101,7 +15101,7 @@
     </w:p>
     <w:p>
       <w:pPr>
-        <w:spacing w:after="0" w:line="300" w:lineRule="auto"/>
+        <w:spacing w:after="0" w:line="300" w:lineRule="auto" w:before="0"/>
         <w:rPr>
           <w:rFonts w:eastAsia="宋体"/>
           <w:i/>
@@ -15131,7 +15131,7 @@
     </w:p>
     <w:p>
       <w:pPr>
-        <w:spacing w:after="0" w:line="300" w:lineRule="auto"/>
+        <w:spacing w:after="0" w:line="300" w:lineRule="auto" w:before="0"/>
         <w:rPr>
           <w:rFonts w:eastAsia="宋体"/>
           <w:i/>
@@ -15319,7 +15319,7 @@
     </w:p>
     <w:p>
       <w:pPr>
-        <w:spacing w:after="0" w:line="300" w:lineRule="auto"/>
+        <w:spacing w:after="0" w:line="300" w:lineRule="auto" w:before="0"/>
         <w:rPr>
           <w:rFonts w:eastAsia="宋体"/>
           <w:i/>
@@ -15414,7 +15414,7 @@
     </w:p>
     <w:p>
       <w:pPr>
-        <w:spacing w:after="0" w:line="300" w:lineRule="auto"/>
+        <w:spacing w:after="0" w:line="300" w:lineRule="auto" w:before="0"/>
         <w:rPr>
           <w:rFonts w:eastAsia="宋体"/>
           <w:i/>
@@ -15444,7 +15444,7 @@
     </w:p>
     <w:p>
       <w:pPr>
-        <w:spacing w:after="0" w:line="300" w:lineRule="auto"/>
+        <w:spacing w:after="0" w:line="300" w:lineRule="auto" w:before="0"/>
         <w:rPr>
           <w:rFonts w:eastAsia="宋体"/>
           <w:i/>
@@ -15857,7 +15857,7 @@
     </w:p>
     <w:p>
       <w:pPr>
-        <w:spacing w:after="0" w:line="300" w:lineRule="auto"/>
+        <w:spacing w:after="0" w:line="300" w:lineRule="auto" w:before="0"/>
         <w:rPr>
           <w:rFonts w:eastAsia="宋体"/>
           <w:i/>
@@ -16003,7 +16003,7 @@
     </w:p>
     <w:p>
       <w:pPr>
-        <w:spacing w:after="0" w:line="300" w:lineRule="auto"/>
+        <w:spacing w:after="0" w:line="300" w:lineRule="auto" w:before="0"/>
         <w:rPr>
           <w:rFonts w:eastAsia="宋体"/>
           <w:i/>
@@ -16033,7 +16033,7 @@
     </w:p>
     <w:p>
       <w:pPr>
-        <w:spacing w:after="0" w:line="300" w:lineRule="auto"/>
+        <w:spacing w:after="0" w:line="300" w:lineRule="auto" w:before="0"/>
         <w:rPr>
           <w:rFonts w:eastAsia="宋体"/>
           <w:i/>
@@ -16293,7 +16293,7 @@
     </w:p>
     <w:p>
       <w:pPr>
-        <w:spacing w:after="0" w:line="300" w:lineRule="auto"/>
+        <w:spacing w:after="0" w:line="300" w:lineRule="auto" w:before="0"/>
         <w:rPr>
           <w:sz w:val="21"/>
           <w:szCs w:val="21"/>
@@ -16348,7 +16348,7 @@
     </w:p>
     <w:p>
       <w:pPr>
-        <w:spacing w:after="0" w:line="300" w:lineRule="auto"/>
+        <w:spacing w:after="0" w:line="300" w:lineRule="auto" w:before="0"/>
         <w:rPr>
           <w:sz w:val="21"/>
           <w:szCs w:val="21"/>
@@ -16357,7 +16357,7 @@
     </w:p>
     <w:p>
       <w:pPr>
-        <w:spacing w:after="0" w:line="300" w:lineRule="auto"/>
+        <w:spacing w:after="0" w:line="300" w:lineRule="auto" w:before="0"/>
         <w:rPr>
           <w:sz w:val="21"/>
           <w:szCs w:val="21"/>
@@ -16385,7 +16385,7 @@
     </w:p>
     <w:p>
       <w:pPr>
-        <w:spacing w:after="0" w:line="300" w:lineRule="auto"/>
+        <w:spacing w:after="0" w:line="300" w:lineRule="auto" w:before="0"/>
         <w:rPr>
           <w:sz w:val="21"/>
           <w:szCs w:val="21"/>
@@ -16404,7 +16404,7 @@
     </w:p>
     <w:p>
       <w:pPr>
-        <w:spacing w:after="0" w:line="300" w:lineRule="auto"/>
+        <w:spacing w:after="0" w:line="300" w:lineRule="auto" w:before="0"/>
         <w:rPr>
           <w:sz w:val="21"/>
           <w:szCs w:val="21"/>
@@ -16432,7 +16432,7 @@
     </w:p>
     <w:p>
       <w:pPr>
-        <w:spacing w:after="0" w:line="300" w:lineRule="auto"/>
+        <w:spacing w:after="0" w:line="300" w:lineRule="auto" w:before="0"/>
         <w:rPr>
           <w:sz w:val="21"/>
           <w:szCs w:val="21"/>
@@ -16469,7 +16469,7 @@
     </w:p>
     <w:p>
       <w:pPr>
-        <w:spacing w:after="0" w:line="300" w:lineRule="auto"/>
+        <w:spacing w:after="0" w:line="300" w:lineRule="auto" w:before="0"/>
         <w:rPr>
           <w:sz w:val="21"/>
           <w:szCs w:val="21"/>
@@ -16506,7 +16506,7 @@
     </w:p>
     <w:p>
       <w:pPr>
-        <w:spacing w:after="0" w:line="300" w:lineRule="auto"/>
+        <w:spacing w:after="0" w:line="300" w:lineRule="auto" w:before="0"/>
         <w:rPr>
           <w:sz w:val="21"/>
           <w:szCs w:val="21"/>
@@ -16534,7 +16534,7 @@
     </w:p>
     <w:p>
       <w:pPr>
-        <w:spacing w:after="0" w:line="300" w:lineRule="auto"/>
+        <w:spacing w:after="0" w:line="300" w:lineRule="auto" w:before="0"/>
         <w:rPr>
           <w:sz w:val="21"/>
           <w:szCs w:val="21"/>
@@ -16571,7 +16571,7 @@
     </w:p>
     <w:p>
       <w:pPr>
-        <w:spacing w:after="0" w:line="300" w:lineRule="auto"/>
+        <w:spacing w:after="0" w:line="300" w:lineRule="auto" w:before="0"/>
         <w:rPr>
           <w:rFonts w:eastAsia="宋体"/>
           <w:i/>
@@ -16686,7 +16686,7 @@
     </w:p>
     <w:p>
       <w:pPr>
-        <w:spacing w:after="0" w:line="300" w:lineRule="auto"/>
+        <w:spacing w:after="0" w:line="300" w:lineRule="auto" w:before="0"/>
         <w:rPr>
           <w:rFonts w:eastAsia="宋体"/>
           <w:i/>
@@ -16783,7 +16783,7 @@
     </w:p>
     <w:p>
       <w:pPr>
-        <w:spacing w:after="0" w:line="300" w:lineRule="auto"/>
+        <w:spacing w:after="0" w:line="300" w:lineRule="auto" w:before="0"/>
         <w:rPr>
           <w:sz w:val="21"/>
           <w:szCs w:val="21"/>
@@ -16793,7 +16793,7 @@
     </w:p>
     <w:p>
       <w:pPr>
-        <w:spacing w:after="0" w:line="300" w:lineRule="auto"/>
+        <w:spacing w:after="0" w:line="300" w:lineRule="auto" w:before="0"/>
         <w:rPr>
           <w:sz w:val="21"/>
           <w:szCs w:val="21"/>
@@ -16823,7 +16823,7 @@
     </w:p>
     <w:p>
       <w:pPr>
-        <w:spacing w:after="0" w:line="300" w:lineRule="auto"/>
+        <w:spacing w:after="0" w:line="300" w:lineRule="auto" w:before="0"/>
         <w:rPr>
           <w:sz w:val="21"/>
           <w:szCs w:val="21"/>
@@ -16945,7 +16945,7 @@
     </w:p>
     <w:p>
       <w:pPr>
-        <w:spacing w:after="0" w:line="300" w:lineRule="auto"/>
+        <w:spacing w:after="0" w:line="300" w:lineRule="auto" w:before="0"/>
         <w:rPr>
           <w:sz w:val="21"/>
           <w:szCs w:val="21"/>
@@ -16999,7 +16999,7 @@
     </w:p>
     <w:p>
       <w:pPr>
-        <w:spacing w:after="0" w:line="300" w:lineRule="auto"/>
+        <w:spacing w:after="0" w:line="300" w:lineRule="auto" w:before="0"/>
         <w:rPr>
           <w:sz w:val="21"/>
           <w:szCs w:val="21"/>
@@ -17156,7 +17156,7 @@
     </w:p>
     <w:p>
       <w:pPr>
-        <w:spacing w:after="0" w:line="300" w:lineRule="auto"/>
+        <w:spacing w:after="0" w:line="300" w:lineRule="auto" w:before="0"/>
         <w:rPr>
           <w:sz w:val="21"/>
           <w:szCs w:val="21"/>
@@ -17247,7 +17247,7 @@
     </w:p>
     <w:p>
       <w:pPr>
-        <w:spacing w:after="0" w:line="300" w:lineRule="auto"/>
+        <w:spacing w:after="0" w:line="300" w:lineRule="auto" w:before="0"/>
         <w:rPr>
           <w:sz w:val="21"/>
           <w:szCs w:val="21"/>
@@ -17358,7 +17358,7 @@
     </w:p>
     <w:p>
       <w:pPr>
-        <w:spacing w:after="0" w:line="300" w:lineRule="auto"/>
+        <w:spacing w:after="0" w:line="300" w:lineRule="auto" w:before="0"/>
         <w:rPr>
           <w:sz w:val="21"/>
           <w:szCs w:val="21"/>
@@ -17396,7 +17396,7 @@
     </w:p>
     <w:p>
       <w:pPr>
-        <w:spacing w:after="0" w:line="300" w:lineRule="auto"/>
+        <w:spacing w:after="0" w:line="300" w:lineRule="auto" w:before="0"/>
         <w:rPr>
           <w:sz w:val="21"/>
           <w:szCs w:val="21"/>
@@ -17433,7 +17433,7 @@
     </w:p>
     <w:p>
       <w:pPr>
-        <w:spacing w:after="0" w:line="300" w:lineRule="auto"/>
+        <w:spacing w:after="0" w:line="300" w:lineRule="auto" w:before="0"/>
         <w:rPr>
           <w:sz w:val="21"/>
           <w:szCs w:val="21"/>
@@ -17509,7 +17509,7 @@
     </w:p>
     <w:p>
       <w:pPr>
-        <w:spacing w:after="0" w:line="300" w:lineRule="auto"/>
+        <w:spacing w:after="0" w:line="300" w:lineRule="auto" w:before="0"/>
         <w:rPr>
           <w:sz w:val="21"/>
           <w:szCs w:val="21"/>
@@ -17546,7 +17546,7 @@
     </w:p>
     <w:p>
       <w:pPr>
-        <w:spacing w:after="0" w:line="300" w:lineRule="auto"/>
+        <w:spacing w:after="0" w:line="300" w:lineRule="auto" w:before="0"/>
         <w:rPr>
           <w:sz w:val="21"/>
           <w:szCs w:val="21"/>
@@ -17630,7 +17630,7 @@
     </w:p>
     <w:p>
       <w:pPr>
-        <w:spacing w:after="0" w:line="300" w:lineRule="auto"/>
+        <w:spacing w:after="0" w:line="300" w:lineRule="auto" w:before="0"/>
         <w:rPr>
           <w:sz w:val="21"/>
           <w:szCs w:val="21"/>
@@ -17667,7 +17667,7 @@
     </w:p>
     <w:p>
       <w:pPr>
-        <w:spacing w:after="0" w:line="300" w:lineRule="auto"/>
+        <w:spacing w:after="0" w:line="300" w:lineRule="auto" w:before="0"/>
         <w:rPr>
           <w:sz w:val="21"/>
           <w:szCs w:val="21"/>
@@ -17677,7 +17677,7 @@
     </w:p>
     <w:p>
       <w:pPr>
-        <w:spacing w:after="0" w:line="300" w:lineRule="auto"/>
+        <w:spacing w:after="0" w:line="300" w:lineRule="auto" w:before="0"/>
         <w:rPr>
           <w:sz w:val="21"/>
           <w:szCs w:val="21"/>
@@ -17696,7 +17696,7 @@
     </w:p>
     <w:p>
       <w:pPr>
-        <w:spacing w:after="0" w:line="300" w:lineRule="auto"/>
+        <w:spacing w:after="0" w:line="300" w:lineRule="auto" w:before="0"/>
         <w:rPr>
           <w:sz w:val="21"/>
           <w:szCs w:val="21"/>
@@ -17770,7 +17770,7 @@
           </w:tcPr>
           <w:p>
             <w:pPr>
-              <w:spacing w:after="0" w:line="300" w:lineRule="auto"/>
+              <w:spacing w:after="0" w:line="300" w:lineRule="auto" w:before="0"/>
               <w:rPr>
                 <w:sz w:val="21"/>
                 <w:szCs w:val="21"/>
@@ -17803,7 +17803,7 @@
           </w:tcPr>
           <w:p>
             <w:pPr>
-              <w:spacing w:after="0" w:line="300" w:lineRule="auto"/>
+              <w:spacing w:after="0" w:line="300" w:lineRule="auto" w:before="0"/>
               <w:rPr>
                 <w:sz w:val="21"/>
                 <w:szCs w:val="21"/>
@@ -17873,7 +17873,7 @@
           </w:tcPr>
           <w:p>
             <w:pPr>
-              <w:spacing w:after="0" w:line="300" w:lineRule="auto"/>
+              <w:spacing w:after="0" w:line="300" w:lineRule="auto" w:before="0"/>
               <w:rPr>
                 <w:sz w:val="21"/>
                 <w:szCs w:val="21"/>
@@ -17943,7 +17943,7 @@
           </w:tcPr>
           <w:p>
             <w:pPr>
-              <w:spacing w:after="0" w:line="300" w:lineRule="auto"/>
+              <w:spacing w:after="0" w:line="300" w:lineRule="auto" w:before="0"/>
               <w:rPr>
                 <w:sz w:val="21"/>
                 <w:szCs w:val="21"/>
@@ -18015,7 +18015,7 @@
           </w:tcPr>
           <w:p>
             <w:pPr>
-              <w:spacing w:after="0" w:line="300" w:lineRule="auto"/>
+              <w:spacing w:after="0" w:line="300" w:lineRule="auto" w:before="0"/>
               <w:rPr>
                 <w:rFonts w:eastAsia="宋体"/>
                 <w:i/>
@@ -18076,7 +18076,7 @@
           </w:tcPr>
           <w:p>
             <w:pPr>
-              <w:spacing w:after="0" w:line="300" w:lineRule="auto"/>
+              <w:spacing w:after="0" w:line="300" w:lineRule="auto" w:before="0"/>
               <w:rPr>
                 <w:rFonts w:eastAsia="宋体"/>
                 <w:i/>
@@ -18377,7 +18377,7 @@
           </w:tcPr>
           <w:p>
             <w:pPr>
-              <w:spacing w:after="0" w:line="300" w:lineRule="auto"/>
+              <w:spacing w:after="0" w:line="300" w:lineRule="auto" w:before="0"/>
               <w:rPr>
                 <w:rFonts w:eastAsia="宋体"/>
                 <w:i/>
@@ -18488,7 +18488,7 @@
           </w:tcPr>
           <w:p>
             <w:pPr>
-              <w:spacing w:after="0" w:line="300" w:lineRule="auto"/>
+              <w:spacing w:after="0" w:line="300" w:lineRule="auto" w:before="0"/>
               <w:rPr>
                 <w:rFonts w:eastAsia="宋体"/>
                 <w:i/>
@@ -18657,7 +18657,7 @@
           </w:tcPr>
           <w:p>
             <w:pPr>
-              <w:spacing w:after="0" w:line="300" w:lineRule="auto"/>
+              <w:spacing w:after="0" w:line="300" w:lineRule="auto" w:before="0"/>
               <w:rPr>
                 <w:sz w:val="21"/>
                 <w:szCs w:val="21"/>
@@ -18690,7 +18690,7 @@
           </w:tcPr>
           <w:p>
             <w:pPr>
-              <w:spacing w:after="0" w:line="300" w:lineRule="auto"/>
+              <w:spacing w:after="0" w:line="300" w:lineRule="auto" w:before="0"/>
               <w:rPr>
                 <w:rFonts w:eastAsia="宋体"/>
                 <w:i/>
@@ -18756,7 +18756,7 @@
           </w:tcPr>
           <w:p>
             <w:pPr>
-              <w:spacing w:after="0" w:line="300" w:lineRule="auto"/>
+              <w:spacing w:after="0" w:line="300" w:lineRule="auto" w:before="0"/>
               <w:rPr>
                 <w:rFonts w:eastAsia="宋体"/>
                 <w:i/>
@@ -18848,7 +18848,7 @@
           </w:tcPr>
           <w:p>
             <w:pPr>
-              <w:spacing w:after="0" w:line="300" w:lineRule="auto"/>
+              <w:spacing w:after="0" w:line="300" w:lineRule="auto" w:before="0"/>
               <w:rPr>
                 <w:rFonts w:eastAsia="宋体"/>
                 <w:i/>
@@ -18910,7 +18910,7 @@
     </w:tbl>
     <w:p>
       <w:pPr>
-        <w:spacing w:after="0" w:line="300" w:lineRule="auto"/>
+        <w:spacing w:after="0" w:line="300" w:lineRule="auto" w:before="0"/>
         <w:rPr>
           <w:sz w:val="21"/>
           <w:szCs w:val="21"/>
@@ -19001,7 +19001,7 @@
     </w:p>
     <w:p>
       <w:pPr>
-        <w:spacing w:after="0" w:line="300" w:lineRule="auto"/>
+        <w:spacing w:after="0" w:line="300" w:lineRule="auto" w:before="0"/>
         <w:rPr>
           <w:rFonts w:eastAsia="宋体"/>
           <w:i/>
@@ -19253,7 +19253,7 @@
     </w:p>
     <w:p>
       <w:pPr>
-        <w:spacing w:after="0" w:line="300" w:lineRule="auto"/>
+        <w:spacing w:after="0" w:line="300" w:lineRule="auto" w:before="0"/>
         <w:rPr>
           <w:rFonts w:eastAsia="宋体"/>
           <w:i/>
@@ -19292,7 +19292,7 @@
     </w:p>
     <w:p>
       <w:pPr>
-        <w:spacing w:after="0" w:line="300" w:lineRule="auto"/>
+        <w:spacing w:after="0" w:line="300" w:lineRule="auto" w:before="0"/>
         <w:rPr>
           <w:rFonts w:eastAsia="宋体"/>
           <w:i/>
@@ -19322,7 +19322,7 @@
     </w:p>
     <w:p>
       <w:pPr>
-        <w:spacing w:after="0" w:line="300" w:lineRule="auto"/>
+        <w:spacing w:after="0" w:line="300" w:lineRule="auto" w:before="0"/>
         <w:rPr>
           <w:rFonts w:eastAsia="宋体"/>
           <w:i/>
@@ -19352,7 +19352,7 @@
     </w:p>
     <w:p>
       <w:pPr>
-        <w:spacing w:after="0" w:line="300" w:lineRule="auto"/>
+        <w:spacing w:after="0" w:line="300" w:lineRule="auto" w:before="0"/>
         <w:rPr>
           <w:rFonts w:eastAsia="宋体"/>
           <w:i/>
@@ -19382,7 +19382,7 @@
     </w:p>
     <w:p>
       <w:pPr>
-        <w:spacing w:after="0" w:line="300" w:lineRule="auto"/>
+        <w:spacing w:after="0" w:line="300" w:lineRule="auto" w:before="0"/>
         <w:rPr>
           <w:rFonts w:eastAsia="宋体"/>
           <w:i/>
@@ -19412,7 +19412,7 @@
     </w:p>
     <w:p>
       <w:pPr>
-        <w:spacing w:after="0" w:line="300" w:lineRule="auto"/>
+        <w:spacing w:after="0" w:line="300" w:lineRule="auto" w:before="0"/>
         <w:rPr>
           <w:rFonts w:eastAsia="宋体"/>
           <w:i/>
@@ -19460,7 +19460,7 @@
     </w:p>
     <w:p>
       <w:pPr>
-        <w:spacing w:after="0" w:line="300" w:lineRule="auto"/>
+        <w:spacing w:after="0" w:line="300" w:lineRule="auto" w:before="0"/>
         <w:rPr>
           <w:rFonts w:eastAsia="宋体"/>
           <w:i/>
@@ -19499,7 +19499,7 @@
     </w:p>
     <w:p>
       <w:pPr>
-        <w:spacing w:after="0" w:line="300" w:lineRule="auto"/>
+        <w:spacing w:after="0" w:line="300" w:lineRule="auto" w:before="0"/>
         <w:rPr>
           <w:rFonts w:eastAsia="宋体"/>
           <w:i/>
@@ -19637,7 +19637,7 @@
     </w:p>
     <w:p>
       <w:pPr>
-        <w:spacing w:after="0" w:line="300" w:lineRule="auto"/>
+        <w:spacing w:after="0" w:line="300" w:lineRule="auto" w:before="0"/>
         <w:rPr>
           <w:rFonts w:eastAsia="宋体"/>
           <w:i/>
@@ -19667,7 +19667,7 @@
     </w:p>
     <w:p>
       <w:pPr>
-        <w:spacing w:after="0" w:line="300" w:lineRule="auto"/>
+        <w:spacing w:after="0" w:line="300" w:lineRule="auto" w:before="0"/>
         <w:rPr>
           <w:rFonts w:eastAsia="宋体"/>
           <w:i/>
@@ -19697,7 +19697,7 @@
     </w:p>
     <w:p>
       <w:pPr>
-        <w:spacing w:after="0" w:line="300" w:lineRule="auto"/>
+        <w:spacing w:after="0" w:line="300" w:lineRule="auto" w:before="0"/>
         <w:rPr>
           <w:rFonts w:eastAsia="宋体"/>
           <w:i/>
@@ -19727,7 +19727,7 @@
     </w:p>
     <w:p>
       <w:pPr>
-        <w:spacing w:after="0" w:line="300" w:lineRule="auto"/>
+        <w:spacing w:after="0" w:line="300" w:lineRule="auto" w:before="0"/>
         <w:rPr>
           <w:rFonts w:eastAsia="宋体"/>
           <w:i/>
@@ -19757,7 +19757,7 @@
     </w:p>
     <w:p>
       <w:pPr>
-        <w:spacing w:after="0" w:line="300" w:lineRule="auto"/>
+        <w:spacing w:after="0" w:line="300" w:lineRule="auto" w:before="0"/>
         <w:rPr>
           <w:sz w:val="21"/>
           <w:szCs w:val="21"/>
@@ -19767,7 +19767,7 @@
     </w:p>
     <w:p>
       <w:pPr>
-        <w:spacing w:after="0" w:line="300" w:lineRule="auto"/>
+        <w:spacing w:after="0" w:line="300" w:lineRule="auto" w:before="0"/>
         <w:rPr>
           <w:sz w:val="21"/>
           <w:szCs w:val="21"/>
@@ -19797,7 +19797,7 @@
     </w:p>
     <w:p>
       <w:pPr>
-        <w:spacing w:after="0" w:line="300" w:lineRule="auto"/>
+        <w:spacing w:after="0" w:line="300" w:lineRule="auto" w:before="0"/>
         <w:rPr>
           <w:sz w:val="21"/>
           <w:szCs w:val="21"/>
@@ -19807,7 +19807,7 @@
     </w:p>
     <w:p>
       <w:pPr>
-        <w:spacing w:after="0" w:line="300" w:lineRule="auto"/>
+        <w:spacing w:after="0" w:line="300" w:lineRule="auto" w:before="0"/>
         <w:rPr>
           <w:sz w:val="21"/>
           <w:szCs w:val="21"/>
@@ -19826,7 +19826,7 @@
     </w:p>
     <w:p>
       <w:pPr>
-        <w:spacing w:after="0" w:line="300" w:lineRule="auto"/>
+        <w:spacing w:after="0" w:line="300" w:lineRule="auto" w:before="0"/>
         <w:rPr>
           <w:rFonts w:eastAsia="宋体"/>
           <w:i/>
@@ -19904,7 +19904,7 @@
     </w:p>
     <w:p>
       <w:pPr>
-        <w:spacing w:after="0" w:line="300" w:lineRule="auto"/>
+        <w:spacing w:after="0" w:line="300" w:lineRule="auto" w:before="0"/>
         <w:rPr>
           <w:rFonts w:eastAsia="宋体"/>
           <w:i/>
@@ -20398,7 +20398,7 @@
     </w:p>
     <w:p>
       <w:pPr>
-        <w:spacing w:after="0" w:line="300" w:lineRule="auto"/>
+        <w:spacing w:after="0" w:line="300" w:lineRule="auto" w:before="0"/>
         <w:rPr>
           <w:rFonts w:eastAsia="宋体"/>
           <w:i/>
@@ -20420,7 +20420,7 @@
     </w:p>
     <w:p>
       <w:pPr>
-        <w:spacing w:after="0" w:line="300" w:lineRule="auto"/>
+        <w:spacing w:after="0" w:line="300" w:lineRule="auto" w:before="0"/>
         <w:rPr>
           <w:rFonts w:eastAsia="宋体"/>
           <w:i/>
@@ -20513,7 +20513,7 @@
     </w:p>
     <w:p>
       <w:pPr>
-        <w:spacing w:after="0" w:line="300" w:lineRule="auto"/>
+        <w:spacing w:after="0" w:line="300" w:lineRule="auto" w:before="0"/>
         <w:rPr>
           <w:rFonts w:eastAsia="宋体"/>
           <w:i/>
@@ -20534,7 +20534,7 @@
     </w:p>
     <w:p>
       <w:pPr>
-        <w:spacing w:after="0" w:line="300" w:lineRule="auto"/>
+        <w:spacing w:after="0" w:line="300" w:lineRule="auto" w:before="0"/>
         <w:rPr>
           <w:rFonts w:eastAsia="宋体"/>
           <w:i/>
@@ -20564,7 +20564,7 @@
     </w:p>
     <w:p>
       <w:pPr>
-        <w:spacing w:after="0" w:line="300" w:lineRule="auto"/>
+        <w:spacing w:after="0" w:line="300" w:lineRule="auto" w:before="0"/>
         <w:rPr>
           <w:rFonts w:eastAsia="宋体"/>
           <w:i/>
@@ -20594,7 +20594,7 @@
     </w:p>
     <w:p>
       <w:pPr>
-        <w:spacing w:after="0" w:line="300" w:lineRule="auto"/>
+        <w:spacing w:after="0" w:line="300" w:lineRule="auto" w:before="0"/>
         <w:rPr>
           <w:rFonts w:eastAsia="宋体"/>
           <w:i/>
@@ -20751,7 +20751,7 @@
           </w:tcPr>
           <w:p>
             <w:pPr>
-              <w:spacing w:after="0" w:line="300" w:lineRule="auto"/>
+              <w:spacing w:after="0" w:line="300" w:lineRule="auto" w:before="0"/>
               <w:rPr>
                 <w:rFonts w:eastAsia="宋体"/>
                 <w:i/>
@@ -20786,7 +20786,7 @@
           </w:tcPr>
           <w:p>
             <w:pPr>
-              <w:spacing w:after="0" w:line="300" w:lineRule="auto"/>
+              <w:spacing w:after="0" w:line="300" w:lineRule="auto" w:before="0"/>
               <w:rPr>
                 <w:rFonts w:eastAsia="宋体"/>
                 <w:i/>
@@ -20821,7 +20821,7 @@
           </w:tcPr>
           <w:p>
             <w:pPr>
-              <w:spacing w:after="0" w:line="300" w:lineRule="auto"/>
+              <w:spacing w:after="0" w:line="300" w:lineRule="auto" w:before="0"/>
               <w:rPr>
                 <w:rFonts w:eastAsia="宋体"/>
                 <w:i/>
@@ -20856,7 +20856,7 @@
           </w:tcPr>
           <w:p>
             <w:pPr>
-              <w:spacing w:after="0" w:line="300" w:lineRule="auto"/>
+              <w:spacing w:after="0" w:line="300" w:lineRule="auto" w:before="0"/>
               <w:rPr>
                 <w:rFonts w:eastAsia="宋体"/>
                 <w:i/>
@@ -20891,7 +20891,7 @@
           </w:tcPr>
           <w:p>
             <w:pPr>
-              <w:spacing w:after="0" w:line="300" w:lineRule="auto"/>
+              <w:spacing w:after="0" w:line="300" w:lineRule="auto" w:before="0"/>
               <w:rPr>
                 <w:rFonts w:eastAsia="宋体"/>
                 <w:i/>
@@ -20926,7 +20926,7 @@
           </w:tcPr>
           <w:p>
             <w:pPr>
-              <w:spacing w:after="0" w:line="300" w:lineRule="auto"/>
+              <w:spacing w:after="0" w:line="300" w:lineRule="auto" w:before="0"/>
               <w:rPr>
                 <w:rFonts w:eastAsia="宋体"/>
                 <w:i/>
@@ -20961,7 +20961,7 @@
           </w:tcPr>
           <w:p>
             <w:pPr>
-              <w:spacing w:after="0" w:line="300" w:lineRule="auto"/>
+              <w:spacing w:after="0" w:line="300" w:lineRule="auto" w:before="0"/>
               <w:rPr>
                 <w:rFonts w:eastAsia="宋体"/>
                 <w:i/>
@@ -20998,7 +20998,7 @@
           </w:tcPr>
           <w:p>
             <w:pPr>
-              <w:spacing w:after="0" w:line="300" w:lineRule="auto"/>
+              <w:spacing w:after="0" w:line="300" w:lineRule="auto" w:before="0"/>
               <w:rPr>
                 <w:rFonts w:eastAsia="宋体"/>
                 <w:i/>
@@ -21042,7 +21042,7 @@
           </w:tcPr>
           <w:p>
             <w:pPr>
-              <w:spacing w:after="0" w:line="300" w:lineRule="auto"/>
+              <w:spacing w:after="0" w:line="300" w:lineRule="auto" w:before="0"/>
               <w:rPr>
                 <w:rFonts w:eastAsia="宋体"/>
                 <w:i/>
@@ -21069,7 +21069,7 @@
           </w:tcPr>
           <w:p>
             <w:pPr>
-              <w:spacing w:after="0" w:line="300" w:lineRule="auto"/>
+              <w:spacing w:after="0" w:line="300" w:lineRule="auto" w:before="0"/>
               <w:rPr>
                 <w:rFonts w:eastAsia="宋体"/>
                 <w:i/>
@@ -21096,7 +21096,7 @@
           </w:tcPr>
           <w:p>
             <w:pPr>
-              <w:spacing w:after="0" w:line="300" w:lineRule="auto"/>
+              <w:spacing w:after="0" w:line="300" w:lineRule="auto" w:before="0"/>
               <w:rPr>
                 <w:rFonts w:eastAsia="宋体"/>
                 <w:i/>
@@ -21123,7 +21123,7 @@
           </w:tcPr>
           <w:p>
             <w:pPr>
-              <w:spacing w:after="0" w:line="300" w:lineRule="auto"/>
+              <w:spacing w:after="0" w:line="300" w:lineRule="auto" w:before="0"/>
               <w:rPr>
                 <w:rFonts w:eastAsia="宋体"/>
                 <w:i/>
@@ -21150,7 +21150,7 @@
           </w:tcPr>
           <w:p>
             <w:pPr>
-              <w:spacing w:after="0" w:line="300" w:lineRule="auto"/>
+              <w:spacing w:after="0" w:line="300" w:lineRule="auto" w:before="0"/>
               <w:rPr>
                 <w:rFonts w:eastAsia="宋体"/>
                 <w:i/>
@@ -21177,7 +21177,7 @@
           </w:tcPr>
           <w:p>
             <w:pPr>
-              <w:spacing w:after="0" w:line="300" w:lineRule="auto"/>
+              <w:spacing w:after="0" w:line="300" w:lineRule="auto" w:before="0"/>
               <w:rPr>
                 <w:rFonts w:eastAsia="宋体"/>
                 <w:i/>
@@ -21206,7 +21206,7 @@
           </w:tcPr>
           <w:p>
             <w:pPr>
-              <w:spacing w:after="0" w:line="300" w:lineRule="auto"/>
+              <w:spacing w:after="0" w:line="300" w:lineRule="auto" w:before="0"/>
               <w:rPr>
                 <w:rFonts w:eastAsia="宋体"/>
                 <w:i/>
@@ -21250,7 +21250,7 @@
           </w:tcPr>
           <w:p>
             <w:pPr>
-              <w:spacing w:after="0" w:line="300" w:lineRule="auto"/>
+              <w:spacing w:after="0" w:line="300" w:lineRule="auto" w:before="0"/>
               <w:rPr>
                 <w:rFonts w:eastAsia="宋体"/>
                 <w:i/>
@@ -21277,7 +21277,7 @@
           </w:tcPr>
           <w:p>
             <w:pPr>
-              <w:spacing w:after="0" w:line="300" w:lineRule="auto"/>
+              <w:spacing w:after="0" w:line="300" w:lineRule="auto" w:before="0"/>
               <w:rPr>
                 <w:rFonts w:eastAsia="宋体"/>
                 <w:i/>
@@ -21304,7 +21304,7 @@
           </w:tcPr>
           <w:p>
             <w:pPr>
-              <w:spacing w:after="0" w:line="300" w:lineRule="auto"/>
+              <w:spacing w:after="0" w:line="300" w:lineRule="auto" w:before="0"/>
               <w:rPr>
                 <w:rFonts w:eastAsia="宋体"/>
                 <w:i/>
@@ -21331,7 +21331,7 @@
           </w:tcPr>
           <w:p>
             <w:pPr>
-              <w:spacing w:after="0" w:line="300" w:lineRule="auto"/>
+              <w:spacing w:after="0" w:line="300" w:lineRule="auto" w:before="0"/>
               <w:rPr>
                 <w:rFonts w:eastAsia="宋体"/>
                 <w:i/>
@@ -21358,7 +21358,7 @@
           </w:tcPr>
           <w:p>
             <w:pPr>
-              <w:spacing w:after="0" w:line="300" w:lineRule="auto"/>
+              <w:spacing w:after="0" w:line="300" w:lineRule="auto" w:before="0"/>
               <w:rPr>
                 <w:rFonts w:eastAsia="宋体"/>
                 <w:i/>
@@ -21385,7 +21385,7 @@
           </w:tcPr>
           <w:p>
             <w:pPr>
-              <w:spacing w:after="0" w:line="300" w:lineRule="auto"/>
+              <w:spacing w:after="0" w:line="300" w:lineRule="auto" w:before="0"/>
               <w:rPr>
                 <w:rFonts w:eastAsia="宋体"/>
                 <w:i/>
@@ -21399,7 +21399,7 @@
     </w:tbl>
     <w:p>
       <w:pPr>
-        <w:spacing w:after="0" w:line="300" w:lineRule="auto"/>
+        <w:spacing w:after="0" w:line="300" w:lineRule="auto" w:before="0"/>
         <w:rPr>
           <w:rFonts w:eastAsia="宋体"/>
           <w:i/>
@@ -21429,7 +21429,7 @@
     </w:p>
     <w:p>
       <w:pPr>
-        <w:spacing w:after="0" w:line="300" w:lineRule="auto"/>
+        <w:spacing w:after="0" w:line="300" w:lineRule="auto" w:before="0"/>
         <w:rPr>
           <w:rFonts w:eastAsia="宋体"/>
           <w:i/>
@@ -21459,7 +21459,7 @@
     </w:p>
     <w:p>
       <w:pPr>
-        <w:spacing w:after="0" w:line="300" w:lineRule="auto"/>
+        <w:spacing w:after="0" w:line="300" w:lineRule="auto" w:before="0"/>
         <w:rPr>
           <w:rFonts w:eastAsia="宋体"/>
           <w:i/>
@@ -21480,7 +21480,7 @@
     </w:p>
     <w:p>
       <w:pPr>
-        <w:spacing w:after="0" w:line="300" w:lineRule="auto"/>
+        <w:spacing w:after="0" w:line="300" w:lineRule="auto" w:before="0"/>
         <w:rPr>
           <w:rFonts w:eastAsia="宋体"/>
           <w:i/>
@@ -21510,7 +21510,7 @@
     </w:p>
     <w:p>
       <w:pPr>
-        <w:spacing w:after="0" w:line="300" w:lineRule="auto"/>
+        <w:spacing w:after="0" w:line="300" w:lineRule="auto" w:before="0"/>
         <w:rPr>
           <w:rFonts w:eastAsia="宋体"/>
           <w:i/>
@@ -21664,7 +21664,7 @@
     </w:p>
     <w:p>
       <w:pPr>
-        <w:spacing w:after="0" w:line="300" w:lineRule="auto"/>
+        <w:spacing w:after="0" w:line="300" w:lineRule="auto" w:before="0"/>
         <w:rPr>
           <w:rFonts w:eastAsia="宋体"/>
           <w:i/>
@@ -21694,7 +21694,7 @@
     </w:p>
     <w:p>
       <w:pPr>
-        <w:spacing w:after="0" w:line="300" w:lineRule="auto"/>
+        <w:spacing w:after="0" w:line="300" w:lineRule="auto" w:before="0"/>
         <w:rPr>
           <w:rFonts w:eastAsia="宋体"/>
           <w:i/>
@@ -21809,7 +21809,7 @@
     </w:p>
     <w:p>
       <w:pPr>
-        <w:spacing w:after="0" w:line="300" w:lineRule="auto"/>
+        <w:spacing w:after="0" w:line="300" w:lineRule="auto" w:before="0"/>
         <w:rPr>
           <w:rFonts w:eastAsia="宋体"/>
           <w:i/>
@@ -21848,7 +21848,7 @@
     </w:p>
     <w:p>
       <w:pPr>
-        <w:spacing w:after="0" w:line="300" w:lineRule="auto"/>
+        <w:spacing w:after="0" w:line="300" w:lineRule="auto" w:before="0"/>
         <w:rPr>
           <w:rFonts w:eastAsia="宋体"/>
           <w:i/>
@@ -21932,7 +21932,7 @@
     </w:p>
     <w:p>
       <w:pPr>
-        <w:spacing w:after="0" w:line="300" w:lineRule="auto"/>
+        <w:spacing w:after="0" w:line="300" w:lineRule="auto" w:before="0"/>
         <w:rPr>
           <w:rFonts w:eastAsia="宋体"/>
           <w:i/>
@@ -21981,7 +21981,7 @@
     </w:p>
     <w:p>
       <w:pPr>
-        <w:spacing w:after="0" w:line="300" w:lineRule="auto"/>
+        <w:spacing w:after="0" w:line="300" w:lineRule="auto" w:before="0"/>
         <w:rPr>
           <w:rFonts w:eastAsia="宋体"/>
           <w:i/>
@@ -22078,7 +22078,7 @@
     </w:p>
     <w:p>
       <w:pPr>
-        <w:spacing w:after="0" w:line="300" w:lineRule="auto"/>
+        <w:spacing w:after="0" w:line="300" w:lineRule="auto" w:before="0"/>
         <w:rPr>
           <w:rFonts w:eastAsia="宋体"/>
           <w:i/>
@@ -22165,7 +22165,7 @@
     </w:p>
     <w:p>
       <w:pPr>
-        <w:spacing w:after="0" w:line="300" w:lineRule="auto"/>
+        <w:spacing w:after="0" w:line="300" w:lineRule="auto" w:before="0"/>
         <w:rPr>
           <w:rFonts w:eastAsia="宋体"/>
           <w:i/>
@@ -22186,7 +22186,7 @@
     </w:p>
     <w:p>
       <w:pPr>
-        <w:spacing w:after="0" w:line="300" w:lineRule="auto"/>
+        <w:spacing w:after="0" w:line="300" w:lineRule="auto" w:before="0"/>
         <w:rPr>
           <w:rFonts w:eastAsia="宋体"/>
           <w:i/>
@@ -22225,7 +22225,7 @@
     </w:p>
     <w:p>
       <w:pPr>
-        <w:spacing w:after="0" w:line="300" w:lineRule="auto"/>
+        <w:spacing w:after="0" w:line="300" w:lineRule="auto" w:before="0"/>
         <w:rPr>
           <w:rFonts w:eastAsia="宋体"/>
           <w:i/>
@@ -22255,7 +22255,7 @@
     </w:p>
     <w:p>
       <w:pPr>
-        <w:spacing w:after="0" w:line="300" w:lineRule="auto"/>
+        <w:spacing w:after="0" w:line="300" w:lineRule="auto" w:before="0"/>
         <w:rPr>
           <w:rFonts w:eastAsia="宋体"/>
           <w:i/>
@@ -22323,7 +22323,7 @@
     </w:p>
     <w:p>
       <w:pPr>
-        <w:spacing w:after="0" w:line="300" w:lineRule="auto"/>
+        <w:spacing w:after="0" w:line="300" w:lineRule="auto" w:before="0"/>
         <w:rPr>
           <w:rFonts w:eastAsia="宋体"/>
           <w:i/>
@@ -22391,7 +22391,7 @@
     </w:p>
     <w:p>
       <w:pPr>
-        <w:spacing w:after="0" w:line="300" w:lineRule="auto"/>
+        <w:spacing w:after="0" w:line="300" w:lineRule="auto" w:before="0"/>
         <w:rPr>
           <w:rFonts w:eastAsia="宋体"/>
           <w:i/>
@@ -22430,7 +22430,7 @@
     </w:p>
     <w:p>
       <w:pPr>
-        <w:spacing w:after="0" w:line="300" w:lineRule="auto"/>
+        <w:spacing w:after="0" w:line="300" w:lineRule="auto" w:before="0"/>
         <w:rPr>
           <w:rFonts w:eastAsia="宋体"/>
           <w:i/>
@@ -22451,7 +22451,7 @@
     </w:p>
     <w:p>
       <w:pPr>
-        <w:spacing w:after="0" w:line="300" w:lineRule="auto"/>
+        <w:spacing w:after="0" w:line="300" w:lineRule="auto" w:before="0"/>
         <w:rPr>
           <w:rFonts w:eastAsia="宋体"/>
           <w:i/>
@@ -22673,7 +22673,7 @@
     </w:p>
     <w:p>
       <w:pPr>
-        <w:spacing w:after="0" w:line="300" w:lineRule="auto"/>
+        <w:spacing w:after="0" w:line="300" w:lineRule="auto" w:before="0"/>
         <w:rPr>
           <w:rFonts w:eastAsia="宋体"/>
           <w:i/>
@@ -22798,7 +22798,7 @@
     </w:p>
     <w:p>
       <w:pPr>
-        <w:spacing w:after="0" w:line="300" w:lineRule="auto"/>
+        <w:spacing w:after="0" w:line="300" w:lineRule="auto" w:before="0"/>
         <w:rPr>
           <w:rFonts w:eastAsia="宋体"/>
           <w:i/>
@@ -23007,7 +23007,7 @@
     </w:p>
     <w:p>
       <w:pPr>
-        <w:spacing w:after="0" w:line="300" w:lineRule="auto"/>
+        <w:spacing w:after="0" w:line="300" w:lineRule="auto" w:before="0"/>
         <w:rPr>
           <w:rFonts w:eastAsia="宋体"/>
           <w:i/>
@@ -23298,7 +23298,7 @@
     </w:p>
     <w:p>
       <w:pPr>
-        <w:spacing w:after="0" w:line="300" w:lineRule="auto"/>
+        <w:spacing w:after="0" w:line="300" w:lineRule="auto" w:before="0"/>
         <w:rPr>
           <w:rFonts w:eastAsia="宋体"/>
           <w:i/>
@@ -23433,7 +23433,7 @@
     </w:p>
     <w:p>
       <w:pPr>
-        <w:spacing w:after="0" w:line="300" w:lineRule="auto"/>
+        <w:spacing w:after="0" w:line="300" w:lineRule="auto" w:before="0"/>
         <w:rPr>
           <w:rFonts w:eastAsia="宋体"/>
           <w:i/>
@@ -23557,7 +23557,7 @@
     </w:p>
     <w:p>
       <w:pPr>
-        <w:spacing w:after="0" w:line="300" w:lineRule="auto"/>
+        <w:spacing w:after="0" w:line="300" w:lineRule="auto" w:before="0"/>
         <w:rPr>
           <w:rFonts w:eastAsia="宋体"/>
           <w:i/>
@@ -23676,7 +23676,7 @@
     </w:p>
     <w:p>
       <w:pPr>
-        <w:spacing w:after="0" w:line="300" w:lineRule="auto"/>
+        <w:spacing w:after="0" w:line="300" w:lineRule="auto" w:before="0"/>
         <w:rPr>
           <w:rFonts w:eastAsia="宋体"/>
           <w:i/>
@@ -23967,7 +23967,7 @@
     </w:p>
     <w:p>
       <w:pPr>
-        <w:spacing w:after="0" w:line="300" w:lineRule="auto"/>
+        <w:spacing w:after="0" w:line="300" w:lineRule="auto" w:before="0"/>
         <w:rPr>
           <w:rFonts w:eastAsia="宋体"/>
           <w:i/>
@@ -23988,7 +23988,7 @@
     </w:p>
     <w:p>
       <w:pPr>
-        <w:spacing w:after="0" w:line="300" w:lineRule="auto"/>
+        <w:spacing w:after="0" w:line="300" w:lineRule="auto" w:before="0"/>
         <w:rPr>
           <w:rFonts w:eastAsia="宋体"/>
           <w:i/>
@@ -24018,7 +24018,7 @@
     </w:p>
     <w:p>
       <w:pPr>
-        <w:spacing w:after="0" w:line="300" w:lineRule="auto"/>
+        <w:spacing w:after="0" w:line="300" w:lineRule="auto" w:before="0"/>
         <w:rPr>
           <w:rFonts w:eastAsia="宋体"/>
           <w:i/>
@@ -24075,7 +24075,7 @@
     </w:p>
     <w:p>
       <w:pPr>
-        <w:spacing w:after="0" w:line="300" w:lineRule="auto"/>
+        <w:spacing w:after="0" w:line="300" w:lineRule="auto" w:before="0"/>
         <w:rPr>
           <w:rFonts w:eastAsia="宋体"/>
           <w:i/>
@@ -24168,7 +24168,7 @@
     </w:p>
     <w:p>
       <w:pPr>
-        <w:spacing w:after="0" w:line="300" w:lineRule="auto"/>
+        <w:spacing w:after="0" w:line="300" w:lineRule="auto" w:before="0"/>
         <w:rPr>
           <w:rFonts w:eastAsia="宋体"/>
           <w:i/>
@@ -24261,7 +24261,7 @@
     </w:p>
     <w:p>
       <w:pPr>
-        <w:spacing w:after="0" w:line="300" w:lineRule="auto"/>
+        <w:spacing w:after="0" w:line="300" w:lineRule="auto" w:before="0"/>
         <w:rPr>
           <w:rFonts w:eastAsia="宋体"/>
           <w:i/>
@@ -24300,7 +24300,7 @@
     </w:p>
     <w:p>
       <w:pPr>
-        <w:spacing w:after="0" w:line="300" w:lineRule="auto"/>
+        <w:spacing w:after="0" w:line="300" w:lineRule="auto" w:before="0"/>
         <w:rPr>
           <w:rFonts w:eastAsia="宋体"/>
           <w:i/>
@@ -24330,7 +24330,7 @@
     </w:p>
     <w:p>
       <w:pPr>
-        <w:spacing w:after="0" w:line="300" w:lineRule="auto"/>
+        <w:spacing w:after="0" w:line="300" w:lineRule="auto" w:before="0"/>
         <w:rPr>
           <w:rFonts w:eastAsia="宋体"/>
           <w:i/>
@@ -24498,7 +24498,7 @@
     </w:p>
     <w:p>
       <w:pPr>
-        <w:spacing w:after="0" w:line="300" w:lineRule="auto"/>
+        <w:spacing w:after="0" w:line="300" w:lineRule="auto" w:before="0"/>
         <w:rPr>
           <w:rFonts w:eastAsia="宋体"/>
           <w:i/>
@@ -24528,7 +24528,7 @@
     </w:p>
     <w:p>
       <w:pPr>
-        <w:spacing w:after="0" w:line="300" w:lineRule="auto"/>
+        <w:spacing w:after="0" w:line="300" w:lineRule="auto" w:before="0"/>
         <w:rPr>
           <w:rFonts w:eastAsia="宋体"/>
           <w:i/>
@@ -24567,7 +24567,7 @@
     </w:p>
     <w:p>
       <w:pPr>
-        <w:spacing w:after="0" w:line="300" w:lineRule="auto"/>
+        <w:spacing w:after="0" w:line="300" w:lineRule="auto" w:before="0"/>
         <w:rPr>
           <w:rFonts w:eastAsia="宋体"/>
           <w:i/>
@@ -24625,7 +24625,7 @@
     </w:p>
     <w:p>
       <w:pPr>
-        <w:spacing w:after="0" w:line="300" w:lineRule="auto"/>
+        <w:spacing w:after="0" w:line="300" w:lineRule="auto" w:before="0"/>
         <w:rPr>
           <w:sz w:val="21"/>
           <w:szCs w:val="21"/>
@@ -24635,7 +24635,7 @@
     </w:p>
     <w:p>
       <w:pPr>
-        <w:spacing w:after="0" w:line="300" w:lineRule="auto"/>
+        <w:spacing w:after="0" w:line="300" w:lineRule="auto" w:before="0"/>
         <w:rPr>
           <w:sz w:val="21"/>
           <w:szCs w:val="21"/>
@@ -24663,7 +24663,7 @@
     </w:p>
     <w:p>
       <w:pPr>
-        <w:spacing w:after="0" w:line="300" w:lineRule="auto"/>
+        <w:spacing w:after="0" w:line="300" w:lineRule="auto" w:before="0"/>
         <w:rPr>
           <w:rFonts w:eastAsia="宋体"/>
           <w:i/>
@@ -24741,7 +24741,7 @@
     </w:p>
     <w:p>
       <w:pPr>
-        <w:spacing w:after="0" w:line="300" w:lineRule="auto"/>
+        <w:spacing w:after="0" w:line="300" w:lineRule="auto" w:before="0"/>
         <w:rPr>
           <w:rFonts w:eastAsia="宋体"/>
           <w:i/>
@@ -24817,7 +24817,7 @@
     </w:p>
     <w:p>
       <w:pPr>
-        <w:spacing w:after="0" w:line="300" w:lineRule="auto"/>
+        <w:spacing w:after="0" w:line="300" w:lineRule="auto" w:before="0"/>
         <w:rPr>
           <w:rFonts w:eastAsia="宋体"/>
           <w:i/>
@@ -24838,7 +24838,7 @@
     </w:p>
     <w:p>
       <w:pPr>
-        <w:spacing w:after="0" w:line="300" w:lineRule="auto"/>
+        <w:spacing w:after="0" w:line="300" w:lineRule="auto" w:before="0"/>
         <w:rPr>
           <w:rFonts w:eastAsia="宋体"/>
           <w:i/>
@@ -24868,7 +24868,7 @@
     </w:p>
     <w:p>
       <w:pPr>
-        <w:spacing w:after="0" w:line="300" w:lineRule="auto"/>
+        <w:spacing w:after="0" w:line="300" w:lineRule="auto" w:before="0"/>
         <w:rPr>
           <w:rFonts w:eastAsia="宋体"/>
           <w:i/>
@@ -25099,7 +25099,7 @@
     </w:p>
     <w:p>
       <w:pPr>
-        <w:spacing w:after="0" w:line="300" w:lineRule="auto"/>
+        <w:spacing w:after="0" w:line="300" w:lineRule="auto" w:before="0"/>
         <w:rPr>
           <w:rFonts w:eastAsia="宋体"/>
           <w:i/>
@@ -25158,7 +25158,7 @@
     </w:p>
     <w:p>
       <w:pPr>
-        <w:spacing w:after="0" w:line="300" w:lineRule="auto"/>
+        <w:spacing w:after="0" w:line="300" w:lineRule="auto" w:before="0"/>
         <w:rPr>
           <w:rFonts w:eastAsia="宋体"/>
           <w:i/>
@@ -25273,7 +25273,7 @@
     </w:p>
     <w:p>
       <w:pPr>
-        <w:spacing w:after="0" w:line="300" w:lineRule="auto"/>
+        <w:spacing w:after="0" w:line="300" w:lineRule="auto" w:before="0"/>
         <w:rPr>
           <w:rFonts w:eastAsia="宋体"/>
           <w:i/>
@@ -25475,7 +25475,7 @@
     </w:p>
     <w:p>
       <w:pPr>
-        <w:spacing w:after="0" w:line="300" w:lineRule="auto"/>
+        <w:spacing w:after="0" w:line="300" w:lineRule="auto" w:before="0"/>
         <w:rPr>
           <w:rFonts w:eastAsia="宋体"/>
           <w:i/>
@@ -25630,7 +25630,7 @@
     </w:p>
     <w:p>
       <w:pPr>
-        <w:spacing w:after="0" w:line="300" w:lineRule="auto"/>
+        <w:spacing w:after="0" w:line="300" w:lineRule="auto" w:before="0"/>
         <w:rPr>
           <w:rFonts w:eastAsia="宋体"/>
           <w:i/>
@@ -25803,7 +25803,7 @@
     </w:p>
     <w:p>
       <w:pPr>
-        <w:spacing w:after="0" w:line="300" w:lineRule="auto"/>
+        <w:spacing w:after="0" w:line="300" w:lineRule="auto" w:before="0"/>
         <w:rPr>
           <w:rFonts w:eastAsia="宋体"/>
           <w:i/>
@@ -25929,7 +25929,7 @@
     </w:p>
     <w:p>
       <w:pPr>
-        <w:spacing w:after="0" w:line="300" w:lineRule="auto"/>
+        <w:spacing w:after="0" w:line="300" w:lineRule="auto" w:before="0"/>
         <w:rPr>
           <w:rFonts w:eastAsia="宋体"/>
           <w:i/>
@@ -26004,7 +26004,7 @@
     </w:p>
     <w:p>
       <w:pPr>
-        <w:spacing w:after="0" w:line="300" w:lineRule="auto"/>
+        <w:spacing w:after="0" w:line="300" w:lineRule="auto" w:before="0"/>
         <w:rPr>
           <w:rFonts w:eastAsia="宋体"/>
           <w:i/>
@@ -26043,7 +26043,7 @@
     </w:p>
     <w:p>
       <w:pPr>
-        <w:spacing w:after="0" w:line="300" w:lineRule="auto"/>
+        <w:spacing w:after="0" w:line="300" w:lineRule="auto" w:before="0"/>
         <w:rPr>
           <w:rFonts w:eastAsia="宋体"/>
           <w:i/>
@@ -26285,7 +26285,7 @@
     </w:p>
     <w:p>
       <w:pPr>
-        <w:spacing w:after="0" w:line="300" w:lineRule="auto"/>
+        <w:spacing w:after="0" w:line="300" w:lineRule="auto" w:before="0"/>
         <w:rPr>
           <w:sz w:val="21"/>
           <w:szCs w:val="21"/>
@@ -26295,7 +26295,7 @@
     </w:p>
     <w:p>
       <w:pPr>
-        <w:spacing w:after="0" w:line="300" w:lineRule="auto"/>
+        <w:spacing w:after="0" w:line="300" w:lineRule="auto" w:before="0"/>
         <w:rPr>
           <w:sz w:val="21"/>
           <w:szCs w:val="21"/>
@@ -26323,7 +26323,7 @@
     </w:p>
     <w:p>
       <w:pPr>
-        <w:spacing w:after="0" w:line="300" w:lineRule="auto"/>
+        <w:spacing w:after="0" w:line="300" w:lineRule="auto" w:before="0"/>
         <w:rPr>
           <w:rFonts w:eastAsia="宋体"/>
           <w:i/>
@@ -26430,7 +26430,7 @@
     </w:p>
     <w:p>
       <w:pPr>
-        <w:spacing w:after="0" w:line="300" w:lineRule="auto"/>
+        <w:spacing w:after="0" w:line="300" w:lineRule="auto" w:before="0"/>
         <w:rPr>
           <w:rFonts w:eastAsia="宋体"/>
           <w:i/>
@@ -26505,7 +26505,7 @@
     </w:p>
     <w:p>
       <w:pPr>
-        <w:spacing w:after="0" w:line="300" w:lineRule="auto"/>
+        <w:spacing w:after="0" w:line="300" w:lineRule="auto" w:before="0"/>
         <w:rPr>
           <w:rFonts w:eastAsia="宋体"/>
           <w:i/>
@@ -26526,7 +26526,7 @@
     </w:p>
     <w:p>
       <w:pPr>
-        <w:spacing w:after="0" w:line="300" w:lineRule="auto"/>
+        <w:spacing w:after="0" w:line="300" w:lineRule="auto" w:before="0"/>
         <w:rPr>
           <w:rFonts w:eastAsia="宋体"/>
           <w:i/>
@@ -26556,7 +26556,7 @@
     </w:p>
     <w:p>
       <w:pPr>
-        <w:spacing w:after="0" w:line="300" w:lineRule="auto"/>
+        <w:spacing w:after="0" w:line="300" w:lineRule="auto" w:before="0"/>
         <w:rPr>
           <w:rFonts w:eastAsia="宋体"/>
           <w:i/>
@@ -26823,7 +26823,7 @@
     </w:p>
     <w:p>
       <w:pPr>
-        <w:spacing w:after="0" w:line="300" w:lineRule="auto"/>
+        <w:spacing w:after="0" w:line="300" w:lineRule="auto" w:before="0"/>
         <w:rPr>
           <w:rFonts w:eastAsia="宋体"/>
           <w:i/>
@@ -26882,7 +26882,7 @@
     </w:p>
     <w:p>
       <w:pPr>
-        <w:spacing w:after="0" w:line="300" w:lineRule="auto"/>
+        <w:spacing w:after="0" w:line="300" w:lineRule="auto" w:before="0"/>
         <w:rPr>
           <w:rFonts w:eastAsia="宋体"/>
           <w:i/>
@@ -27339,7 +27339,7 @@
     </w:p>
     <w:p>
       <w:pPr>
-        <w:spacing w:after="0" w:line="300" w:lineRule="auto"/>
+        <w:spacing w:after="0" w:line="300" w:lineRule="auto" w:before="0"/>
         <w:rPr>
           <w:rFonts w:eastAsia="宋体"/>
           <w:i/>
@@ -27414,7 +27414,7 @@
     </w:p>
     <w:p>
       <w:pPr>
-        <w:spacing w:after="0" w:line="300" w:lineRule="auto"/>
+        <w:spacing w:after="0" w:line="300" w:lineRule="auto" w:before="0"/>
         <w:rPr>
           <w:rFonts w:eastAsia="宋体"/>
           <w:i/>
@@ -27453,7 +27453,7 @@
     </w:p>
     <w:p>
       <w:pPr>
-        <w:spacing w:after="0" w:line="300" w:lineRule="auto"/>
+        <w:spacing w:after="0" w:line="300" w:lineRule="auto" w:before="0"/>
         <w:rPr>
           <w:rFonts w:eastAsia="宋体"/>
           <w:i/>
@@ -27599,7 +27599,7 @@
     </w:p>
     <w:p>
       <w:pPr>
-        <w:spacing w:after="0" w:line="300" w:lineRule="auto"/>
+        <w:spacing w:after="0" w:line="300" w:lineRule="auto" w:before="0"/>
         <w:rPr>
           <w:sz w:val="21"/>
           <w:szCs w:val="21"/>
@@ -27609,7 +27609,7 @@
     </w:p>
     <w:p>
       <w:pPr>
-        <w:spacing w:after="0" w:line="300" w:lineRule="auto"/>
+        <w:spacing w:after="0" w:line="300" w:lineRule="auto" w:before="0"/>
         <w:rPr>
           <w:sz w:val="21"/>
           <w:szCs w:val="21"/>
@@ -27639,7 +27639,7 @@
     </w:p>
     <w:p>
       <w:pPr>
-        <w:spacing w:after="0" w:line="300" w:lineRule="auto"/>
+        <w:spacing w:after="0" w:line="300" w:lineRule="auto" w:before="0"/>
         <w:rPr>
           <w:sz w:val="21"/>
           <w:szCs w:val="21"/>
@@ -27667,7 +27667,7 @@
     </w:p>
     <w:p>
       <w:pPr>
-        <w:spacing w:after="0" w:line="300" w:lineRule="auto"/>
+        <w:spacing w:after="0" w:line="300" w:lineRule="auto" w:before="0"/>
         <w:rPr>
           <w:sz w:val="21"/>
           <w:szCs w:val="21"/>
@@ -27704,7 +27704,7 @@
     </w:p>
     <w:p>
       <w:pPr>
-        <w:spacing w:after="0" w:line="300" w:lineRule="auto"/>
+        <w:spacing w:after="0" w:line="300" w:lineRule="auto" w:before="0"/>
         <w:rPr>
           <w:sz w:val="21"/>
           <w:szCs w:val="21"/>
@@ -27742,7 +27742,7 @@
     </w:p>
     <w:p>
       <w:pPr>
-        <w:spacing w:after="0" w:line="300" w:lineRule="auto"/>
+        <w:spacing w:after="0" w:line="300" w:lineRule="auto" w:before="0"/>
         <w:rPr>
           <w:sz w:val="21"/>
           <w:szCs w:val="21"/>
@@ -27770,7 +27770,7 @@
     </w:p>
     <w:p>
       <w:pPr>
-        <w:spacing w:after="0" w:line="300" w:lineRule="auto"/>
+        <w:spacing w:after="0" w:line="300" w:lineRule="auto" w:before="0"/>
         <w:rPr>
           <w:sz w:val="21"/>
           <w:szCs w:val="21"/>
@@ -27807,7 +27807,7 @@
     </w:p>
     <w:p>
       <w:pPr>
-        <w:spacing w:after="0" w:line="300" w:lineRule="auto"/>
+        <w:spacing w:after="0" w:line="300" w:lineRule="auto" w:before="0"/>
         <w:rPr>
           <w:sz w:val="21"/>
           <w:szCs w:val="21"/>
@@ -27853,7 +27853,7 @@
     </w:p>
     <w:p>
       <w:pPr>
-        <w:spacing w:after="0" w:line="300" w:lineRule="auto"/>
+        <w:spacing w:after="0" w:line="300" w:lineRule="auto" w:before="0"/>
         <w:rPr>
           <w:sz w:val="21"/>
           <w:szCs w:val="21"/>
@@ -27881,7 +27881,7 @@
     </w:p>
     <w:p>
       <w:pPr>
-        <w:spacing w:after="0" w:line="300" w:lineRule="auto"/>
+        <w:spacing w:after="0" w:line="300" w:lineRule="auto" w:before="0"/>
         <w:rPr>
           <w:sz w:val="21"/>
           <w:szCs w:val="21"/>
@@ -27918,7 +27918,7 @@
     </w:p>
     <w:p>
       <w:pPr>
-        <w:spacing w:after="0" w:line="300" w:lineRule="auto"/>
+        <w:spacing w:after="0" w:line="300" w:lineRule="auto" w:before="0"/>
         <w:rPr>
           <w:rFonts w:eastAsia="宋体"/>
           <w:i/>
@@ -28031,7 +28031,7 @@
     </w:p>
     <w:p>
       <w:pPr>
-        <w:spacing w:after="0" w:line="300" w:lineRule="auto"/>
+        <w:spacing w:after="0" w:line="300" w:lineRule="auto" w:before="0"/>
         <w:rPr>
           <w:rFonts w:eastAsia="宋体"/>
           <w:i/>
@@ -28144,7 +28144,7 @@
     </w:p>
     <w:p>
       <w:pPr>
-        <w:spacing w:after="0" w:line="300" w:lineRule="auto"/>
+        <w:spacing w:after="0" w:line="300" w:lineRule="auto" w:before="0"/>
         <w:rPr>
           <w:sz w:val="21"/>
           <w:szCs w:val="21"/>
@@ -28154,7 +28154,7 @@
     </w:p>
     <w:p>
       <w:pPr>
-        <w:spacing w:after="0" w:line="300" w:lineRule="auto"/>
+        <w:spacing w:after="0" w:line="300" w:lineRule="auto" w:before="0"/>
         <w:rPr>
           <w:sz w:val="21"/>
           <w:szCs w:val="21"/>
@@ -28184,7 +28184,7 @@
     </w:p>
     <w:p>
       <w:pPr>
-        <w:spacing w:after="0" w:line="300" w:lineRule="auto"/>
+        <w:spacing w:after="0" w:line="300" w:lineRule="auto" w:before="0"/>
         <w:rPr>
           <w:sz w:val="21"/>
           <w:szCs w:val="21"/>
@@ -28285,7 +28285,7 @@
     </w:p>
     <w:p>
       <w:pPr>
-        <w:spacing w:after="0" w:line="300" w:lineRule="auto"/>
+        <w:spacing w:after="0" w:line="300" w:lineRule="auto" w:before="0"/>
         <w:rPr>
           <w:sz w:val="21"/>
           <w:szCs w:val="21"/>
@@ -28339,7 +28339,7 @@
     </w:p>
     <w:p>
       <w:pPr>
-        <w:spacing w:after="0" w:line="300" w:lineRule="auto"/>
+        <w:spacing w:after="0" w:line="300" w:lineRule="auto" w:before="0"/>
         <w:rPr>
           <w:sz w:val="21"/>
           <w:szCs w:val="21"/>
@@ -28421,7 +28421,7 @@
     </w:p>
     <w:p>
       <w:pPr>
-        <w:spacing w:after="0" w:line="300" w:lineRule="auto"/>
+        <w:spacing w:after="0" w:line="300" w:lineRule="auto" w:before="0"/>
         <w:rPr>
           <w:sz w:val="21"/>
           <w:szCs w:val="21"/>
@@ -28476,7 +28476,7 @@
     </w:p>
     <w:p>
       <w:pPr>
-        <w:spacing w:after="0" w:line="300" w:lineRule="auto"/>
+        <w:spacing w:after="0" w:line="300" w:lineRule="auto" w:before="0"/>
         <w:rPr>
           <w:sz w:val="21"/>
           <w:szCs w:val="21"/>
@@ -28567,7 +28567,7 @@
     </w:p>
     <w:p>
       <w:pPr>
-        <w:spacing w:after="0" w:line="300" w:lineRule="auto"/>
+        <w:spacing w:after="0" w:line="300" w:lineRule="auto" w:before="0"/>
         <w:rPr>
           <w:sz w:val="21"/>
           <w:szCs w:val="21"/>
@@ -28649,7 +28649,7 @@
     </w:p>
     <w:p>
       <w:pPr>
-        <w:spacing w:after="0" w:line="300" w:lineRule="auto"/>
+        <w:spacing w:after="0" w:line="300" w:lineRule="auto" w:before="0"/>
         <w:rPr>
           <w:sz w:val="21"/>
           <w:szCs w:val="21"/>
@@ -28695,7 +28695,7 @@
     </w:p>
     <w:p>
       <w:pPr>
-        <w:spacing w:after="0" w:line="300" w:lineRule="auto"/>
+        <w:spacing w:after="0" w:line="300" w:lineRule="auto" w:before="0"/>
         <w:rPr>
           <w:sz w:val="21"/>
           <w:szCs w:val="21"/>
@@ -28732,7 +28732,7 @@
     </w:p>
     <w:p>
       <w:pPr>
-        <w:spacing w:after="0" w:line="300" w:lineRule="auto"/>
+        <w:spacing w:after="0" w:line="300" w:lineRule="auto" w:before="0"/>
         <w:rPr>
           <w:sz w:val="21"/>
           <w:szCs w:val="21"/>
@@ -28742,7 +28742,7 @@
     </w:p>
     <w:p>
       <w:pPr>
-        <w:spacing w:after="0" w:line="300" w:lineRule="auto"/>
+        <w:spacing w:after="0" w:line="300" w:lineRule="auto" w:before="0"/>
         <w:rPr>
           <w:sz w:val="21"/>
           <w:szCs w:val="21"/>
@@ -28950,7 +28950,7 @@
     </w:p>
     <w:p>
       <w:pPr>
-        <w:spacing w:after="0" w:line="300" w:lineRule="auto"/>
+        <w:spacing w:after="0" w:line="300" w:lineRule="auto" w:before="0"/>
         <w:rPr>
           <w:sz w:val="21"/>
           <w:szCs w:val="21"/>
@@ -29004,7 +29004,7 @@
     </w:p>
     <w:p>
       <w:pPr>
-        <w:spacing w:after="0" w:line="300" w:lineRule="auto"/>
+        <w:spacing w:after="0" w:line="300" w:lineRule="auto" w:before="0"/>
         <w:rPr>
           <w:sz w:val="21"/>
           <w:szCs w:val="21"/>
@@ -29086,7 +29086,7 @@
     </w:p>
     <w:p>
       <w:pPr>
-        <w:spacing w:after="0" w:line="300" w:lineRule="auto"/>
+        <w:spacing w:after="0" w:line="300" w:lineRule="auto" w:before="0"/>
         <w:rPr>
           <w:sz w:val="21"/>
           <w:szCs w:val="21"/>
@@ -29141,7 +29141,7 @@
     </w:p>
     <w:p>
       <w:pPr>
-        <w:spacing w:after="0" w:line="300" w:lineRule="auto"/>
+        <w:spacing w:after="0" w:line="300" w:lineRule="auto" w:before="0"/>
         <w:rPr>
           <w:sz w:val="21"/>
           <w:szCs w:val="21"/>
@@ -29196,7 +29196,7 @@
     </w:p>
     <w:p>
       <w:pPr>
-        <w:spacing w:after="0" w:line="300" w:lineRule="auto"/>
+        <w:spacing w:after="0" w:line="300" w:lineRule="auto" w:before="0"/>
         <w:rPr>
           <w:sz w:val="21"/>
           <w:szCs w:val="21"/>
@@ -29242,7 +29242,7 @@
     </w:p>
     <w:p>
       <w:pPr>
-        <w:spacing w:after="0" w:line="300" w:lineRule="auto"/>
+        <w:spacing w:after="0" w:line="300" w:lineRule="auto" w:before="0"/>
         <w:rPr>
           <w:sz w:val="21"/>
           <w:szCs w:val="21"/>
@@ -29288,7 +29288,7 @@
     </w:p>
     <w:p>
       <w:pPr>
-        <w:spacing w:after="0" w:line="300" w:lineRule="auto"/>
+        <w:spacing w:after="0" w:line="300" w:lineRule="auto" w:before="0"/>
         <w:rPr>
           <w:sz w:val="21"/>
           <w:szCs w:val="21"/>
@@ -29334,7 +29334,7 @@
     </w:p>
     <w:p>
       <w:pPr>
-        <w:spacing w:after="0" w:line="300" w:lineRule="auto"/>
+        <w:spacing w:after="0" w:line="300" w:lineRule="auto" w:before="0"/>
         <w:rPr>
           <w:sz w:val="21"/>
           <w:szCs w:val="21"/>
@@ -29372,7 +29372,7 @@
     </w:p>
     <w:p>
       <w:pPr>
-        <w:spacing w:after="0" w:line="300" w:lineRule="auto"/>
+        <w:spacing w:after="0" w:line="300" w:lineRule="auto" w:before="0"/>
         <w:rPr>
           <w:sz w:val="21"/>
           <w:szCs w:val="21"/>
@@ -29382,7 +29382,7 @@
     </w:p>
     <w:p>
       <w:pPr>
-        <w:spacing w:after="0" w:line="300" w:lineRule="auto"/>
+        <w:spacing w:after="0" w:line="300" w:lineRule="auto" w:before="0"/>
         <w:rPr>
           <w:sz w:val="21"/>
           <w:szCs w:val="21"/>
@@ -29410,7 +29410,7 @@
     </w:p>
     <w:p>
       <w:pPr>
-        <w:spacing w:after="0" w:line="300" w:lineRule="auto"/>
+        <w:spacing w:after="0" w:line="300" w:lineRule="auto" w:before="0"/>
         <w:rPr>
           <w:sz w:val="21"/>
           <w:szCs w:val="21"/>
@@ -29447,7 +29447,7 @@
     </w:p>
     <w:p>
       <w:pPr>
-        <w:spacing w:after="0" w:line="300" w:lineRule="auto"/>
+        <w:spacing w:after="0" w:line="300" w:lineRule="auto" w:before="0"/>
         <w:rPr>
           <w:sz w:val="21"/>
           <w:szCs w:val="21"/>
@@ -29484,7 +29484,7 @@
     </w:p>
     <w:p>
       <w:pPr>
-        <w:spacing w:after="0" w:line="300" w:lineRule="auto"/>
+        <w:spacing w:after="0" w:line="300" w:lineRule="auto" w:before="0"/>
         <w:rPr>
           <w:sz w:val="21"/>
           <w:szCs w:val="21"/>
@@ -29521,7 +29521,7 @@
     </w:p>
     <w:p>
       <w:pPr>
-        <w:spacing w:after="0" w:line="300" w:lineRule="auto"/>
+        <w:spacing w:after="0" w:line="300" w:lineRule="auto" w:before="0"/>
         <w:rPr>
           <w:sz w:val="21"/>
           <w:szCs w:val="21"/>
@@ -29587,7 +29587,7 @@
           </w:tcPr>
           <w:p>
             <w:pPr>
-              <w:spacing w:after="0" w:line="300" w:lineRule="auto"/>
+              <w:spacing w:after="0" w:line="300" w:lineRule="auto" w:before="0"/>
               <w:rPr>
                 <w:sz w:val="21"/>
                 <w:szCs w:val="21"/>
@@ -29620,7 +29620,7 @@
           </w:tcPr>
           <w:p>
             <w:pPr>
-              <w:spacing w:after="0" w:line="300" w:lineRule="auto"/>
+              <w:spacing w:after="0" w:line="300" w:lineRule="auto" w:before="0"/>
               <w:rPr>
                 <w:sz w:val="21"/>
                 <w:szCs w:val="21"/>
@@ -29653,7 +29653,7 @@
           </w:tcPr>
           <w:p>
             <w:pPr>
-              <w:spacing w:after="0" w:line="300" w:lineRule="auto"/>
+              <w:spacing w:after="0" w:line="300" w:lineRule="auto" w:before="0"/>
               <w:rPr>
                 <w:sz w:val="21"/>
                 <w:szCs w:val="21"/>
@@ -29686,7 +29686,7 @@
           </w:tcPr>
           <w:p>
             <w:pPr>
-              <w:spacing w:after="0" w:line="300" w:lineRule="auto"/>
+              <w:spacing w:after="0" w:line="300" w:lineRule="auto" w:before="0"/>
               <w:rPr>
                 <w:sz w:val="21"/>
                 <w:szCs w:val="21"/>
@@ -29722,7 +29722,7 @@
           </w:tcPr>
           <w:p>
             <w:pPr>
-              <w:spacing w:after="0" w:line="300" w:lineRule="auto"/>
+              <w:spacing w:after="0" w:line="300" w:lineRule="auto" w:before="0"/>
               <w:rPr>
                 <w:sz w:val="21"/>
                 <w:szCs w:val="21"/>
@@ -29755,7 +29755,7 @@
           </w:tcPr>
           <w:p>
             <w:pPr>
-              <w:spacing w:after="0" w:line="300" w:lineRule="auto"/>
+              <w:spacing w:after="0" w:line="300" w:lineRule="auto" w:before="0"/>
               <w:rPr>
                 <w:sz w:val="21"/>
                 <w:szCs w:val="21"/>
@@ -29788,7 +29788,7 @@
           </w:tcPr>
           <w:p>
             <w:pPr>
-              <w:spacing w:after="0" w:line="300" w:lineRule="auto"/>
+              <w:spacing w:after="0" w:line="300" w:lineRule="auto" w:before="0"/>
               <w:rPr>
                 <w:sz w:val="21"/>
                 <w:szCs w:val="21"/>
@@ -29821,7 +29821,7 @@
           </w:tcPr>
           <w:p>
             <w:pPr>
-              <w:spacing w:after="0" w:line="300" w:lineRule="auto"/>
+              <w:spacing w:after="0" w:line="300" w:lineRule="auto" w:before="0"/>
               <w:rPr>
                 <w:sz w:val="21"/>
                 <w:szCs w:val="21"/>
@@ -29854,7 +29854,7 @@
           </w:tcPr>
           <w:p>
             <w:pPr>
-              <w:spacing w:after="0" w:line="300" w:lineRule="auto"/>
+              <w:spacing w:after="0" w:line="300" w:lineRule="auto" w:before="0"/>
               <w:rPr>
                 <w:sz w:val="21"/>
                 <w:szCs w:val="21"/>
@@ -29880,7 +29880,7 @@
           </w:tcPr>
           <w:p>
             <w:pPr>
-              <w:spacing w:after="0" w:line="300" w:lineRule="auto"/>
+              <w:spacing w:after="0" w:line="300" w:lineRule="auto" w:before="0"/>
               <w:rPr>
                 <w:sz w:val="21"/>
                 <w:szCs w:val="21"/>
@@ -29913,7 +29913,7 @@
           </w:tcPr>
           <w:p>
             <w:pPr>
-              <w:spacing w:after="0" w:line="300" w:lineRule="auto"/>
+              <w:spacing w:after="0" w:line="300" w:lineRule="auto" w:before="0"/>
               <w:rPr>
                 <w:sz w:val="21"/>
                 <w:szCs w:val="21"/>
@@ -29948,7 +29948,7 @@
           </w:tcPr>
           <w:p>
             <w:pPr>
-              <w:spacing w:after="0" w:line="300" w:lineRule="auto"/>
+              <w:spacing w:after="0" w:line="300" w:lineRule="auto" w:before="0"/>
               <w:rPr>
                 <w:sz w:val="21"/>
                 <w:szCs w:val="21"/>
@@ -29986,7 +29986,7 @@
           </w:tcPr>
           <w:p>
             <w:pPr>
-              <w:spacing w:after="0" w:line="300" w:lineRule="auto"/>
+              <w:spacing w:after="0" w:line="300" w:lineRule="auto" w:before="0"/>
               <w:rPr>
                 <w:sz w:val="21"/>
                 <w:szCs w:val="21"/>
@@ -30019,7 +30019,7 @@
           </w:tcPr>
           <w:p>
             <w:pPr>
-              <w:spacing w:after="0" w:line="300" w:lineRule="auto"/>
+              <w:spacing w:after="0" w:line="300" w:lineRule="auto" w:before="0"/>
               <w:rPr>
                 <w:sz w:val="21"/>
                 <w:szCs w:val="21"/>
@@ -30052,7 +30052,7 @@
           </w:tcPr>
           <w:p>
             <w:pPr>
-              <w:spacing w:after="0" w:line="300" w:lineRule="auto"/>
+              <w:spacing w:after="0" w:line="300" w:lineRule="auto" w:before="0"/>
               <w:rPr>
                 <w:sz w:val="21"/>
                 <w:szCs w:val="21"/>
@@ -30085,7 +30085,7 @@
           </w:tcPr>
           <w:p>
             <w:pPr>
-              <w:spacing w:after="0" w:line="300" w:lineRule="auto"/>
+              <w:spacing w:after="0" w:line="300" w:lineRule="auto" w:before="0"/>
               <w:rPr>
                 <w:sz w:val="21"/>
                 <w:szCs w:val="21"/>
@@ -30116,7 +30116,7 @@
           </w:tcPr>
           <w:p>
             <w:pPr>
-              <w:spacing w:after="0" w:line="300" w:lineRule="auto"/>
+              <w:spacing w:after="0" w:line="300" w:lineRule="auto" w:before="0"/>
               <w:rPr>
                 <w:sz w:val="21"/>
                 <w:szCs w:val="21"/>
@@ -30141,7 +30141,7 @@
           </w:tcPr>
           <w:p>
             <w:pPr>
-              <w:spacing w:after="0" w:line="300" w:lineRule="auto"/>
+              <w:spacing w:after="0" w:line="300" w:lineRule="auto" w:before="0"/>
               <w:rPr>
                 <w:sz w:val="21"/>
                 <w:szCs w:val="21"/>
@@ -30174,7 +30174,7 @@
           </w:tcPr>
           <w:p>
             <w:pPr>
-              <w:spacing w:after="0" w:line="300" w:lineRule="auto"/>
+              <w:spacing w:after="0" w:line="300" w:lineRule="auto" w:before="0"/>
               <w:rPr>
                 <w:sz w:val="21"/>
                 <w:szCs w:val="21"/>
@@ -30209,7 +30209,7 @@
           </w:tcPr>
           <w:p>
             <w:pPr>
-              <w:spacing w:after="0" w:line="300" w:lineRule="auto"/>
+              <w:spacing w:after="0" w:line="300" w:lineRule="auto" w:before="0"/>
               <w:rPr>
                 <w:sz w:val="21"/>
                 <w:szCs w:val="21"/>
@@ -30247,7 +30247,7 @@
           </w:tcPr>
           <w:p>
             <w:pPr>
-              <w:spacing w:after="0" w:line="300" w:lineRule="auto"/>
+              <w:spacing w:after="0" w:line="300" w:lineRule="auto" w:before="0"/>
               <w:rPr>
                 <w:sz w:val="21"/>
                 <w:szCs w:val="21"/>
@@ -30280,7 +30280,7 @@
           </w:tcPr>
           <w:p>
             <w:pPr>
-              <w:spacing w:after="0" w:line="300" w:lineRule="auto"/>
+              <w:spacing w:after="0" w:line="300" w:lineRule="auto" w:before="0"/>
               <w:rPr>
                 <w:sz w:val="21"/>
                 <w:szCs w:val="21"/>
@@ -30313,7 +30313,7 @@
           </w:tcPr>
           <w:p>
             <w:pPr>
-              <w:spacing w:after="0" w:line="300" w:lineRule="auto"/>
+              <w:spacing w:after="0" w:line="300" w:lineRule="auto" w:before="0"/>
               <w:rPr>
                 <w:sz w:val="21"/>
                 <w:szCs w:val="21"/>
@@ -30346,7 +30346,7 @@
           </w:tcPr>
           <w:p>
             <w:pPr>
-              <w:spacing w:after="0" w:line="300" w:lineRule="auto"/>
+              <w:spacing w:after="0" w:line="300" w:lineRule="auto" w:before="0"/>
               <w:rPr>
                 <w:sz w:val="21"/>
                 <w:szCs w:val="21"/>
@@ -30379,7 +30379,7 @@
           </w:tcPr>
           <w:p>
             <w:pPr>
-              <w:spacing w:after="0" w:line="300" w:lineRule="auto"/>
+              <w:spacing w:after="0" w:line="300" w:lineRule="auto" w:before="0"/>
               <w:rPr>
                 <w:sz w:val="21"/>
                 <w:szCs w:val="21"/>
@@ -30405,7 +30405,7 @@
           </w:tcPr>
           <w:p>
             <w:pPr>
-              <w:spacing w:after="0" w:line="300" w:lineRule="auto"/>
+              <w:spacing w:after="0" w:line="300" w:lineRule="auto" w:before="0"/>
               <w:rPr>
                 <w:sz w:val="21"/>
                 <w:szCs w:val="21"/>
@@ -30438,7 +30438,7 @@
           </w:tcPr>
           <w:p>
             <w:pPr>
-              <w:spacing w:after="0" w:line="300" w:lineRule="auto"/>
+              <w:spacing w:after="0" w:line="300" w:lineRule="auto" w:before="0"/>
               <w:rPr>
                 <w:sz w:val="21"/>
                 <w:szCs w:val="21"/>
@@ -30471,7 +30471,7 @@
           </w:tcPr>
           <w:p>
             <w:pPr>
-              <w:spacing w:after="0" w:line="300" w:lineRule="auto"/>
+              <w:spacing w:after="0" w:line="300" w:lineRule="auto" w:before="0"/>
               <w:rPr>
                 <w:sz w:val="21"/>
                 <w:szCs w:val="21"/>
@@ -30507,7 +30507,7 @@
           </w:tcPr>
           <w:p>
             <w:pPr>
-              <w:spacing w:after="0" w:line="300" w:lineRule="auto"/>
+              <w:spacing w:after="0" w:line="300" w:lineRule="auto" w:before="0"/>
               <w:rPr>
                 <w:sz w:val="21"/>
                 <w:szCs w:val="21"/>
@@ -30524,7 +30524,7 @@
           </w:p>
           <w:p>
             <w:pPr>
-              <w:spacing w:after="0" w:line="300" w:lineRule="auto"/>
+              <w:spacing w:after="0" w:line="300" w:lineRule="auto" w:before="0"/>
               <w:rPr>
                 <w:sz w:val="21"/>
                 <w:szCs w:val="21"/>
@@ -30557,7 +30557,7 @@
           </w:tcPr>
           <w:p>
             <w:pPr>
-              <w:spacing w:after="0" w:line="300" w:lineRule="auto"/>
+              <w:spacing w:after="0" w:line="300" w:lineRule="auto" w:before="0"/>
               <w:rPr>
                 <w:sz w:val="21"/>
                 <w:szCs w:val="21"/>
@@ -30590,7 +30590,7 @@
           </w:tcPr>
           <w:p>
             <w:pPr>
-              <w:spacing w:after="0" w:line="300" w:lineRule="auto"/>
+              <w:spacing w:after="0" w:line="300" w:lineRule="auto" w:before="0"/>
               <w:rPr>
                 <w:sz w:val="21"/>
                 <w:szCs w:val="21"/>
@@ -30625,7 +30625,7 @@
           </w:tcPr>
           <w:p>
             <w:pPr>
-              <w:spacing w:after="0" w:line="300" w:lineRule="auto"/>
+              <w:spacing w:after="0" w:line="300" w:lineRule="auto" w:before="0"/>
               <w:rPr>
                 <w:sz w:val="21"/>
                 <w:szCs w:val="21"/>
@@ -30658,7 +30658,7 @@
           </w:tcPr>
           <w:p>
             <w:pPr>
-              <w:spacing w:after="0" w:line="300" w:lineRule="auto"/>
+              <w:spacing w:after="0" w:line="300" w:lineRule="auto" w:before="0"/>
               <w:rPr>
                 <w:sz w:val="21"/>
                 <w:szCs w:val="21"/>
@@ -30684,7 +30684,7 @@
           </w:tcPr>
           <w:p>
             <w:pPr>
-              <w:spacing w:after="0" w:line="300" w:lineRule="auto"/>
+              <w:spacing w:after="0" w:line="300" w:lineRule="auto" w:before="0"/>
               <w:rPr>
                 <w:sz w:val="21"/>
                 <w:szCs w:val="21"/>
@@ -30717,7 +30717,7 @@
           </w:tcPr>
           <w:p>
             <w:pPr>
-              <w:spacing w:after="0" w:line="300" w:lineRule="auto"/>
+              <w:spacing w:after="0" w:line="300" w:lineRule="auto" w:before="0"/>
               <w:rPr>
                 <w:sz w:val="21"/>
                 <w:szCs w:val="21"/>
@@ -30750,7 +30750,7 @@
           </w:tcPr>
           <w:p>
             <w:pPr>
-              <w:spacing w:after="0" w:line="300" w:lineRule="auto"/>
+              <w:spacing w:after="0" w:line="300" w:lineRule="auto" w:before="0"/>
               <w:rPr>
                 <w:sz w:val="21"/>
                 <w:szCs w:val="21"/>
@@ -30770,7 +30770,7 @@
     </w:tbl>
     <w:p>
       <w:pPr>
-        <w:spacing w:after="0" w:line="300" w:lineRule="auto"/>
+        <w:spacing w:after="0" w:line="300" w:lineRule="auto" w:before="0"/>
         <w:rPr>
           <w:sz w:val="21"/>
           <w:szCs w:val="21"/>
@@ -30779,7 +30779,7 @@
     </w:p>
     <w:p>
       <w:pPr>
-        <w:spacing w:after="0" w:line="300" w:lineRule="auto"/>
+        <w:spacing w:after="0" w:line="300" w:lineRule="auto" w:before="0"/>
         <w:rPr>
           <w:sz w:val="21"/>
           <w:szCs w:val="21"/>
@@ -30809,7 +30809,7 @@
     </w:p>
     <w:p>
       <w:pPr>
-        <w:spacing w:after="0" w:line="300" w:lineRule="auto"/>
+        <w:spacing w:after="0" w:line="300" w:lineRule="auto" w:before="0"/>
         <w:rPr>
           <w:sz w:val="21"/>
           <w:szCs w:val="21"/>
@@ -30855,7 +30855,7 @@
     </w:p>
     <w:p>
       <w:pPr>
-        <w:spacing w:after="0" w:line="300" w:lineRule="auto"/>
+        <w:spacing w:after="0" w:line="300" w:lineRule="auto" w:before="0"/>
         <w:rPr>
           <w:sz w:val="21"/>
           <w:szCs w:val="21"/>
@@ -30937,7 +30937,7 @@
     </w:p>
     <w:p>
       <w:pPr>
-        <w:spacing w:after="0" w:line="300" w:lineRule="auto"/>
+        <w:spacing w:after="0" w:line="300" w:lineRule="auto" w:before="0"/>
         <w:rPr>
           <w:sz w:val="21"/>
           <w:szCs w:val="21"/>
@@ -30992,7 +30992,7 @@
     </w:p>
     <w:p>
       <w:pPr>
-        <w:spacing w:after="0" w:line="300" w:lineRule="auto"/>
+        <w:spacing w:after="0" w:line="300" w:lineRule="auto" w:before="0"/>
         <w:rPr>
           <w:sz w:val="21"/>
           <w:szCs w:val="21"/>
@@ -31047,7 +31047,7 @@
     </w:p>
     <w:p>
       <w:pPr>
-        <w:spacing w:after="0" w:line="300" w:lineRule="auto"/>
+        <w:spacing w:after="0" w:line="300" w:lineRule="auto" w:before="0"/>
         <w:rPr>
           <w:sz w:val="21"/>
           <w:szCs w:val="21"/>
@@ -31093,7 +31093,7 @@
     </w:p>
     <w:p>
       <w:pPr>
-        <w:spacing w:after="0" w:line="300" w:lineRule="auto"/>
+        <w:spacing w:after="0" w:line="300" w:lineRule="auto" w:before="0"/>
         <w:rPr>
           <w:sz w:val="21"/>
           <w:szCs w:val="21"/>
@@ -31139,7 +31139,7 @@
     </w:p>
     <w:p>
       <w:pPr>
-        <w:spacing w:after="0" w:line="300" w:lineRule="auto"/>
+        <w:spacing w:after="0" w:line="300" w:lineRule="auto" w:before="0"/>
         <w:rPr>
           <w:sz w:val="21"/>
           <w:szCs w:val="21"/>
@@ -31185,7 +31185,7 @@
     </w:p>
     <w:p>
       <w:pPr>
-        <w:spacing w:after="0" w:line="300" w:lineRule="auto"/>
+        <w:spacing w:after="0" w:line="300" w:lineRule="auto" w:before="0"/>
         <w:rPr>
           <w:sz w:val="21"/>
           <w:szCs w:val="21"/>
@@ -31222,7 +31222,7 @@
     </w:p>
     <w:p>
       <w:pPr>
-        <w:spacing w:after="0" w:line="300" w:lineRule="auto"/>
+        <w:spacing w:after="0" w:line="300" w:lineRule="auto" w:before="0"/>
         <w:rPr>
           <w:sz w:val="21"/>
           <w:szCs w:val="21"/>
@@ -31232,7 +31232,7 @@
     </w:p>
     <w:p>
       <w:pPr>
-        <w:spacing w:after="0" w:line="300" w:lineRule="auto"/>
+        <w:spacing w:after="0" w:line="300" w:lineRule="auto" w:before="0"/>
         <w:rPr>
           <w:sz w:val="21"/>
           <w:szCs w:val="21"/>
@@ -31281,7 +31281,7 @@
     </w:p>
     <w:p>
       <w:pPr>
-        <w:spacing w:after="0" w:line="300" w:lineRule="auto"/>
+        <w:spacing w:after="0" w:line="300" w:lineRule="auto" w:before="0"/>
         <w:rPr>
           <w:sz w:val="21"/>
           <w:szCs w:val="21"/>
@@ -31363,7 +31363,7 @@
     </w:p>
     <w:p>
       <w:pPr>
-        <w:spacing w:after="0" w:line="300" w:lineRule="auto"/>
+        <w:spacing w:after="0" w:line="300" w:lineRule="auto" w:before="0"/>
         <w:rPr>
           <w:sz w:val="21"/>
           <w:szCs w:val="21"/>
@@ -31418,7 +31418,7 @@
     </w:p>
     <w:p>
       <w:pPr>
-        <w:spacing w:after="0" w:line="300" w:lineRule="auto"/>
+        <w:spacing w:after="0" w:line="300" w:lineRule="auto" w:before="0"/>
         <w:rPr>
           <w:sz w:val="21"/>
           <w:szCs w:val="21"/>
@@ -31491,7 +31491,7 @@
     </w:p>
     <w:p>
       <w:pPr>
-        <w:spacing w:after="0" w:line="300" w:lineRule="auto"/>
+        <w:spacing w:after="0" w:line="300" w:lineRule="auto" w:before="0"/>
         <w:rPr>
           <w:sz w:val="21"/>
           <w:szCs w:val="21"/>
@@ -31537,7 +31537,7 @@
     </w:p>
     <w:p>
       <w:pPr>
-        <w:spacing w:after="0" w:line="300" w:lineRule="auto"/>
+        <w:spacing w:after="0" w:line="300" w:lineRule="auto" w:before="0"/>
         <w:rPr>
           <w:sz w:val="21"/>
           <w:szCs w:val="21"/>
@@ -31583,7 +31583,7 @@
     </w:p>
     <w:p>
       <w:pPr>
-        <w:spacing w:after="0" w:line="300" w:lineRule="auto"/>
+        <w:spacing w:after="0" w:line="300" w:lineRule="auto" w:before="0"/>
         <w:rPr>
           <w:sz w:val="21"/>
           <w:szCs w:val="21"/>
@@ -31652,14 +31652,14 @@
 </file>
 
 <file path=word/footer1.xml><?xml version="1.0" encoding="utf-8"?>
-<w:ftr xmlns:w="http://schemas.openxmlformats.org/wordprocessingml/2006/main" xmlns:r="http://schemas.openxmlformats.org/officeDocument/2006/relationships">
-  <w:p>
+<w:ftr xmlns:w="http://schemas.openxmlformats.org/wordprocessingml/2006/main">
+  <w:p xmlns:w="http://schemas.openxmlformats.org/wordprocessingml/2006/main">
     <w:pPr>
       <w:jc w:val="center"/>
     </w:pPr>
     <w:r>
       <w:rPr>
-        <w:rFonts w:ascii="Times New Roman" w:hAnsi="Times New Roman" w:eastAsia="宋体"/>
+        <w:rFonts w:ascii="Times New Roman" w:hAnsi="Times New Roman" w:eastAsia="宋体" w:cs="Times New Roman"/>
         <w:sz w:val="21"/>
         <w:szCs w:val="21"/>
       </w:rPr>
@@ -31667,47 +31667,107 @@
     </w:r>
     <w:r>
       <w:rPr>
-        <w:rFonts w:ascii="Times New Roman" w:hAnsi="Times New Roman" w:eastAsia="宋体"/>
+        <w:rFonts w:ascii="Times New Roman" w:hAnsi="Times New Roman" w:eastAsia="宋体" w:cs="Times New Roman"/>
         <w:sz w:val="21"/>
         <w:szCs w:val="21"/>
       </w:rPr>
-      <w:t xml:space="preserve">第</w:t>
+      <w:t>第</w:t>
     </w:r>
-    <w:fldSimple w:instr=" PAGE ">
-      <w:r>
-        <w:rPr>
-          <w:rFonts w:ascii="Times New Roman" w:hAnsi="Times New Roman" w:eastAsia="宋体"/>
-          <w:sz w:val="21"/>
-          <w:szCs w:val="21"/>
-        </w:rPr>
-        <w:t xml:space="preserve">1</w:t>
-      </w:r>
-    </w:fldSimple>
     <w:r>
       <w:rPr>
-        <w:rFonts w:ascii="Times New Roman" w:hAnsi="Times New Roman" w:eastAsia="宋体"/>
+        <w:rFonts w:ascii="Times New Roman" w:hAnsi="Times New Roman" w:eastAsia="宋体" w:cs="Times New Roman"/>
         <w:sz w:val="21"/>
         <w:szCs w:val="21"/>
       </w:rPr>
-      <w:t xml:space="preserve">页（共</w:t>
+      <w:fldChar w:fldCharType="begin"/>
     </w:r>
-    <w:fldSimple w:instr=" NUMPAGES ">
-      <w:r>
-        <w:rPr>
-          <w:rFonts w:ascii="Times New Roman" w:hAnsi="Times New Roman" w:eastAsia="宋体"/>
-          <w:sz w:val="21"/>
-          <w:szCs w:val="21"/>
-        </w:rPr>
-        <w:t xml:space="preserve">1</w:t>
-      </w:r>
-    </w:fldSimple>
     <w:r>
       <w:rPr>
-        <w:rFonts w:ascii="Times New Roman" w:hAnsi="Times New Roman" w:eastAsia="宋体"/>
+        <w:rFonts w:ascii="Times New Roman" w:hAnsi="Times New Roman" w:eastAsia="宋体" w:cs="Times New Roman"/>
         <w:sz w:val="21"/>
         <w:szCs w:val="21"/>
       </w:rPr>
-      <w:t xml:space="preserve">页）</w:t>
+      <w:instrText xml:space="preserve"> PAGE </w:instrText>
+    </w:r>
+    <w:r>
+      <w:rPr>
+        <w:rFonts w:ascii="Times New Roman" w:hAnsi="Times New Roman" w:eastAsia="宋体" w:cs="Times New Roman"/>
+        <w:sz w:val="21"/>
+        <w:szCs w:val="21"/>
+      </w:rPr>
+      <w:fldChar w:fldCharType="separate"/>
+    </w:r>
+    <w:r>
+      <w:rPr>
+        <w:rFonts w:ascii="Times New Roman" w:hAnsi="Times New Roman" w:eastAsia="宋体" w:cs="Times New Roman"/>
+        <w:sz w:val="21"/>
+        <w:szCs w:val="21"/>
+      </w:rPr>
+      <w:t>1</w:t>
+    </w:r>
+    <w:r>
+      <w:rPr>
+        <w:rFonts w:ascii="Times New Roman" w:hAnsi="Times New Roman" w:eastAsia="宋体" w:cs="Times New Roman"/>
+        <w:sz w:val="21"/>
+        <w:szCs w:val="21"/>
+      </w:rPr>
+      <w:fldChar w:fldCharType="end"/>
+    </w:r>
+    <w:r>
+      <w:rPr>
+        <w:rFonts w:ascii="Times New Roman" w:hAnsi="Times New Roman" w:eastAsia="宋体" w:cs="Times New Roman"/>
+        <w:sz w:val="21"/>
+        <w:szCs w:val="21"/>
+      </w:rPr>
+      <w:t>页（共</w:t>
+    </w:r>
+    <w:r>
+      <w:rPr>
+        <w:rFonts w:ascii="Times New Roman" w:hAnsi="Times New Roman" w:eastAsia="宋体" w:cs="Times New Roman"/>
+        <w:sz w:val="21"/>
+        <w:szCs w:val="21"/>
+      </w:rPr>
+      <w:fldChar w:fldCharType="begin"/>
+    </w:r>
+    <w:r>
+      <w:rPr>
+        <w:rFonts w:ascii="Times New Roman" w:hAnsi="Times New Roman" w:eastAsia="宋体" w:cs="Times New Roman"/>
+        <w:sz w:val="21"/>
+        <w:szCs w:val="21"/>
+      </w:rPr>
+      <w:instrText xml:space="preserve"> NUMPAGES </w:instrText>
+    </w:r>
+    <w:r>
+      <w:rPr>
+        <w:rFonts w:ascii="Times New Roman" w:hAnsi="Times New Roman" w:eastAsia="宋体" w:cs="Times New Roman"/>
+        <w:sz w:val="21"/>
+        <w:szCs w:val="21"/>
+      </w:rPr>
+      <w:fldChar w:fldCharType="separate"/>
+    </w:r>
+    <w:r>
+      <w:rPr>
+        <w:rFonts w:ascii="Times New Roman" w:hAnsi="Times New Roman" w:eastAsia="宋体" w:cs="Times New Roman"/>
+        <w:sz w:val="21"/>
+        <w:szCs w:val="21"/>
+      </w:rPr>
+      <w:t>14</w:t>
+    </w:r>
+    <w:r>
+      <w:rPr>
+        <w:rFonts w:ascii="Times New Roman" w:hAnsi="Times New Roman" w:eastAsia="宋体" w:cs="Times New Roman"/>
+        <w:sz w:val="21"/>
+        <w:szCs w:val="21"/>
+      </w:rPr>
+      <w:fldChar w:fldCharType="end"/>
+    </w:r>
+    <w:r>
+      <w:rPr>
+        <w:rFonts w:ascii="Times New Roman" w:hAnsi="Times New Roman" w:eastAsia="宋体" w:cs="Times New Roman"/>
+        <w:sz w:val="21"/>
+        <w:szCs w:val="21"/>
+      </w:rPr>
+      <w:t>页）</w:t>
     </w:r>
   </w:p>
 </w:ftr>
@@ -31946,15 +32006,14 @@
   <w:docDefaults>
     <w:rPrDefault>
       <w:rPr>
-        <w:rFonts w:cstheme="minorBidi" w:ascii="Times New Roman" w:hAnsi="Times New Roman" w:eastAsia="宋体" w:cs="Times New Roman"/>
+        <w:rFonts w:ascii="Times New Roman" w:hAnsi="Times New Roman" w:eastAsia="宋体" w:cs="Times New Roman"/>
         <w:sz w:val="21"/>
         <w:szCs w:val="21"/>
-        <w:lang w:val="en-US" w:eastAsia="en-US" w:bidi="ar-SA"/>
       </w:rPr>
     </w:rPrDefault>
     <w:pPrDefault>
       <w:pPr>
-        <w:spacing w:after="200" w:line="276" w:lineRule="auto"/>
+        <w:spacing w:before="0" w:after="0" w:line="300" w:lineRule="auto"/>
       </w:pPr>
     </w:pPrDefault>
   </w:docDefaults>

--- a/高中物理/高中物理同步/人教版必修3 第12章 电能 能量守恒定律·简单卷（10题）.docx
+++ b/高中物理/高中物理同步/人教版必修3 第12章 电能 能量守恒定律·简单卷（10题）.docx
@@ -20024,7 +20024,19 @@
           <w:rPr>
             <w:rFonts w:ascii="Times New Roman" w:hAnsi="Times New Roman" w:cs="Cambria Math"/>
           </w:rPr>
-          <m:t>rE=</m:t>
+          <m:t>r</m:t>
+        </m:r>
+        <m:r>
+          <w:rPr>
+            <w:rFonts w:ascii="Times New Roman" w:hAnsi="Times New Roman" w:cs="Cambria Math"/>
+          </w:rPr>
+          <m:t>,</m:t>
+        </m:r>
+        <m:r>
+          <w:rPr>
+            <w:rFonts w:ascii="Times New Roman" w:hAnsi="Times New Roman" w:cs="Cambria Math"/>
+          </w:rPr>
+          <m:t>E=</m:t>
         </m:r>
         <m:sSub>
           <m:sSubPr>
@@ -20082,6 +20094,18 @@
             </m:r>
           </m:sub>
         </m:sSub>
+        <m:r>
+          <w:rPr>
+            <w:rFonts w:ascii="Times New Roman" w:hAnsi="Times New Roman" w:cs="Cambria Math"/>
+          </w:rPr>
+          <m:t>r</m:t>
+        </m:r>
+        <m:r>
+          <w:rPr>
+            <w:rFonts w:ascii="Times New Roman" w:hAnsi="Times New Roman" w:cs="Cambria Math"/>
+          </w:rPr>
+          <m:t>,</m:t>
+        </m:r>
         <m:r>
           <w:rPr>
             <w:rFonts w:ascii="Times New Roman" w:hAnsi="Times New Roman" w:cs="Cambria Math"/>
@@ -20267,6 +20291,12 @@
           <w:rPr>
             <w:rFonts w:ascii="Times New Roman" w:hAnsi="Times New Roman" w:cs="Cambria Math"/>
           </w:rPr>
+          <m:t>,</m:t>
+        </m:r>
+        <m:r>
+          <w:rPr>
+            <w:rFonts w:ascii="Times New Roman" w:hAnsi="Times New Roman" w:cs="Cambria Math"/>
+          </w:rPr>
           <m:t>r=</m:t>
         </m:r>
         <m:f>
@@ -25005,6 +25035,20 @@
             <w:rFonts w:ascii="Times New Roman" w:hAnsi="Times New Roman" w:cs="Cambria Math"/>
             <w:lang w:eastAsia="zh-CN"/>
           </w:rPr>
+          <m:t>r</m:t>
+        </m:r>
+        <m:r>
+          <w:rPr>
+            <w:rFonts w:ascii="Times New Roman" w:hAnsi="Times New Roman" w:cs="Cambria Math"/>
+            <w:lang w:eastAsia="zh-CN"/>
+          </w:rPr>
+          <m:t>,</m:t>
+        </m:r>
+        <m:r>
+          <w:rPr>
+            <w:rFonts w:ascii="Times New Roman" w:hAnsi="Times New Roman" w:cs="Cambria Math"/>
+            <w:lang w:eastAsia="zh-CN"/>
+          </w:rPr>
           <m:t>E=</m:t>
         </m:r>
         <m:sSub>
@@ -25095,6 +25139,13 @@
             </m:r>
           </m:sub>
         </m:sSub>
+        <m:r>
+          <w:rPr>
+            <w:rFonts w:ascii="Times New Roman" w:hAnsi="Times New Roman" w:cs="Cambria Math"/>
+            <w:lang w:eastAsia="zh-CN"/>
+          </w:rPr>
+          <m:t>r</m:t>
+        </m:r>
       </m:oMath>
     </w:p>
     <w:p>
@@ -26702,6 +26753,13 @@
           </m:den>
         </m:f>
         <m:r>
+          <w:rPr>
+            <w:rFonts w:ascii="Times New Roman" w:hAnsi="Times New Roman" w:cs="Cambria Math"/>
+            <w:lang w:eastAsia="zh-CN"/>
+          </w:rPr>
+          <m:t>r</m:t>
+        </m:r>
+        <m:r>
           <m:rPr>
             <m:nor/>
           </m:rPr>
@@ -26819,6 +26877,13 @@
             </m:sSub>
           </m:den>
         </m:f>
+        <m:r>
+          <w:rPr>
+            <w:rFonts w:ascii="Times New Roman" w:hAnsi="Times New Roman" w:cs="Cambria Math"/>
+            <w:lang w:eastAsia="zh-CN"/>
+          </w:rPr>
+          <m:t>r</m:t>
+        </m:r>
       </m:oMath>
     </w:p>
     <w:p>

--- a/高中物理/高中物理同步/人教版必修3 第12章 电能 能量守恒定律·简单卷（10题）.docx
+++ b/高中物理/高中物理同步/人教版必修3 第12章 电能 能量守恒定律·简单卷（10题）.docx
@@ -31720,7 +31720,7 @@
 <w:ftr xmlns:w="http://schemas.openxmlformats.org/wordprocessingml/2006/main">
   <w:p xmlns:w="http://schemas.openxmlformats.org/wordprocessingml/2006/main">
     <w:pPr>
-      <w:jc w:val="center"/>
+      <w:jc w:val="left"/>
     </w:pPr>
     <w:r>
       <w:rPr>

--- a/高中物理/高中物理同步/人教版必修3 第12章 电能 能量守恒定律·简单卷（10题）.docx
+++ b/高中物理/高中物理同步/人教版必修3 第12章 电能 能量守恒定律·简单卷（10题）.docx
@@ -15766,50 +15766,36 @@
       </w:r>
       <m:oMath>
         <m:f>
-          <m:fPr>
-            <m:ctrlPr>
-              <w:rPr>
-                <w:rFonts w:ascii="Times New Roman" w:hAnsi="Times New Roman"/>
-              </w:rPr>
-            </m:ctrlPr>
-          </m:fPr>
           <m:num>
-            <m:f>
-              <m:fPr>
+            <m:sSup>
+              <m:sSupPr>
                 <m:ctrlPr>
                   <w:rPr>
                     <w:rFonts w:ascii="Times New Roman" w:hAnsi="Times New Roman"/>
                   </w:rPr>
                 </m:ctrlPr>
-              </m:fPr>
+              </m:sSupPr>
+              <m:e>
+                <m:r>
+                  <w:rPr>
+                    <w:rFonts w:ascii="Times New Roman" w:hAnsi="Times New Roman" w:cs="Cambria Math"/>
+                  </w:rPr>
+                  <m:t>E</m:t>
+                </m:r>
+              </m:e>
+              <m:sup>
+                <m:r>
+                  <w:rPr>
+                    <w:rFonts w:ascii="Times New Roman" w:hAnsi="Times New Roman" w:cs="Cambria Math"/>
+                  </w:rPr>
+                  <m:t>2</m:t>
+                </m:r>
+              </m:sup>
+            </m:sSup>
+          </m:num>
+          <m:den>
+            <m:f>
               <m:num>
-                <m:sSup>
-                  <m:sSupPr>
-                    <m:ctrlPr>
-                      <w:rPr>
-                        <w:rFonts w:ascii="Times New Roman" w:hAnsi="Times New Roman"/>
-                      </w:rPr>
-                    </m:ctrlPr>
-                  </m:sSupPr>
-                  <m:e>
-                    <m:r>
-                      <w:rPr>
-                        <w:rFonts w:ascii="Times New Roman" w:hAnsi="Times New Roman" w:cs="Cambria Math"/>
-                      </w:rPr>
-                      <m:t>E</m:t>
-                    </m:r>
-                  </m:e>
-                  <m:sup>
-                    <m:r>
-                      <w:rPr>
-                        <w:rFonts w:ascii="Times New Roman" w:hAnsi="Times New Roman" w:cs="Cambria Math"/>
-                      </w:rPr>
-                      <m:t>2</m:t>
-                    </m:r>
-                  </m:sup>
-                </m:sSup>
-              </m:num>
-              <m:den>
                 <m:sSup>
                   <m:sSupPr>
                     <m:ctrlPr>
@@ -15835,24 +15821,24 @@
                     </m:r>
                   </m:sup>
                 </m:sSup>
+              </m:num>
+              <m:den>
+                <m:r>
+                  <w:rPr>
+                    <w:rFonts w:ascii="Times New Roman" w:hAnsi="Times New Roman" w:cs="Cambria Math"/>
+                  </w:rPr>
+                  <m:t>R</m:t>
+                </m:r>
               </m:den>
             </m:f>
-          </m:num>
-          <m:den>
             <m:r>
               <w:rPr>
                 <w:rFonts w:ascii="Times New Roman" w:hAnsi="Times New Roman" w:cs="Cambria Math"/>
               </w:rPr>
-              <m:t>R</m:t>
+              <m:t>+4r</m:t>
             </m:r>
           </m:den>
         </m:f>
-        <m:r>
-          <w:rPr>
-            <w:rFonts w:ascii="Times New Roman" w:hAnsi="Times New Roman" w:cs="Cambria Math"/>
-          </w:rPr>
-          <m:t>+4r</m:t>
-        </m:r>
       </m:oMath>
     </w:p>
     <w:p>
@@ -31800,31 +31786,7 @@
         <w:sz w:val="21"/>
         <w:szCs w:val="21"/>
       </w:rPr>
-      <w:instrText xml:space="preserve"> NUMPAGES </w:instrText>
-    </w:r>
-    <w:r>
-      <w:rPr>
-        <w:rFonts w:ascii="Times New Roman" w:hAnsi="Times New Roman" w:eastAsia="宋体" w:cs="Times New Roman"/>
-        <w:sz w:val="21"/>
-        <w:szCs w:val="21"/>
-      </w:rPr>
-      <w:fldChar w:fldCharType="separate"/>
-    </w:r>
-    <w:r>
-      <w:rPr>
-        <w:rFonts w:ascii="Times New Roman" w:hAnsi="Times New Roman" w:eastAsia="宋体" w:cs="Times New Roman"/>
-        <w:sz w:val="21"/>
-        <w:szCs w:val="21"/>
-      </w:rPr>
       <w:t>14</w:t>
-    </w:r>
-    <w:r>
-      <w:rPr>
-        <w:rFonts w:ascii="Times New Roman" w:hAnsi="Times New Roman" w:eastAsia="宋体" w:cs="Times New Roman"/>
-        <w:sz w:val="21"/>
-        <w:szCs w:val="21"/>
-      </w:rPr>
-      <w:fldChar w:fldCharType="end"/>
     </w:r>
     <w:r>
       <w:rPr>
